--- a/docs/ximing-ai-plan.docx
+++ b/docs/ximing-ai-plan.docx
@@ -11969,7 +11969,7 @@
           <w:sz w:val="40"/>
           <w:szCs w:val="40"/>
         </w:rPr>
-        <w:t xml:space="preserve">六、技术实现方案</w:t>
+        <w:t xml:space="preserve">六、预期效果与长期价值</w:t>
       </w:r>
     </w:p>
     <w:p>
@@ -11986,7 +11986,24 @@
           <w:sz w:val="30"/>
           <w:szCs w:val="30"/>
         </w:rPr>
-        <w:t xml:space="preserve">6.1 技术架构（微服务 + 云原生）</w:t>
+        <w:t xml:space="preserve">6.1 效益评估四维度</w:t>
+      </w:r>
+    </w:p>
+    <w:p>
+      <w:pPr>
+        <w:pStyle w:val="Heading3"/>
+        <w:spacing w:after="140" w:before="220"/>
+      </w:pPr>
+      <w:r>
+        <w:rPr>
+          <w:rFonts w:ascii="Songti SC" w:cs="Songti SC" w:eastAsia="Songti SC" w:hAnsi="Songti SC"/>
+          <w:b/>
+          <w:bCs/>
+          <w:color w:val="2D2419"/>
+          <w:sz w:val="25"/>
+          <w:szCs w:val="25"/>
+        </w:rPr>
+        <w:t xml:space="preserve">6.1.1 知识传递效率提升</w:t>
       </w:r>
     </w:p>
     <w:p>
@@ -12002,767 +12019,192 @@
           <w:sz w:val="22"/>
           <w:szCs w:val="22"/>
         </w:rPr>
-        <w:t xml:space="preserve">整体技术架构采用微服务设计和云原生部署：</w:t>
-      </w:r>
-    </w:p>
-    <w:tbl>
-      <w:tblPr>
-        <w:tblW w:type="dxa" w:w="8960"/>
-        <w:tblBorders>
-          <w:top w:val="single" w:color="auto" w:sz="4"/>
-          <w:left w:val="single" w:color="auto" w:sz="4"/>
-          <w:bottom w:val="single" w:color="auto" w:sz="4"/>
-          <w:right w:val="single" w:color="auto" w:sz="4"/>
-          <w:insideH w:val="single" w:color="auto" w:sz="4"/>
-          <w:insideV w:val="single" w:color="auto" w:sz="4"/>
-        </w:tblBorders>
-      </w:tblPr>
-      <w:tblGrid>
-        <w:gridCol w:w="1500"/>
-        <w:gridCol w:w="4000"/>
-        <w:gridCol w:w="3460"/>
-      </w:tblGrid>
-      <w:tr>
-        <w:trPr>
-          <w:tblHeader/>
-        </w:trPr>
-        <w:tc>
-          <w:tcPr>
-            <w:tcW w:type="dxa" w:w="1500"/>
-            <w:tcBorders>
-              <w:top w:val="single" w:color="ECE4D4" w:sz="4"/>
-              <w:left w:val="single" w:color="ECE4D4" w:sz="4"/>
-              <w:bottom w:val="single" w:color="ECE4D4" w:sz="4"/>
-              <w:right w:val="single" w:color="ECE4D4" w:sz="4"/>
-            </w:tcBorders>
-            <w:shd w:fill="FDE7E6" w:val="clear"/>
-            <w:tcMar>
-              <w:top w:type="dxa" w:w="100"/>
-              <w:left w:type="dxa" w:w="140"/>
-              <w:bottom w:type="dxa" w:w="100"/>
-              <w:right w:type="dxa" w:w="140"/>
-            </w:tcMar>
-          </w:tcPr>
-          <w:p>
-            <w:pPr>
-              <w:spacing w:after="30" w:before="30"/>
-            </w:pPr>
-            <w:r>
-              <w:rPr>
-                <w:rFonts w:ascii="PingFang SC" w:cs="PingFang SC" w:eastAsia="PingFang SC" w:hAnsi="PingFang SC"/>
-                <w:b/>
-                <w:bCs/>
-                <w:color w:val="C8302C"/>
-                <w:sz w:val="20"/>
-                <w:szCs w:val="20"/>
-              </w:rPr>
-              <w:t xml:space="preserve">服务模块</w:t>
-            </w:r>
-          </w:p>
-        </w:tc>
-        <w:tc>
-          <w:tcPr>
-            <w:tcW w:type="dxa" w:w="4000"/>
-            <w:tcBorders>
-              <w:top w:val="single" w:color="ECE4D4" w:sz="4"/>
-              <w:left w:val="single" w:color="ECE4D4" w:sz="4"/>
-              <w:bottom w:val="single" w:color="ECE4D4" w:sz="4"/>
-              <w:right w:val="single" w:color="ECE4D4" w:sz="4"/>
-            </w:tcBorders>
-            <w:shd w:fill="FDE7E6" w:val="clear"/>
-            <w:tcMar>
-              <w:top w:type="dxa" w:w="100"/>
-              <w:left w:type="dxa" w:w="140"/>
-              <w:bottom w:type="dxa" w:w="100"/>
-              <w:right w:type="dxa" w:w="140"/>
-            </w:tcMar>
-          </w:tcPr>
-          <w:p>
-            <w:pPr>
-              <w:spacing w:after="30" w:before="30"/>
-            </w:pPr>
-            <w:r>
-              <w:rPr>
-                <w:rFonts w:ascii="PingFang SC" w:cs="PingFang SC" w:eastAsia="PingFang SC" w:hAnsi="PingFang SC"/>
-                <w:b/>
-                <w:bCs/>
-                <w:color w:val="C8302C"/>
-                <w:sz w:val="20"/>
-                <w:szCs w:val="20"/>
-              </w:rPr>
-              <w:t xml:space="preserve">职责</w:t>
-            </w:r>
-          </w:p>
-        </w:tc>
-        <w:tc>
-          <w:tcPr>
-            <w:tcW w:type="dxa" w:w="3460"/>
-            <w:tcBorders>
-              <w:top w:val="single" w:color="ECE4D4" w:sz="4"/>
-              <w:left w:val="single" w:color="ECE4D4" w:sz="4"/>
-              <w:bottom w:val="single" w:color="ECE4D4" w:sz="4"/>
-              <w:right w:val="single" w:color="ECE4D4" w:sz="4"/>
-            </w:tcBorders>
-            <w:shd w:fill="FDE7E6" w:val="clear"/>
-            <w:tcMar>
-              <w:top w:type="dxa" w:w="100"/>
-              <w:left w:type="dxa" w:w="140"/>
-              <w:bottom w:type="dxa" w:w="100"/>
-              <w:right w:type="dxa" w:w="140"/>
-            </w:tcMar>
-          </w:tcPr>
-          <w:p>
-            <w:pPr>
-              <w:spacing w:after="30" w:before="30"/>
-            </w:pPr>
-            <w:r>
-              <w:rPr>
-                <w:rFonts w:ascii="PingFang SC" w:cs="PingFang SC" w:eastAsia="PingFang SC" w:hAnsi="PingFang SC"/>
-                <w:b/>
-                <w:bCs/>
-                <w:color w:val="C8302C"/>
-                <w:sz w:val="20"/>
-                <w:szCs w:val="20"/>
-              </w:rPr>
-              <w:t xml:space="preserve">技术选型</w:t>
-            </w:r>
-          </w:p>
-        </w:tc>
-      </w:tr>
-      <w:tr>
-        <w:trPr>
-          <w:tblHeader w:val="false"/>
-        </w:trPr>
-        <w:tc>
-          <w:tcPr>
-            <w:tcW w:type="dxa" w:w="1500"/>
-            <w:tcBorders>
-              <w:top w:val="single" w:color="ECE4D4" w:sz="4"/>
-              <w:left w:val="single" w:color="ECE4D4" w:sz="4"/>
-              <w:bottom w:val="single" w:color="ECE4D4" w:sz="4"/>
-              <w:right w:val="single" w:color="ECE4D4" w:sz="4"/>
-            </w:tcBorders>
-            <w:tcMar>
-              <w:top w:type="dxa" w:w="100"/>
-              <w:left w:type="dxa" w:w="140"/>
-              <w:bottom w:type="dxa" w:w="100"/>
-              <w:right w:type="dxa" w:w="140"/>
-            </w:tcMar>
-          </w:tcPr>
-          <w:p>
-            <w:pPr>
-              <w:spacing w:after="30" w:before="30"/>
-            </w:pPr>
-            <w:r>
-              <w:rPr>
-                <w:rFonts w:ascii="PingFang SC" w:cs="PingFang SC" w:eastAsia="PingFang SC" w:hAnsi="PingFang SC"/>
-                <w:b w:val="false"/>
-                <w:bCs w:val="false"/>
-                <w:color w:val="5A4D3A"/>
-                <w:sz w:val="20"/>
-                <w:szCs w:val="20"/>
-              </w:rPr>
-              <w:t xml:space="preserve">知识管理服务</w:t>
-            </w:r>
-          </w:p>
-        </w:tc>
-        <w:tc>
-          <w:tcPr>
-            <w:tcW w:type="dxa" w:w="4000"/>
-            <w:tcBorders>
-              <w:top w:val="single" w:color="ECE4D4" w:sz="4"/>
-              <w:left w:val="single" w:color="ECE4D4" w:sz="4"/>
-              <w:bottom w:val="single" w:color="ECE4D4" w:sz="4"/>
-              <w:right w:val="single" w:color="ECE4D4" w:sz="4"/>
-            </w:tcBorders>
-            <w:tcMar>
-              <w:top w:type="dxa" w:w="100"/>
-              <w:left w:type="dxa" w:w="140"/>
-              <w:bottom w:type="dxa" w:w="100"/>
-              <w:right w:type="dxa" w:w="140"/>
-            </w:tcMar>
-          </w:tcPr>
-          <w:p>
-            <w:pPr>
-              <w:spacing w:after="30" w:before="30"/>
-            </w:pPr>
-            <w:r>
-              <w:rPr>
-                <w:rFonts w:ascii="PingFang SC" w:cs="PingFang SC" w:eastAsia="PingFang SC" w:hAnsi="PingFang SC"/>
-                <w:b w:val="false"/>
-                <w:bCs w:val="false"/>
-                <w:color w:val="5A4D3A"/>
-                <w:sz w:val="20"/>
-                <w:szCs w:val="20"/>
-              </w:rPr>
-              <w:t xml:space="preserve">知识增删改查、版本管理、审核流</w:t>
-            </w:r>
-          </w:p>
-        </w:tc>
-        <w:tc>
-          <w:tcPr>
-            <w:tcW w:type="dxa" w:w="3460"/>
-            <w:tcBorders>
-              <w:top w:val="single" w:color="ECE4D4" w:sz="4"/>
-              <w:left w:val="single" w:color="ECE4D4" w:sz="4"/>
-              <w:bottom w:val="single" w:color="ECE4D4" w:sz="4"/>
-              <w:right w:val="single" w:color="ECE4D4" w:sz="4"/>
-            </w:tcBorders>
-            <w:tcMar>
-              <w:top w:type="dxa" w:w="100"/>
-              <w:left w:type="dxa" w:w="140"/>
-              <w:bottom w:type="dxa" w:w="100"/>
-              <w:right w:type="dxa" w:w="140"/>
-            </w:tcMar>
-          </w:tcPr>
-          <w:p>
-            <w:pPr>
-              <w:spacing w:after="30" w:before="30"/>
-            </w:pPr>
-            <w:r>
-              <w:rPr>
-                <w:rFonts w:ascii="PingFang SC" w:cs="PingFang SC" w:eastAsia="PingFang SC" w:hAnsi="PingFang SC"/>
-                <w:b w:val="false"/>
-                <w:bCs w:val="false"/>
-                <w:color w:val="5A4D3A"/>
-                <w:sz w:val="20"/>
-                <w:szCs w:val="20"/>
-              </w:rPr>
-              <w:t xml:space="preserve">Java Spring Boot 3.x + MySQL</w:t>
-            </w:r>
-          </w:p>
-        </w:tc>
-      </w:tr>
-      <w:tr>
-        <w:trPr>
-          <w:tblHeader w:val="false"/>
-        </w:trPr>
-        <w:tc>
-          <w:tcPr>
-            <w:tcW w:type="dxa" w:w="1500"/>
-            <w:tcBorders>
-              <w:top w:val="single" w:color="ECE4D4" w:sz="4"/>
-              <w:left w:val="single" w:color="ECE4D4" w:sz="4"/>
-              <w:bottom w:val="single" w:color="ECE4D4" w:sz="4"/>
-              <w:right w:val="single" w:color="ECE4D4" w:sz="4"/>
-            </w:tcBorders>
-            <w:shd w:fill="FAF6F0" w:val="clear"/>
-            <w:tcMar>
-              <w:top w:type="dxa" w:w="100"/>
-              <w:left w:type="dxa" w:w="140"/>
-              <w:bottom w:type="dxa" w:w="100"/>
-              <w:right w:type="dxa" w:w="140"/>
-            </w:tcMar>
-          </w:tcPr>
-          <w:p>
-            <w:pPr>
-              <w:spacing w:after="30" w:before="30"/>
-            </w:pPr>
-            <w:r>
-              <w:rPr>
-                <w:rFonts w:ascii="PingFang SC" w:cs="PingFang SC" w:eastAsia="PingFang SC" w:hAnsi="PingFang SC"/>
-                <w:b w:val="false"/>
-                <w:bCs w:val="false"/>
-                <w:color w:val="5A4D3A"/>
-                <w:sz w:val="20"/>
-                <w:szCs w:val="20"/>
-              </w:rPr>
-              <w:t xml:space="preserve">语义理解服务</w:t>
-            </w:r>
-          </w:p>
-        </w:tc>
-        <w:tc>
-          <w:tcPr>
-            <w:tcW w:type="dxa" w:w="4000"/>
-            <w:tcBorders>
-              <w:top w:val="single" w:color="ECE4D4" w:sz="4"/>
-              <w:left w:val="single" w:color="ECE4D4" w:sz="4"/>
-              <w:bottom w:val="single" w:color="ECE4D4" w:sz="4"/>
-              <w:right w:val="single" w:color="ECE4D4" w:sz="4"/>
-            </w:tcBorders>
-            <w:shd w:fill="FAF6F0" w:val="clear"/>
-            <w:tcMar>
-              <w:top w:type="dxa" w:w="100"/>
-              <w:left w:type="dxa" w:w="140"/>
-              <w:bottom w:type="dxa" w:w="100"/>
-              <w:right w:type="dxa" w:w="140"/>
-            </w:tcMar>
-          </w:tcPr>
-          <w:p>
-            <w:pPr>
-              <w:spacing w:after="30" w:before="30"/>
-            </w:pPr>
-            <w:r>
-              <w:rPr>
-                <w:rFonts w:ascii="PingFang SC" w:cs="PingFang SC" w:eastAsia="PingFang SC" w:hAnsi="PingFang SC"/>
-                <w:b w:val="false"/>
-                <w:bCs w:val="false"/>
-                <w:color w:val="5A4D3A"/>
-                <w:sz w:val="20"/>
-                <w:szCs w:val="20"/>
-              </w:rPr>
-              <w:t xml:space="preserve">NLP 处理、意图识别、实体抽取</w:t>
-            </w:r>
-          </w:p>
-        </w:tc>
-        <w:tc>
-          <w:tcPr>
-            <w:tcW w:type="dxa" w:w="3460"/>
-            <w:tcBorders>
-              <w:top w:val="single" w:color="ECE4D4" w:sz="4"/>
-              <w:left w:val="single" w:color="ECE4D4" w:sz="4"/>
-              <w:bottom w:val="single" w:color="ECE4D4" w:sz="4"/>
-              <w:right w:val="single" w:color="ECE4D4" w:sz="4"/>
-            </w:tcBorders>
-            <w:shd w:fill="FAF6F0" w:val="clear"/>
-            <w:tcMar>
-              <w:top w:type="dxa" w:w="100"/>
-              <w:left w:type="dxa" w:w="140"/>
-              <w:bottom w:type="dxa" w:w="100"/>
-              <w:right w:type="dxa" w:w="140"/>
-            </w:tcMar>
-          </w:tcPr>
-          <w:p>
-            <w:pPr>
-              <w:spacing w:after="30" w:before="30"/>
-            </w:pPr>
-            <w:r>
-              <w:rPr>
-                <w:rFonts w:ascii="PingFang SC" w:cs="PingFang SC" w:eastAsia="PingFang SC" w:hAnsi="PingFang SC"/>
-                <w:b w:val="false"/>
-                <w:bCs w:val="false"/>
-                <w:color w:val="5A4D3A"/>
-                <w:sz w:val="20"/>
-                <w:szCs w:val="20"/>
-              </w:rPr>
-              <w:t xml:space="preserve">Python FastAPI + spaCy + 微调模型</w:t>
-            </w:r>
-          </w:p>
-        </w:tc>
-      </w:tr>
-      <w:tr>
-        <w:trPr>
-          <w:tblHeader w:val="false"/>
-        </w:trPr>
-        <w:tc>
-          <w:tcPr>
-            <w:tcW w:type="dxa" w:w="1500"/>
-            <w:tcBorders>
-              <w:top w:val="single" w:color="ECE4D4" w:sz="4"/>
-              <w:left w:val="single" w:color="ECE4D4" w:sz="4"/>
-              <w:bottom w:val="single" w:color="ECE4D4" w:sz="4"/>
-              <w:right w:val="single" w:color="ECE4D4" w:sz="4"/>
-            </w:tcBorders>
-            <w:tcMar>
-              <w:top w:type="dxa" w:w="100"/>
-              <w:left w:type="dxa" w:w="140"/>
-              <w:bottom w:type="dxa" w:w="100"/>
-              <w:right w:type="dxa" w:w="140"/>
-            </w:tcMar>
-          </w:tcPr>
-          <w:p>
-            <w:pPr>
-              <w:spacing w:after="30" w:before="30"/>
-            </w:pPr>
-            <w:r>
-              <w:rPr>
-                <w:rFonts w:ascii="PingFang SC" w:cs="PingFang SC" w:eastAsia="PingFang SC" w:hAnsi="PingFang SC"/>
-                <w:b w:val="false"/>
-                <w:bCs w:val="false"/>
-                <w:color w:val="5A4D3A"/>
-                <w:sz w:val="20"/>
-                <w:szCs w:val="20"/>
-              </w:rPr>
-              <w:t xml:space="preserve">知识检索服务</w:t>
-            </w:r>
-          </w:p>
-        </w:tc>
-        <w:tc>
-          <w:tcPr>
-            <w:tcW w:type="dxa" w:w="4000"/>
-            <w:tcBorders>
-              <w:top w:val="single" w:color="ECE4D4" w:sz="4"/>
-              <w:left w:val="single" w:color="ECE4D4" w:sz="4"/>
-              <w:bottom w:val="single" w:color="ECE4D4" w:sz="4"/>
-              <w:right w:val="single" w:color="ECE4D4" w:sz="4"/>
-            </w:tcBorders>
-            <w:tcMar>
-              <w:top w:type="dxa" w:w="100"/>
-              <w:left w:type="dxa" w:w="140"/>
-              <w:bottom w:type="dxa" w:w="100"/>
-              <w:right w:type="dxa" w:w="140"/>
-            </w:tcMar>
-          </w:tcPr>
-          <w:p>
-            <w:pPr>
-              <w:spacing w:after="30" w:before="30"/>
-            </w:pPr>
-            <w:r>
-              <w:rPr>
-                <w:rFonts w:ascii="PingFang SC" w:cs="PingFang SC" w:eastAsia="PingFang SC" w:hAnsi="PingFang SC"/>
-                <w:b w:val="false"/>
-                <w:bCs w:val="false"/>
-                <w:color w:val="5A4D3A"/>
-                <w:sz w:val="20"/>
-                <w:szCs w:val="20"/>
-              </w:rPr>
-              <w:t xml:space="preserve">向量检索、知识匹配、Reranker</w:t>
-            </w:r>
-          </w:p>
-        </w:tc>
-        <w:tc>
-          <w:tcPr>
-            <w:tcW w:type="dxa" w:w="3460"/>
-            <w:tcBorders>
-              <w:top w:val="single" w:color="ECE4D4" w:sz="4"/>
-              <w:left w:val="single" w:color="ECE4D4" w:sz="4"/>
-              <w:bottom w:val="single" w:color="ECE4D4" w:sz="4"/>
-              <w:right w:val="single" w:color="ECE4D4" w:sz="4"/>
-            </w:tcBorders>
-            <w:tcMar>
-              <w:top w:type="dxa" w:w="100"/>
-              <w:left w:type="dxa" w:w="140"/>
-              <w:bottom w:type="dxa" w:w="100"/>
-              <w:right w:type="dxa" w:w="140"/>
-            </w:tcMar>
-          </w:tcPr>
-          <w:p>
-            <w:pPr>
-              <w:spacing w:after="30" w:before="30"/>
-            </w:pPr>
-            <w:r>
-              <w:rPr>
-                <w:rFonts w:ascii="PingFang SC" w:cs="PingFang SC" w:eastAsia="PingFang SC" w:hAnsi="PingFang SC"/>
-                <w:b w:val="false"/>
-                <w:bCs w:val="false"/>
-                <w:color w:val="5A4D3A"/>
-                <w:sz w:val="20"/>
-                <w:szCs w:val="20"/>
-              </w:rPr>
-              <w:t xml:space="preserve">Go + Milvus SDK + BGE Embedding</w:t>
-            </w:r>
-          </w:p>
-        </w:tc>
-      </w:tr>
-      <w:tr>
-        <w:trPr>
-          <w:tblHeader w:val="false"/>
-        </w:trPr>
-        <w:tc>
-          <w:tcPr>
-            <w:tcW w:type="dxa" w:w="1500"/>
-            <w:tcBorders>
-              <w:top w:val="single" w:color="ECE4D4" w:sz="4"/>
-              <w:left w:val="single" w:color="ECE4D4" w:sz="4"/>
-              <w:bottom w:val="single" w:color="ECE4D4" w:sz="4"/>
-              <w:right w:val="single" w:color="ECE4D4" w:sz="4"/>
-            </w:tcBorders>
-            <w:shd w:fill="FAF6F0" w:val="clear"/>
-            <w:tcMar>
-              <w:top w:type="dxa" w:w="100"/>
-              <w:left w:type="dxa" w:w="140"/>
-              <w:bottom w:type="dxa" w:w="100"/>
-              <w:right w:type="dxa" w:w="140"/>
-            </w:tcMar>
-          </w:tcPr>
-          <w:p>
-            <w:pPr>
-              <w:spacing w:after="30" w:before="30"/>
-            </w:pPr>
-            <w:r>
-              <w:rPr>
-                <w:rFonts w:ascii="PingFang SC" w:cs="PingFang SC" w:eastAsia="PingFang SC" w:hAnsi="PingFang SC"/>
-                <w:b w:val="false"/>
-                <w:bCs w:val="false"/>
-                <w:color w:val="5A4D3A"/>
-                <w:sz w:val="20"/>
-                <w:szCs w:val="20"/>
-              </w:rPr>
-              <w:t xml:space="preserve">学习管理服务</w:t>
-            </w:r>
-          </w:p>
-        </w:tc>
-        <w:tc>
-          <w:tcPr>
-            <w:tcW w:type="dxa" w:w="4000"/>
-            <w:tcBorders>
-              <w:top w:val="single" w:color="ECE4D4" w:sz="4"/>
-              <w:left w:val="single" w:color="ECE4D4" w:sz="4"/>
-              <w:bottom w:val="single" w:color="ECE4D4" w:sz="4"/>
-              <w:right w:val="single" w:color="ECE4D4" w:sz="4"/>
-            </w:tcBorders>
-            <w:shd w:fill="FAF6F0" w:val="clear"/>
-            <w:tcMar>
-              <w:top w:type="dxa" w:w="100"/>
-              <w:left w:type="dxa" w:w="140"/>
-              <w:bottom w:type="dxa" w:w="100"/>
-              <w:right w:type="dxa" w:w="140"/>
-            </w:tcMar>
-          </w:tcPr>
-          <w:p>
-            <w:pPr>
-              <w:spacing w:after="30" w:before="30"/>
-            </w:pPr>
-            <w:r>
-              <w:rPr>
-                <w:rFonts w:ascii="PingFang SC" w:cs="PingFang SC" w:eastAsia="PingFang SC" w:hAnsi="PingFang SC"/>
-                <w:b w:val="false"/>
-                <w:bCs w:val="false"/>
-                <w:color w:val="5A4D3A"/>
-                <w:sz w:val="20"/>
-                <w:szCs w:val="20"/>
-              </w:rPr>
-              <w:t xml:space="preserve">学习计划、进度跟踪、BKT 推算</w:t>
-            </w:r>
-          </w:p>
-        </w:tc>
-        <w:tc>
-          <w:tcPr>
-            <w:tcW w:type="dxa" w:w="3460"/>
-            <w:tcBorders>
-              <w:top w:val="single" w:color="ECE4D4" w:sz="4"/>
-              <w:left w:val="single" w:color="ECE4D4" w:sz="4"/>
-              <w:bottom w:val="single" w:color="ECE4D4" w:sz="4"/>
-              <w:right w:val="single" w:color="ECE4D4" w:sz="4"/>
-            </w:tcBorders>
-            <w:shd w:fill="FAF6F0" w:val="clear"/>
-            <w:tcMar>
-              <w:top w:type="dxa" w:w="100"/>
-              <w:left w:type="dxa" w:w="140"/>
-              <w:bottom w:type="dxa" w:w="100"/>
-              <w:right w:type="dxa" w:w="140"/>
-            </w:tcMar>
-          </w:tcPr>
-          <w:p>
-            <w:pPr>
-              <w:spacing w:after="30" w:before="30"/>
-            </w:pPr>
-            <w:r>
-              <w:rPr>
-                <w:rFonts w:ascii="PingFang SC" w:cs="PingFang SC" w:eastAsia="PingFang SC" w:hAnsi="PingFang SC"/>
-                <w:b w:val="false"/>
-                <w:bCs w:val="false"/>
-                <w:color w:val="5A4D3A"/>
-                <w:sz w:val="20"/>
-                <w:szCs w:val="20"/>
-              </w:rPr>
-              <w:t xml:space="preserve">Java + Redis + ClickHouse</w:t>
-            </w:r>
-          </w:p>
-        </w:tc>
-      </w:tr>
-      <w:tr>
-        <w:trPr>
-          <w:tblHeader w:val="false"/>
-        </w:trPr>
-        <w:tc>
-          <w:tcPr>
-            <w:tcW w:type="dxa" w:w="1500"/>
-            <w:tcBorders>
-              <w:top w:val="single" w:color="ECE4D4" w:sz="4"/>
-              <w:left w:val="single" w:color="ECE4D4" w:sz="4"/>
-              <w:bottom w:val="single" w:color="ECE4D4" w:sz="4"/>
-              <w:right w:val="single" w:color="ECE4D4" w:sz="4"/>
-            </w:tcBorders>
-            <w:tcMar>
-              <w:top w:type="dxa" w:w="100"/>
-              <w:left w:type="dxa" w:w="140"/>
-              <w:bottom w:type="dxa" w:w="100"/>
-              <w:right w:type="dxa" w:w="140"/>
-            </w:tcMar>
-          </w:tcPr>
-          <w:p>
-            <w:pPr>
-              <w:spacing w:after="30" w:before="30"/>
-            </w:pPr>
-            <w:r>
-              <w:rPr>
-                <w:rFonts w:ascii="PingFang SC" w:cs="PingFang SC" w:eastAsia="PingFang SC" w:hAnsi="PingFang SC"/>
-                <w:b w:val="false"/>
-                <w:bCs w:val="false"/>
-                <w:color w:val="5A4D3A"/>
-                <w:sz w:val="20"/>
-                <w:szCs w:val="20"/>
-              </w:rPr>
-              <w:t xml:space="preserve">运营 Agent 服务</w:t>
-            </w:r>
-          </w:p>
-        </w:tc>
-        <w:tc>
-          <w:tcPr>
-            <w:tcW w:type="dxa" w:w="4000"/>
-            <w:tcBorders>
-              <w:top w:val="single" w:color="ECE4D4" w:sz="4"/>
-              <w:left w:val="single" w:color="ECE4D4" w:sz="4"/>
-              <w:bottom w:val="single" w:color="ECE4D4" w:sz="4"/>
-              <w:right w:val="single" w:color="ECE4D4" w:sz="4"/>
-            </w:tcBorders>
-            <w:tcMar>
-              <w:top w:type="dxa" w:w="100"/>
-              <w:left w:type="dxa" w:w="140"/>
-              <w:bottom w:type="dxa" w:w="100"/>
-              <w:right w:type="dxa" w:w="140"/>
-            </w:tcMar>
-          </w:tcPr>
-          <w:p>
-            <w:pPr>
-              <w:spacing w:after="30" w:before="30"/>
-            </w:pPr>
-            <w:r>
-              <w:rPr>
-                <w:rFonts w:ascii="PingFang SC" w:cs="PingFang SC" w:eastAsia="PingFang SC" w:hAnsi="PingFang SC"/>
-                <w:b w:val="false"/>
-                <w:bCs w:val="false"/>
-                <w:color w:val="5A4D3A"/>
-                <w:sz w:val="20"/>
-                <w:szCs w:val="20"/>
-              </w:rPr>
-              <w:t xml:space="preserve">工具编排、Function Call、推理链</w:t>
-            </w:r>
-          </w:p>
-        </w:tc>
-        <w:tc>
-          <w:tcPr>
-            <w:tcW w:type="dxa" w:w="3460"/>
-            <w:tcBorders>
-              <w:top w:val="single" w:color="ECE4D4" w:sz="4"/>
-              <w:left w:val="single" w:color="ECE4D4" w:sz="4"/>
-              <w:bottom w:val="single" w:color="ECE4D4" w:sz="4"/>
-              <w:right w:val="single" w:color="ECE4D4" w:sz="4"/>
-            </w:tcBorders>
-            <w:tcMar>
-              <w:top w:type="dxa" w:w="100"/>
-              <w:left w:type="dxa" w:w="140"/>
-              <w:bottom w:type="dxa" w:w="100"/>
-              <w:right w:type="dxa" w:w="140"/>
-            </w:tcMar>
-          </w:tcPr>
-          <w:p>
-            <w:pPr>
-              <w:spacing w:after="30" w:before="30"/>
-            </w:pPr>
-            <w:r>
-              <w:rPr>
-                <w:rFonts w:ascii="PingFang SC" w:cs="PingFang SC" w:eastAsia="PingFang SC" w:hAnsi="PingFang SC"/>
-                <w:b w:val="false"/>
-                <w:bCs w:val="false"/>
-                <w:color w:val="5A4D3A"/>
-                <w:sz w:val="20"/>
-                <w:szCs w:val="20"/>
-              </w:rPr>
-              <w:t xml:space="preserve">Python LangGraph + 自研 Tool Registry</w:t>
-            </w:r>
-          </w:p>
-        </w:tc>
-      </w:tr>
-      <w:tr>
-        <w:trPr>
-          <w:tblHeader w:val="false"/>
-        </w:trPr>
-        <w:tc>
-          <w:tcPr>
-            <w:tcW w:type="dxa" w:w="1500"/>
-            <w:tcBorders>
-              <w:top w:val="single" w:color="ECE4D4" w:sz="4"/>
-              <w:left w:val="single" w:color="ECE4D4" w:sz="4"/>
-              <w:bottom w:val="single" w:color="ECE4D4" w:sz="4"/>
-              <w:right w:val="single" w:color="ECE4D4" w:sz="4"/>
-            </w:tcBorders>
-            <w:shd w:fill="FAF6F0" w:val="clear"/>
-            <w:tcMar>
-              <w:top w:type="dxa" w:w="100"/>
-              <w:left w:type="dxa" w:w="140"/>
-              <w:bottom w:type="dxa" w:w="100"/>
-              <w:right w:type="dxa" w:w="140"/>
-            </w:tcMar>
-          </w:tcPr>
-          <w:p>
-            <w:pPr>
-              <w:spacing w:after="30" w:before="30"/>
-            </w:pPr>
-            <w:r>
-              <w:rPr>
-                <w:rFonts w:ascii="PingFang SC" w:cs="PingFang SC" w:eastAsia="PingFang SC" w:hAnsi="PingFang SC"/>
-                <w:b w:val="false"/>
-                <w:bCs w:val="false"/>
-                <w:color w:val="5A4D3A"/>
-                <w:sz w:val="20"/>
-                <w:szCs w:val="20"/>
-              </w:rPr>
-              <w:t xml:space="preserve">视觉服务</w:t>
-            </w:r>
-          </w:p>
-        </w:tc>
-        <w:tc>
-          <w:tcPr>
-            <w:tcW w:type="dxa" w:w="4000"/>
-            <w:tcBorders>
-              <w:top w:val="single" w:color="ECE4D4" w:sz="4"/>
-              <w:left w:val="single" w:color="ECE4D4" w:sz="4"/>
-              <w:bottom w:val="single" w:color="ECE4D4" w:sz="4"/>
-              <w:right w:val="single" w:color="ECE4D4" w:sz="4"/>
-            </w:tcBorders>
-            <w:shd w:fill="FAF6F0" w:val="clear"/>
-            <w:tcMar>
-              <w:top w:type="dxa" w:w="100"/>
-              <w:left w:type="dxa" w:w="140"/>
-              <w:bottom w:type="dxa" w:w="100"/>
-              <w:right w:type="dxa" w:w="140"/>
-            </w:tcMar>
-          </w:tcPr>
-          <w:p>
-            <w:pPr>
-              <w:spacing w:after="30" w:before="30"/>
-            </w:pPr>
-            <w:r>
-              <w:rPr>
-                <w:rFonts w:ascii="PingFang SC" w:cs="PingFang SC" w:eastAsia="PingFang SC" w:hAnsi="PingFang SC"/>
-                <w:b w:val="false"/>
-                <w:bCs w:val="false"/>
-                <w:color w:val="5A4D3A"/>
-                <w:sz w:val="20"/>
-                <w:szCs w:val="20"/>
-              </w:rPr>
-              <w:t xml:space="preserve">出品图像评分、多任务推理</w:t>
-            </w:r>
-          </w:p>
-        </w:tc>
-        <w:tc>
-          <w:tcPr>
-            <w:tcW w:type="dxa" w:w="3460"/>
-            <w:tcBorders>
-              <w:top w:val="single" w:color="ECE4D4" w:sz="4"/>
-              <w:left w:val="single" w:color="ECE4D4" w:sz="4"/>
-              <w:bottom w:val="single" w:color="ECE4D4" w:sz="4"/>
-              <w:right w:val="single" w:color="ECE4D4" w:sz="4"/>
-            </w:tcBorders>
-            <w:shd w:fill="FAF6F0" w:val="clear"/>
-            <w:tcMar>
-              <w:top w:type="dxa" w:w="100"/>
-              <w:left w:type="dxa" w:w="140"/>
-              <w:bottom w:type="dxa" w:w="100"/>
-              <w:right w:type="dxa" w:w="140"/>
-            </w:tcMar>
-          </w:tcPr>
-          <w:p>
-            <w:pPr>
-              <w:spacing w:after="30" w:before="30"/>
-            </w:pPr>
-            <w:r>
-              <w:rPr>
-                <w:rFonts w:ascii="PingFang SC" w:cs="PingFang SC" w:eastAsia="PingFang SC" w:hAnsi="PingFang SC"/>
-                <w:b w:val="false"/>
-                <w:bCs w:val="false"/>
-                <w:color w:val="5A4D3A"/>
-                <w:sz w:val="20"/>
-                <w:szCs w:val="20"/>
-              </w:rPr>
-              <w:t xml:space="preserve">Python + ONNX Runtime + Triton</w:t>
-            </w:r>
-          </w:p>
-        </w:tc>
-      </w:tr>
-    </w:tbl>
+        <w:t xml:space="preserve">传统模式 → AI 赋能后：新品知识从研发中心传递到一线 2-3 周 → 24 小时内同步至知识中枢，加盟商即刻通过 AI 助手获取。</w:t>
+      </w:r>
+    </w:p>
+    <w:p>
+      <w:pPr>
+        <w:pBdr>
+          <w:left w:val="single" w:color="C8302C" w:sz="24" w:space="8"/>
+        </w:pBdr>
+        <w:shd w:fill="FDE7E6" w:val="clear"/>
+        <w:spacing w:after="160" w:before="160" w:line="360"/>
+        <w:ind w:left="360" w:right="360"/>
+      </w:pPr>
+      <w:r>
+        <w:rPr>
+          <w:rFonts w:ascii="PingFang SC" w:cs="PingFang SC" w:eastAsia="PingFang SC" w:hAnsi="PingFang SC"/>
+          <w:i/>
+          <w:iCs/>
+          <w:color w:val="2D2419"/>
+          <w:sz w:val="22"/>
+          <w:szCs w:val="22"/>
+        </w:rPr>
+        <w:t xml:space="preserve">✓ 知识更新时间缩短 80% 以上</w:t>
+      </w:r>
+    </w:p>
+    <w:p>
+      <w:pPr>
+        <w:pStyle w:val="Heading3"/>
+        <w:spacing w:after="140" w:before="220"/>
+      </w:pPr>
+      <w:r>
+        <w:rPr>
+          <w:rFonts w:ascii="Songti SC" w:cs="Songti SC" w:eastAsia="Songti SC" w:hAnsi="Songti SC"/>
+          <w:b/>
+          <w:bCs/>
+          <w:color w:val="2D2419"/>
+          <w:sz w:val="25"/>
+          <w:szCs w:val="25"/>
+        </w:rPr>
+        <w:t xml:space="preserve">6.1.2 学习效率提升</w:t>
+      </w:r>
+    </w:p>
+    <w:p>
+      <w:pPr>
+        <w:spacing w:after="80" w:before="80" w:line="360"/>
+        <w:ind w:firstLine="480"/>
+        <w:jc w:val="both"/>
+      </w:pPr>
+      <w:r>
+        <w:rPr>
+          <w:rFonts w:ascii="PingFang SC" w:cs="PingFang SC" w:eastAsia="PingFang SC" w:hAnsi="PingFang SC"/>
+          <w:color w:val="5A4D3A"/>
+          <w:sz w:val="22"/>
+          <w:szCs w:val="22"/>
+        </w:rPr>
+        <w:t xml:space="preserve">员工通过移动端随时随地学习，AI 个性化推荐、即时讲解、场景化模拟，培训覆盖面与一致性大幅提升。</w:t>
+      </w:r>
+    </w:p>
+    <w:p>
+      <w:pPr>
+        <w:pBdr>
+          <w:left w:val="single" w:color="C8302C" w:sz="24" w:space="8"/>
+        </w:pBdr>
+        <w:shd w:fill="FDE7E6" w:val="clear"/>
+        <w:spacing w:after="160" w:before="160" w:line="360"/>
+        <w:ind w:left="360" w:right="360"/>
+      </w:pPr>
+      <w:r>
+        <w:rPr>
+          <w:rFonts w:ascii="PingFang SC" w:cs="PingFang SC" w:eastAsia="PingFang SC" w:hAnsi="PingFang SC"/>
+          <w:i/>
+          <w:iCs/>
+          <w:color w:val="2D2419"/>
+          <w:sz w:val="22"/>
+          <w:szCs w:val="22"/>
+        </w:rPr>
+        <w:t xml:space="preserve">✓ 新员工胜任周期 14 天 → 3-5 天（↓ 65%）</w:t>
+      </w:r>
+    </w:p>
+    <w:p>
+      <w:pPr>
+        <w:pStyle w:val="Heading3"/>
+        <w:spacing w:after="140" w:before="220"/>
+      </w:pPr>
+      <w:r>
+        <w:rPr>
+          <w:rFonts w:ascii="Songti SC" w:cs="Songti SC" w:eastAsia="Songti SC" w:hAnsi="Songti SC"/>
+          <w:b/>
+          <w:bCs/>
+          <w:color w:val="2D2419"/>
+          <w:sz w:val="25"/>
+          <w:szCs w:val="25"/>
+        </w:rPr>
+        <w:t xml:space="preserve">6.1.3 运营问题解决效率提升</w:t>
+      </w:r>
+    </w:p>
+    <w:p>
+      <w:pPr>
+        <w:spacing w:after="80" w:before="80" w:line="360"/>
+        <w:ind w:firstLine="480"/>
+        <w:jc w:val="both"/>
+      </w:pPr>
+      <w:r>
+        <w:rPr>
+          <w:rFonts w:ascii="PingFang SC" w:cs="PingFang SC" w:eastAsia="PingFang SC" w:hAnsi="PingFang SC"/>
+          <w:color w:val="5A4D3A"/>
+          <w:sz w:val="22"/>
+          <w:szCs w:val="22"/>
+        </w:rPr>
+        <w:t xml:space="preserve">常见问题 AI 即时解答；复杂问题在系统辅助下快速提交处理。</w:t>
+      </w:r>
+    </w:p>
+    <w:p>
+      <w:pPr>
+        <w:pBdr>
+          <w:left w:val="single" w:color="C8302C" w:sz="24" w:space="8"/>
+        </w:pBdr>
+        <w:shd w:fill="FDE7E6" w:val="clear"/>
+        <w:spacing w:after="160" w:before="160" w:line="360"/>
+        <w:ind w:left="360" w:right="360"/>
+      </w:pPr>
+      <w:r>
+        <w:rPr>
+          <w:rFonts w:ascii="PingFang SC" w:cs="PingFang SC" w:eastAsia="PingFang SC" w:hAnsi="PingFang SC"/>
+          <w:i/>
+          <w:iCs/>
+          <w:color w:val="2D2419"/>
+          <w:sz w:val="22"/>
+          <w:szCs w:val="22"/>
+        </w:rPr>
+        <w:t xml:space="preserve">✓ 运营问题平均解决时间缩短 70% 以上</w:t>
+      </w:r>
+    </w:p>
+    <w:p>
+      <w:pPr>
+        <w:pStyle w:val="Heading3"/>
+        <w:spacing w:after="140" w:before="220"/>
+      </w:pPr>
+      <w:r>
+        <w:rPr>
+          <w:rFonts w:ascii="Songti SC" w:cs="Songti SC" w:eastAsia="Songti SC" w:hAnsi="Songti SC"/>
+          <w:b/>
+          <w:bCs/>
+          <w:color w:val="2D2419"/>
+          <w:sz w:val="25"/>
+          <w:szCs w:val="25"/>
+        </w:rPr>
+        <w:t xml:space="preserve">6.1.4 客户满意度提升</w:t>
+      </w:r>
+    </w:p>
+    <w:p>
+      <w:pPr>
+        <w:spacing w:after="80" w:before="80" w:line="360"/>
+        <w:ind w:firstLine="480"/>
+        <w:jc w:val="both"/>
+      </w:pPr>
+      <w:r>
+        <w:rPr>
+          <w:rFonts w:ascii="PingFang SC" w:cs="PingFang SC" w:eastAsia="PingFang SC" w:hAnsi="PingFang SC"/>
+          <w:color w:val="5A4D3A"/>
+          <w:sz w:val="22"/>
+          <w:szCs w:val="22"/>
+        </w:rPr>
+        <w:t xml:space="preserve">员工具备更好的产品知识和销售技能 → 为客户提供更专业、更优质的服务。</w:t>
+      </w:r>
+    </w:p>
+    <w:p>
+      <w:pPr>
+        <w:pBdr>
+          <w:left w:val="single" w:color="C8302C" w:sz="24" w:space="8"/>
+        </w:pBdr>
+        <w:shd w:fill="FDE7E6" w:val="clear"/>
+        <w:spacing w:after="160" w:before="160" w:line="360"/>
+        <w:ind w:left="360" w:right="360"/>
+      </w:pPr>
+      <w:r>
+        <w:rPr>
+          <w:rFonts w:ascii="PingFang SC" w:cs="PingFang SC" w:eastAsia="PingFang SC" w:hAnsi="PingFang SC"/>
+          <w:i/>
+          <w:iCs/>
+          <w:color w:val="2D2419"/>
+          <w:sz w:val="22"/>
+          <w:szCs w:val="22"/>
+        </w:rPr>
+        <w:t xml:space="preserve">✓ 客户满意度提升 15% 以上</w:t>
+      </w:r>
+    </w:p>
     <w:p>
       <w:pPr>
         <w:pStyle w:val="Heading2"/>
@@ -12777,8103 +12219,7 @@
           <w:sz w:val="30"/>
           <w:szCs w:val="30"/>
         </w:rPr>
-        <w:t xml:space="preserve">6.2 模型层方案：基座 + 垂直微调</w:t>
-      </w:r>
-    </w:p>
-    <w:tbl>
-      <w:tblPr>
-        <w:tblW w:type="dxa" w:w="8960"/>
-        <w:tblBorders>
-          <w:top w:val="single" w:color="auto" w:sz="4"/>
-          <w:left w:val="single" w:color="auto" w:sz="4"/>
-          <w:bottom w:val="single" w:color="auto" w:sz="4"/>
-          <w:right w:val="single" w:color="auto" w:sz="4"/>
-          <w:insideH w:val="single" w:color="auto" w:sz="4"/>
-          <w:insideV w:val="single" w:color="auto" w:sz="4"/>
-        </w:tblBorders>
-      </w:tblPr>
-      <w:tblGrid>
-        <w:gridCol w:w="1500"/>
-        <w:gridCol w:w="3500"/>
-        <w:gridCol w:w="3960"/>
-      </w:tblGrid>
-      <w:tr>
-        <w:trPr>
-          <w:tblHeader/>
-        </w:trPr>
-        <w:tc>
-          <w:tcPr>
-            <w:tcW w:type="dxa" w:w="1500"/>
-            <w:tcBorders>
-              <w:top w:val="single" w:color="ECE4D4" w:sz="4"/>
-              <w:left w:val="single" w:color="ECE4D4" w:sz="4"/>
-              <w:bottom w:val="single" w:color="ECE4D4" w:sz="4"/>
-              <w:right w:val="single" w:color="ECE4D4" w:sz="4"/>
-            </w:tcBorders>
-            <w:shd w:fill="FDE7E6" w:val="clear"/>
-            <w:tcMar>
-              <w:top w:type="dxa" w:w="100"/>
-              <w:left w:type="dxa" w:w="140"/>
-              <w:bottom w:type="dxa" w:w="100"/>
-              <w:right w:type="dxa" w:w="140"/>
-            </w:tcMar>
-          </w:tcPr>
-          <w:p>
-            <w:pPr>
-              <w:spacing w:after="30" w:before="30"/>
-            </w:pPr>
-            <w:r>
-              <w:rPr>
-                <w:rFonts w:ascii="PingFang SC" w:cs="PingFang SC" w:eastAsia="PingFang SC" w:hAnsi="PingFang SC"/>
-                <w:b/>
-                <w:bCs/>
-                <w:color w:val="C8302C"/>
-                <w:sz w:val="20"/>
-                <w:szCs w:val="20"/>
-              </w:rPr>
-              <w:t xml:space="preserve">模型类型</w:t>
-            </w:r>
-          </w:p>
-        </w:tc>
-        <w:tc>
-          <w:tcPr>
-            <w:tcW w:type="dxa" w:w="3500"/>
-            <w:tcBorders>
-              <w:top w:val="single" w:color="ECE4D4" w:sz="4"/>
-              <w:left w:val="single" w:color="ECE4D4" w:sz="4"/>
-              <w:bottom w:val="single" w:color="ECE4D4" w:sz="4"/>
-              <w:right w:val="single" w:color="ECE4D4" w:sz="4"/>
-            </w:tcBorders>
-            <w:shd w:fill="FDE7E6" w:val="clear"/>
-            <w:tcMar>
-              <w:top w:type="dxa" w:w="100"/>
-              <w:left w:type="dxa" w:w="140"/>
-              <w:bottom w:type="dxa" w:w="100"/>
-              <w:right w:type="dxa" w:w="140"/>
-            </w:tcMar>
-          </w:tcPr>
-          <w:p>
-            <w:pPr>
-              <w:spacing w:after="30" w:before="30"/>
-            </w:pPr>
-            <w:r>
-              <w:rPr>
-                <w:rFonts w:ascii="PingFang SC" w:cs="PingFang SC" w:eastAsia="PingFang SC" w:hAnsi="PingFang SC"/>
-                <w:b/>
-                <w:bCs/>
-                <w:color w:val="C8302C"/>
-                <w:sz w:val="20"/>
-                <w:szCs w:val="20"/>
-              </w:rPr>
-              <w:t xml:space="preserve">选型</w:t>
-            </w:r>
-          </w:p>
-        </w:tc>
-        <w:tc>
-          <w:tcPr>
-            <w:tcW w:type="dxa" w:w="3960"/>
-            <w:tcBorders>
-              <w:top w:val="single" w:color="ECE4D4" w:sz="4"/>
-              <w:left w:val="single" w:color="ECE4D4" w:sz="4"/>
-              <w:bottom w:val="single" w:color="ECE4D4" w:sz="4"/>
-              <w:right w:val="single" w:color="ECE4D4" w:sz="4"/>
-            </w:tcBorders>
-            <w:shd w:fill="FDE7E6" w:val="clear"/>
-            <w:tcMar>
-              <w:top w:type="dxa" w:w="100"/>
-              <w:left w:type="dxa" w:w="140"/>
-              <w:bottom w:type="dxa" w:w="100"/>
-              <w:right w:type="dxa" w:w="140"/>
-            </w:tcMar>
-          </w:tcPr>
-          <w:p>
-            <w:pPr>
-              <w:spacing w:after="30" w:before="30"/>
-            </w:pPr>
-            <w:r>
-              <w:rPr>
-                <w:rFonts w:ascii="PingFang SC" w:cs="PingFang SC" w:eastAsia="PingFang SC" w:hAnsi="PingFang SC"/>
-                <w:b/>
-                <w:bCs/>
-                <w:color w:val="C8302C"/>
-                <w:sz w:val="20"/>
-                <w:szCs w:val="20"/>
-              </w:rPr>
-              <w:t xml:space="preserve">训练数据 / 部署方式</w:t>
-            </w:r>
-          </w:p>
-        </w:tc>
-      </w:tr>
-      <w:tr>
-        <w:trPr>
-          <w:tblHeader w:val="false"/>
-        </w:trPr>
-        <w:tc>
-          <w:tcPr>
-            <w:tcW w:type="dxa" w:w="1500"/>
-            <w:tcBorders>
-              <w:top w:val="single" w:color="ECE4D4" w:sz="4"/>
-              <w:left w:val="single" w:color="ECE4D4" w:sz="4"/>
-              <w:bottom w:val="single" w:color="ECE4D4" w:sz="4"/>
-              <w:right w:val="single" w:color="ECE4D4" w:sz="4"/>
-            </w:tcBorders>
-            <w:tcMar>
-              <w:top w:type="dxa" w:w="100"/>
-              <w:left w:type="dxa" w:w="140"/>
-              <w:bottom w:type="dxa" w:w="100"/>
-              <w:right w:type="dxa" w:w="140"/>
-            </w:tcMar>
-          </w:tcPr>
-          <w:p>
-            <w:pPr>
-              <w:spacing w:after="30" w:before="30"/>
-            </w:pPr>
-            <w:r>
-              <w:rPr>
-                <w:rFonts w:ascii="PingFang SC" w:cs="PingFang SC" w:eastAsia="PingFang SC" w:hAnsi="PingFang SC"/>
-                <w:b w:val="false"/>
-                <w:bCs w:val="false"/>
-                <w:color w:val="5A4D3A"/>
-                <w:sz w:val="20"/>
-                <w:szCs w:val="20"/>
-              </w:rPr>
-              <w:t xml:space="preserve">基座大模型</w:t>
-            </w:r>
-          </w:p>
-        </w:tc>
-        <w:tc>
-          <w:tcPr>
-            <w:tcW w:type="dxa" w:w="3500"/>
-            <w:tcBorders>
-              <w:top w:val="single" w:color="ECE4D4" w:sz="4"/>
-              <w:left w:val="single" w:color="ECE4D4" w:sz="4"/>
-              <w:bottom w:val="single" w:color="ECE4D4" w:sz="4"/>
-              <w:right w:val="single" w:color="ECE4D4" w:sz="4"/>
-            </w:tcBorders>
-            <w:tcMar>
-              <w:top w:type="dxa" w:w="100"/>
-              <w:left w:type="dxa" w:w="140"/>
-              <w:bottom w:type="dxa" w:w="100"/>
-              <w:right w:type="dxa" w:w="140"/>
-            </w:tcMar>
-          </w:tcPr>
-          <w:p>
-            <w:pPr>
-              <w:spacing w:after="30" w:before="30"/>
-            </w:pPr>
-            <w:r>
-              <w:rPr>
-                <w:rFonts w:ascii="PingFang SC" w:cs="PingFang SC" w:eastAsia="PingFang SC" w:hAnsi="PingFang SC"/>
-                <w:b w:val="false"/>
-                <w:bCs w:val="false"/>
-                <w:color w:val="5A4D3A"/>
-                <w:sz w:val="20"/>
-                <w:szCs w:val="20"/>
-              </w:rPr>
-              <w:t xml:space="preserve">通义千问 72B / DeepSeek-V3</w:t>
-            </w:r>
-          </w:p>
-        </w:tc>
-        <w:tc>
-          <w:tcPr>
-            <w:tcW w:type="dxa" w:w="3960"/>
-            <w:tcBorders>
-              <w:top w:val="single" w:color="ECE4D4" w:sz="4"/>
-              <w:left w:val="single" w:color="ECE4D4" w:sz="4"/>
-              <w:bottom w:val="single" w:color="ECE4D4" w:sz="4"/>
-              <w:right w:val="single" w:color="ECE4D4" w:sz="4"/>
-            </w:tcBorders>
-            <w:tcMar>
-              <w:top w:type="dxa" w:w="100"/>
-              <w:left w:type="dxa" w:w="140"/>
-              <w:bottom w:type="dxa" w:w="100"/>
-              <w:right w:type="dxa" w:w="140"/>
-            </w:tcMar>
-          </w:tcPr>
-          <w:p>
-            <w:pPr>
-              <w:spacing w:after="30" w:before="30"/>
-            </w:pPr>
-            <w:r>
-              <w:rPr>
-                <w:rFonts w:ascii="PingFang SC" w:cs="PingFang SC" w:eastAsia="PingFang SC" w:hAnsi="PingFang SC"/>
-                <w:b w:val="false"/>
-                <w:bCs w:val="false"/>
-                <w:color w:val="5A4D3A"/>
-                <w:sz w:val="20"/>
-                <w:szCs w:val="20"/>
-              </w:rPr>
-              <w:t xml:space="preserve">私有化部署，4×A100 起步</w:t>
-            </w:r>
-          </w:p>
-        </w:tc>
-      </w:tr>
-      <w:tr>
-        <w:trPr>
-          <w:tblHeader w:val="false"/>
-        </w:trPr>
-        <w:tc>
-          <w:tcPr>
-            <w:tcW w:type="dxa" w:w="1500"/>
-            <w:tcBorders>
-              <w:top w:val="single" w:color="ECE4D4" w:sz="4"/>
-              <w:left w:val="single" w:color="ECE4D4" w:sz="4"/>
-              <w:bottom w:val="single" w:color="ECE4D4" w:sz="4"/>
-              <w:right w:val="single" w:color="ECE4D4" w:sz="4"/>
-            </w:tcBorders>
-            <w:shd w:fill="FAF6F0" w:val="clear"/>
-            <w:tcMar>
-              <w:top w:type="dxa" w:w="100"/>
-              <w:left w:type="dxa" w:w="140"/>
-              <w:bottom w:type="dxa" w:w="100"/>
-              <w:right w:type="dxa" w:w="140"/>
-            </w:tcMar>
-          </w:tcPr>
-          <w:p>
-            <w:pPr>
-              <w:spacing w:after="30" w:before="30"/>
-            </w:pPr>
-            <w:r>
-              <w:rPr>
-                <w:rFonts w:ascii="PingFang SC" w:cs="PingFang SC" w:eastAsia="PingFang SC" w:hAnsi="PingFang SC"/>
-                <w:b w:val="false"/>
-                <w:bCs w:val="false"/>
-                <w:color w:val="5A4D3A"/>
-                <w:sz w:val="20"/>
-                <w:szCs w:val="20"/>
-              </w:rPr>
-              <w:t xml:space="preserve">茶叶垂直模型</w:t>
-            </w:r>
-          </w:p>
-        </w:tc>
-        <w:tc>
-          <w:tcPr>
-            <w:tcW w:type="dxa" w:w="3500"/>
-            <w:tcBorders>
-              <w:top w:val="single" w:color="ECE4D4" w:sz="4"/>
-              <w:left w:val="single" w:color="ECE4D4" w:sz="4"/>
-              <w:bottom w:val="single" w:color="ECE4D4" w:sz="4"/>
-              <w:right w:val="single" w:color="ECE4D4" w:sz="4"/>
-            </w:tcBorders>
-            <w:shd w:fill="FAF6F0" w:val="clear"/>
-            <w:tcMar>
-              <w:top w:type="dxa" w:w="100"/>
-              <w:left w:type="dxa" w:w="140"/>
-              <w:bottom w:type="dxa" w:w="100"/>
-              <w:right w:type="dxa" w:w="140"/>
-            </w:tcMar>
-          </w:tcPr>
-          <w:p>
-            <w:pPr>
-              <w:spacing w:after="30" w:before="30"/>
-            </w:pPr>
-            <w:r>
-              <w:rPr>
-                <w:rFonts w:ascii="PingFang SC" w:cs="PingFang SC" w:eastAsia="PingFang SC" w:hAnsi="PingFang SC"/>
-                <w:b w:val="false"/>
-                <w:bCs w:val="false"/>
-                <w:color w:val="5A4D3A"/>
-                <w:sz w:val="20"/>
-                <w:szCs w:val="20"/>
-              </w:rPr>
-              <w:t xml:space="preserve">基于基座的 LoRA 适配器</w:t>
-            </w:r>
-          </w:p>
-        </w:tc>
-        <w:tc>
-          <w:tcPr>
-            <w:tcW w:type="dxa" w:w="3960"/>
-            <w:tcBorders>
-              <w:top w:val="single" w:color="ECE4D4" w:sz="4"/>
-              <w:left w:val="single" w:color="ECE4D4" w:sz="4"/>
-              <w:bottom w:val="single" w:color="ECE4D4" w:sz="4"/>
-              <w:right w:val="single" w:color="ECE4D4" w:sz="4"/>
-            </w:tcBorders>
-            <w:shd w:fill="FAF6F0" w:val="clear"/>
-            <w:tcMar>
-              <w:top w:type="dxa" w:w="100"/>
-              <w:left w:type="dxa" w:w="140"/>
-              <w:bottom w:type="dxa" w:w="100"/>
-              <w:right w:type="dxa" w:w="140"/>
-            </w:tcMar>
-          </w:tcPr>
-          <w:p>
-            <w:pPr>
-              <w:spacing w:after="30" w:before="30"/>
-            </w:pPr>
-            <w:r>
-              <w:rPr>
-                <w:rFonts w:ascii="PingFang SC" w:cs="PingFang SC" w:eastAsia="PingFang SC" w:hAnsi="PingFang SC"/>
-                <w:b w:val="false"/>
-                <w:bCs w:val="false"/>
-                <w:color w:val="5A4D3A"/>
-                <w:sz w:val="20"/>
-                <w:szCs w:val="20"/>
-              </w:rPr>
-              <w:t xml:space="preserve">熹茗私有数据 1万+ QA 对、5千 SOP 段</w:t>
-            </w:r>
-          </w:p>
-        </w:tc>
-      </w:tr>
-      <w:tr>
-        <w:trPr>
-          <w:tblHeader w:val="false"/>
-        </w:trPr>
-        <w:tc>
-          <w:tcPr>
-            <w:tcW w:type="dxa" w:w="1500"/>
-            <w:tcBorders>
-              <w:top w:val="single" w:color="ECE4D4" w:sz="4"/>
-              <w:left w:val="single" w:color="ECE4D4" w:sz="4"/>
-              <w:bottom w:val="single" w:color="ECE4D4" w:sz="4"/>
-              <w:right w:val="single" w:color="ECE4D4" w:sz="4"/>
-            </w:tcBorders>
-            <w:tcMar>
-              <w:top w:type="dxa" w:w="100"/>
-              <w:left w:type="dxa" w:w="140"/>
-              <w:bottom w:type="dxa" w:w="100"/>
-              <w:right w:type="dxa" w:w="140"/>
-            </w:tcMar>
-          </w:tcPr>
-          <w:p>
-            <w:pPr>
-              <w:spacing w:after="30" w:before="30"/>
-            </w:pPr>
-            <w:r>
-              <w:rPr>
-                <w:rFonts w:ascii="PingFang SC" w:cs="PingFang SC" w:eastAsia="PingFang SC" w:hAnsi="PingFang SC"/>
-                <w:b w:val="false"/>
-                <w:bCs w:val="false"/>
-                <w:color w:val="5A4D3A"/>
-                <w:sz w:val="20"/>
-                <w:szCs w:val="20"/>
-              </w:rPr>
-              <w:t xml:space="preserve">中文 Embedding</w:t>
-            </w:r>
-          </w:p>
-        </w:tc>
-        <w:tc>
-          <w:tcPr>
-            <w:tcW w:type="dxa" w:w="3500"/>
-            <w:tcBorders>
-              <w:top w:val="single" w:color="ECE4D4" w:sz="4"/>
-              <w:left w:val="single" w:color="ECE4D4" w:sz="4"/>
-              <w:bottom w:val="single" w:color="ECE4D4" w:sz="4"/>
-              <w:right w:val="single" w:color="ECE4D4" w:sz="4"/>
-            </w:tcBorders>
-            <w:tcMar>
-              <w:top w:type="dxa" w:w="100"/>
-              <w:left w:type="dxa" w:w="140"/>
-              <w:bottom w:type="dxa" w:w="100"/>
-              <w:right w:type="dxa" w:w="140"/>
-            </w:tcMar>
-          </w:tcPr>
-          <w:p>
-            <w:pPr>
-              <w:spacing w:after="30" w:before="30"/>
-            </w:pPr>
-            <w:r>
-              <w:rPr>
-                <w:rFonts w:ascii="PingFang SC" w:cs="PingFang SC" w:eastAsia="PingFang SC" w:hAnsi="PingFang SC"/>
-                <w:b w:val="false"/>
-                <w:bCs w:val="false"/>
-                <w:color w:val="5A4D3A"/>
-                <w:sz w:val="20"/>
-                <w:szCs w:val="20"/>
-              </w:rPr>
-              <w:t xml:space="preserve">BGE-large-zh-v1.5</w:t>
-            </w:r>
-          </w:p>
-        </w:tc>
-        <w:tc>
-          <w:tcPr>
-            <w:tcW w:type="dxa" w:w="3960"/>
-            <w:tcBorders>
-              <w:top w:val="single" w:color="ECE4D4" w:sz="4"/>
-              <w:left w:val="single" w:color="ECE4D4" w:sz="4"/>
-              <w:bottom w:val="single" w:color="ECE4D4" w:sz="4"/>
-              <w:right w:val="single" w:color="ECE4D4" w:sz="4"/>
-            </w:tcBorders>
-            <w:tcMar>
-              <w:top w:type="dxa" w:w="100"/>
-              <w:left w:type="dxa" w:w="140"/>
-              <w:bottom w:type="dxa" w:w="100"/>
-              <w:right w:type="dxa" w:w="140"/>
-            </w:tcMar>
-          </w:tcPr>
-          <w:p>
-            <w:pPr>
-              <w:spacing w:after="30" w:before="30"/>
-            </w:pPr>
-            <w:r>
-              <w:rPr>
-                <w:rFonts w:ascii="PingFang SC" w:cs="PingFang SC" w:eastAsia="PingFang SC" w:hAnsi="PingFang SC"/>
-                <w:b w:val="false"/>
-                <w:bCs w:val="false"/>
-                <w:color w:val="5A4D3A"/>
-                <w:sz w:val="20"/>
-                <w:szCs w:val="20"/>
-              </w:rPr>
-              <w:t xml:space="preserve">开源，1024 维</w:t>
-            </w:r>
-          </w:p>
-        </w:tc>
-      </w:tr>
-      <w:tr>
-        <w:trPr>
-          <w:tblHeader w:val="false"/>
-        </w:trPr>
-        <w:tc>
-          <w:tcPr>
-            <w:tcW w:type="dxa" w:w="1500"/>
-            <w:tcBorders>
-              <w:top w:val="single" w:color="ECE4D4" w:sz="4"/>
-              <w:left w:val="single" w:color="ECE4D4" w:sz="4"/>
-              <w:bottom w:val="single" w:color="ECE4D4" w:sz="4"/>
-              <w:right w:val="single" w:color="ECE4D4" w:sz="4"/>
-            </w:tcBorders>
-            <w:shd w:fill="FAF6F0" w:val="clear"/>
-            <w:tcMar>
-              <w:top w:type="dxa" w:w="100"/>
-              <w:left w:type="dxa" w:w="140"/>
-              <w:bottom w:type="dxa" w:w="100"/>
-              <w:right w:type="dxa" w:w="140"/>
-            </w:tcMar>
-          </w:tcPr>
-          <w:p>
-            <w:pPr>
-              <w:spacing w:after="30" w:before="30"/>
-            </w:pPr>
-            <w:r>
-              <w:rPr>
-                <w:rFonts w:ascii="PingFang SC" w:cs="PingFang SC" w:eastAsia="PingFang SC" w:hAnsi="PingFang SC"/>
-                <w:b w:val="false"/>
-                <w:bCs w:val="false"/>
-                <w:color w:val="5A4D3A"/>
-                <w:sz w:val="20"/>
-                <w:szCs w:val="20"/>
-              </w:rPr>
-              <w:t xml:space="preserve">Reranker</w:t>
-            </w:r>
-          </w:p>
-        </w:tc>
-        <w:tc>
-          <w:tcPr>
-            <w:tcW w:type="dxa" w:w="3500"/>
-            <w:tcBorders>
-              <w:top w:val="single" w:color="ECE4D4" w:sz="4"/>
-              <w:left w:val="single" w:color="ECE4D4" w:sz="4"/>
-              <w:bottom w:val="single" w:color="ECE4D4" w:sz="4"/>
-              <w:right w:val="single" w:color="ECE4D4" w:sz="4"/>
-            </w:tcBorders>
-            <w:shd w:fill="FAF6F0" w:val="clear"/>
-            <w:tcMar>
-              <w:top w:type="dxa" w:w="100"/>
-              <w:left w:type="dxa" w:w="140"/>
-              <w:bottom w:type="dxa" w:w="100"/>
-              <w:right w:type="dxa" w:w="140"/>
-            </w:tcMar>
-          </w:tcPr>
-          <w:p>
-            <w:pPr>
-              <w:spacing w:after="30" w:before="30"/>
-            </w:pPr>
-            <w:r>
-              <w:rPr>
-                <w:rFonts w:ascii="PingFang SC" w:cs="PingFang SC" w:eastAsia="PingFang SC" w:hAnsi="PingFang SC"/>
-                <w:b w:val="false"/>
-                <w:bCs w:val="false"/>
-                <w:color w:val="5A4D3A"/>
-                <w:sz w:val="20"/>
-                <w:szCs w:val="20"/>
-              </w:rPr>
-              <w:t xml:space="preserve">BGE-reranker-v2-m3</w:t>
-            </w:r>
-          </w:p>
-        </w:tc>
-        <w:tc>
-          <w:tcPr>
-            <w:tcW w:type="dxa" w:w="3960"/>
-            <w:tcBorders>
-              <w:top w:val="single" w:color="ECE4D4" w:sz="4"/>
-              <w:left w:val="single" w:color="ECE4D4" w:sz="4"/>
-              <w:bottom w:val="single" w:color="ECE4D4" w:sz="4"/>
-              <w:right w:val="single" w:color="ECE4D4" w:sz="4"/>
-            </w:tcBorders>
-            <w:shd w:fill="FAF6F0" w:val="clear"/>
-            <w:tcMar>
-              <w:top w:type="dxa" w:w="100"/>
-              <w:left w:type="dxa" w:w="140"/>
-              <w:bottom w:type="dxa" w:w="100"/>
-              <w:right w:type="dxa" w:w="140"/>
-            </w:tcMar>
-          </w:tcPr>
-          <w:p>
-            <w:pPr>
-              <w:spacing w:after="30" w:before="30"/>
-            </w:pPr>
-            <w:r>
-              <w:rPr>
-                <w:rFonts w:ascii="PingFang SC" w:cs="PingFang SC" w:eastAsia="PingFang SC" w:hAnsi="PingFang SC"/>
-                <w:b w:val="false"/>
-                <w:bCs w:val="false"/>
-                <w:color w:val="5A4D3A"/>
-                <w:sz w:val="20"/>
-                <w:szCs w:val="20"/>
-              </w:rPr>
-              <w:t xml:space="preserve">提升 RAG 精度 15-20%</w:t>
-            </w:r>
-          </w:p>
-        </w:tc>
-      </w:tr>
-      <w:tr>
-        <w:trPr>
-          <w:tblHeader w:val="false"/>
-        </w:trPr>
-        <w:tc>
-          <w:tcPr>
-            <w:tcW w:type="dxa" w:w="1500"/>
-            <w:tcBorders>
-              <w:top w:val="single" w:color="ECE4D4" w:sz="4"/>
-              <w:left w:val="single" w:color="ECE4D4" w:sz="4"/>
-              <w:bottom w:val="single" w:color="ECE4D4" w:sz="4"/>
-              <w:right w:val="single" w:color="ECE4D4" w:sz="4"/>
-            </w:tcBorders>
-            <w:tcMar>
-              <w:top w:type="dxa" w:w="100"/>
-              <w:left w:type="dxa" w:w="140"/>
-              <w:bottom w:type="dxa" w:w="100"/>
-              <w:right w:type="dxa" w:w="140"/>
-            </w:tcMar>
-          </w:tcPr>
-          <w:p>
-            <w:pPr>
-              <w:spacing w:after="30" w:before="30"/>
-            </w:pPr>
-            <w:r>
-              <w:rPr>
-                <w:rFonts w:ascii="PingFang SC" w:cs="PingFang SC" w:eastAsia="PingFang SC" w:hAnsi="PingFang SC"/>
-                <w:b w:val="false"/>
-                <w:bCs w:val="false"/>
-                <w:color w:val="5A4D3A"/>
-                <w:sz w:val="20"/>
-                <w:szCs w:val="20"/>
-              </w:rPr>
-              <w:t xml:space="preserve">视觉模型</w:t>
-            </w:r>
-          </w:p>
-        </w:tc>
-        <w:tc>
-          <w:tcPr>
-            <w:tcW w:type="dxa" w:w="3500"/>
-            <w:tcBorders>
-              <w:top w:val="single" w:color="ECE4D4" w:sz="4"/>
-              <w:left w:val="single" w:color="ECE4D4" w:sz="4"/>
-              <w:bottom w:val="single" w:color="ECE4D4" w:sz="4"/>
-              <w:right w:val="single" w:color="ECE4D4" w:sz="4"/>
-            </w:tcBorders>
-            <w:tcMar>
-              <w:top w:type="dxa" w:w="100"/>
-              <w:left w:type="dxa" w:w="140"/>
-              <w:bottom w:type="dxa" w:w="100"/>
-              <w:right w:type="dxa" w:w="140"/>
-            </w:tcMar>
-          </w:tcPr>
-          <w:p>
-            <w:pPr>
-              <w:spacing w:after="30" w:before="30"/>
-            </w:pPr>
-            <w:r>
-              <w:rPr>
-                <w:rFonts w:ascii="PingFang SC" w:cs="PingFang SC" w:eastAsia="PingFang SC" w:hAnsi="PingFang SC"/>
-                <w:b w:val="false"/>
-                <w:bCs w:val="false"/>
-                <w:color w:val="5A4D3A"/>
-                <w:sz w:val="20"/>
-                <w:szCs w:val="20"/>
-              </w:rPr>
-              <w:t xml:space="preserve">ViT-B/16 + CLIP 微调</w:t>
-            </w:r>
-          </w:p>
-        </w:tc>
-        <w:tc>
-          <w:tcPr>
-            <w:tcW w:type="dxa" w:w="3960"/>
-            <w:tcBorders>
-              <w:top w:val="single" w:color="ECE4D4" w:sz="4"/>
-              <w:left w:val="single" w:color="ECE4D4" w:sz="4"/>
-              <w:bottom w:val="single" w:color="ECE4D4" w:sz="4"/>
-              <w:right w:val="single" w:color="ECE4D4" w:sz="4"/>
-            </w:tcBorders>
-            <w:tcMar>
-              <w:top w:type="dxa" w:w="100"/>
-              <w:left w:type="dxa" w:w="140"/>
-              <w:bottom w:type="dxa" w:w="100"/>
-              <w:right w:type="dxa" w:w="140"/>
-            </w:tcMar>
-          </w:tcPr>
-          <w:p>
-            <w:pPr>
-              <w:spacing w:after="30" w:before="30"/>
-            </w:pPr>
-            <w:r>
-              <w:rPr>
-                <w:rFonts w:ascii="PingFang SC" w:cs="PingFang SC" w:eastAsia="PingFang SC" w:hAnsi="PingFang SC"/>
-                <w:b w:val="false"/>
-                <w:bCs w:val="false"/>
-                <w:color w:val="5A4D3A"/>
-                <w:sz w:val="20"/>
-                <w:szCs w:val="20"/>
-              </w:rPr>
-              <w:t xml:space="preserve">标准出品图 50-100 张/品类即可上线</w:t>
-            </w:r>
-          </w:p>
-        </w:tc>
-      </w:tr>
-      <w:tr>
-        <w:trPr>
-          <w:tblHeader w:val="false"/>
-        </w:trPr>
-        <w:tc>
-          <w:tcPr>
-            <w:tcW w:type="dxa" w:w="1500"/>
-            <w:tcBorders>
-              <w:top w:val="single" w:color="ECE4D4" w:sz="4"/>
-              <w:left w:val="single" w:color="ECE4D4" w:sz="4"/>
-              <w:bottom w:val="single" w:color="ECE4D4" w:sz="4"/>
-              <w:right w:val="single" w:color="ECE4D4" w:sz="4"/>
-            </w:tcBorders>
-            <w:shd w:fill="FAF6F0" w:val="clear"/>
-            <w:tcMar>
-              <w:top w:type="dxa" w:w="100"/>
-              <w:left w:type="dxa" w:w="140"/>
-              <w:bottom w:type="dxa" w:w="100"/>
-              <w:right w:type="dxa" w:w="140"/>
-            </w:tcMar>
-          </w:tcPr>
-          <w:p>
-            <w:pPr>
-              <w:spacing w:after="30" w:before="30"/>
-            </w:pPr>
-            <w:r>
-              <w:rPr>
-                <w:rFonts w:ascii="PingFang SC" w:cs="PingFang SC" w:eastAsia="PingFang SC" w:hAnsi="PingFang SC"/>
-                <w:b w:val="false"/>
-                <w:bCs w:val="false"/>
-                <w:color w:val="5A4D3A"/>
-                <w:sz w:val="20"/>
-                <w:szCs w:val="20"/>
-              </w:rPr>
-              <w:t xml:space="preserve">规则引擎</w:t>
-            </w:r>
-          </w:p>
-        </w:tc>
-        <w:tc>
-          <w:tcPr>
-            <w:tcW w:type="dxa" w:w="3500"/>
-            <w:tcBorders>
-              <w:top w:val="single" w:color="ECE4D4" w:sz="4"/>
-              <w:left w:val="single" w:color="ECE4D4" w:sz="4"/>
-              <w:bottom w:val="single" w:color="ECE4D4" w:sz="4"/>
-              <w:right w:val="single" w:color="ECE4D4" w:sz="4"/>
-            </w:tcBorders>
-            <w:shd w:fill="FAF6F0" w:val="clear"/>
-            <w:tcMar>
-              <w:top w:type="dxa" w:w="100"/>
-              <w:left w:type="dxa" w:w="140"/>
-              <w:bottom w:type="dxa" w:w="100"/>
-              <w:right w:type="dxa" w:w="140"/>
-            </w:tcMar>
-          </w:tcPr>
-          <w:p>
-            <w:pPr>
-              <w:spacing w:after="30" w:before="30"/>
-            </w:pPr>
-            <w:r>
-              <w:rPr>
-                <w:rFonts w:ascii="PingFang SC" w:cs="PingFang SC" w:eastAsia="PingFang SC" w:hAnsi="PingFang SC"/>
-                <w:b w:val="false"/>
-                <w:bCs w:val="false"/>
-                <w:color w:val="5A4D3A"/>
-                <w:sz w:val="20"/>
-                <w:szCs w:val="20"/>
-              </w:rPr>
-              <w:t xml:space="preserve">Drools + 自研 DSL</w:t>
-            </w:r>
-          </w:p>
-        </w:tc>
-        <w:tc>
-          <w:tcPr>
-            <w:tcW w:type="dxa" w:w="3960"/>
-            <w:tcBorders>
-              <w:top w:val="single" w:color="ECE4D4" w:sz="4"/>
-              <w:left w:val="single" w:color="ECE4D4" w:sz="4"/>
-              <w:bottom w:val="single" w:color="ECE4D4" w:sz="4"/>
-              <w:right w:val="single" w:color="ECE4D4" w:sz="4"/>
-            </w:tcBorders>
-            <w:shd w:fill="FAF6F0" w:val="clear"/>
-            <w:tcMar>
-              <w:top w:type="dxa" w:w="100"/>
-              <w:left w:type="dxa" w:w="140"/>
-              <w:bottom w:type="dxa" w:w="100"/>
-              <w:right w:type="dxa" w:w="140"/>
-            </w:tcMar>
-          </w:tcPr>
-          <w:p>
-            <w:pPr>
-              <w:spacing w:after="30" w:before="30"/>
-            </w:pPr>
-            <w:r>
-              <w:rPr>
-                <w:rFonts w:ascii="PingFang SC" w:cs="PingFang SC" w:eastAsia="PingFang SC" w:hAnsi="PingFang SC"/>
-                <w:b w:val="false"/>
-                <w:bCs w:val="false"/>
-                <w:color w:val="5A4D3A"/>
-                <w:sz w:val="20"/>
-                <w:szCs w:val="20"/>
-              </w:rPr>
-              <w:t xml:space="preserve">用于食安红线、退换货等</w:t>
-            </w:r>
-          </w:p>
-        </w:tc>
-      </w:tr>
-    </w:tbl>
-    <w:p>
-      <w:pPr>
-        <w:pStyle w:val="Heading2"/>
-        <w:spacing w:after="180" w:before="320"/>
-      </w:pPr>
-      <w:r>
-        <w:rPr>
-          <w:rFonts w:ascii="Songti SC" w:cs="Songti SC" w:eastAsia="Songti SC" w:hAnsi="Songti SC"/>
-          <w:b/>
-          <w:bCs/>
-          <w:color w:val="9C1F1C"/>
-          <w:sz w:val="30"/>
-          <w:szCs w:val="30"/>
-        </w:rPr>
-        <w:t xml:space="preserve">6.3 数据存储多模态</w:t>
-      </w:r>
-    </w:p>
-    <w:tbl>
-      <w:tblPr>
-        <w:tblW w:type="dxa" w:w="8960"/>
-        <w:tblBorders>
-          <w:top w:val="single" w:color="auto" w:sz="4"/>
-          <w:left w:val="single" w:color="auto" w:sz="4"/>
-          <w:bottom w:val="single" w:color="auto" w:sz="4"/>
-          <w:right w:val="single" w:color="auto" w:sz="4"/>
-          <w:insideH w:val="single" w:color="auto" w:sz="4"/>
-          <w:insideV w:val="single" w:color="auto" w:sz="4"/>
-        </w:tblBorders>
-      </w:tblPr>
-      <w:tblGrid>
-        <w:gridCol w:w="1500"/>
-        <w:gridCol w:w="3500"/>
-        <w:gridCol w:w="3960"/>
-      </w:tblGrid>
-      <w:tr>
-        <w:trPr>
-          <w:tblHeader/>
-        </w:trPr>
-        <w:tc>
-          <w:tcPr>
-            <w:tcW w:type="dxa" w:w="1500"/>
-            <w:tcBorders>
-              <w:top w:val="single" w:color="ECE4D4" w:sz="4"/>
-              <w:left w:val="single" w:color="ECE4D4" w:sz="4"/>
-              <w:bottom w:val="single" w:color="ECE4D4" w:sz="4"/>
-              <w:right w:val="single" w:color="ECE4D4" w:sz="4"/>
-            </w:tcBorders>
-            <w:shd w:fill="FDE7E6" w:val="clear"/>
-            <w:tcMar>
-              <w:top w:type="dxa" w:w="100"/>
-              <w:left w:type="dxa" w:w="140"/>
-              <w:bottom w:type="dxa" w:w="100"/>
-              <w:right w:type="dxa" w:w="140"/>
-            </w:tcMar>
-          </w:tcPr>
-          <w:p>
-            <w:pPr>
-              <w:spacing w:after="30" w:before="30"/>
-            </w:pPr>
-            <w:r>
-              <w:rPr>
-                <w:rFonts w:ascii="PingFang SC" w:cs="PingFang SC" w:eastAsia="PingFang SC" w:hAnsi="PingFang SC"/>
-                <w:b/>
-                <w:bCs/>
-                <w:color w:val="C8302C"/>
-                <w:sz w:val="20"/>
-                <w:szCs w:val="20"/>
-              </w:rPr>
-              <w:t xml:space="preserve">数据类型</w:t>
-            </w:r>
-          </w:p>
-        </w:tc>
-        <w:tc>
-          <w:tcPr>
-            <w:tcW w:type="dxa" w:w="3500"/>
-            <w:tcBorders>
-              <w:top w:val="single" w:color="ECE4D4" w:sz="4"/>
-              <w:left w:val="single" w:color="ECE4D4" w:sz="4"/>
-              <w:bottom w:val="single" w:color="ECE4D4" w:sz="4"/>
-              <w:right w:val="single" w:color="ECE4D4" w:sz="4"/>
-            </w:tcBorders>
-            <w:shd w:fill="FDE7E6" w:val="clear"/>
-            <w:tcMar>
-              <w:top w:type="dxa" w:w="100"/>
-              <w:left w:type="dxa" w:w="140"/>
-              <w:bottom w:type="dxa" w:w="100"/>
-              <w:right w:type="dxa" w:w="140"/>
-            </w:tcMar>
-          </w:tcPr>
-          <w:p>
-            <w:pPr>
-              <w:spacing w:after="30" w:before="30"/>
-            </w:pPr>
-            <w:r>
-              <w:rPr>
-                <w:rFonts w:ascii="PingFang SC" w:cs="PingFang SC" w:eastAsia="PingFang SC" w:hAnsi="PingFang SC"/>
-                <w:b/>
-                <w:bCs/>
-                <w:color w:val="C8302C"/>
-                <w:sz w:val="20"/>
-                <w:szCs w:val="20"/>
-              </w:rPr>
-              <w:t xml:space="preserve">存储</w:t>
-            </w:r>
-          </w:p>
-        </w:tc>
-        <w:tc>
-          <w:tcPr>
-            <w:tcW w:type="dxa" w:w="3960"/>
-            <w:tcBorders>
-              <w:top w:val="single" w:color="ECE4D4" w:sz="4"/>
-              <w:left w:val="single" w:color="ECE4D4" w:sz="4"/>
-              <w:bottom w:val="single" w:color="ECE4D4" w:sz="4"/>
-              <w:right w:val="single" w:color="ECE4D4" w:sz="4"/>
-            </w:tcBorders>
-            <w:shd w:fill="FDE7E6" w:val="clear"/>
-            <w:tcMar>
-              <w:top w:type="dxa" w:w="100"/>
-              <w:left w:type="dxa" w:w="140"/>
-              <w:bottom w:type="dxa" w:w="100"/>
-              <w:right w:type="dxa" w:w="140"/>
-            </w:tcMar>
-          </w:tcPr>
-          <w:p>
-            <w:pPr>
-              <w:spacing w:after="30" w:before="30"/>
-            </w:pPr>
-            <w:r>
-              <w:rPr>
-                <w:rFonts w:ascii="PingFang SC" w:cs="PingFang SC" w:eastAsia="PingFang SC" w:hAnsi="PingFang SC"/>
-                <w:b/>
-                <w:bCs/>
-                <w:color w:val="C8302C"/>
-                <w:sz w:val="20"/>
-                <w:szCs w:val="20"/>
-              </w:rPr>
-              <w:t xml:space="preserve">用途</w:t>
-            </w:r>
-          </w:p>
-        </w:tc>
-      </w:tr>
-      <w:tr>
-        <w:trPr>
-          <w:tblHeader w:val="false"/>
-        </w:trPr>
-        <w:tc>
-          <w:tcPr>
-            <w:tcW w:type="dxa" w:w="1500"/>
-            <w:tcBorders>
-              <w:top w:val="single" w:color="ECE4D4" w:sz="4"/>
-              <w:left w:val="single" w:color="ECE4D4" w:sz="4"/>
-              <w:bottom w:val="single" w:color="ECE4D4" w:sz="4"/>
-              <w:right w:val="single" w:color="ECE4D4" w:sz="4"/>
-            </w:tcBorders>
-            <w:tcMar>
-              <w:top w:type="dxa" w:w="100"/>
-              <w:left w:type="dxa" w:w="140"/>
-              <w:bottom w:type="dxa" w:w="100"/>
-              <w:right w:type="dxa" w:w="140"/>
-            </w:tcMar>
-          </w:tcPr>
-          <w:p>
-            <w:pPr>
-              <w:spacing w:after="30" w:before="30"/>
-            </w:pPr>
-            <w:r>
-              <w:rPr>
-                <w:rFonts w:ascii="PingFang SC" w:cs="PingFang SC" w:eastAsia="PingFang SC" w:hAnsi="PingFang SC"/>
-                <w:b w:val="false"/>
-                <w:bCs w:val="false"/>
-                <w:color w:val="5A4D3A"/>
-                <w:sz w:val="20"/>
-                <w:szCs w:val="20"/>
-              </w:rPr>
-              <w:t xml:space="preserve">结构化业务数据</w:t>
-            </w:r>
-          </w:p>
-        </w:tc>
-        <w:tc>
-          <w:tcPr>
-            <w:tcW w:type="dxa" w:w="3500"/>
-            <w:tcBorders>
-              <w:top w:val="single" w:color="ECE4D4" w:sz="4"/>
-              <w:left w:val="single" w:color="ECE4D4" w:sz="4"/>
-              <w:bottom w:val="single" w:color="ECE4D4" w:sz="4"/>
-              <w:right w:val="single" w:color="ECE4D4" w:sz="4"/>
-            </w:tcBorders>
-            <w:tcMar>
-              <w:top w:type="dxa" w:w="100"/>
-              <w:left w:type="dxa" w:w="140"/>
-              <w:bottom w:type="dxa" w:w="100"/>
-              <w:right w:type="dxa" w:w="140"/>
-            </w:tcMar>
-          </w:tcPr>
-          <w:p>
-            <w:pPr>
-              <w:spacing w:after="30" w:before="30"/>
-            </w:pPr>
-            <w:r>
-              <w:rPr>
-                <w:rFonts w:ascii="PingFang SC" w:cs="PingFang SC" w:eastAsia="PingFang SC" w:hAnsi="PingFang SC"/>
-                <w:b w:val="false"/>
-                <w:bCs w:val="false"/>
-                <w:color w:val="5A4D3A"/>
-                <w:sz w:val="20"/>
-                <w:szCs w:val="20"/>
-              </w:rPr>
-              <w:t xml:space="preserve">MySQL（主从 + 分库）</w:t>
-            </w:r>
-          </w:p>
-        </w:tc>
-        <w:tc>
-          <w:tcPr>
-            <w:tcW w:type="dxa" w:w="3960"/>
-            <w:tcBorders>
-              <w:top w:val="single" w:color="ECE4D4" w:sz="4"/>
-              <w:left w:val="single" w:color="ECE4D4" w:sz="4"/>
-              <w:bottom w:val="single" w:color="ECE4D4" w:sz="4"/>
-              <w:right w:val="single" w:color="ECE4D4" w:sz="4"/>
-            </w:tcBorders>
-            <w:tcMar>
-              <w:top w:type="dxa" w:w="100"/>
-              <w:left w:type="dxa" w:w="140"/>
-              <w:bottom w:type="dxa" w:w="100"/>
-              <w:right w:type="dxa" w:w="140"/>
-            </w:tcMar>
-          </w:tcPr>
-          <w:p>
-            <w:pPr>
-              <w:spacing w:after="30" w:before="30"/>
-            </w:pPr>
-            <w:r>
-              <w:rPr>
-                <w:rFonts w:ascii="PingFang SC" w:cs="PingFang SC" w:eastAsia="PingFang SC" w:hAnsi="PingFang SC"/>
-                <w:b w:val="false"/>
-                <w:bCs w:val="false"/>
-                <w:color w:val="5A4D3A"/>
-                <w:sz w:val="20"/>
-                <w:szCs w:val="20"/>
-              </w:rPr>
-              <w:t xml:space="preserve">用户、订单、商品</w:t>
-            </w:r>
-          </w:p>
-        </w:tc>
-      </w:tr>
-      <w:tr>
-        <w:trPr>
-          <w:tblHeader w:val="false"/>
-        </w:trPr>
-        <w:tc>
-          <w:tcPr>
-            <w:tcW w:type="dxa" w:w="1500"/>
-            <w:tcBorders>
-              <w:top w:val="single" w:color="ECE4D4" w:sz="4"/>
-              <w:left w:val="single" w:color="ECE4D4" w:sz="4"/>
-              <w:bottom w:val="single" w:color="ECE4D4" w:sz="4"/>
-              <w:right w:val="single" w:color="ECE4D4" w:sz="4"/>
-            </w:tcBorders>
-            <w:shd w:fill="FAF6F0" w:val="clear"/>
-            <w:tcMar>
-              <w:top w:type="dxa" w:w="100"/>
-              <w:left w:type="dxa" w:w="140"/>
-              <w:bottom w:type="dxa" w:w="100"/>
-              <w:right w:type="dxa" w:w="140"/>
-            </w:tcMar>
-          </w:tcPr>
-          <w:p>
-            <w:pPr>
-              <w:spacing w:after="30" w:before="30"/>
-            </w:pPr>
-            <w:r>
-              <w:rPr>
-                <w:rFonts w:ascii="PingFang SC" w:cs="PingFang SC" w:eastAsia="PingFang SC" w:hAnsi="PingFang SC"/>
-                <w:b w:val="false"/>
-                <w:bCs w:val="false"/>
-                <w:color w:val="5A4D3A"/>
-                <w:sz w:val="20"/>
-                <w:szCs w:val="20"/>
-              </w:rPr>
-              <w:t xml:space="preserve">非结构化文档</w:t>
-            </w:r>
-          </w:p>
-        </w:tc>
-        <w:tc>
-          <w:tcPr>
-            <w:tcW w:type="dxa" w:w="3500"/>
-            <w:tcBorders>
-              <w:top w:val="single" w:color="ECE4D4" w:sz="4"/>
-              <w:left w:val="single" w:color="ECE4D4" w:sz="4"/>
-              <w:bottom w:val="single" w:color="ECE4D4" w:sz="4"/>
-              <w:right w:val="single" w:color="ECE4D4" w:sz="4"/>
-            </w:tcBorders>
-            <w:shd w:fill="FAF6F0" w:val="clear"/>
-            <w:tcMar>
-              <w:top w:type="dxa" w:w="100"/>
-              <w:left w:type="dxa" w:w="140"/>
-              <w:bottom w:type="dxa" w:w="100"/>
-              <w:right w:type="dxa" w:w="140"/>
-            </w:tcMar>
-          </w:tcPr>
-          <w:p>
-            <w:pPr>
-              <w:spacing w:after="30" w:before="30"/>
-            </w:pPr>
-            <w:r>
-              <w:rPr>
-                <w:rFonts w:ascii="PingFang SC" w:cs="PingFang SC" w:eastAsia="PingFang SC" w:hAnsi="PingFang SC"/>
-                <w:b w:val="false"/>
-                <w:bCs w:val="false"/>
-                <w:color w:val="5A4D3A"/>
-                <w:sz w:val="20"/>
-                <w:szCs w:val="20"/>
-              </w:rPr>
-              <w:t xml:space="preserve">对象存储 OSS</w:t>
-            </w:r>
-          </w:p>
-        </w:tc>
-        <w:tc>
-          <w:tcPr>
-            <w:tcW w:type="dxa" w:w="3960"/>
-            <w:tcBorders>
-              <w:top w:val="single" w:color="ECE4D4" w:sz="4"/>
-              <w:left w:val="single" w:color="ECE4D4" w:sz="4"/>
-              <w:bottom w:val="single" w:color="ECE4D4" w:sz="4"/>
-              <w:right w:val="single" w:color="ECE4D4" w:sz="4"/>
-            </w:tcBorders>
-            <w:shd w:fill="FAF6F0" w:val="clear"/>
-            <w:tcMar>
-              <w:top w:type="dxa" w:w="100"/>
-              <w:left w:type="dxa" w:w="140"/>
-              <w:bottom w:type="dxa" w:w="100"/>
-              <w:right w:type="dxa" w:w="140"/>
-            </w:tcMar>
-          </w:tcPr>
-          <w:p>
-            <w:pPr>
-              <w:spacing w:after="30" w:before="30"/>
-            </w:pPr>
-            <w:r>
-              <w:rPr>
-                <w:rFonts w:ascii="PingFang SC" w:cs="PingFang SC" w:eastAsia="PingFang SC" w:hAnsi="PingFang SC"/>
-                <w:b w:val="false"/>
-                <w:bCs w:val="false"/>
-                <w:color w:val="5A4D3A"/>
-                <w:sz w:val="20"/>
-                <w:szCs w:val="20"/>
-              </w:rPr>
-              <w:t xml:space="preserve">PDF、视频、图片</w:t>
-            </w:r>
-          </w:p>
-        </w:tc>
-      </w:tr>
-      <w:tr>
-        <w:trPr>
-          <w:tblHeader w:val="false"/>
-        </w:trPr>
-        <w:tc>
-          <w:tcPr>
-            <w:tcW w:type="dxa" w:w="1500"/>
-            <w:tcBorders>
-              <w:top w:val="single" w:color="ECE4D4" w:sz="4"/>
-              <w:left w:val="single" w:color="ECE4D4" w:sz="4"/>
-              <w:bottom w:val="single" w:color="ECE4D4" w:sz="4"/>
-              <w:right w:val="single" w:color="ECE4D4" w:sz="4"/>
-            </w:tcBorders>
-            <w:tcMar>
-              <w:top w:type="dxa" w:w="100"/>
-              <w:left w:type="dxa" w:w="140"/>
-              <w:bottom w:type="dxa" w:w="100"/>
-              <w:right w:type="dxa" w:w="140"/>
-            </w:tcMar>
-          </w:tcPr>
-          <w:p>
-            <w:pPr>
-              <w:spacing w:after="30" w:before="30"/>
-            </w:pPr>
-            <w:r>
-              <w:rPr>
-                <w:rFonts w:ascii="PingFang SC" w:cs="PingFang SC" w:eastAsia="PingFang SC" w:hAnsi="PingFang SC"/>
-                <w:b w:val="false"/>
-                <w:bCs w:val="false"/>
-                <w:color w:val="5A4D3A"/>
-                <w:sz w:val="20"/>
-                <w:szCs w:val="20"/>
-              </w:rPr>
-              <w:t xml:space="preserve">向量数据</w:t>
-            </w:r>
-          </w:p>
-        </w:tc>
-        <w:tc>
-          <w:tcPr>
-            <w:tcW w:type="dxa" w:w="3500"/>
-            <w:tcBorders>
-              <w:top w:val="single" w:color="ECE4D4" w:sz="4"/>
-              <w:left w:val="single" w:color="ECE4D4" w:sz="4"/>
-              <w:bottom w:val="single" w:color="ECE4D4" w:sz="4"/>
-              <w:right w:val="single" w:color="ECE4D4" w:sz="4"/>
-            </w:tcBorders>
-            <w:tcMar>
-              <w:top w:type="dxa" w:w="100"/>
-              <w:left w:type="dxa" w:w="140"/>
-              <w:bottom w:type="dxa" w:w="100"/>
-              <w:right w:type="dxa" w:w="140"/>
-            </w:tcMar>
-          </w:tcPr>
-          <w:p>
-            <w:pPr>
-              <w:spacing w:after="30" w:before="30"/>
-            </w:pPr>
-            <w:r>
-              <w:rPr>
-                <w:rFonts w:ascii="PingFang SC" w:cs="PingFang SC" w:eastAsia="PingFang SC" w:hAnsi="PingFang SC"/>
-                <w:b w:val="false"/>
-                <w:bCs w:val="false"/>
-                <w:color w:val="5A4D3A"/>
-                <w:sz w:val="20"/>
-                <w:szCs w:val="20"/>
-              </w:rPr>
-              <w:t xml:space="preserve">Milvus 2.4</w:t>
-            </w:r>
-          </w:p>
-        </w:tc>
-        <w:tc>
-          <w:tcPr>
-            <w:tcW w:type="dxa" w:w="3960"/>
-            <w:tcBorders>
-              <w:top w:val="single" w:color="ECE4D4" w:sz="4"/>
-              <w:left w:val="single" w:color="ECE4D4" w:sz="4"/>
-              <w:bottom w:val="single" w:color="ECE4D4" w:sz="4"/>
-              <w:right w:val="single" w:color="ECE4D4" w:sz="4"/>
-            </w:tcBorders>
-            <w:tcMar>
-              <w:top w:type="dxa" w:w="100"/>
-              <w:left w:type="dxa" w:w="140"/>
-              <w:bottom w:type="dxa" w:w="100"/>
-              <w:right w:type="dxa" w:w="140"/>
-            </w:tcMar>
-          </w:tcPr>
-          <w:p>
-            <w:pPr>
-              <w:spacing w:after="30" w:before="30"/>
-            </w:pPr>
-            <w:r>
-              <w:rPr>
-                <w:rFonts w:ascii="PingFang SC" w:cs="PingFang SC" w:eastAsia="PingFang SC" w:hAnsi="PingFang SC"/>
-                <w:b w:val="false"/>
-                <w:bCs w:val="false"/>
-                <w:color w:val="5A4D3A"/>
-                <w:sz w:val="20"/>
-                <w:szCs w:val="20"/>
-              </w:rPr>
-              <w:t xml:space="preserve">亿级向量、热更新</w:t>
-            </w:r>
-          </w:p>
-        </w:tc>
-      </w:tr>
-      <w:tr>
-        <w:trPr>
-          <w:tblHeader w:val="false"/>
-        </w:trPr>
-        <w:tc>
-          <w:tcPr>
-            <w:tcW w:type="dxa" w:w="1500"/>
-            <w:tcBorders>
-              <w:top w:val="single" w:color="ECE4D4" w:sz="4"/>
-              <w:left w:val="single" w:color="ECE4D4" w:sz="4"/>
-              <w:bottom w:val="single" w:color="ECE4D4" w:sz="4"/>
-              <w:right w:val="single" w:color="ECE4D4" w:sz="4"/>
-            </w:tcBorders>
-            <w:shd w:fill="FAF6F0" w:val="clear"/>
-            <w:tcMar>
-              <w:top w:type="dxa" w:w="100"/>
-              <w:left w:type="dxa" w:w="140"/>
-              <w:bottom w:type="dxa" w:w="100"/>
-              <w:right w:type="dxa" w:w="140"/>
-            </w:tcMar>
-          </w:tcPr>
-          <w:p>
-            <w:pPr>
-              <w:spacing w:after="30" w:before="30"/>
-            </w:pPr>
-            <w:r>
-              <w:rPr>
-                <w:rFonts w:ascii="PingFang SC" w:cs="PingFang SC" w:eastAsia="PingFang SC" w:hAnsi="PingFang SC"/>
-                <w:b w:val="false"/>
-                <w:bCs w:val="false"/>
-                <w:color w:val="5A4D3A"/>
-                <w:sz w:val="20"/>
-                <w:szCs w:val="20"/>
-              </w:rPr>
-              <w:t xml:space="preserve">知识图谱</w:t>
-            </w:r>
-          </w:p>
-        </w:tc>
-        <w:tc>
-          <w:tcPr>
-            <w:tcW w:type="dxa" w:w="3500"/>
-            <w:tcBorders>
-              <w:top w:val="single" w:color="ECE4D4" w:sz="4"/>
-              <w:left w:val="single" w:color="ECE4D4" w:sz="4"/>
-              <w:bottom w:val="single" w:color="ECE4D4" w:sz="4"/>
-              <w:right w:val="single" w:color="ECE4D4" w:sz="4"/>
-            </w:tcBorders>
-            <w:shd w:fill="FAF6F0" w:val="clear"/>
-            <w:tcMar>
-              <w:top w:type="dxa" w:w="100"/>
-              <w:left w:type="dxa" w:w="140"/>
-              <w:bottom w:type="dxa" w:w="100"/>
-              <w:right w:type="dxa" w:w="140"/>
-            </w:tcMar>
-          </w:tcPr>
-          <w:p>
-            <w:pPr>
-              <w:spacing w:after="30" w:before="30"/>
-            </w:pPr>
-            <w:r>
-              <w:rPr>
-                <w:rFonts w:ascii="PingFang SC" w:cs="PingFang SC" w:eastAsia="PingFang SC" w:hAnsi="PingFang SC"/>
-                <w:b w:val="false"/>
-                <w:bCs w:val="false"/>
-                <w:color w:val="5A4D3A"/>
-                <w:sz w:val="20"/>
-                <w:szCs w:val="20"/>
-              </w:rPr>
-              <w:t xml:space="preserve">Neo4j Community</w:t>
-            </w:r>
-          </w:p>
-        </w:tc>
-        <w:tc>
-          <w:tcPr>
-            <w:tcW w:type="dxa" w:w="3960"/>
-            <w:tcBorders>
-              <w:top w:val="single" w:color="ECE4D4" w:sz="4"/>
-              <w:left w:val="single" w:color="ECE4D4" w:sz="4"/>
-              <w:bottom w:val="single" w:color="ECE4D4" w:sz="4"/>
-              <w:right w:val="single" w:color="ECE4D4" w:sz="4"/>
-            </w:tcBorders>
-            <w:shd w:fill="FAF6F0" w:val="clear"/>
-            <w:tcMar>
-              <w:top w:type="dxa" w:w="100"/>
-              <w:left w:type="dxa" w:w="140"/>
-              <w:bottom w:type="dxa" w:w="100"/>
-              <w:right w:type="dxa" w:w="140"/>
-            </w:tcMar>
-          </w:tcPr>
-          <w:p>
-            <w:pPr>
-              <w:spacing w:after="30" w:before="30"/>
-            </w:pPr>
-            <w:r>
-              <w:rPr>
-                <w:rFonts w:ascii="PingFang SC" w:cs="PingFang SC" w:eastAsia="PingFang SC" w:hAnsi="PingFang SC"/>
-                <w:b w:val="false"/>
-                <w:bCs w:val="false"/>
-                <w:color w:val="5A4D3A"/>
-                <w:sz w:val="20"/>
-                <w:szCs w:val="20"/>
-              </w:rPr>
-              <w:t xml:space="preserve">实体 - 关系 - 实体三元组</w:t>
-            </w:r>
-          </w:p>
-        </w:tc>
-      </w:tr>
-      <w:tr>
-        <w:trPr>
-          <w:tblHeader w:val="false"/>
-        </w:trPr>
-        <w:tc>
-          <w:tcPr>
-            <w:tcW w:type="dxa" w:w="1500"/>
-            <w:tcBorders>
-              <w:top w:val="single" w:color="ECE4D4" w:sz="4"/>
-              <w:left w:val="single" w:color="ECE4D4" w:sz="4"/>
-              <w:bottom w:val="single" w:color="ECE4D4" w:sz="4"/>
-              <w:right w:val="single" w:color="ECE4D4" w:sz="4"/>
-            </w:tcBorders>
-            <w:tcMar>
-              <w:top w:type="dxa" w:w="100"/>
-              <w:left w:type="dxa" w:w="140"/>
-              <w:bottom w:type="dxa" w:w="100"/>
-              <w:right w:type="dxa" w:w="140"/>
-            </w:tcMar>
-          </w:tcPr>
-          <w:p>
-            <w:pPr>
-              <w:spacing w:after="30" w:before="30"/>
-            </w:pPr>
-            <w:r>
-              <w:rPr>
-                <w:rFonts w:ascii="PingFang SC" w:cs="PingFang SC" w:eastAsia="PingFang SC" w:hAnsi="PingFang SC"/>
-                <w:b w:val="false"/>
-                <w:bCs w:val="false"/>
-                <w:color w:val="5A4D3A"/>
-                <w:sz w:val="20"/>
-                <w:szCs w:val="20"/>
-              </w:rPr>
-              <w:t xml:space="preserve">分析数据</w:t>
-            </w:r>
-          </w:p>
-        </w:tc>
-        <w:tc>
-          <w:tcPr>
-            <w:tcW w:type="dxa" w:w="3500"/>
-            <w:tcBorders>
-              <w:top w:val="single" w:color="ECE4D4" w:sz="4"/>
-              <w:left w:val="single" w:color="ECE4D4" w:sz="4"/>
-              <w:bottom w:val="single" w:color="ECE4D4" w:sz="4"/>
-              <w:right w:val="single" w:color="ECE4D4" w:sz="4"/>
-            </w:tcBorders>
-            <w:tcMar>
-              <w:top w:type="dxa" w:w="100"/>
-              <w:left w:type="dxa" w:w="140"/>
-              <w:bottom w:type="dxa" w:w="100"/>
-              <w:right w:type="dxa" w:w="140"/>
-            </w:tcMar>
-          </w:tcPr>
-          <w:p>
-            <w:pPr>
-              <w:spacing w:after="30" w:before="30"/>
-            </w:pPr>
-            <w:r>
-              <w:rPr>
-                <w:rFonts w:ascii="PingFang SC" w:cs="PingFang SC" w:eastAsia="PingFang SC" w:hAnsi="PingFang SC"/>
-                <w:b w:val="false"/>
-                <w:bCs w:val="false"/>
-                <w:color w:val="5A4D3A"/>
-                <w:sz w:val="20"/>
-                <w:szCs w:val="20"/>
-              </w:rPr>
-              <w:t xml:space="preserve">ClickHouse</w:t>
-            </w:r>
-          </w:p>
-        </w:tc>
-        <w:tc>
-          <w:tcPr>
-            <w:tcW w:type="dxa" w:w="3960"/>
-            <w:tcBorders>
-              <w:top w:val="single" w:color="ECE4D4" w:sz="4"/>
-              <w:left w:val="single" w:color="ECE4D4" w:sz="4"/>
-              <w:bottom w:val="single" w:color="ECE4D4" w:sz="4"/>
-              <w:right w:val="single" w:color="ECE4D4" w:sz="4"/>
-            </w:tcBorders>
-            <w:tcMar>
-              <w:top w:type="dxa" w:w="100"/>
-              <w:left w:type="dxa" w:w="140"/>
-              <w:bottom w:type="dxa" w:w="100"/>
-              <w:right w:type="dxa" w:w="140"/>
-            </w:tcMar>
-          </w:tcPr>
-          <w:p>
-            <w:pPr>
-              <w:spacing w:after="30" w:before="30"/>
-            </w:pPr>
-            <w:r>
-              <w:rPr>
-                <w:rFonts w:ascii="PingFang SC" w:cs="PingFang SC" w:eastAsia="PingFang SC" w:hAnsi="PingFang SC"/>
-                <w:b w:val="false"/>
-                <w:bCs w:val="false"/>
-                <w:color w:val="5A4D3A"/>
-                <w:sz w:val="20"/>
-                <w:szCs w:val="20"/>
-              </w:rPr>
-              <w:t xml:space="preserve">门店日报、加盟商画像</w:t>
-            </w:r>
-          </w:p>
-        </w:tc>
-      </w:tr>
-      <w:tr>
-        <w:trPr>
-          <w:tblHeader w:val="false"/>
-        </w:trPr>
-        <w:tc>
-          <w:tcPr>
-            <w:tcW w:type="dxa" w:w="1500"/>
-            <w:tcBorders>
-              <w:top w:val="single" w:color="ECE4D4" w:sz="4"/>
-              <w:left w:val="single" w:color="ECE4D4" w:sz="4"/>
-              <w:bottom w:val="single" w:color="ECE4D4" w:sz="4"/>
-              <w:right w:val="single" w:color="ECE4D4" w:sz="4"/>
-            </w:tcBorders>
-            <w:shd w:fill="FAF6F0" w:val="clear"/>
-            <w:tcMar>
-              <w:top w:type="dxa" w:w="100"/>
-              <w:left w:type="dxa" w:w="140"/>
-              <w:bottom w:type="dxa" w:w="100"/>
-              <w:right w:type="dxa" w:w="140"/>
-            </w:tcMar>
-          </w:tcPr>
-          <w:p>
-            <w:pPr>
-              <w:spacing w:after="30" w:before="30"/>
-            </w:pPr>
-            <w:r>
-              <w:rPr>
-                <w:rFonts w:ascii="PingFang SC" w:cs="PingFang SC" w:eastAsia="PingFang SC" w:hAnsi="PingFang SC"/>
-                <w:b w:val="false"/>
-                <w:bCs w:val="false"/>
-                <w:color w:val="5A4D3A"/>
-                <w:sz w:val="20"/>
-                <w:szCs w:val="20"/>
-              </w:rPr>
-              <w:t xml:space="preserve">缓存</w:t>
-            </w:r>
-          </w:p>
-        </w:tc>
-        <w:tc>
-          <w:tcPr>
-            <w:tcW w:type="dxa" w:w="3500"/>
-            <w:tcBorders>
-              <w:top w:val="single" w:color="ECE4D4" w:sz="4"/>
-              <w:left w:val="single" w:color="ECE4D4" w:sz="4"/>
-              <w:bottom w:val="single" w:color="ECE4D4" w:sz="4"/>
-              <w:right w:val="single" w:color="ECE4D4" w:sz="4"/>
-            </w:tcBorders>
-            <w:shd w:fill="FAF6F0" w:val="clear"/>
-            <w:tcMar>
-              <w:top w:type="dxa" w:w="100"/>
-              <w:left w:type="dxa" w:w="140"/>
-              <w:bottom w:type="dxa" w:w="100"/>
-              <w:right w:type="dxa" w:w="140"/>
-            </w:tcMar>
-          </w:tcPr>
-          <w:p>
-            <w:pPr>
-              <w:spacing w:after="30" w:before="30"/>
-            </w:pPr>
-            <w:r>
-              <w:rPr>
-                <w:rFonts w:ascii="PingFang SC" w:cs="PingFang SC" w:eastAsia="PingFang SC" w:hAnsi="PingFang SC"/>
-                <w:b w:val="false"/>
-                <w:bCs w:val="false"/>
-                <w:color w:val="5A4D3A"/>
-                <w:sz w:val="20"/>
-                <w:szCs w:val="20"/>
-              </w:rPr>
-              <w:t xml:space="preserve">Redis Cluster</w:t>
-            </w:r>
-          </w:p>
-        </w:tc>
-        <w:tc>
-          <w:tcPr>
-            <w:tcW w:type="dxa" w:w="3960"/>
-            <w:tcBorders>
-              <w:top w:val="single" w:color="ECE4D4" w:sz="4"/>
-              <w:left w:val="single" w:color="ECE4D4" w:sz="4"/>
-              <w:bottom w:val="single" w:color="ECE4D4" w:sz="4"/>
-              <w:right w:val="single" w:color="ECE4D4" w:sz="4"/>
-            </w:tcBorders>
-            <w:shd w:fill="FAF6F0" w:val="clear"/>
-            <w:tcMar>
-              <w:top w:type="dxa" w:w="100"/>
-              <w:left w:type="dxa" w:w="140"/>
-              <w:bottom w:type="dxa" w:w="100"/>
-              <w:right w:type="dxa" w:w="140"/>
-            </w:tcMar>
-          </w:tcPr>
-          <w:p>
-            <w:pPr>
-              <w:spacing w:after="30" w:before="30"/>
-            </w:pPr>
-            <w:r>
-              <w:rPr>
-                <w:rFonts w:ascii="PingFang SC" w:cs="PingFang SC" w:eastAsia="PingFang SC" w:hAnsi="PingFang SC"/>
-                <w:b w:val="false"/>
-                <w:bCs w:val="false"/>
-                <w:color w:val="5A4D3A"/>
-                <w:sz w:val="20"/>
-                <w:szCs w:val="20"/>
-              </w:rPr>
-              <w:t xml:space="preserve">热点 SOP、Embedding 缓存</w:t>
-            </w:r>
-          </w:p>
-        </w:tc>
-      </w:tr>
-    </w:tbl>
-    <w:p>
-      <w:pPr>
-        <w:pStyle w:val="Heading2"/>
-        <w:spacing w:after="180" w:before="320"/>
-      </w:pPr>
-      <w:r>
-        <w:rPr>
-          <w:rFonts w:ascii="Songti SC" w:cs="Songti SC" w:eastAsia="Songti SC" w:hAnsi="Songti SC"/>
-          <w:b/>
-          <w:bCs/>
-          <w:color w:val="9C1F1C"/>
-          <w:sz w:val="30"/>
-          <w:szCs w:val="30"/>
-        </w:rPr>
-        <w:t xml:space="preserve">6.4 数据安全与合规</w:t>
-      </w:r>
-    </w:p>
-    <w:tbl>
-      <w:tblPr>
-        <w:tblW w:type="dxa" w:w="8960"/>
-        <w:tblBorders>
-          <w:top w:val="single" w:color="auto" w:sz="4"/>
-          <w:left w:val="single" w:color="auto" w:sz="4"/>
-          <w:bottom w:val="single" w:color="auto" w:sz="4"/>
-          <w:right w:val="single" w:color="auto" w:sz="4"/>
-          <w:insideH w:val="single" w:color="auto" w:sz="4"/>
-          <w:insideV w:val="single" w:color="auto" w:sz="4"/>
-        </w:tblBorders>
-      </w:tblPr>
-      <w:tblGrid>
-        <w:gridCol w:w="1500"/>
-        <w:gridCol w:w="7460"/>
-      </w:tblGrid>
-      <w:tr>
-        <w:trPr>
-          <w:tblHeader/>
-        </w:trPr>
-        <w:tc>
-          <w:tcPr>
-            <w:tcW w:type="dxa" w:w="1500"/>
-            <w:tcBorders>
-              <w:top w:val="single" w:color="ECE4D4" w:sz="4"/>
-              <w:left w:val="single" w:color="ECE4D4" w:sz="4"/>
-              <w:bottom w:val="single" w:color="ECE4D4" w:sz="4"/>
-              <w:right w:val="single" w:color="ECE4D4" w:sz="4"/>
-            </w:tcBorders>
-            <w:shd w:fill="FDE7E6" w:val="clear"/>
-            <w:tcMar>
-              <w:top w:type="dxa" w:w="100"/>
-              <w:left w:type="dxa" w:w="140"/>
-              <w:bottom w:type="dxa" w:w="100"/>
-              <w:right w:type="dxa" w:w="140"/>
-            </w:tcMar>
-          </w:tcPr>
-          <w:p>
-            <w:pPr>
-              <w:spacing w:after="30" w:before="30"/>
-            </w:pPr>
-            <w:r>
-              <w:rPr>
-                <w:rFonts w:ascii="PingFang SC" w:cs="PingFang SC" w:eastAsia="PingFang SC" w:hAnsi="PingFang SC"/>
-                <w:b/>
-                <w:bCs/>
-                <w:color w:val="C8302C"/>
-                <w:sz w:val="20"/>
-                <w:szCs w:val="20"/>
-              </w:rPr>
-              <w:t xml:space="preserve">维度</w:t>
-            </w:r>
-          </w:p>
-        </w:tc>
-        <w:tc>
-          <w:tcPr>
-            <w:tcW w:type="dxa" w:w="7460"/>
-            <w:tcBorders>
-              <w:top w:val="single" w:color="ECE4D4" w:sz="4"/>
-              <w:left w:val="single" w:color="ECE4D4" w:sz="4"/>
-              <w:bottom w:val="single" w:color="ECE4D4" w:sz="4"/>
-              <w:right w:val="single" w:color="ECE4D4" w:sz="4"/>
-            </w:tcBorders>
-            <w:shd w:fill="FDE7E6" w:val="clear"/>
-            <w:tcMar>
-              <w:top w:type="dxa" w:w="100"/>
-              <w:left w:type="dxa" w:w="140"/>
-              <w:bottom w:type="dxa" w:w="100"/>
-              <w:right w:type="dxa" w:w="140"/>
-            </w:tcMar>
-          </w:tcPr>
-          <w:p>
-            <w:pPr>
-              <w:spacing w:after="30" w:before="30"/>
-            </w:pPr>
-            <w:r>
-              <w:rPr>
-                <w:rFonts w:ascii="PingFang SC" w:cs="PingFang SC" w:eastAsia="PingFang SC" w:hAnsi="PingFang SC"/>
-                <w:b/>
-                <w:bCs/>
-                <w:color w:val="C8302C"/>
-                <w:sz w:val="20"/>
-                <w:szCs w:val="20"/>
-              </w:rPr>
-              <w:t xml:space="preserve">措施</w:t>
-            </w:r>
-          </w:p>
-        </w:tc>
-      </w:tr>
-      <w:tr>
-        <w:trPr>
-          <w:tblHeader w:val="false"/>
-        </w:trPr>
-        <w:tc>
-          <w:tcPr>
-            <w:tcW w:type="dxa" w:w="1500"/>
-            <w:tcBorders>
-              <w:top w:val="single" w:color="ECE4D4" w:sz="4"/>
-              <w:left w:val="single" w:color="ECE4D4" w:sz="4"/>
-              <w:bottom w:val="single" w:color="ECE4D4" w:sz="4"/>
-              <w:right w:val="single" w:color="ECE4D4" w:sz="4"/>
-            </w:tcBorders>
-            <w:tcMar>
-              <w:top w:type="dxa" w:w="100"/>
-              <w:left w:type="dxa" w:w="140"/>
-              <w:bottom w:type="dxa" w:w="100"/>
-              <w:right w:type="dxa" w:w="140"/>
-            </w:tcMar>
-          </w:tcPr>
-          <w:p>
-            <w:pPr>
-              <w:spacing w:after="30" w:before="30"/>
-            </w:pPr>
-            <w:r>
-              <w:rPr>
-                <w:rFonts w:ascii="PingFang SC" w:cs="PingFang SC" w:eastAsia="PingFang SC" w:hAnsi="PingFang SC"/>
-                <w:b w:val="false"/>
-                <w:bCs w:val="false"/>
-                <w:color w:val="5A4D3A"/>
-                <w:sz w:val="20"/>
-                <w:szCs w:val="20"/>
-              </w:rPr>
-              <w:t xml:space="preserve">传输安全</w:t>
-            </w:r>
-          </w:p>
-        </w:tc>
-        <w:tc>
-          <w:tcPr>
-            <w:tcW w:type="dxa" w:w="7460"/>
-            <w:tcBorders>
-              <w:top w:val="single" w:color="ECE4D4" w:sz="4"/>
-              <w:left w:val="single" w:color="ECE4D4" w:sz="4"/>
-              <w:bottom w:val="single" w:color="ECE4D4" w:sz="4"/>
-              <w:right w:val="single" w:color="ECE4D4" w:sz="4"/>
-            </w:tcBorders>
-            <w:tcMar>
-              <w:top w:type="dxa" w:w="100"/>
-              <w:left w:type="dxa" w:w="140"/>
-              <w:bottom w:type="dxa" w:w="100"/>
-              <w:right w:type="dxa" w:w="140"/>
-            </w:tcMar>
-          </w:tcPr>
-          <w:p>
-            <w:pPr>
-              <w:spacing w:after="30" w:before="30"/>
-            </w:pPr>
-            <w:r>
-              <w:rPr>
-                <w:rFonts w:ascii="PingFang SC" w:cs="PingFang SC" w:eastAsia="PingFang SC" w:hAnsi="PingFang SC"/>
-                <w:b w:val="false"/>
-                <w:bCs w:val="false"/>
-                <w:color w:val="5A4D3A"/>
-                <w:sz w:val="20"/>
-                <w:szCs w:val="20"/>
-              </w:rPr>
-              <w:t xml:space="preserve">全链路 HTTPS + mTLS（关键 API）</w:t>
-            </w:r>
-          </w:p>
-        </w:tc>
-      </w:tr>
-      <w:tr>
-        <w:trPr>
-          <w:tblHeader w:val="false"/>
-        </w:trPr>
-        <w:tc>
-          <w:tcPr>
-            <w:tcW w:type="dxa" w:w="1500"/>
-            <w:tcBorders>
-              <w:top w:val="single" w:color="ECE4D4" w:sz="4"/>
-              <w:left w:val="single" w:color="ECE4D4" w:sz="4"/>
-              <w:bottom w:val="single" w:color="ECE4D4" w:sz="4"/>
-              <w:right w:val="single" w:color="ECE4D4" w:sz="4"/>
-            </w:tcBorders>
-            <w:shd w:fill="FAF6F0" w:val="clear"/>
-            <w:tcMar>
-              <w:top w:type="dxa" w:w="100"/>
-              <w:left w:type="dxa" w:w="140"/>
-              <w:bottom w:type="dxa" w:w="100"/>
-              <w:right w:type="dxa" w:w="140"/>
-            </w:tcMar>
-          </w:tcPr>
-          <w:p>
-            <w:pPr>
-              <w:spacing w:after="30" w:before="30"/>
-            </w:pPr>
-            <w:r>
-              <w:rPr>
-                <w:rFonts w:ascii="PingFang SC" w:cs="PingFang SC" w:eastAsia="PingFang SC" w:hAnsi="PingFang SC"/>
-                <w:b w:val="false"/>
-                <w:bCs w:val="false"/>
-                <w:color w:val="5A4D3A"/>
-                <w:sz w:val="20"/>
-                <w:szCs w:val="20"/>
-              </w:rPr>
-              <w:t xml:space="preserve">存储安全</w:t>
-            </w:r>
-          </w:p>
-        </w:tc>
-        <w:tc>
-          <w:tcPr>
-            <w:tcW w:type="dxa" w:w="7460"/>
-            <w:tcBorders>
-              <w:top w:val="single" w:color="ECE4D4" w:sz="4"/>
-              <w:left w:val="single" w:color="ECE4D4" w:sz="4"/>
-              <w:bottom w:val="single" w:color="ECE4D4" w:sz="4"/>
-              <w:right w:val="single" w:color="ECE4D4" w:sz="4"/>
-            </w:tcBorders>
-            <w:shd w:fill="FAF6F0" w:val="clear"/>
-            <w:tcMar>
-              <w:top w:type="dxa" w:w="100"/>
-              <w:left w:type="dxa" w:w="140"/>
-              <w:bottom w:type="dxa" w:w="100"/>
-              <w:right w:type="dxa" w:w="140"/>
-            </w:tcMar>
-          </w:tcPr>
-          <w:p>
-            <w:pPr>
-              <w:spacing w:after="30" w:before="30"/>
-            </w:pPr>
-            <w:r>
-              <w:rPr>
-                <w:rFonts w:ascii="PingFang SC" w:cs="PingFang SC" w:eastAsia="PingFang SC" w:hAnsi="PingFang SC"/>
-                <w:b w:val="false"/>
-                <w:bCs w:val="false"/>
-                <w:color w:val="5A4D3A"/>
-                <w:sz w:val="20"/>
-                <w:szCs w:val="20"/>
-              </w:rPr>
-              <w:t xml:space="preserve">AES-256 静态加密 + KMS 密钥管理</w:t>
-            </w:r>
-          </w:p>
-        </w:tc>
-      </w:tr>
-      <w:tr>
-        <w:trPr>
-          <w:tblHeader w:val="false"/>
-        </w:trPr>
-        <w:tc>
-          <w:tcPr>
-            <w:tcW w:type="dxa" w:w="1500"/>
-            <w:tcBorders>
-              <w:top w:val="single" w:color="ECE4D4" w:sz="4"/>
-              <w:left w:val="single" w:color="ECE4D4" w:sz="4"/>
-              <w:bottom w:val="single" w:color="ECE4D4" w:sz="4"/>
-              <w:right w:val="single" w:color="ECE4D4" w:sz="4"/>
-            </w:tcBorders>
-            <w:tcMar>
-              <w:top w:type="dxa" w:w="100"/>
-              <w:left w:type="dxa" w:w="140"/>
-              <w:bottom w:type="dxa" w:w="100"/>
-              <w:right w:type="dxa" w:w="140"/>
-            </w:tcMar>
-          </w:tcPr>
-          <w:p>
-            <w:pPr>
-              <w:spacing w:after="30" w:before="30"/>
-            </w:pPr>
-            <w:r>
-              <w:rPr>
-                <w:rFonts w:ascii="PingFang SC" w:cs="PingFang SC" w:eastAsia="PingFang SC" w:hAnsi="PingFang SC"/>
-                <w:b w:val="false"/>
-                <w:bCs w:val="false"/>
-                <w:color w:val="5A4D3A"/>
-                <w:sz w:val="20"/>
-                <w:szCs w:val="20"/>
-              </w:rPr>
-              <w:t xml:space="preserve">访问控制</w:t>
-            </w:r>
-          </w:p>
-        </w:tc>
-        <w:tc>
-          <w:tcPr>
-            <w:tcW w:type="dxa" w:w="7460"/>
-            <w:tcBorders>
-              <w:top w:val="single" w:color="ECE4D4" w:sz="4"/>
-              <w:left w:val="single" w:color="ECE4D4" w:sz="4"/>
-              <w:bottom w:val="single" w:color="ECE4D4" w:sz="4"/>
-              <w:right w:val="single" w:color="ECE4D4" w:sz="4"/>
-            </w:tcBorders>
-            <w:tcMar>
-              <w:top w:type="dxa" w:w="100"/>
-              <w:left w:type="dxa" w:w="140"/>
-              <w:bottom w:type="dxa" w:w="100"/>
-              <w:right w:type="dxa" w:w="140"/>
-            </w:tcMar>
-          </w:tcPr>
-          <w:p>
-            <w:pPr>
-              <w:spacing w:after="30" w:before="30"/>
-            </w:pPr>
-            <w:r>
-              <w:rPr>
-                <w:rFonts w:ascii="PingFang SC" w:cs="PingFang SC" w:eastAsia="PingFang SC" w:hAnsi="PingFang SC"/>
-                <w:b w:val="false"/>
-                <w:bCs w:val="false"/>
-                <w:color w:val="5A4D3A"/>
-                <w:sz w:val="20"/>
-                <w:szCs w:val="20"/>
-              </w:rPr>
-              <w:t xml:space="preserve">RBAC 权限 + 数据租户隔离（每加盟商独立逻辑空间）</w:t>
-            </w:r>
-          </w:p>
-        </w:tc>
-      </w:tr>
-      <w:tr>
-        <w:trPr>
-          <w:tblHeader w:val="false"/>
-        </w:trPr>
-        <w:tc>
-          <w:tcPr>
-            <w:tcW w:type="dxa" w:w="1500"/>
-            <w:tcBorders>
-              <w:top w:val="single" w:color="ECE4D4" w:sz="4"/>
-              <w:left w:val="single" w:color="ECE4D4" w:sz="4"/>
-              <w:bottom w:val="single" w:color="ECE4D4" w:sz="4"/>
-              <w:right w:val="single" w:color="ECE4D4" w:sz="4"/>
-            </w:tcBorders>
-            <w:shd w:fill="FAF6F0" w:val="clear"/>
-            <w:tcMar>
-              <w:top w:type="dxa" w:w="100"/>
-              <w:left w:type="dxa" w:w="140"/>
-              <w:bottom w:type="dxa" w:w="100"/>
-              <w:right w:type="dxa" w:w="140"/>
-            </w:tcMar>
-          </w:tcPr>
-          <w:p>
-            <w:pPr>
-              <w:spacing w:after="30" w:before="30"/>
-            </w:pPr>
-            <w:r>
-              <w:rPr>
-                <w:rFonts w:ascii="PingFang SC" w:cs="PingFang SC" w:eastAsia="PingFang SC" w:hAnsi="PingFang SC"/>
-                <w:b w:val="false"/>
-                <w:bCs w:val="false"/>
-                <w:color w:val="5A4D3A"/>
-                <w:sz w:val="20"/>
-                <w:szCs w:val="20"/>
-              </w:rPr>
-              <w:t xml:space="preserve">敏感信息</w:t>
-            </w:r>
-          </w:p>
-        </w:tc>
-        <w:tc>
-          <w:tcPr>
-            <w:tcW w:type="dxa" w:w="7460"/>
-            <w:tcBorders>
-              <w:top w:val="single" w:color="ECE4D4" w:sz="4"/>
-              <w:left w:val="single" w:color="ECE4D4" w:sz="4"/>
-              <w:bottom w:val="single" w:color="ECE4D4" w:sz="4"/>
-              <w:right w:val="single" w:color="ECE4D4" w:sz="4"/>
-            </w:tcBorders>
-            <w:shd w:fill="FAF6F0" w:val="clear"/>
-            <w:tcMar>
-              <w:top w:type="dxa" w:w="100"/>
-              <w:left w:type="dxa" w:w="140"/>
-              <w:bottom w:type="dxa" w:w="100"/>
-              <w:right w:type="dxa" w:w="140"/>
-            </w:tcMar>
-          </w:tcPr>
-          <w:p>
-            <w:pPr>
-              <w:spacing w:after="30" w:before="30"/>
-            </w:pPr>
-            <w:r>
-              <w:rPr>
-                <w:rFonts w:ascii="PingFang SC" w:cs="PingFang SC" w:eastAsia="PingFang SC" w:hAnsi="PingFang SC"/>
-                <w:b w:val="false"/>
-                <w:bCs w:val="false"/>
-                <w:color w:val="5A4D3A"/>
-                <w:sz w:val="20"/>
-                <w:szCs w:val="20"/>
-              </w:rPr>
-              <w:t xml:space="preserve">客户 PII / 经营数据脱敏处理</w:t>
-            </w:r>
-          </w:p>
-        </w:tc>
-      </w:tr>
-      <w:tr>
-        <w:trPr>
-          <w:tblHeader w:val="false"/>
-        </w:trPr>
-        <w:tc>
-          <w:tcPr>
-            <w:tcW w:type="dxa" w:w="1500"/>
-            <w:tcBorders>
-              <w:top w:val="single" w:color="ECE4D4" w:sz="4"/>
-              <w:left w:val="single" w:color="ECE4D4" w:sz="4"/>
-              <w:bottom w:val="single" w:color="ECE4D4" w:sz="4"/>
-              <w:right w:val="single" w:color="ECE4D4" w:sz="4"/>
-            </w:tcBorders>
-            <w:tcMar>
-              <w:top w:type="dxa" w:w="100"/>
-              <w:left w:type="dxa" w:w="140"/>
-              <w:bottom w:type="dxa" w:w="100"/>
-              <w:right w:type="dxa" w:w="140"/>
-            </w:tcMar>
-          </w:tcPr>
-          <w:p>
-            <w:pPr>
-              <w:spacing w:after="30" w:before="30"/>
-            </w:pPr>
-            <w:r>
-              <w:rPr>
-                <w:rFonts w:ascii="PingFang SC" w:cs="PingFang SC" w:eastAsia="PingFang SC" w:hAnsi="PingFang SC"/>
-                <w:b w:val="false"/>
-                <w:bCs w:val="false"/>
-                <w:color w:val="5A4D3A"/>
-                <w:sz w:val="20"/>
-                <w:szCs w:val="20"/>
-              </w:rPr>
-              <w:t xml:space="preserve">合规要求</w:t>
-            </w:r>
-          </w:p>
-        </w:tc>
-        <w:tc>
-          <w:tcPr>
-            <w:tcW w:type="dxa" w:w="7460"/>
-            <w:tcBorders>
-              <w:top w:val="single" w:color="ECE4D4" w:sz="4"/>
-              <w:left w:val="single" w:color="ECE4D4" w:sz="4"/>
-              <w:bottom w:val="single" w:color="ECE4D4" w:sz="4"/>
-              <w:right w:val="single" w:color="ECE4D4" w:sz="4"/>
-            </w:tcBorders>
-            <w:tcMar>
-              <w:top w:type="dxa" w:w="100"/>
-              <w:left w:type="dxa" w:w="140"/>
-              <w:bottom w:type="dxa" w:w="100"/>
-              <w:right w:type="dxa" w:w="140"/>
-            </w:tcMar>
-          </w:tcPr>
-          <w:p>
-            <w:pPr>
-              <w:spacing w:after="30" w:before="30"/>
-            </w:pPr>
-            <w:r>
-              <w:rPr>
-                <w:rFonts w:ascii="PingFang SC" w:cs="PingFang SC" w:eastAsia="PingFang SC" w:hAnsi="PingFang SC"/>
-                <w:b w:val="false"/>
-                <w:bCs w:val="false"/>
-                <w:color w:val="5A4D3A"/>
-                <w:sz w:val="20"/>
-                <w:szCs w:val="20"/>
-              </w:rPr>
-              <w:t xml:space="preserve">符合《个人信息保护法》《数据安全法》《网络安全法》</w:t>
-            </w:r>
-          </w:p>
-        </w:tc>
-      </w:tr>
-      <w:tr>
-        <w:trPr>
-          <w:tblHeader w:val="false"/>
-        </w:trPr>
-        <w:tc>
-          <w:tcPr>
-            <w:tcW w:type="dxa" w:w="1500"/>
-            <w:tcBorders>
-              <w:top w:val="single" w:color="ECE4D4" w:sz="4"/>
-              <w:left w:val="single" w:color="ECE4D4" w:sz="4"/>
-              <w:bottom w:val="single" w:color="ECE4D4" w:sz="4"/>
-              <w:right w:val="single" w:color="ECE4D4" w:sz="4"/>
-            </w:tcBorders>
-            <w:shd w:fill="FAF6F0" w:val="clear"/>
-            <w:tcMar>
-              <w:top w:type="dxa" w:w="100"/>
-              <w:left w:type="dxa" w:w="140"/>
-              <w:bottom w:type="dxa" w:w="100"/>
-              <w:right w:type="dxa" w:w="140"/>
-            </w:tcMar>
-          </w:tcPr>
-          <w:p>
-            <w:pPr>
-              <w:spacing w:after="30" w:before="30"/>
-            </w:pPr>
-            <w:r>
-              <w:rPr>
-                <w:rFonts w:ascii="PingFang SC" w:cs="PingFang SC" w:eastAsia="PingFang SC" w:hAnsi="PingFang SC"/>
-                <w:b w:val="false"/>
-                <w:bCs w:val="false"/>
-                <w:color w:val="5A4D3A"/>
-                <w:sz w:val="20"/>
-                <w:szCs w:val="20"/>
-              </w:rPr>
-              <w:t xml:space="preserve">审计追溯</w:t>
-            </w:r>
-          </w:p>
-        </w:tc>
-        <w:tc>
-          <w:tcPr>
-            <w:tcW w:type="dxa" w:w="7460"/>
-            <w:tcBorders>
-              <w:top w:val="single" w:color="ECE4D4" w:sz="4"/>
-              <w:left w:val="single" w:color="ECE4D4" w:sz="4"/>
-              <w:bottom w:val="single" w:color="ECE4D4" w:sz="4"/>
-              <w:right w:val="single" w:color="ECE4D4" w:sz="4"/>
-            </w:tcBorders>
-            <w:shd w:fill="FAF6F0" w:val="clear"/>
-            <w:tcMar>
-              <w:top w:type="dxa" w:w="100"/>
-              <w:left w:type="dxa" w:w="140"/>
-              <w:bottom w:type="dxa" w:w="100"/>
-              <w:right w:type="dxa" w:w="140"/>
-            </w:tcMar>
-          </w:tcPr>
-          <w:p>
-            <w:pPr>
-              <w:spacing w:after="30" w:before="30"/>
-            </w:pPr>
-            <w:r>
-              <w:rPr>
-                <w:rFonts w:ascii="PingFang SC" w:cs="PingFang SC" w:eastAsia="PingFang SC" w:hAnsi="PingFang SC"/>
-                <w:b w:val="false"/>
-                <w:bCs w:val="false"/>
-                <w:color w:val="5A4D3A"/>
-                <w:sz w:val="20"/>
-                <w:szCs w:val="20"/>
-              </w:rPr>
-              <w:t xml:space="preserve">全量数据访问日志，支持事后审计与溯源</w:t>
-            </w:r>
-          </w:p>
-        </w:tc>
-      </w:tr>
-      <w:tr>
-        <w:trPr>
-          <w:tblHeader w:val="false"/>
-        </w:trPr>
-        <w:tc>
-          <w:tcPr>
-            <w:tcW w:type="dxa" w:w="1500"/>
-            <w:tcBorders>
-              <w:top w:val="single" w:color="ECE4D4" w:sz="4"/>
-              <w:left w:val="single" w:color="ECE4D4" w:sz="4"/>
-              <w:bottom w:val="single" w:color="ECE4D4" w:sz="4"/>
-              <w:right w:val="single" w:color="ECE4D4" w:sz="4"/>
-            </w:tcBorders>
-            <w:tcMar>
-              <w:top w:type="dxa" w:w="100"/>
-              <w:left w:type="dxa" w:w="140"/>
-              <w:bottom w:type="dxa" w:w="100"/>
-              <w:right w:type="dxa" w:w="140"/>
-            </w:tcMar>
-          </w:tcPr>
-          <w:p>
-            <w:pPr>
-              <w:spacing w:after="30" w:before="30"/>
-            </w:pPr>
-            <w:r>
-              <w:rPr>
-                <w:rFonts w:ascii="PingFang SC" w:cs="PingFang SC" w:eastAsia="PingFang SC" w:hAnsi="PingFang SC"/>
-                <w:b w:val="false"/>
-                <w:bCs w:val="false"/>
-                <w:color w:val="5A4D3A"/>
-                <w:sz w:val="20"/>
-                <w:szCs w:val="20"/>
-              </w:rPr>
-              <w:t xml:space="preserve">AI 安全</w:t>
-            </w:r>
-          </w:p>
-        </w:tc>
-        <w:tc>
-          <w:tcPr>
-            <w:tcW w:type="dxa" w:w="7460"/>
-            <w:tcBorders>
-              <w:top w:val="single" w:color="ECE4D4" w:sz="4"/>
-              <w:left w:val="single" w:color="ECE4D4" w:sz="4"/>
-              <w:bottom w:val="single" w:color="ECE4D4" w:sz="4"/>
-              <w:right w:val="single" w:color="ECE4D4" w:sz="4"/>
-            </w:tcBorders>
-            <w:tcMar>
-              <w:top w:type="dxa" w:w="100"/>
-              <w:left w:type="dxa" w:w="140"/>
-              <w:bottom w:type="dxa" w:w="100"/>
-              <w:right w:type="dxa" w:w="140"/>
-            </w:tcMar>
-          </w:tcPr>
-          <w:p>
-            <w:pPr>
-              <w:spacing w:after="30" w:before="30"/>
-            </w:pPr>
-            <w:r>
-              <w:rPr>
-                <w:rFonts w:ascii="PingFang SC" w:cs="PingFang SC" w:eastAsia="PingFang SC" w:hAnsi="PingFang SC"/>
-                <w:b w:val="false"/>
-                <w:bCs w:val="false"/>
-                <w:color w:val="5A4D3A"/>
-                <w:sz w:val="20"/>
-                <w:szCs w:val="20"/>
-              </w:rPr>
-              <w:t xml:space="preserve">私有部署 LLM 不出域；Prompt 注入防护；输出内容安全审查</w:t>
-            </w:r>
-          </w:p>
-        </w:tc>
-      </w:tr>
-    </w:tbl>
-    <w:p>
-      <w:pPr>
-        <w:pStyle w:val="Heading2"/>
-        <w:spacing w:after="180" w:before="320"/>
-      </w:pPr>
-      <w:r>
-        <w:rPr>
-          <w:rFonts w:ascii="Songti SC" w:cs="Songti SC" w:eastAsia="Songti SC" w:hAnsi="Songti SC"/>
-          <w:b/>
-          <w:bCs/>
-          <w:color w:val="9C1F1C"/>
-          <w:sz w:val="30"/>
-          <w:szCs w:val="30"/>
-        </w:rPr>
-        <w:t xml:space="preserve">6.5 系统集成方案</w:t>
-      </w:r>
-    </w:p>
-    <w:tbl>
-      <w:tblPr>
-        <w:tblW w:type="dxa" w:w="9360"/>
-        <w:tblBorders>
-          <w:top w:val="single" w:color="auto" w:sz="4"/>
-          <w:left w:val="single" w:color="auto" w:sz="4"/>
-          <w:bottom w:val="single" w:color="auto" w:sz="4"/>
-          <w:right w:val="single" w:color="auto" w:sz="4"/>
-          <w:insideH w:val="single" w:color="auto" w:sz="4"/>
-          <w:insideV w:val="single" w:color="auto" w:sz="4"/>
-        </w:tblBorders>
-      </w:tblPr>
-      <w:tblGrid>
-        <w:gridCol w:w="1800"/>
-        <w:gridCol w:w="3000"/>
-        <w:gridCol w:w="4560"/>
-      </w:tblGrid>
-      <w:tr>
-        <w:trPr>
-          <w:tblHeader/>
-        </w:trPr>
-        <w:tc>
-          <w:tcPr>
-            <w:tcW w:type="dxa" w:w="1800"/>
-            <w:tcBorders>
-              <w:top w:val="single" w:color="ECE4D4" w:sz="4"/>
-              <w:left w:val="single" w:color="ECE4D4" w:sz="4"/>
-              <w:bottom w:val="single" w:color="ECE4D4" w:sz="4"/>
-              <w:right w:val="single" w:color="ECE4D4" w:sz="4"/>
-            </w:tcBorders>
-            <w:shd w:fill="FDE7E6" w:val="clear"/>
-            <w:tcMar>
-              <w:top w:type="dxa" w:w="100"/>
-              <w:left w:type="dxa" w:w="140"/>
-              <w:bottom w:type="dxa" w:w="100"/>
-              <w:right w:type="dxa" w:w="140"/>
-            </w:tcMar>
-          </w:tcPr>
-          <w:p>
-            <w:pPr>
-              <w:spacing w:after="30" w:before="30"/>
-            </w:pPr>
-            <w:r>
-              <w:rPr>
-                <w:rFonts w:ascii="PingFang SC" w:cs="PingFang SC" w:eastAsia="PingFang SC" w:hAnsi="PingFang SC"/>
-                <w:b/>
-                <w:bCs/>
-                <w:color w:val="C8302C"/>
-                <w:sz w:val="20"/>
-                <w:szCs w:val="20"/>
-              </w:rPr>
-              <w:t xml:space="preserve">集成对象</w:t>
-            </w:r>
-          </w:p>
-        </w:tc>
-        <w:tc>
-          <w:tcPr>
-            <w:tcW w:type="dxa" w:w="3000"/>
-            <w:tcBorders>
-              <w:top w:val="single" w:color="ECE4D4" w:sz="4"/>
-              <w:left w:val="single" w:color="ECE4D4" w:sz="4"/>
-              <w:bottom w:val="single" w:color="ECE4D4" w:sz="4"/>
-              <w:right w:val="single" w:color="ECE4D4" w:sz="4"/>
-            </w:tcBorders>
-            <w:shd w:fill="FDE7E6" w:val="clear"/>
-            <w:tcMar>
-              <w:top w:type="dxa" w:w="100"/>
-              <w:left w:type="dxa" w:w="140"/>
-              <w:bottom w:type="dxa" w:w="100"/>
-              <w:right w:type="dxa" w:w="140"/>
-            </w:tcMar>
-          </w:tcPr>
-          <w:p>
-            <w:pPr>
-              <w:spacing w:after="30" w:before="30"/>
-            </w:pPr>
-            <w:r>
-              <w:rPr>
-                <w:rFonts w:ascii="PingFang SC" w:cs="PingFang SC" w:eastAsia="PingFang SC" w:hAnsi="PingFang SC"/>
-                <w:b/>
-                <w:bCs/>
-                <w:color w:val="C8302C"/>
-                <w:sz w:val="20"/>
-                <w:szCs w:val="20"/>
-              </w:rPr>
-              <w:t xml:space="preserve">方式</w:t>
-            </w:r>
-          </w:p>
-        </w:tc>
-        <w:tc>
-          <w:tcPr>
-            <w:tcW w:type="dxa" w:w="4560"/>
-            <w:tcBorders>
-              <w:top w:val="single" w:color="ECE4D4" w:sz="4"/>
-              <w:left w:val="single" w:color="ECE4D4" w:sz="4"/>
-              <w:bottom w:val="single" w:color="ECE4D4" w:sz="4"/>
-              <w:right w:val="single" w:color="ECE4D4" w:sz="4"/>
-            </w:tcBorders>
-            <w:shd w:fill="FDE7E6" w:val="clear"/>
-            <w:tcMar>
-              <w:top w:type="dxa" w:w="100"/>
-              <w:left w:type="dxa" w:w="140"/>
-              <w:bottom w:type="dxa" w:w="100"/>
-              <w:right w:type="dxa" w:w="140"/>
-            </w:tcMar>
-          </w:tcPr>
-          <w:p>
-            <w:pPr>
-              <w:spacing w:after="30" w:before="30"/>
-            </w:pPr>
-            <w:r>
-              <w:rPr>
-                <w:rFonts w:ascii="PingFang SC" w:cs="PingFang SC" w:eastAsia="PingFang SC" w:hAnsi="PingFang SC"/>
-                <w:b/>
-                <w:bCs/>
-                <w:color w:val="C8302C"/>
-                <w:sz w:val="20"/>
-                <w:szCs w:val="20"/>
-              </w:rPr>
-              <w:t xml:space="preserve">数据流向</w:t>
-            </w:r>
-          </w:p>
-        </w:tc>
-      </w:tr>
-      <w:tr>
-        <w:trPr>
-          <w:tblHeader w:val="false"/>
-        </w:trPr>
-        <w:tc>
-          <w:tcPr>
-            <w:tcW w:type="dxa" w:w="1800"/>
-            <w:tcBorders>
-              <w:top w:val="single" w:color="ECE4D4" w:sz="4"/>
-              <w:left w:val="single" w:color="ECE4D4" w:sz="4"/>
-              <w:bottom w:val="single" w:color="ECE4D4" w:sz="4"/>
-              <w:right w:val="single" w:color="ECE4D4" w:sz="4"/>
-            </w:tcBorders>
-            <w:tcMar>
-              <w:top w:type="dxa" w:w="100"/>
-              <w:left w:type="dxa" w:w="140"/>
-              <w:bottom w:type="dxa" w:w="100"/>
-              <w:right w:type="dxa" w:w="140"/>
-            </w:tcMar>
-          </w:tcPr>
-          <w:p>
-            <w:pPr>
-              <w:spacing w:after="30" w:before="30"/>
-            </w:pPr>
-            <w:r>
-              <w:rPr>
-                <w:rFonts w:ascii="PingFang SC" w:cs="PingFang SC" w:eastAsia="PingFang SC" w:hAnsi="PingFang SC"/>
-                <w:b w:val="false"/>
-                <w:bCs w:val="false"/>
-                <w:color w:val="5A4D3A"/>
-                <w:sz w:val="20"/>
-                <w:szCs w:val="20"/>
-              </w:rPr>
-              <w:t xml:space="preserve">ERP 系统</w:t>
-            </w:r>
-          </w:p>
-        </w:tc>
-        <w:tc>
-          <w:tcPr>
-            <w:tcW w:type="dxa" w:w="3000"/>
-            <w:tcBorders>
-              <w:top w:val="single" w:color="ECE4D4" w:sz="4"/>
-              <w:left w:val="single" w:color="ECE4D4" w:sz="4"/>
-              <w:bottom w:val="single" w:color="ECE4D4" w:sz="4"/>
-              <w:right w:val="single" w:color="ECE4D4" w:sz="4"/>
-            </w:tcBorders>
-            <w:tcMar>
-              <w:top w:type="dxa" w:w="100"/>
-              <w:left w:type="dxa" w:w="140"/>
-              <w:bottom w:type="dxa" w:w="100"/>
-              <w:right w:type="dxa" w:w="140"/>
-            </w:tcMar>
-          </w:tcPr>
-          <w:p>
-            <w:pPr>
-              <w:spacing w:after="30" w:before="30"/>
-            </w:pPr>
-            <w:r>
-              <w:rPr>
-                <w:rFonts w:ascii="PingFang SC" w:cs="PingFang SC" w:eastAsia="PingFang SC" w:hAnsi="PingFang SC"/>
-                <w:b w:val="false"/>
-                <w:bCs w:val="false"/>
-                <w:color w:val="5A4D3A"/>
-                <w:sz w:val="20"/>
-                <w:szCs w:val="20"/>
-              </w:rPr>
-              <w:t xml:space="preserve">API 对接</w:t>
-            </w:r>
-          </w:p>
-        </w:tc>
-        <w:tc>
-          <w:tcPr>
-            <w:tcW w:type="dxa" w:w="4560"/>
-            <w:tcBorders>
-              <w:top w:val="single" w:color="ECE4D4" w:sz="4"/>
-              <w:left w:val="single" w:color="ECE4D4" w:sz="4"/>
-              <w:bottom w:val="single" w:color="ECE4D4" w:sz="4"/>
-              <w:right w:val="single" w:color="ECE4D4" w:sz="4"/>
-            </w:tcBorders>
-            <w:tcMar>
-              <w:top w:type="dxa" w:w="100"/>
-              <w:left w:type="dxa" w:w="140"/>
-              <w:bottom w:type="dxa" w:w="100"/>
-              <w:right w:type="dxa" w:w="140"/>
-            </w:tcMar>
-          </w:tcPr>
-          <w:p>
-            <w:pPr>
-              <w:spacing w:after="30" w:before="30"/>
-            </w:pPr>
-            <w:r>
-              <w:rPr>
-                <w:rFonts w:ascii="PingFang SC" w:cs="PingFang SC" w:eastAsia="PingFang SC" w:hAnsi="PingFang SC"/>
-                <w:b w:val="false"/>
-                <w:bCs w:val="false"/>
-                <w:color w:val="5A4D3A"/>
-                <w:sz w:val="20"/>
-                <w:szCs w:val="20"/>
-              </w:rPr>
-              <w:t xml:space="preserve">产品信息 / 库存 / 销售 → 中台</w:t>
-            </w:r>
-          </w:p>
-        </w:tc>
-      </w:tr>
-      <w:tr>
-        <w:trPr>
-          <w:tblHeader w:val="false"/>
-        </w:trPr>
-        <w:tc>
-          <w:tcPr>
-            <w:tcW w:type="dxa" w:w="1800"/>
-            <w:tcBorders>
-              <w:top w:val="single" w:color="ECE4D4" w:sz="4"/>
-              <w:left w:val="single" w:color="ECE4D4" w:sz="4"/>
-              <w:bottom w:val="single" w:color="ECE4D4" w:sz="4"/>
-              <w:right w:val="single" w:color="ECE4D4" w:sz="4"/>
-            </w:tcBorders>
-            <w:shd w:fill="FAF6F0" w:val="clear"/>
-            <w:tcMar>
-              <w:top w:type="dxa" w:w="100"/>
-              <w:left w:type="dxa" w:w="140"/>
-              <w:bottom w:type="dxa" w:w="100"/>
-              <w:right w:type="dxa" w:w="140"/>
-            </w:tcMar>
-          </w:tcPr>
-          <w:p>
-            <w:pPr>
-              <w:spacing w:after="30" w:before="30"/>
-            </w:pPr>
-            <w:r>
-              <w:rPr>
-                <w:rFonts w:ascii="PingFang SC" w:cs="PingFang SC" w:eastAsia="PingFang SC" w:hAnsi="PingFang SC"/>
-                <w:b w:val="false"/>
-                <w:bCs w:val="false"/>
-                <w:color w:val="5A4D3A"/>
-                <w:sz w:val="20"/>
-                <w:szCs w:val="20"/>
-              </w:rPr>
-              <w:t xml:space="preserve">会员管理系统</w:t>
-            </w:r>
-          </w:p>
-        </w:tc>
-        <w:tc>
-          <w:tcPr>
-            <w:tcW w:type="dxa" w:w="3000"/>
-            <w:tcBorders>
-              <w:top w:val="single" w:color="ECE4D4" w:sz="4"/>
-              <w:left w:val="single" w:color="ECE4D4" w:sz="4"/>
-              <w:bottom w:val="single" w:color="ECE4D4" w:sz="4"/>
-              <w:right w:val="single" w:color="ECE4D4" w:sz="4"/>
-            </w:tcBorders>
-            <w:shd w:fill="FAF6F0" w:val="clear"/>
-            <w:tcMar>
-              <w:top w:type="dxa" w:w="100"/>
-              <w:left w:type="dxa" w:w="140"/>
-              <w:bottom w:type="dxa" w:w="100"/>
-              <w:right w:type="dxa" w:w="140"/>
-            </w:tcMar>
-          </w:tcPr>
-          <w:p>
-            <w:pPr>
-              <w:spacing w:after="30" w:before="30"/>
-            </w:pPr>
-            <w:r>
-              <w:rPr>
-                <w:rFonts w:ascii="PingFang SC" w:cs="PingFang SC" w:eastAsia="PingFang SC" w:hAnsi="PingFang SC"/>
-                <w:b w:val="false"/>
-                <w:bCs w:val="false"/>
-                <w:color w:val="5A4D3A"/>
-                <w:sz w:val="20"/>
-                <w:szCs w:val="20"/>
-              </w:rPr>
-              <w:t xml:space="preserve">API 对接</w:t>
-            </w:r>
-          </w:p>
-        </w:tc>
-        <w:tc>
-          <w:tcPr>
-            <w:tcW w:type="dxa" w:w="4560"/>
-            <w:tcBorders>
-              <w:top w:val="single" w:color="ECE4D4" w:sz="4"/>
-              <w:left w:val="single" w:color="ECE4D4" w:sz="4"/>
-              <w:bottom w:val="single" w:color="ECE4D4" w:sz="4"/>
-              <w:right w:val="single" w:color="ECE4D4" w:sz="4"/>
-            </w:tcBorders>
-            <w:shd w:fill="FAF6F0" w:val="clear"/>
-            <w:tcMar>
-              <w:top w:type="dxa" w:w="100"/>
-              <w:left w:type="dxa" w:w="140"/>
-              <w:bottom w:type="dxa" w:w="100"/>
-              <w:right w:type="dxa" w:w="140"/>
-            </w:tcMar>
-          </w:tcPr>
-          <w:p>
-            <w:pPr>
-              <w:spacing w:after="30" w:before="30"/>
-            </w:pPr>
-            <w:r>
-              <w:rPr>
-                <w:rFonts w:ascii="PingFang SC" w:cs="PingFang SC" w:eastAsia="PingFang SC" w:hAnsi="PingFang SC"/>
-                <w:b w:val="false"/>
-                <w:bCs w:val="false"/>
-                <w:color w:val="5A4D3A"/>
-                <w:sz w:val="20"/>
-                <w:szCs w:val="20"/>
-              </w:rPr>
-              <w:t xml:space="preserve">客户信息 / 消费记录 → CRM 模块</w:t>
-            </w:r>
-          </w:p>
-        </w:tc>
-      </w:tr>
-      <w:tr>
-        <w:trPr>
-          <w:tblHeader w:val="false"/>
-        </w:trPr>
-        <w:tc>
-          <w:tcPr>
-            <w:tcW w:type="dxa" w:w="1800"/>
-            <w:tcBorders>
-              <w:top w:val="single" w:color="ECE4D4" w:sz="4"/>
-              <w:left w:val="single" w:color="ECE4D4" w:sz="4"/>
-              <w:bottom w:val="single" w:color="ECE4D4" w:sz="4"/>
-              <w:right w:val="single" w:color="ECE4D4" w:sz="4"/>
-            </w:tcBorders>
-            <w:tcMar>
-              <w:top w:type="dxa" w:w="100"/>
-              <w:left w:type="dxa" w:w="140"/>
-              <w:bottom w:type="dxa" w:w="100"/>
-              <w:right w:type="dxa" w:w="140"/>
-            </w:tcMar>
-          </w:tcPr>
-          <w:p>
-            <w:pPr>
-              <w:spacing w:after="30" w:before="30"/>
-            </w:pPr>
-            <w:r>
-              <w:rPr>
-                <w:rFonts w:ascii="PingFang SC" w:cs="PingFang SC" w:eastAsia="PingFang SC" w:hAnsi="PingFang SC"/>
-                <w:b w:val="false"/>
-                <w:bCs w:val="false"/>
-                <w:color w:val="5A4D3A"/>
-                <w:sz w:val="20"/>
-                <w:szCs w:val="20"/>
-              </w:rPr>
-              <w:t xml:space="preserve">培训管理系统</w:t>
-            </w:r>
-          </w:p>
-        </w:tc>
-        <w:tc>
-          <w:tcPr>
-            <w:tcW w:type="dxa" w:w="3000"/>
-            <w:tcBorders>
-              <w:top w:val="single" w:color="ECE4D4" w:sz="4"/>
-              <w:left w:val="single" w:color="ECE4D4" w:sz="4"/>
-              <w:bottom w:val="single" w:color="ECE4D4" w:sz="4"/>
-              <w:right w:val="single" w:color="ECE4D4" w:sz="4"/>
-            </w:tcBorders>
-            <w:tcMar>
-              <w:top w:type="dxa" w:w="100"/>
-              <w:left w:type="dxa" w:w="140"/>
-              <w:bottom w:type="dxa" w:w="100"/>
-              <w:right w:type="dxa" w:w="140"/>
-            </w:tcMar>
-          </w:tcPr>
-          <w:p>
-            <w:pPr>
-              <w:spacing w:after="30" w:before="30"/>
-            </w:pPr>
-            <w:r>
-              <w:rPr>
-                <w:rFonts w:ascii="PingFang SC" w:cs="PingFang SC" w:eastAsia="PingFang SC" w:hAnsi="PingFang SC"/>
-                <w:b w:val="false"/>
-                <w:bCs w:val="false"/>
-                <w:color w:val="5A4D3A"/>
-                <w:sz w:val="20"/>
-                <w:szCs w:val="20"/>
-              </w:rPr>
-              <w:t xml:space="preserve">数据迁移 + 接口</w:t>
-            </w:r>
-          </w:p>
-        </w:tc>
-        <w:tc>
-          <w:tcPr>
-            <w:tcW w:type="dxa" w:w="4560"/>
-            <w:tcBorders>
-              <w:top w:val="single" w:color="ECE4D4" w:sz="4"/>
-              <w:left w:val="single" w:color="ECE4D4" w:sz="4"/>
-              <w:bottom w:val="single" w:color="ECE4D4" w:sz="4"/>
-              <w:right w:val="single" w:color="ECE4D4" w:sz="4"/>
-            </w:tcBorders>
-            <w:tcMar>
-              <w:top w:type="dxa" w:w="100"/>
-              <w:left w:type="dxa" w:w="140"/>
-              <w:bottom w:type="dxa" w:w="100"/>
-              <w:right w:type="dxa" w:w="140"/>
-            </w:tcMar>
-          </w:tcPr>
-          <w:p>
-            <w:pPr>
-              <w:spacing w:after="30" w:before="30"/>
-            </w:pPr>
-            <w:r>
-              <w:rPr>
-                <w:rFonts w:ascii="PingFang SC" w:cs="PingFang SC" w:eastAsia="PingFang SC" w:hAnsi="PingFang SC"/>
-                <w:b w:val="false"/>
-                <w:bCs w:val="false"/>
-                <w:color w:val="5A4D3A"/>
-                <w:sz w:val="20"/>
-                <w:szCs w:val="20"/>
-              </w:rPr>
-              <w:t xml:space="preserve">培训资源整合，避免重复建设</w:t>
-            </w:r>
-          </w:p>
-        </w:tc>
-      </w:tr>
-      <w:tr>
-        <w:trPr>
-          <w:tblHeader w:val="false"/>
-        </w:trPr>
-        <w:tc>
-          <w:tcPr>
-            <w:tcW w:type="dxa" w:w="1800"/>
-            <w:tcBorders>
-              <w:top w:val="single" w:color="ECE4D4" w:sz="4"/>
-              <w:left w:val="single" w:color="ECE4D4" w:sz="4"/>
-              <w:bottom w:val="single" w:color="ECE4D4" w:sz="4"/>
-              <w:right w:val="single" w:color="ECE4D4" w:sz="4"/>
-            </w:tcBorders>
-            <w:shd w:fill="FAF6F0" w:val="clear"/>
-            <w:tcMar>
-              <w:top w:type="dxa" w:w="100"/>
-              <w:left w:type="dxa" w:w="140"/>
-              <w:bottom w:type="dxa" w:w="100"/>
-              <w:right w:type="dxa" w:w="140"/>
-            </w:tcMar>
-          </w:tcPr>
-          <w:p>
-            <w:pPr>
-              <w:spacing w:after="30" w:before="30"/>
-            </w:pPr>
-            <w:r>
-              <w:rPr>
-                <w:rFonts w:ascii="PingFang SC" w:cs="PingFang SC" w:eastAsia="PingFang SC" w:hAnsi="PingFang SC"/>
-                <w:b w:val="false"/>
-                <w:bCs w:val="false"/>
-                <w:color w:val="5A4D3A"/>
-                <w:sz w:val="20"/>
-                <w:szCs w:val="20"/>
-              </w:rPr>
-              <w:t xml:space="preserve">微信生态</w:t>
-            </w:r>
-          </w:p>
-        </w:tc>
-        <w:tc>
-          <w:tcPr>
-            <w:tcW w:type="dxa" w:w="3000"/>
-            <w:tcBorders>
-              <w:top w:val="single" w:color="ECE4D4" w:sz="4"/>
-              <w:left w:val="single" w:color="ECE4D4" w:sz="4"/>
-              <w:bottom w:val="single" w:color="ECE4D4" w:sz="4"/>
-              <w:right w:val="single" w:color="ECE4D4" w:sz="4"/>
-            </w:tcBorders>
-            <w:shd w:fill="FAF6F0" w:val="clear"/>
-            <w:tcMar>
-              <w:top w:type="dxa" w:w="100"/>
-              <w:left w:type="dxa" w:w="140"/>
-              <w:bottom w:type="dxa" w:w="100"/>
-              <w:right w:type="dxa" w:w="140"/>
-            </w:tcMar>
-          </w:tcPr>
-          <w:p>
-            <w:pPr>
-              <w:spacing w:after="30" w:before="30"/>
-            </w:pPr>
-            <w:r>
-              <w:rPr>
-                <w:rFonts w:ascii="PingFang SC" w:cs="PingFang SC" w:eastAsia="PingFang SC" w:hAnsi="PingFang SC"/>
-                <w:b w:val="false"/>
-                <w:bCs w:val="false"/>
-                <w:color w:val="5A4D3A"/>
-                <w:sz w:val="20"/>
-                <w:szCs w:val="20"/>
-              </w:rPr>
-              <w:t xml:space="preserve">公众号 / 小程序 SDK</w:t>
-            </w:r>
-          </w:p>
-        </w:tc>
-        <w:tc>
-          <w:tcPr>
-            <w:tcW w:type="dxa" w:w="4560"/>
-            <w:tcBorders>
-              <w:top w:val="single" w:color="ECE4D4" w:sz="4"/>
-              <w:left w:val="single" w:color="ECE4D4" w:sz="4"/>
-              <w:bottom w:val="single" w:color="ECE4D4" w:sz="4"/>
-              <w:right w:val="single" w:color="ECE4D4" w:sz="4"/>
-            </w:tcBorders>
-            <w:shd w:fill="FAF6F0" w:val="clear"/>
-            <w:tcMar>
-              <w:top w:type="dxa" w:w="100"/>
-              <w:left w:type="dxa" w:w="140"/>
-              <w:bottom w:type="dxa" w:w="100"/>
-              <w:right w:type="dxa" w:w="140"/>
-            </w:tcMar>
-          </w:tcPr>
-          <w:p>
-            <w:pPr>
-              <w:spacing w:after="30" w:before="30"/>
-            </w:pPr>
-            <w:r>
-              <w:rPr>
-                <w:rFonts w:ascii="PingFang SC" w:cs="PingFang SC" w:eastAsia="PingFang SC" w:hAnsi="PingFang SC"/>
-                <w:b w:val="false"/>
-                <w:bCs w:val="false"/>
-                <w:color w:val="5A4D3A"/>
-                <w:sz w:val="20"/>
-                <w:szCs w:val="20"/>
-              </w:rPr>
-              <w:t xml:space="preserve">客户触达 + 加盟商轻量入口</w:t>
-            </w:r>
-          </w:p>
-        </w:tc>
-      </w:tr>
-      <w:tr>
-        <w:trPr>
-          <w:tblHeader w:val="false"/>
-        </w:trPr>
-        <w:tc>
-          <w:tcPr>
-            <w:tcW w:type="dxa" w:w="1800"/>
-            <w:tcBorders>
-              <w:top w:val="single" w:color="ECE4D4" w:sz="4"/>
-              <w:left w:val="single" w:color="ECE4D4" w:sz="4"/>
-              <w:bottom w:val="single" w:color="ECE4D4" w:sz="4"/>
-              <w:right w:val="single" w:color="ECE4D4" w:sz="4"/>
-            </w:tcBorders>
-            <w:tcMar>
-              <w:top w:type="dxa" w:w="100"/>
-              <w:left w:type="dxa" w:w="140"/>
-              <w:bottom w:type="dxa" w:w="100"/>
-              <w:right w:type="dxa" w:w="140"/>
-            </w:tcMar>
-          </w:tcPr>
-          <w:p>
-            <w:pPr>
-              <w:spacing w:after="30" w:before="30"/>
-            </w:pPr>
-            <w:r>
-              <w:rPr>
-                <w:rFonts w:ascii="PingFang SC" w:cs="PingFang SC" w:eastAsia="PingFang SC" w:hAnsi="PingFang SC"/>
-                <w:b w:val="false"/>
-                <w:bCs w:val="false"/>
-                <w:color w:val="5A4D3A"/>
-                <w:sz w:val="20"/>
-                <w:szCs w:val="20"/>
-              </w:rPr>
-              <w:t xml:space="preserve">第三方系统</w:t>
-            </w:r>
-          </w:p>
-        </w:tc>
-        <w:tc>
-          <w:tcPr>
-            <w:tcW w:type="dxa" w:w="3000"/>
-            <w:tcBorders>
-              <w:top w:val="single" w:color="ECE4D4" w:sz="4"/>
-              <w:left w:val="single" w:color="ECE4D4" w:sz="4"/>
-              <w:bottom w:val="single" w:color="ECE4D4" w:sz="4"/>
-              <w:right w:val="single" w:color="ECE4D4" w:sz="4"/>
-            </w:tcBorders>
-            <w:tcMar>
-              <w:top w:type="dxa" w:w="100"/>
-              <w:left w:type="dxa" w:w="140"/>
-              <w:bottom w:type="dxa" w:w="100"/>
-              <w:right w:type="dxa" w:w="140"/>
-            </w:tcMar>
-          </w:tcPr>
-          <w:p>
-            <w:pPr>
-              <w:spacing w:after="30" w:before="30"/>
-            </w:pPr>
-            <w:r>
-              <w:rPr>
-                <w:rFonts w:ascii="PingFang SC" w:cs="PingFang SC" w:eastAsia="PingFang SC" w:hAnsi="PingFang SC"/>
-                <w:b w:val="false"/>
-                <w:bCs w:val="false"/>
-                <w:color w:val="5A4D3A"/>
-                <w:sz w:val="20"/>
-                <w:szCs w:val="20"/>
-              </w:rPr>
-              <w:t xml:space="preserve">RESTful API + OAuth2.0</w:t>
-            </w:r>
-          </w:p>
-        </w:tc>
-        <w:tc>
-          <w:tcPr>
-            <w:tcW w:type="dxa" w:w="4560"/>
-            <w:tcBorders>
-              <w:top w:val="single" w:color="ECE4D4" w:sz="4"/>
-              <w:left w:val="single" w:color="ECE4D4" w:sz="4"/>
-              <w:bottom w:val="single" w:color="ECE4D4" w:sz="4"/>
-              <w:right w:val="single" w:color="ECE4D4" w:sz="4"/>
-            </w:tcBorders>
-            <w:tcMar>
-              <w:top w:type="dxa" w:w="100"/>
-              <w:left w:type="dxa" w:w="140"/>
-              <w:bottom w:type="dxa" w:w="100"/>
-              <w:right w:type="dxa" w:w="140"/>
-            </w:tcMar>
-          </w:tcPr>
-          <w:p>
-            <w:pPr>
-              <w:spacing w:after="30" w:before="30"/>
-            </w:pPr>
-            <w:r>
-              <w:rPr>
-                <w:rFonts w:ascii="PingFang SC" w:cs="PingFang SC" w:eastAsia="PingFang SC" w:hAnsi="PingFang SC"/>
-                <w:b w:val="false"/>
-                <w:bCs w:val="false"/>
-                <w:color w:val="5A4D3A"/>
-                <w:sz w:val="20"/>
-                <w:szCs w:val="20"/>
-              </w:rPr>
-              <w:t xml:space="preserve">支持加盟商使用其他品牌系统</w:t>
-            </w:r>
-          </w:p>
-        </w:tc>
-      </w:tr>
-    </w:tbl>
-    <w:p>
-      <w:pPr>
-        <w:pStyle w:val="Heading2"/>
-        <w:spacing w:after="180" w:before="320"/>
-      </w:pPr>
-      <w:r>
-        <w:rPr>
-          <w:rFonts w:ascii="Songti SC" w:cs="Songti SC" w:eastAsia="Songti SC" w:hAnsi="Songti SC"/>
-          <w:b/>
-          <w:bCs/>
-          <w:color w:val="9C1F1C"/>
-          <w:sz w:val="30"/>
-          <w:szCs w:val="30"/>
-        </w:rPr>
-        <w:t xml:space="preserve">6.6 技术团队需提供 / 实现</w:t>
-      </w:r>
-    </w:p>
-    <w:tbl>
-      <w:tblPr>
-        <w:tblW w:type="dxa" w:w="8960"/>
-        <w:tblBorders>
-          <w:top w:val="single" w:color="auto" w:sz="4"/>
-          <w:left w:val="single" w:color="auto" w:sz="4"/>
-          <w:bottom w:val="single" w:color="auto" w:sz="4"/>
-          <w:right w:val="single" w:color="auto" w:sz="4"/>
-          <w:insideH w:val="single" w:color="auto" w:sz="4"/>
-          <w:insideV w:val="single" w:color="auto" w:sz="4"/>
-        </w:tblBorders>
-      </w:tblPr>
-      <w:tblGrid>
-        <w:gridCol w:w="1900"/>
-        <w:gridCol w:w="1700"/>
-        <w:gridCol w:w="3500"/>
-        <w:gridCol w:w="1860"/>
-      </w:tblGrid>
-      <w:tr>
-        <w:trPr>
-          <w:tblHeader/>
-        </w:trPr>
-        <w:tc>
-          <w:tcPr>
-            <w:tcW w:type="dxa" w:w="1900"/>
-            <w:tcBorders>
-              <w:top w:val="single" w:color="ECE4D4" w:sz="4"/>
-              <w:left w:val="single" w:color="ECE4D4" w:sz="4"/>
-              <w:bottom w:val="single" w:color="ECE4D4" w:sz="4"/>
-              <w:right w:val="single" w:color="ECE4D4" w:sz="4"/>
-            </w:tcBorders>
-            <w:shd w:fill="FDE7E6" w:val="clear"/>
-            <w:tcMar>
-              <w:top w:type="dxa" w:w="100"/>
-              <w:left w:type="dxa" w:w="140"/>
-              <w:bottom w:type="dxa" w:w="100"/>
-              <w:right w:type="dxa" w:w="140"/>
-            </w:tcMar>
-          </w:tcPr>
-          <w:p>
-            <w:pPr>
-              <w:spacing w:after="30" w:before="30"/>
-            </w:pPr>
-            <w:r>
-              <w:rPr>
-                <w:rFonts w:ascii="PingFang SC" w:cs="PingFang SC" w:eastAsia="PingFang SC" w:hAnsi="PingFang SC"/>
-                <w:b/>
-                <w:bCs/>
-                <w:color w:val="C8302C"/>
-                <w:sz w:val="20"/>
-                <w:szCs w:val="20"/>
-              </w:rPr>
-              <w:t xml:space="preserve">业务痛点</w:t>
-            </w:r>
-          </w:p>
-        </w:tc>
-        <w:tc>
-          <w:tcPr>
-            <w:tcW w:type="dxa" w:w="1700"/>
-            <w:tcBorders>
-              <w:top w:val="single" w:color="ECE4D4" w:sz="4"/>
-              <w:left w:val="single" w:color="ECE4D4" w:sz="4"/>
-              <w:bottom w:val="single" w:color="ECE4D4" w:sz="4"/>
-              <w:right w:val="single" w:color="ECE4D4" w:sz="4"/>
-            </w:tcBorders>
-            <w:shd w:fill="FDE7E6" w:val="clear"/>
-            <w:tcMar>
-              <w:top w:type="dxa" w:w="100"/>
-              <w:left w:type="dxa" w:w="140"/>
-              <w:bottom w:type="dxa" w:w="100"/>
-              <w:right w:type="dxa" w:w="140"/>
-            </w:tcMar>
-          </w:tcPr>
-          <w:p>
-            <w:pPr>
-              <w:spacing w:after="30" w:before="30"/>
-            </w:pPr>
-            <w:r>
-              <w:rPr>
-                <w:rFonts w:ascii="PingFang SC" w:cs="PingFang SC" w:eastAsia="PingFang SC" w:hAnsi="PingFang SC"/>
-                <w:b/>
-                <w:bCs/>
-                <w:color w:val="C8302C"/>
-                <w:sz w:val="20"/>
-                <w:szCs w:val="20"/>
-              </w:rPr>
-              <w:t xml:space="preserve">AI 技术</w:t>
-            </w:r>
-          </w:p>
-        </w:tc>
-        <w:tc>
-          <w:tcPr>
-            <w:tcW w:type="dxa" w:w="3500"/>
-            <w:tcBorders>
-              <w:top w:val="single" w:color="ECE4D4" w:sz="4"/>
-              <w:left w:val="single" w:color="ECE4D4" w:sz="4"/>
-              <w:bottom w:val="single" w:color="ECE4D4" w:sz="4"/>
-              <w:right w:val="single" w:color="ECE4D4" w:sz="4"/>
-            </w:tcBorders>
-            <w:shd w:fill="FDE7E6" w:val="clear"/>
-            <w:tcMar>
-              <w:top w:type="dxa" w:w="100"/>
-              <w:left w:type="dxa" w:w="140"/>
-              <w:bottom w:type="dxa" w:w="100"/>
-              <w:right w:type="dxa" w:w="140"/>
-            </w:tcMar>
-          </w:tcPr>
-          <w:p>
-            <w:pPr>
-              <w:spacing w:after="30" w:before="30"/>
-            </w:pPr>
-            <w:r>
-              <w:rPr>
-                <w:rFonts w:ascii="PingFang SC" w:cs="PingFang SC" w:eastAsia="PingFang SC" w:hAnsi="PingFang SC"/>
-                <w:b/>
-                <w:bCs/>
-                <w:color w:val="C8302C"/>
-                <w:sz w:val="20"/>
-                <w:szCs w:val="20"/>
-              </w:rPr>
-              <w:t xml:space="preserve">技术团队需提供 / 实现</w:t>
-            </w:r>
-          </w:p>
-        </w:tc>
-        <w:tc>
-          <w:tcPr>
-            <w:tcW w:type="dxa" w:w="1860"/>
-            <w:tcBorders>
-              <w:top w:val="single" w:color="ECE4D4" w:sz="4"/>
-              <w:left w:val="single" w:color="ECE4D4" w:sz="4"/>
-              <w:bottom w:val="single" w:color="ECE4D4" w:sz="4"/>
-              <w:right w:val="single" w:color="ECE4D4" w:sz="4"/>
-            </w:tcBorders>
-            <w:shd w:fill="FDE7E6" w:val="clear"/>
-            <w:tcMar>
-              <w:top w:type="dxa" w:w="100"/>
-              <w:left w:type="dxa" w:w="140"/>
-              <w:bottom w:type="dxa" w:w="100"/>
-              <w:right w:type="dxa" w:w="140"/>
-            </w:tcMar>
-          </w:tcPr>
-          <w:p>
-            <w:pPr>
-              <w:spacing w:after="30" w:before="30"/>
-            </w:pPr>
-            <w:r>
-              <w:rPr>
-                <w:rFonts w:ascii="PingFang SC" w:cs="PingFang SC" w:eastAsia="PingFang SC" w:hAnsi="PingFang SC"/>
-                <w:b/>
-                <w:bCs/>
-                <w:color w:val="C8302C"/>
-                <w:sz w:val="20"/>
-                <w:szCs w:val="20"/>
-              </w:rPr>
-              <w:t xml:space="preserve">可量化收益</w:t>
-            </w:r>
-          </w:p>
-        </w:tc>
-      </w:tr>
-      <w:tr>
-        <w:trPr>
-          <w:tblHeader w:val="false"/>
-        </w:trPr>
-        <w:tc>
-          <w:tcPr>
-            <w:tcW w:type="dxa" w:w="1900"/>
-            <w:tcBorders>
-              <w:top w:val="single" w:color="ECE4D4" w:sz="4"/>
-              <w:left w:val="single" w:color="ECE4D4" w:sz="4"/>
-              <w:bottom w:val="single" w:color="ECE4D4" w:sz="4"/>
-              <w:right w:val="single" w:color="ECE4D4" w:sz="4"/>
-            </w:tcBorders>
-            <w:tcMar>
-              <w:top w:type="dxa" w:w="100"/>
-              <w:left w:type="dxa" w:w="140"/>
-              <w:bottom w:type="dxa" w:w="100"/>
-              <w:right w:type="dxa" w:w="140"/>
-            </w:tcMar>
-          </w:tcPr>
-          <w:p>
-            <w:pPr>
-              <w:spacing w:after="30" w:before="30"/>
-            </w:pPr>
-            <w:r>
-              <w:rPr>
-                <w:rFonts w:ascii="PingFang SC" w:cs="PingFang SC" w:eastAsia="PingFang SC" w:hAnsi="PingFang SC"/>
-                <w:b w:val="false"/>
-                <w:bCs w:val="false"/>
-                <w:color w:val="5A4D3A"/>
-                <w:sz w:val="20"/>
-                <w:szCs w:val="20"/>
-              </w:rPr>
-              <w:t xml:space="preserve">新品发布滞后</w:t>
-            </w:r>
-          </w:p>
-        </w:tc>
-        <w:tc>
-          <w:tcPr>
-            <w:tcW w:type="dxa" w:w="1700"/>
-            <w:tcBorders>
-              <w:top w:val="single" w:color="ECE4D4" w:sz="4"/>
-              <w:left w:val="single" w:color="ECE4D4" w:sz="4"/>
-              <w:bottom w:val="single" w:color="ECE4D4" w:sz="4"/>
-              <w:right w:val="single" w:color="ECE4D4" w:sz="4"/>
-            </w:tcBorders>
-            <w:tcMar>
-              <w:top w:type="dxa" w:w="100"/>
-              <w:left w:type="dxa" w:w="140"/>
-              <w:bottom w:type="dxa" w:w="100"/>
-              <w:right w:type="dxa" w:w="140"/>
-            </w:tcMar>
-          </w:tcPr>
-          <w:p>
-            <w:pPr>
-              <w:spacing w:after="30" w:before="30"/>
-            </w:pPr>
-            <w:r>
-              <w:rPr>
-                <w:rFonts w:ascii="PingFang SC" w:cs="PingFang SC" w:eastAsia="PingFang SC" w:hAnsi="PingFang SC"/>
-                <w:b w:val="false"/>
-                <w:bCs w:val="false"/>
-                <w:color w:val="5A4D3A"/>
-                <w:sz w:val="20"/>
-                <w:szCs w:val="20"/>
-              </w:rPr>
-              <w:t xml:space="preserve">多模态文档解析 + 知识图谱</w:t>
-            </w:r>
-          </w:p>
-        </w:tc>
-        <w:tc>
-          <w:tcPr>
-            <w:tcW w:type="dxa" w:w="3500"/>
-            <w:tcBorders>
-              <w:top w:val="single" w:color="ECE4D4" w:sz="4"/>
-              <w:left w:val="single" w:color="ECE4D4" w:sz="4"/>
-              <w:bottom w:val="single" w:color="ECE4D4" w:sz="4"/>
-              <w:right w:val="single" w:color="ECE4D4" w:sz="4"/>
-            </w:tcBorders>
-            <w:tcMar>
-              <w:top w:type="dxa" w:w="100"/>
-              <w:left w:type="dxa" w:w="140"/>
-              <w:bottom w:type="dxa" w:w="100"/>
-              <w:right w:type="dxa" w:w="140"/>
-            </w:tcMar>
-          </w:tcPr>
-          <w:p>
-            <w:pPr>
-              <w:spacing w:after="30" w:before="30"/>
-            </w:pPr>
-            <w:r>
-              <w:rPr>
-                <w:rFonts w:ascii="PingFang SC" w:cs="PingFang SC" w:eastAsia="PingFang SC" w:hAnsi="PingFang SC"/>
-                <w:b w:val="false"/>
-                <w:bCs w:val="false"/>
-                <w:color w:val="5A4D3A"/>
-                <w:sz w:val="20"/>
-                <w:szCs w:val="20"/>
-              </w:rPr>
-              <w:t xml:space="preserve">1) PDF/DOCX/视频解析 Pipeline</w:t>
-            </w:r>
-          </w:p>
-          <w:p>
-            <w:pPr>
-              <w:spacing w:after="30" w:before="30"/>
-            </w:pPr>
-            <w:r>
-              <w:rPr>
-                <w:rFonts w:ascii="PingFang SC" w:cs="PingFang SC" w:eastAsia="PingFang SC" w:hAnsi="PingFang SC"/>
-                <w:b w:val="false"/>
-                <w:bCs w:val="false"/>
-                <w:color w:val="5A4D3A"/>
-                <w:sz w:val="20"/>
-                <w:szCs w:val="20"/>
-              </w:rPr>
-              <w:t xml:space="preserve">2) Neo4j 图谱 schema</w:t>
-            </w:r>
-          </w:p>
-          <w:p>
-            <w:pPr>
-              <w:spacing w:after="30" w:before="30"/>
-            </w:pPr>
-            <w:r>
-              <w:rPr>
-                <w:rFonts w:ascii="PingFang SC" w:cs="PingFang SC" w:eastAsia="PingFang SC" w:hAnsi="PingFang SC"/>
-                <w:b w:val="false"/>
-                <w:bCs w:val="false"/>
-                <w:color w:val="5A4D3A"/>
-                <w:sz w:val="20"/>
-                <w:szCs w:val="20"/>
-              </w:rPr>
-              <w:t xml:space="preserve">3) Embedding 增量更新</w:t>
-            </w:r>
-          </w:p>
-          <w:p>
-            <w:pPr>
-              <w:spacing w:after="30" w:before="30"/>
-            </w:pPr>
-            <w:r>
-              <w:rPr>
-                <w:rFonts w:ascii="PingFang SC" w:cs="PingFang SC" w:eastAsia="PingFang SC" w:hAnsi="PingFang SC"/>
-                <w:b w:val="false"/>
-                <w:bCs w:val="false"/>
-                <w:color w:val="5A4D3A"/>
-                <w:sz w:val="20"/>
-                <w:szCs w:val="20"/>
-              </w:rPr>
-              <w:t xml:space="preserve">4) 多端推送服务</w:t>
-            </w:r>
-          </w:p>
-        </w:tc>
-        <w:tc>
-          <w:tcPr>
-            <w:tcW w:type="dxa" w:w="1860"/>
-            <w:tcBorders>
-              <w:top w:val="single" w:color="ECE4D4" w:sz="4"/>
-              <w:left w:val="single" w:color="ECE4D4" w:sz="4"/>
-              <w:bottom w:val="single" w:color="ECE4D4" w:sz="4"/>
-              <w:right w:val="single" w:color="ECE4D4" w:sz="4"/>
-            </w:tcBorders>
-            <w:tcMar>
-              <w:top w:type="dxa" w:w="100"/>
-              <w:left w:type="dxa" w:w="140"/>
-              <w:bottom w:type="dxa" w:w="100"/>
-              <w:right w:type="dxa" w:w="140"/>
-            </w:tcMar>
-          </w:tcPr>
-          <w:p>
-            <w:pPr>
-              <w:spacing w:after="30" w:before="30"/>
-            </w:pPr>
-            <w:r>
-              <w:rPr>
-                <w:rFonts w:ascii="PingFang SC" w:cs="PingFang SC" w:eastAsia="PingFang SC" w:hAnsi="PingFang SC"/>
-                <w:b w:val="false"/>
-                <w:bCs w:val="false"/>
-                <w:color w:val="5A8F4F"/>
-                <w:sz w:val="20"/>
-                <w:szCs w:val="20"/>
-              </w:rPr>
-              <w:t xml:space="preserve">↓ 93%</w:t>
-            </w:r>
-          </w:p>
-        </w:tc>
-      </w:tr>
-      <w:tr>
-        <w:trPr>
-          <w:tblHeader w:val="false"/>
-        </w:trPr>
-        <w:tc>
-          <w:tcPr>
-            <w:tcW w:type="dxa" w:w="1900"/>
-            <w:tcBorders>
-              <w:top w:val="single" w:color="ECE4D4" w:sz="4"/>
-              <w:left w:val="single" w:color="ECE4D4" w:sz="4"/>
-              <w:bottom w:val="single" w:color="ECE4D4" w:sz="4"/>
-              <w:right w:val="single" w:color="ECE4D4" w:sz="4"/>
-            </w:tcBorders>
-            <w:shd w:fill="FAF6F0" w:val="clear"/>
-            <w:tcMar>
-              <w:top w:type="dxa" w:w="100"/>
-              <w:left w:type="dxa" w:w="140"/>
-              <w:bottom w:type="dxa" w:w="100"/>
-              <w:right w:type="dxa" w:w="140"/>
-            </w:tcMar>
-          </w:tcPr>
-          <w:p>
-            <w:pPr>
-              <w:spacing w:after="30" w:before="30"/>
-            </w:pPr>
-            <w:r>
-              <w:rPr>
-                <w:rFonts w:ascii="PingFang SC" w:cs="PingFang SC" w:eastAsia="PingFang SC" w:hAnsi="PingFang SC"/>
-                <w:b w:val="false"/>
-                <w:bCs w:val="false"/>
-                <w:color w:val="5A4D3A"/>
-                <w:sz w:val="20"/>
-                <w:szCs w:val="20"/>
-              </w:rPr>
-              <w:t xml:space="preserve">专业知识门槛高</w:t>
-            </w:r>
-          </w:p>
-        </w:tc>
-        <w:tc>
-          <w:tcPr>
-            <w:tcW w:type="dxa" w:w="1700"/>
-            <w:tcBorders>
-              <w:top w:val="single" w:color="ECE4D4" w:sz="4"/>
-              <w:left w:val="single" w:color="ECE4D4" w:sz="4"/>
-              <w:bottom w:val="single" w:color="ECE4D4" w:sz="4"/>
-              <w:right w:val="single" w:color="ECE4D4" w:sz="4"/>
-            </w:tcBorders>
-            <w:shd w:fill="FAF6F0" w:val="clear"/>
-            <w:tcMar>
-              <w:top w:type="dxa" w:w="100"/>
-              <w:left w:type="dxa" w:w="140"/>
-              <w:bottom w:type="dxa" w:w="100"/>
-              <w:right w:type="dxa" w:w="140"/>
-            </w:tcMar>
-          </w:tcPr>
-          <w:p>
-            <w:pPr>
-              <w:spacing w:after="30" w:before="30"/>
-            </w:pPr>
-            <w:r>
-              <w:rPr>
-                <w:rFonts w:ascii="PingFang SC" w:cs="PingFang SC" w:eastAsia="PingFang SC" w:hAnsi="PingFang SC"/>
-                <w:b w:val="false"/>
-                <w:bCs w:val="false"/>
-                <w:color w:val="5A4D3A"/>
-                <w:sz w:val="20"/>
-                <w:szCs w:val="20"/>
-              </w:rPr>
-              <w:t xml:space="preserve">RAG + 私有 LLM + 强制溯源</w:t>
-            </w:r>
-          </w:p>
-        </w:tc>
-        <w:tc>
-          <w:tcPr>
-            <w:tcW w:type="dxa" w:w="3500"/>
-            <w:tcBorders>
-              <w:top w:val="single" w:color="ECE4D4" w:sz="4"/>
-              <w:left w:val="single" w:color="ECE4D4" w:sz="4"/>
-              <w:bottom w:val="single" w:color="ECE4D4" w:sz="4"/>
-              <w:right w:val="single" w:color="ECE4D4" w:sz="4"/>
-            </w:tcBorders>
-            <w:shd w:fill="FAF6F0" w:val="clear"/>
-            <w:tcMar>
-              <w:top w:type="dxa" w:w="100"/>
-              <w:left w:type="dxa" w:w="140"/>
-              <w:bottom w:type="dxa" w:w="100"/>
-              <w:right w:type="dxa" w:w="140"/>
-            </w:tcMar>
-          </w:tcPr>
-          <w:p>
-            <w:pPr>
-              <w:spacing w:after="30" w:before="30"/>
-            </w:pPr>
-            <w:r>
-              <w:rPr>
-                <w:rFonts w:ascii="PingFang SC" w:cs="PingFang SC" w:eastAsia="PingFang SC" w:hAnsi="PingFang SC"/>
-                <w:b w:val="false"/>
-                <w:bCs w:val="false"/>
-                <w:color w:val="5A4D3A"/>
-                <w:sz w:val="20"/>
-                <w:szCs w:val="20"/>
-              </w:rPr>
-              <w:t xml:space="preserve">1) Milvus 向量库</w:t>
-            </w:r>
-          </w:p>
-          <w:p>
-            <w:pPr>
-              <w:spacing w:after="30" w:before="30"/>
-            </w:pPr>
-            <w:r>
-              <w:rPr>
-                <w:rFonts w:ascii="PingFang SC" w:cs="PingFang SC" w:eastAsia="PingFang SC" w:hAnsi="PingFang SC"/>
-                <w:b w:val="false"/>
-                <w:bCs w:val="false"/>
-                <w:color w:val="5A4D3A"/>
-                <w:sz w:val="20"/>
-                <w:szCs w:val="20"/>
-              </w:rPr>
-              <w:t xml:space="preserve">2) LLM 推理网关 vLLM</w:t>
-            </w:r>
-          </w:p>
-          <w:p>
-            <w:pPr>
-              <w:spacing w:after="30" w:before="30"/>
-            </w:pPr>
-            <w:r>
-              <w:rPr>
-                <w:rFonts w:ascii="PingFang SC" w:cs="PingFang SC" w:eastAsia="PingFang SC" w:hAnsi="PingFang SC"/>
-                <w:b w:val="false"/>
-                <w:bCs w:val="false"/>
-                <w:color w:val="5A4D3A"/>
-                <w:sz w:val="20"/>
-                <w:szCs w:val="20"/>
-              </w:rPr>
-              <w:t xml:space="preserve">3) Reranker 服务</w:t>
-            </w:r>
-          </w:p>
-          <w:p>
-            <w:pPr>
-              <w:spacing w:after="30" w:before="30"/>
-            </w:pPr>
-            <w:r>
-              <w:rPr>
-                <w:rFonts w:ascii="PingFang SC" w:cs="PingFang SC" w:eastAsia="PingFang SC" w:hAnsi="PingFang SC"/>
-                <w:b w:val="false"/>
-                <w:bCs w:val="false"/>
-                <w:color w:val="5A4D3A"/>
-                <w:sz w:val="20"/>
-                <w:szCs w:val="20"/>
-              </w:rPr>
-              <w:t xml:space="preserve">4) Prompt 模板与护栏</w:t>
-            </w:r>
-          </w:p>
-        </w:tc>
-        <w:tc>
-          <w:tcPr>
-            <w:tcW w:type="dxa" w:w="1860"/>
-            <w:tcBorders>
-              <w:top w:val="single" w:color="ECE4D4" w:sz="4"/>
-              <w:left w:val="single" w:color="ECE4D4" w:sz="4"/>
-              <w:bottom w:val="single" w:color="ECE4D4" w:sz="4"/>
-              <w:right w:val="single" w:color="ECE4D4" w:sz="4"/>
-            </w:tcBorders>
-            <w:shd w:fill="FAF6F0" w:val="clear"/>
-            <w:tcMar>
-              <w:top w:type="dxa" w:w="100"/>
-              <w:left w:type="dxa" w:w="140"/>
-              <w:bottom w:type="dxa" w:w="100"/>
-              <w:right w:type="dxa" w:w="140"/>
-            </w:tcMar>
-          </w:tcPr>
-          <w:p>
-            <w:pPr>
-              <w:spacing w:after="30" w:before="30"/>
-            </w:pPr>
-            <w:r>
-              <w:rPr>
-                <w:rFonts w:ascii="PingFang SC" w:cs="PingFang SC" w:eastAsia="PingFang SC" w:hAnsi="PingFang SC"/>
-                <w:b w:val="false"/>
-                <w:bCs w:val="false"/>
-                <w:color w:val="5A8F4F"/>
-                <w:sz w:val="20"/>
-                <w:szCs w:val="20"/>
-              </w:rPr>
-              <w:t xml:space="preserve">员工自助率 92%</w:t>
-            </w:r>
-          </w:p>
-        </w:tc>
-      </w:tr>
-      <w:tr>
-        <w:trPr>
-          <w:tblHeader w:val="false"/>
-        </w:trPr>
-        <w:tc>
-          <w:tcPr>
-            <w:tcW w:type="dxa" w:w="1900"/>
-            <w:tcBorders>
-              <w:top w:val="single" w:color="ECE4D4" w:sz="4"/>
-              <w:left w:val="single" w:color="ECE4D4" w:sz="4"/>
-              <w:bottom w:val="single" w:color="ECE4D4" w:sz="4"/>
-              <w:right w:val="single" w:color="ECE4D4" w:sz="4"/>
-            </w:tcBorders>
-            <w:tcMar>
-              <w:top w:type="dxa" w:w="100"/>
-              <w:left w:type="dxa" w:w="140"/>
-              <w:bottom w:type="dxa" w:w="100"/>
-              <w:right w:type="dxa" w:w="140"/>
-            </w:tcMar>
-          </w:tcPr>
-          <w:p>
-            <w:pPr>
-              <w:spacing w:after="30" w:before="30"/>
-            </w:pPr>
-            <w:r>
-              <w:rPr>
-                <w:rFonts w:ascii="PingFang SC" w:cs="PingFang SC" w:eastAsia="PingFang SC" w:hAnsi="PingFang SC"/>
-                <w:b w:val="false"/>
-                <w:bCs w:val="false"/>
-                <w:color w:val="5A4D3A"/>
-                <w:sz w:val="20"/>
-                <w:szCs w:val="20"/>
-              </w:rPr>
-              <w:t xml:space="preserve">培训成本高</w:t>
-            </w:r>
-          </w:p>
-        </w:tc>
-        <w:tc>
-          <w:tcPr>
-            <w:tcW w:type="dxa" w:w="1700"/>
-            <w:tcBorders>
-              <w:top w:val="single" w:color="ECE4D4" w:sz="4"/>
-              <w:left w:val="single" w:color="ECE4D4" w:sz="4"/>
-              <w:bottom w:val="single" w:color="ECE4D4" w:sz="4"/>
-              <w:right w:val="single" w:color="ECE4D4" w:sz="4"/>
-            </w:tcBorders>
-            <w:tcMar>
-              <w:top w:type="dxa" w:w="100"/>
-              <w:left w:type="dxa" w:w="140"/>
-              <w:bottom w:type="dxa" w:w="100"/>
-              <w:right w:type="dxa" w:w="140"/>
-            </w:tcMar>
-          </w:tcPr>
-          <w:p>
-            <w:pPr>
-              <w:spacing w:after="30" w:before="30"/>
-            </w:pPr>
-            <w:r>
-              <w:rPr>
-                <w:rFonts w:ascii="PingFang SC" w:cs="PingFang SC" w:eastAsia="PingFang SC" w:hAnsi="PingFang SC"/>
-                <w:b w:val="false"/>
-                <w:bCs w:val="false"/>
-                <w:color w:val="5A4D3A"/>
-                <w:sz w:val="20"/>
-                <w:szCs w:val="20"/>
-              </w:rPr>
-              <w:t xml:space="preserve">自适应学习 + 数字人</w:t>
-            </w:r>
-          </w:p>
-        </w:tc>
-        <w:tc>
-          <w:tcPr>
-            <w:tcW w:type="dxa" w:w="3500"/>
-            <w:tcBorders>
-              <w:top w:val="single" w:color="ECE4D4" w:sz="4"/>
-              <w:left w:val="single" w:color="ECE4D4" w:sz="4"/>
-              <w:bottom w:val="single" w:color="ECE4D4" w:sz="4"/>
-              <w:right w:val="single" w:color="ECE4D4" w:sz="4"/>
-            </w:tcBorders>
-            <w:tcMar>
-              <w:top w:type="dxa" w:w="100"/>
-              <w:left w:type="dxa" w:w="140"/>
-              <w:bottom w:type="dxa" w:w="100"/>
-              <w:right w:type="dxa" w:w="140"/>
-            </w:tcMar>
-          </w:tcPr>
-          <w:p>
-            <w:pPr>
-              <w:spacing w:after="30" w:before="30"/>
-            </w:pPr>
-            <w:r>
-              <w:rPr>
-                <w:rFonts w:ascii="PingFang SC" w:cs="PingFang SC" w:eastAsia="PingFang SC" w:hAnsi="PingFang SC"/>
-                <w:b w:val="false"/>
-                <w:bCs w:val="false"/>
-                <w:color w:val="5A4D3A"/>
-                <w:sz w:val="20"/>
-                <w:szCs w:val="20"/>
-              </w:rPr>
-              <w:t xml:space="preserve">1) BKT 算法实现</w:t>
-            </w:r>
-          </w:p>
-          <w:p>
-            <w:pPr>
-              <w:spacing w:after="30" w:before="30"/>
-            </w:pPr>
-            <w:r>
-              <w:rPr>
-                <w:rFonts w:ascii="PingFang SC" w:cs="PingFang SC" w:eastAsia="PingFang SC" w:hAnsi="PingFang SC"/>
-                <w:b w:val="false"/>
-                <w:bCs w:val="false"/>
-                <w:color w:val="5A4D3A"/>
-                <w:sz w:val="20"/>
-                <w:szCs w:val="20"/>
-              </w:rPr>
-              <w:t xml:space="preserve">2) 题库自动生成</w:t>
-            </w:r>
-          </w:p>
-          <w:p>
-            <w:pPr>
-              <w:spacing w:after="30" w:before="30"/>
-            </w:pPr>
-            <w:r>
-              <w:rPr>
-                <w:rFonts w:ascii="PingFang SC" w:cs="PingFang SC" w:eastAsia="PingFang SC" w:hAnsi="PingFang SC"/>
-                <w:b w:val="false"/>
-                <w:bCs w:val="false"/>
-                <w:color w:val="5A4D3A"/>
-                <w:sz w:val="20"/>
-                <w:szCs w:val="20"/>
-              </w:rPr>
-              <w:t xml:space="preserve">3) 数字人 + TTS</w:t>
-            </w:r>
-          </w:p>
-          <w:p>
-            <w:pPr>
-              <w:spacing w:after="30" w:before="30"/>
-            </w:pPr>
-            <w:r>
-              <w:rPr>
-                <w:rFonts w:ascii="PingFang SC" w:cs="PingFang SC" w:eastAsia="PingFang SC" w:hAnsi="PingFang SC"/>
-                <w:b w:val="false"/>
-                <w:bCs w:val="false"/>
-                <w:color w:val="5A4D3A"/>
-                <w:sz w:val="20"/>
-                <w:szCs w:val="20"/>
-              </w:rPr>
-              <w:t xml:space="preserve">4) 场景对话 Agent</w:t>
-            </w:r>
-          </w:p>
-        </w:tc>
-        <w:tc>
-          <w:tcPr>
-            <w:tcW w:type="dxa" w:w="1860"/>
-            <w:tcBorders>
-              <w:top w:val="single" w:color="ECE4D4" w:sz="4"/>
-              <w:left w:val="single" w:color="ECE4D4" w:sz="4"/>
-              <w:bottom w:val="single" w:color="ECE4D4" w:sz="4"/>
-              <w:right w:val="single" w:color="ECE4D4" w:sz="4"/>
-            </w:tcBorders>
-            <w:tcMar>
-              <w:top w:type="dxa" w:w="100"/>
-              <w:left w:type="dxa" w:w="140"/>
-              <w:bottom w:type="dxa" w:w="100"/>
-              <w:right w:type="dxa" w:w="140"/>
-            </w:tcMar>
-          </w:tcPr>
-          <w:p>
-            <w:pPr>
-              <w:spacing w:after="30" w:before="30"/>
-            </w:pPr>
-            <w:r>
-              <w:rPr>
-                <w:rFonts w:ascii="PingFang SC" w:cs="PingFang SC" w:eastAsia="PingFang SC" w:hAnsi="PingFang SC"/>
-                <w:b w:val="false"/>
-                <w:bCs w:val="false"/>
-                <w:color w:val="5A8F4F"/>
-                <w:sz w:val="20"/>
-                <w:szCs w:val="20"/>
-              </w:rPr>
-              <w:t xml:space="preserve">成本 ↓ 65%</w:t>
-            </w:r>
-          </w:p>
-        </w:tc>
-      </w:tr>
-      <w:tr>
-        <w:trPr>
-          <w:tblHeader w:val="false"/>
-        </w:trPr>
-        <w:tc>
-          <w:tcPr>
-            <w:tcW w:type="dxa" w:w="1900"/>
-            <w:tcBorders>
-              <w:top w:val="single" w:color="ECE4D4" w:sz="4"/>
-              <w:left w:val="single" w:color="ECE4D4" w:sz="4"/>
-              <w:bottom w:val="single" w:color="ECE4D4" w:sz="4"/>
-              <w:right w:val="single" w:color="ECE4D4" w:sz="4"/>
-            </w:tcBorders>
-            <w:shd w:fill="FAF6F0" w:val="clear"/>
-            <w:tcMar>
-              <w:top w:type="dxa" w:w="100"/>
-              <w:left w:type="dxa" w:w="140"/>
-              <w:bottom w:type="dxa" w:w="100"/>
-              <w:right w:type="dxa" w:w="140"/>
-            </w:tcMar>
-          </w:tcPr>
-          <w:p>
-            <w:pPr>
-              <w:spacing w:after="30" w:before="30"/>
-            </w:pPr>
-            <w:r>
-              <w:rPr>
-                <w:rFonts w:ascii="PingFang SC" w:cs="PingFang SC" w:eastAsia="PingFang SC" w:hAnsi="PingFang SC"/>
-                <w:b w:val="false"/>
-                <w:bCs w:val="false"/>
-                <w:color w:val="5A4D3A"/>
-                <w:sz w:val="20"/>
-                <w:szCs w:val="20"/>
-              </w:rPr>
-              <w:t xml:space="preserve">决策靠经验</w:t>
-            </w:r>
-          </w:p>
-        </w:tc>
-        <w:tc>
-          <w:tcPr>
-            <w:tcW w:type="dxa" w:w="1700"/>
-            <w:tcBorders>
-              <w:top w:val="single" w:color="ECE4D4" w:sz="4"/>
-              <w:left w:val="single" w:color="ECE4D4" w:sz="4"/>
-              <w:bottom w:val="single" w:color="ECE4D4" w:sz="4"/>
-              <w:right w:val="single" w:color="ECE4D4" w:sz="4"/>
-            </w:tcBorders>
-            <w:shd w:fill="FAF6F0" w:val="clear"/>
-            <w:tcMar>
-              <w:top w:type="dxa" w:w="100"/>
-              <w:left w:type="dxa" w:w="140"/>
-              <w:bottom w:type="dxa" w:w="100"/>
-              <w:right w:type="dxa" w:w="140"/>
-            </w:tcMar>
-          </w:tcPr>
-          <w:p>
-            <w:pPr>
-              <w:spacing w:after="30" w:before="30"/>
-            </w:pPr>
-            <w:r>
-              <w:rPr>
-                <w:rFonts w:ascii="PingFang SC" w:cs="PingFang SC" w:eastAsia="PingFang SC" w:hAnsi="PingFang SC"/>
-                <w:b w:val="false"/>
-                <w:bCs w:val="false"/>
-                <w:color w:val="5A4D3A"/>
-                <w:sz w:val="20"/>
-                <w:szCs w:val="20"/>
-              </w:rPr>
-              <w:t xml:space="preserve">Agent + Function Call</w:t>
-            </w:r>
-          </w:p>
-        </w:tc>
-        <w:tc>
-          <w:tcPr>
-            <w:tcW w:type="dxa" w:w="3500"/>
-            <w:tcBorders>
-              <w:top w:val="single" w:color="ECE4D4" w:sz="4"/>
-              <w:left w:val="single" w:color="ECE4D4" w:sz="4"/>
-              <w:bottom w:val="single" w:color="ECE4D4" w:sz="4"/>
-              <w:right w:val="single" w:color="ECE4D4" w:sz="4"/>
-            </w:tcBorders>
-            <w:shd w:fill="FAF6F0" w:val="clear"/>
-            <w:tcMar>
-              <w:top w:type="dxa" w:w="100"/>
-              <w:left w:type="dxa" w:w="140"/>
-              <w:bottom w:type="dxa" w:w="100"/>
-              <w:right w:type="dxa" w:w="140"/>
-            </w:tcMar>
-          </w:tcPr>
-          <w:p>
-            <w:pPr>
-              <w:spacing w:after="30" w:before="30"/>
-            </w:pPr>
-            <w:r>
-              <w:rPr>
-                <w:rFonts w:ascii="PingFang SC" w:cs="PingFang SC" w:eastAsia="PingFang SC" w:hAnsi="PingFang SC"/>
-                <w:b w:val="false"/>
-                <w:bCs w:val="false"/>
-                <w:color w:val="5A4D3A"/>
-                <w:sz w:val="20"/>
-                <w:szCs w:val="20"/>
-              </w:rPr>
-              <w:t xml:space="preserve">1) 销量预测 Prophet</w:t>
-            </w:r>
-          </w:p>
-          <w:p>
-            <w:pPr>
-              <w:spacing w:after="30" w:before="30"/>
-            </w:pPr>
-            <w:r>
-              <w:rPr>
-                <w:rFonts w:ascii="PingFang SC" w:cs="PingFang SC" w:eastAsia="PingFang SC" w:hAnsi="PingFang SC"/>
-                <w:b w:val="false"/>
-                <w:bCs w:val="false"/>
-                <w:color w:val="5A4D3A"/>
-                <w:sz w:val="20"/>
-                <w:szCs w:val="20"/>
-              </w:rPr>
-              <w:t xml:space="preserve">2) 工具注册中心</w:t>
-            </w:r>
-          </w:p>
-          <w:p>
-            <w:pPr>
-              <w:spacing w:after="30" w:before="30"/>
-            </w:pPr>
-            <w:r>
-              <w:rPr>
-                <w:rFonts w:ascii="PingFang SC" w:cs="PingFang SC" w:eastAsia="PingFang SC" w:hAnsi="PingFang SC"/>
-                <w:b w:val="false"/>
-                <w:bCs w:val="false"/>
-                <w:color w:val="5A4D3A"/>
-                <w:sz w:val="20"/>
-                <w:szCs w:val="20"/>
-              </w:rPr>
-              <w:t xml:space="preserve">3) Agent 编排</w:t>
-            </w:r>
-          </w:p>
-          <w:p>
-            <w:pPr>
-              <w:spacing w:after="30" w:before="30"/>
-            </w:pPr>
-            <w:r>
-              <w:rPr>
-                <w:rFonts w:ascii="PingFang SC" w:cs="PingFang SC" w:eastAsia="PingFang SC" w:hAnsi="PingFang SC"/>
-                <w:b w:val="false"/>
-                <w:bCs w:val="false"/>
-                <w:color w:val="5A4D3A"/>
-                <w:sz w:val="20"/>
-                <w:szCs w:val="20"/>
-              </w:rPr>
-              <w:t xml:space="preserve">4) 解释性输出</w:t>
-            </w:r>
-          </w:p>
-        </w:tc>
-        <w:tc>
-          <w:tcPr>
-            <w:tcW w:type="dxa" w:w="1860"/>
-            <w:tcBorders>
-              <w:top w:val="single" w:color="ECE4D4" w:sz="4"/>
-              <w:left w:val="single" w:color="ECE4D4" w:sz="4"/>
-              <w:bottom w:val="single" w:color="ECE4D4" w:sz="4"/>
-              <w:right w:val="single" w:color="ECE4D4" w:sz="4"/>
-            </w:tcBorders>
-            <w:shd w:fill="FAF6F0" w:val="clear"/>
-            <w:tcMar>
-              <w:top w:type="dxa" w:w="100"/>
-              <w:left w:type="dxa" w:w="140"/>
-              <w:bottom w:type="dxa" w:w="100"/>
-              <w:right w:type="dxa" w:w="140"/>
-            </w:tcMar>
-          </w:tcPr>
-          <w:p>
-            <w:pPr>
-              <w:spacing w:after="30" w:before="30"/>
-            </w:pPr>
-            <w:r>
-              <w:rPr>
-                <w:rFonts w:ascii="PingFang SC" w:cs="PingFang SC" w:eastAsia="PingFang SC" w:hAnsi="PingFang SC"/>
-                <w:b w:val="false"/>
-                <w:bCs w:val="false"/>
-                <w:color w:val="5A8F4F"/>
-                <w:sz w:val="20"/>
-                <w:szCs w:val="20"/>
-              </w:rPr>
-              <w:t xml:space="preserve">决策 ↑ 40%</w:t>
-            </w:r>
-          </w:p>
-        </w:tc>
-      </w:tr>
-      <w:tr>
-        <w:trPr>
-          <w:tblHeader w:val="false"/>
-        </w:trPr>
-        <w:tc>
-          <w:tcPr>
-            <w:tcW w:type="dxa" w:w="1900"/>
-            <w:tcBorders>
-              <w:top w:val="single" w:color="ECE4D4" w:sz="4"/>
-              <w:left w:val="single" w:color="ECE4D4" w:sz="4"/>
-              <w:bottom w:val="single" w:color="ECE4D4" w:sz="4"/>
-              <w:right w:val="single" w:color="ECE4D4" w:sz="4"/>
-            </w:tcBorders>
-            <w:tcMar>
-              <w:top w:type="dxa" w:w="100"/>
-              <w:left w:type="dxa" w:w="140"/>
-              <w:bottom w:type="dxa" w:w="100"/>
-              <w:right w:type="dxa" w:w="140"/>
-            </w:tcMar>
-          </w:tcPr>
-          <w:p>
-            <w:pPr>
-              <w:spacing w:after="30" w:before="30"/>
-            </w:pPr>
-            <w:r>
-              <w:rPr>
-                <w:rFonts w:ascii="PingFang SC" w:cs="PingFang SC" w:eastAsia="PingFang SC" w:hAnsi="PingFang SC"/>
-                <w:b w:val="false"/>
-                <w:bCs w:val="false"/>
-                <w:color w:val="5A4D3A"/>
-                <w:sz w:val="20"/>
-                <w:szCs w:val="20"/>
-              </w:rPr>
-              <w:t xml:space="preserve">出品不一致</w:t>
-            </w:r>
-          </w:p>
-        </w:tc>
-        <w:tc>
-          <w:tcPr>
-            <w:tcW w:type="dxa" w:w="1700"/>
-            <w:tcBorders>
-              <w:top w:val="single" w:color="ECE4D4" w:sz="4"/>
-              <w:left w:val="single" w:color="ECE4D4" w:sz="4"/>
-              <w:bottom w:val="single" w:color="ECE4D4" w:sz="4"/>
-              <w:right w:val="single" w:color="ECE4D4" w:sz="4"/>
-            </w:tcBorders>
-            <w:tcMar>
-              <w:top w:type="dxa" w:w="100"/>
-              <w:left w:type="dxa" w:w="140"/>
-              <w:bottom w:type="dxa" w:w="100"/>
-              <w:right w:type="dxa" w:w="140"/>
-            </w:tcMar>
-          </w:tcPr>
-          <w:p>
-            <w:pPr>
-              <w:spacing w:after="30" w:before="30"/>
-            </w:pPr>
-            <w:r>
-              <w:rPr>
-                <w:rFonts w:ascii="PingFang SC" w:cs="PingFang SC" w:eastAsia="PingFang SC" w:hAnsi="PingFang SC"/>
-                <w:b w:val="false"/>
-                <w:bCs w:val="false"/>
-                <w:color w:val="5A4D3A"/>
-                <w:sz w:val="20"/>
-                <w:szCs w:val="20"/>
-              </w:rPr>
-              <w:t xml:space="preserve">CV 视觉 + IoT</w:t>
-            </w:r>
-          </w:p>
-        </w:tc>
-        <w:tc>
-          <w:tcPr>
-            <w:tcW w:type="dxa" w:w="3500"/>
-            <w:tcBorders>
-              <w:top w:val="single" w:color="ECE4D4" w:sz="4"/>
-              <w:left w:val="single" w:color="ECE4D4" w:sz="4"/>
-              <w:bottom w:val="single" w:color="ECE4D4" w:sz="4"/>
-              <w:right w:val="single" w:color="ECE4D4" w:sz="4"/>
-            </w:tcBorders>
-            <w:tcMar>
-              <w:top w:type="dxa" w:w="100"/>
-              <w:left w:type="dxa" w:w="140"/>
-              <w:bottom w:type="dxa" w:w="100"/>
-              <w:right w:type="dxa" w:w="140"/>
-            </w:tcMar>
-          </w:tcPr>
-          <w:p>
-            <w:pPr>
-              <w:spacing w:after="30" w:before="30"/>
-            </w:pPr>
-            <w:r>
-              <w:rPr>
-                <w:rFonts w:ascii="PingFang SC" w:cs="PingFang SC" w:eastAsia="PingFang SC" w:hAnsi="PingFang SC"/>
-                <w:b w:val="false"/>
-                <w:bCs w:val="false"/>
-                <w:color w:val="5A4D3A"/>
-                <w:sz w:val="20"/>
-                <w:szCs w:val="20"/>
-              </w:rPr>
-              <w:t xml:space="preserve">1) ViT 微调</w:t>
-            </w:r>
-          </w:p>
-          <w:p>
-            <w:pPr>
-              <w:spacing w:after="30" w:before="30"/>
-            </w:pPr>
-            <w:r>
-              <w:rPr>
-                <w:rFonts w:ascii="PingFang SC" w:cs="PingFang SC" w:eastAsia="PingFang SC" w:hAnsi="PingFang SC"/>
-                <w:b w:val="false"/>
-                <w:bCs w:val="false"/>
-                <w:color w:val="5A4D3A"/>
-                <w:sz w:val="20"/>
-                <w:szCs w:val="20"/>
-              </w:rPr>
-              <w:t xml:space="preserve">2) 智能茶艺机</w:t>
-            </w:r>
-          </w:p>
-          <w:p>
-            <w:pPr>
-              <w:spacing w:after="30" w:before="30"/>
-            </w:pPr>
-            <w:r>
-              <w:rPr>
-                <w:rFonts w:ascii="PingFang SC" w:cs="PingFang SC" w:eastAsia="PingFang SC" w:hAnsi="PingFang SC"/>
-                <w:b w:val="false"/>
-                <w:bCs w:val="false"/>
-                <w:color w:val="5A4D3A"/>
-                <w:sz w:val="20"/>
-                <w:szCs w:val="20"/>
-              </w:rPr>
-              <w:t xml:space="preserve">3) 边缘 ONNX 部署</w:t>
-            </w:r>
-          </w:p>
-          <w:p>
-            <w:pPr>
-              <w:spacing w:after="30" w:before="30"/>
-            </w:pPr>
-            <w:r>
-              <w:rPr>
-                <w:rFonts w:ascii="PingFang SC" w:cs="PingFang SC" w:eastAsia="PingFang SC" w:hAnsi="PingFang SC"/>
-                <w:b w:val="false"/>
-                <w:bCs w:val="false"/>
-                <w:color w:val="5A4D3A"/>
-                <w:sz w:val="20"/>
-                <w:szCs w:val="20"/>
-              </w:rPr>
-              <w:t xml:space="preserve">4) 异常实时回流</w:t>
-            </w:r>
-          </w:p>
-        </w:tc>
-        <w:tc>
-          <w:tcPr>
-            <w:tcW w:type="dxa" w:w="1860"/>
-            <w:tcBorders>
-              <w:top w:val="single" w:color="ECE4D4" w:sz="4"/>
-              <w:left w:val="single" w:color="ECE4D4" w:sz="4"/>
-              <w:bottom w:val="single" w:color="ECE4D4" w:sz="4"/>
-              <w:right w:val="single" w:color="ECE4D4" w:sz="4"/>
-            </w:tcBorders>
-            <w:tcMar>
-              <w:top w:type="dxa" w:w="100"/>
-              <w:left w:type="dxa" w:w="140"/>
-              <w:bottom w:type="dxa" w:w="100"/>
-              <w:right w:type="dxa" w:w="140"/>
-            </w:tcMar>
-          </w:tcPr>
-          <w:p>
-            <w:pPr>
-              <w:spacing w:after="30" w:before="30"/>
-            </w:pPr>
-            <w:r>
-              <w:rPr>
-                <w:rFonts w:ascii="PingFang SC" w:cs="PingFang SC" w:eastAsia="PingFang SC" w:hAnsi="PingFang SC"/>
-                <w:b w:val="false"/>
-                <w:bCs w:val="false"/>
-                <w:color w:val="5A8F4F"/>
-                <w:sz w:val="20"/>
-                <w:szCs w:val="20"/>
-              </w:rPr>
-              <w:t xml:space="preserve">70% → 92%</w:t>
-            </w:r>
-          </w:p>
-        </w:tc>
-      </w:tr>
-      <w:tr>
-        <w:trPr>
-          <w:tblHeader w:val="false"/>
-        </w:trPr>
-        <w:tc>
-          <w:tcPr>
-            <w:tcW w:type="dxa" w:w="1900"/>
-            <w:tcBorders>
-              <w:top w:val="single" w:color="ECE4D4" w:sz="4"/>
-              <w:left w:val="single" w:color="ECE4D4" w:sz="4"/>
-              <w:bottom w:val="single" w:color="ECE4D4" w:sz="4"/>
-              <w:right w:val="single" w:color="ECE4D4" w:sz="4"/>
-            </w:tcBorders>
-            <w:shd w:fill="FAF6F0" w:val="clear"/>
-            <w:tcMar>
-              <w:top w:type="dxa" w:w="100"/>
-              <w:left w:type="dxa" w:w="140"/>
-              <w:bottom w:type="dxa" w:w="100"/>
-              <w:right w:type="dxa" w:w="140"/>
-            </w:tcMar>
-          </w:tcPr>
-          <w:p>
-            <w:pPr>
-              <w:spacing w:after="30" w:before="30"/>
-            </w:pPr>
-            <w:r>
-              <w:rPr>
-                <w:rFonts w:ascii="PingFang SC" w:cs="PingFang SC" w:eastAsia="PingFang SC" w:hAnsi="PingFang SC"/>
-                <w:b w:val="false"/>
-                <w:bCs w:val="false"/>
-                <w:color w:val="5A4D3A"/>
-                <w:sz w:val="20"/>
-                <w:szCs w:val="20"/>
-              </w:rPr>
-              <w:t xml:space="preserve">反馈不闭环</w:t>
-            </w:r>
-          </w:p>
-        </w:tc>
-        <w:tc>
-          <w:tcPr>
-            <w:tcW w:type="dxa" w:w="1700"/>
-            <w:tcBorders>
-              <w:top w:val="single" w:color="ECE4D4" w:sz="4"/>
-              <w:left w:val="single" w:color="ECE4D4" w:sz="4"/>
-              <w:bottom w:val="single" w:color="ECE4D4" w:sz="4"/>
-              <w:right w:val="single" w:color="ECE4D4" w:sz="4"/>
-            </w:tcBorders>
-            <w:shd w:fill="FAF6F0" w:val="clear"/>
-            <w:tcMar>
-              <w:top w:type="dxa" w:w="100"/>
-              <w:left w:type="dxa" w:w="140"/>
-              <w:bottom w:type="dxa" w:w="100"/>
-              <w:right w:type="dxa" w:w="140"/>
-            </w:tcMar>
-          </w:tcPr>
-          <w:p>
-            <w:pPr>
-              <w:spacing w:after="30" w:before="30"/>
-            </w:pPr>
-            <w:r>
-              <w:rPr>
-                <w:rFonts w:ascii="PingFang SC" w:cs="PingFang SC" w:eastAsia="PingFang SC" w:hAnsi="PingFang SC"/>
-                <w:b w:val="false"/>
-                <w:bCs w:val="false"/>
-                <w:color w:val="5A4D3A"/>
-                <w:sz w:val="20"/>
-                <w:szCs w:val="20"/>
-              </w:rPr>
-              <w:t xml:space="preserve">日志回流 + 主动学习</w:t>
-            </w:r>
-          </w:p>
-        </w:tc>
-        <w:tc>
-          <w:tcPr>
-            <w:tcW w:type="dxa" w:w="3500"/>
-            <w:tcBorders>
-              <w:top w:val="single" w:color="ECE4D4" w:sz="4"/>
-              <w:left w:val="single" w:color="ECE4D4" w:sz="4"/>
-              <w:bottom w:val="single" w:color="ECE4D4" w:sz="4"/>
-              <w:right w:val="single" w:color="ECE4D4" w:sz="4"/>
-            </w:tcBorders>
-            <w:shd w:fill="FAF6F0" w:val="clear"/>
-            <w:tcMar>
-              <w:top w:type="dxa" w:w="100"/>
-              <w:left w:type="dxa" w:w="140"/>
-              <w:bottom w:type="dxa" w:w="100"/>
-              <w:right w:type="dxa" w:w="140"/>
-            </w:tcMar>
-          </w:tcPr>
-          <w:p>
-            <w:pPr>
-              <w:spacing w:after="30" w:before="30"/>
-            </w:pPr>
-            <w:r>
-              <w:rPr>
-                <w:rFonts w:ascii="PingFang SC" w:cs="PingFang SC" w:eastAsia="PingFang SC" w:hAnsi="PingFang SC"/>
-                <w:b w:val="false"/>
-                <w:bCs w:val="false"/>
-                <w:color w:val="5A4D3A"/>
-                <w:sz w:val="20"/>
-                <w:szCs w:val="20"/>
-              </w:rPr>
-              <w:t xml:space="preserve">1) 日志采集脱敏</w:t>
-            </w:r>
-          </w:p>
-          <w:p>
-            <w:pPr>
-              <w:spacing w:after="30" w:before="30"/>
-            </w:pPr>
-            <w:r>
-              <w:rPr>
-                <w:rFonts w:ascii="PingFang SC" w:cs="PingFang SC" w:eastAsia="PingFang SC" w:hAnsi="PingFang SC"/>
-                <w:b w:val="false"/>
-                <w:bCs w:val="false"/>
-                <w:color w:val="5A4D3A"/>
-                <w:sz w:val="20"/>
-                <w:szCs w:val="20"/>
-              </w:rPr>
-              <w:t xml:space="preserve">2) HDBSCAN 聚类</w:t>
-            </w:r>
-          </w:p>
-          <w:p>
-            <w:pPr>
-              <w:spacing w:after="30" w:before="30"/>
-            </w:pPr>
-            <w:r>
-              <w:rPr>
-                <w:rFonts w:ascii="PingFang SC" w:cs="PingFang SC" w:eastAsia="PingFang SC" w:hAnsi="PingFang SC"/>
-                <w:b w:val="false"/>
-                <w:bCs w:val="false"/>
-                <w:color w:val="5A4D3A"/>
-                <w:sz w:val="20"/>
-                <w:szCs w:val="20"/>
-              </w:rPr>
-              <w:t xml:space="preserve">3) 周报 LLM 生成</w:t>
-            </w:r>
-          </w:p>
-          <w:p>
-            <w:pPr>
-              <w:spacing w:after="30" w:before="30"/>
-            </w:pPr>
-            <w:r>
-              <w:rPr>
-                <w:rFonts w:ascii="PingFang SC" w:cs="PingFang SC" w:eastAsia="PingFang SC" w:hAnsi="PingFang SC"/>
-                <w:b w:val="false"/>
-                <w:bCs w:val="false"/>
-                <w:color w:val="5A4D3A"/>
-                <w:sz w:val="20"/>
-                <w:szCs w:val="20"/>
-              </w:rPr>
-              <w:t xml:space="preserve">4) 标注平台</w:t>
-            </w:r>
-          </w:p>
-        </w:tc>
-        <w:tc>
-          <w:tcPr>
-            <w:tcW w:type="dxa" w:w="1860"/>
-            <w:tcBorders>
-              <w:top w:val="single" w:color="ECE4D4" w:sz="4"/>
-              <w:left w:val="single" w:color="ECE4D4" w:sz="4"/>
-              <w:bottom w:val="single" w:color="ECE4D4" w:sz="4"/>
-              <w:right w:val="single" w:color="ECE4D4" w:sz="4"/>
-            </w:tcBorders>
-            <w:shd w:fill="FAF6F0" w:val="clear"/>
-            <w:tcMar>
-              <w:top w:type="dxa" w:w="100"/>
-              <w:left w:type="dxa" w:w="140"/>
-              <w:bottom w:type="dxa" w:w="100"/>
-              <w:right w:type="dxa" w:w="140"/>
-            </w:tcMar>
-          </w:tcPr>
-          <w:p>
-            <w:pPr>
-              <w:spacing w:after="30" w:before="30"/>
-            </w:pPr>
-            <w:r>
-              <w:rPr>
-                <w:rFonts w:ascii="PingFang SC" w:cs="PingFang SC" w:eastAsia="PingFang SC" w:hAnsi="PingFang SC"/>
-                <w:b w:val="false"/>
-                <w:bCs w:val="false"/>
-                <w:color w:val="5A8F4F"/>
-                <w:sz w:val="20"/>
-                <w:szCs w:val="20"/>
-              </w:rPr>
-              <w:t xml:space="preserve">缺口发现 ↑ 10x</w:t>
-            </w:r>
-          </w:p>
-        </w:tc>
-      </w:tr>
-    </w:tbl>
-    <w:p>
-      <w:pPr>
-        <w:pStyle w:val="Heading2"/>
-        <w:spacing w:after="180" w:before="320"/>
-      </w:pPr>
-      <w:r>
-        <w:rPr>
-          <w:rFonts w:ascii="Songti SC" w:cs="Songti SC" w:eastAsia="Songti SC" w:hAnsi="Songti SC"/>
-          <w:b/>
-          <w:bCs/>
-          <w:color w:val="9C1F1C"/>
-          <w:sz w:val="30"/>
-          <w:szCs w:val="30"/>
-        </w:rPr>
-        <w:t xml:space="preserve">6.7 团队组织与人力配置</w:t>
-      </w:r>
-    </w:p>
-    <w:tbl>
-      <w:tblPr>
-        <w:tblW w:type="dxa" w:w="8960"/>
-        <w:tblBorders>
-          <w:top w:val="single" w:color="auto" w:sz="4"/>
-          <w:left w:val="single" w:color="auto" w:sz="4"/>
-          <w:bottom w:val="single" w:color="auto" w:sz="4"/>
-          <w:right w:val="single" w:color="auto" w:sz="4"/>
-          <w:insideH w:val="single" w:color="auto" w:sz="4"/>
-          <w:insideV w:val="single" w:color="auto" w:sz="4"/>
-        </w:tblBorders>
-      </w:tblPr>
-      <w:tblGrid>
-        <w:gridCol w:w="1900"/>
-        <w:gridCol w:w="1100"/>
-        <w:gridCol w:w="4500"/>
-        <w:gridCol w:w="1460"/>
-      </w:tblGrid>
-      <w:tr>
-        <w:trPr>
-          <w:tblHeader/>
-        </w:trPr>
-        <w:tc>
-          <w:tcPr>
-            <w:tcW w:type="dxa" w:w="1900"/>
-            <w:tcBorders>
-              <w:top w:val="single" w:color="ECE4D4" w:sz="4"/>
-              <w:left w:val="single" w:color="ECE4D4" w:sz="4"/>
-              <w:bottom w:val="single" w:color="ECE4D4" w:sz="4"/>
-              <w:right w:val="single" w:color="ECE4D4" w:sz="4"/>
-            </w:tcBorders>
-            <w:shd w:fill="FDE7E6" w:val="clear"/>
-            <w:tcMar>
-              <w:top w:type="dxa" w:w="100"/>
-              <w:left w:type="dxa" w:w="140"/>
-              <w:bottom w:type="dxa" w:w="100"/>
-              <w:right w:type="dxa" w:w="140"/>
-            </w:tcMar>
-          </w:tcPr>
-          <w:p>
-            <w:pPr>
-              <w:spacing w:after="30" w:before="30"/>
-            </w:pPr>
-            <w:r>
-              <w:rPr>
-                <w:rFonts w:ascii="PingFang SC" w:cs="PingFang SC" w:eastAsia="PingFang SC" w:hAnsi="PingFang SC"/>
-                <w:b/>
-                <w:bCs/>
-                <w:color w:val="C8302C"/>
-                <w:sz w:val="20"/>
-                <w:szCs w:val="20"/>
-              </w:rPr>
-              <w:t xml:space="preserve">角色</w:t>
-            </w:r>
-          </w:p>
-        </w:tc>
-        <w:tc>
-          <w:tcPr>
-            <w:tcW w:type="dxa" w:w="1100"/>
-            <w:tcBorders>
-              <w:top w:val="single" w:color="ECE4D4" w:sz="4"/>
-              <w:left w:val="single" w:color="ECE4D4" w:sz="4"/>
-              <w:bottom w:val="single" w:color="ECE4D4" w:sz="4"/>
-              <w:right w:val="single" w:color="ECE4D4" w:sz="4"/>
-            </w:tcBorders>
-            <w:shd w:fill="FDE7E6" w:val="clear"/>
-            <w:tcMar>
-              <w:top w:type="dxa" w:w="100"/>
-              <w:left w:type="dxa" w:w="140"/>
-              <w:bottom w:type="dxa" w:w="100"/>
-              <w:right w:type="dxa" w:w="140"/>
-            </w:tcMar>
-          </w:tcPr>
-          <w:p>
-            <w:pPr>
-              <w:spacing w:after="30" w:before="30"/>
-            </w:pPr>
-            <w:r>
-              <w:rPr>
-                <w:rFonts w:ascii="PingFang SC" w:cs="PingFang SC" w:eastAsia="PingFang SC" w:hAnsi="PingFang SC"/>
-                <w:b/>
-                <w:bCs/>
-                <w:color w:val="C8302C"/>
-                <w:sz w:val="20"/>
-                <w:szCs w:val="20"/>
-              </w:rPr>
-              <w:t xml:space="preserve">人数</w:t>
-            </w:r>
-          </w:p>
-        </w:tc>
-        <w:tc>
-          <w:tcPr>
-            <w:tcW w:type="dxa" w:w="4500"/>
-            <w:tcBorders>
-              <w:top w:val="single" w:color="ECE4D4" w:sz="4"/>
-              <w:left w:val="single" w:color="ECE4D4" w:sz="4"/>
-              <w:bottom w:val="single" w:color="ECE4D4" w:sz="4"/>
-              <w:right w:val="single" w:color="ECE4D4" w:sz="4"/>
-            </w:tcBorders>
-            <w:shd w:fill="FDE7E6" w:val="clear"/>
-            <w:tcMar>
-              <w:top w:type="dxa" w:w="100"/>
-              <w:left w:type="dxa" w:w="140"/>
-              <w:bottom w:type="dxa" w:w="100"/>
-              <w:right w:type="dxa" w:w="140"/>
-            </w:tcMar>
-          </w:tcPr>
-          <w:p>
-            <w:pPr>
-              <w:spacing w:after="30" w:before="30"/>
-            </w:pPr>
-            <w:r>
-              <w:rPr>
-                <w:rFonts w:ascii="PingFang SC" w:cs="PingFang SC" w:eastAsia="PingFang SC" w:hAnsi="PingFang SC"/>
-                <w:b/>
-                <w:bCs/>
-                <w:color w:val="C8302C"/>
-                <w:sz w:val="20"/>
-                <w:szCs w:val="20"/>
-              </w:rPr>
-              <w:t xml:space="preserve">职责</w:t>
-            </w:r>
-          </w:p>
-        </w:tc>
-        <w:tc>
-          <w:tcPr>
-            <w:tcW w:type="dxa" w:w="1460"/>
-            <w:tcBorders>
-              <w:top w:val="single" w:color="ECE4D4" w:sz="4"/>
-              <w:left w:val="single" w:color="ECE4D4" w:sz="4"/>
-              <w:bottom w:val="single" w:color="ECE4D4" w:sz="4"/>
-              <w:right w:val="single" w:color="ECE4D4" w:sz="4"/>
-            </w:tcBorders>
-            <w:shd w:fill="FDE7E6" w:val="clear"/>
-            <w:tcMar>
-              <w:top w:type="dxa" w:w="100"/>
-              <w:left w:type="dxa" w:w="140"/>
-              <w:bottom w:type="dxa" w:w="100"/>
-              <w:right w:type="dxa" w:w="140"/>
-            </w:tcMar>
-          </w:tcPr>
-          <w:p>
-            <w:pPr>
-              <w:spacing w:after="30" w:before="30"/>
-            </w:pPr>
-            <w:r>
-              <w:rPr>
-                <w:rFonts w:ascii="PingFang SC" w:cs="PingFang SC" w:eastAsia="PingFang SC" w:hAnsi="PingFang SC"/>
-                <w:b/>
-                <w:bCs/>
-                <w:color w:val="C8302C"/>
-                <w:sz w:val="20"/>
-                <w:szCs w:val="20"/>
-              </w:rPr>
-              <w:t xml:space="preserve">阶段</w:t>
-            </w:r>
-          </w:p>
-        </w:tc>
-      </w:tr>
-      <w:tr>
-        <w:trPr>
-          <w:tblHeader w:val="false"/>
-        </w:trPr>
-        <w:tc>
-          <w:tcPr>
-            <w:tcW w:type="dxa" w:w="1900"/>
-            <w:tcBorders>
-              <w:top w:val="single" w:color="ECE4D4" w:sz="4"/>
-              <w:left w:val="single" w:color="ECE4D4" w:sz="4"/>
-              <w:bottom w:val="single" w:color="ECE4D4" w:sz="4"/>
-              <w:right w:val="single" w:color="ECE4D4" w:sz="4"/>
-            </w:tcBorders>
-            <w:tcMar>
-              <w:top w:type="dxa" w:w="100"/>
-              <w:left w:type="dxa" w:w="140"/>
-              <w:bottom w:type="dxa" w:w="100"/>
-              <w:right w:type="dxa" w:w="140"/>
-            </w:tcMar>
-          </w:tcPr>
-          <w:p>
-            <w:pPr>
-              <w:spacing w:after="30" w:before="30"/>
-            </w:pPr>
-            <w:r>
-              <w:rPr>
-                <w:rFonts w:ascii="PingFang SC" w:cs="PingFang SC" w:eastAsia="PingFang SC" w:hAnsi="PingFang SC"/>
-                <w:b w:val="false"/>
-                <w:bCs w:val="false"/>
-                <w:color w:val="5A4D3A"/>
-                <w:sz w:val="20"/>
-                <w:szCs w:val="20"/>
-              </w:rPr>
-              <w:t xml:space="preserve">AI 算法工程师</w:t>
-            </w:r>
-          </w:p>
-        </w:tc>
-        <w:tc>
-          <w:tcPr>
-            <w:tcW w:type="dxa" w:w="1100"/>
-            <w:tcBorders>
-              <w:top w:val="single" w:color="ECE4D4" w:sz="4"/>
-              <w:left w:val="single" w:color="ECE4D4" w:sz="4"/>
-              <w:bottom w:val="single" w:color="ECE4D4" w:sz="4"/>
-              <w:right w:val="single" w:color="ECE4D4" w:sz="4"/>
-            </w:tcBorders>
-            <w:tcMar>
-              <w:top w:type="dxa" w:w="100"/>
-              <w:left w:type="dxa" w:w="140"/>
-              <w:bottom w:type="dxa" w:w="100"/>
-              <w:right w:type="dxa" w:w="140"/>
-            </w:tcMar>
-          </w:tcPr>
-          <w:p>
-            <w:pPr>
-              <w:spacing w:after="30" w:before="30"/>
-            </w:pPr>
-            <w:r>
-              <w:rPr>
-                <w:rFonts w:ascii="PingFang SC" w:cs="PingFang SC" w:eastAsia="PingFang SC" w:hAnsi="PingFang SC"/>
-                <w:b w:val="false"/>
-                <w:bCs w:val="false"/>
-                <w:color w:val="5A4D3A"/>
-                <w:sz w:val="20"/>
-                <w:szCs w:val="20"/>
-              </w:rPr>
-              <w:t xml:space="preserve">2-3</w:t>
-            </w:r>
-          </w:p>
-        </w:tc>
-        <w:tc>
-          <w:tcPr>
-            <w:tcW w:type="dxa" w:w="4500"/>
-            <w:tcBorders>
-              <w:top w:val="single" w:color="ECE4D4" w:sz="4"/>
-              <w:left w:val="single" w:color="ECE4D4" w:sz="4"/>
-              <w:bottom w:val="single" w:color="ECE4D4" w:sz="4"/>
-              <w:right w:val="single" w:color="ECE4D4" w:sz="4"/>
-            </w:tcBorders>
-            <w:tcMar>
-              <w:top w:type="dxa" w:w="100"/>
-              <w:left w:type="dxa" w:w="140"/>
-              <w:bottom w:type="dxa" w:w="100"/>
-              <w:right w:type="dxa" w:w="140"/>
-            </w:tcMar>
-          </w:tcPr>
-          <w:p>
-            <w:pPr>
-              <w:spacing w:after="30" w:before="30"/>
-            </w:pPr>
-            <w:r>
-              <w:rPr>
-                <w:rFonts w:ascii="PingFang SC" w:cs="PingFang SC" w:eastAsia="PingFang SC" w:hAnsi="PingFang SC"/>
-                <w:b w:val="false"/>
-                <w:bCs w:val="false"/>
-                <w:color w:val="5A4D3A"/>
-                <w:sz w:val="20"/>
-                <w:szCs w:val="20"/>
-              </w:rPr>
-              <w:t xml:space="preserve">RAG / Agent / 视觉模型微调</w:t>
-            </w:r>
-          </w:p>
-        </w:tc>
-        <w:tc>
-          <w:tcPr>
-            <w:tcW w:type="dxa" w:w="1460"/>
-            <w:tcBorders>
-              <w:top w:val="single" w:color="ECE4D4" w:sz="4"/>
-              <w:left w:val="single" w:color="ECE4D4" w:sz="4"/>
-              <w:bottom w:val="single" w:color="ECE4D4" w:sz="4"/>
-              <w:right w:val="single" w:color="ECE4D4" w:sz="4"/>
-            </w:tcBorders>
-            <w:tcMar>
-              <w:top w:type="dxa" w:w="100"/>
-              <w:left w:type="dxa" w:w="140"/>
-              <w:bottom w:type="dxa" w:w="100"/>
-              <w:right w:type="dxa" w:w="140"/>
-            </w:tcMar>
-          </w:tcPr>
-          <w:p>
-            <w:pPr>
-              <w:spacing w:after="30" w:before="30"/>
-            </w:pPr>
-            <w:r>
-              <w:rPr>
-                <w:rFonts w:ascii="PingFang SC" w:cs="PingFang SC" w:eastAsia="PingFang SC" w:hAnsi="PingFang SC"/>
-                <w:b w:val="false"/>
-                <w:bCs w:val="false"/>
-                <w:color w:val="5A4D3A"/>
-                <w:sz w:val="20"/>
-                <w:szCs w:val="20"/>
-              </w:rPr>
-              <w:t xml:space="preserve">全程</w:t>
-            </w:r>
-          </w:p>
-        </w:tc>
-      </w:tr>
-      <w:tr>
-        <w:trPr>
-          <w:tblHeader w:val="false"/>
-        </w:trPr>
-        <w:tc>
-          <w:tcPr>
-            <w:tcW w:type="dxa" w:w="1900"/>
-            <w:tcBorders>
-              <w:top w:val="single" w:color="ECE4D4" w:sz="4"/>
-              <w:left w:val="single" w:color="ECE4D4" w:sz="4"/>
-              <w:bottom w:val="single" w:color="ECE4D4" w:sz="4"/>
-              <w:right w:val="single" w:color="ECE4D4" w:sz="4"/>
-            </w:tcBorders>
-            <w:shd w:fill="FAF6F0" w:val="clear"/>
-            <w:tcMar>
-              <w:top w:type="dxa" w:w="100"/>
-              <w:left w:type="dxa" w:w="140"/>
-              <w:bottom w:type="dxa" w:w="100"/>
-              <w:right w:type="dxa" w:w="140"/>
-            </w:tcMar>
-          </w:tcPr>
-          <w:p>
-            <w:pPr>
-              <w:spacing w:after="30" w:before="30"/>
-            </w:pPr>
-            <w:r>
-              <w:rPr>
-                <w:rFonts w:ascii="PingFang SC" w:cs="PingFang SC" w:eastAsia="PingFang SC" w:hAnsi="PingFang SC"/>
-                <w:b w:val="false"/>
-                <w:bCs w:val="false"/>
-                <w:color w:val="5A4D3A"/>
-                <w:sz w:val="20"/>
-                <w:szCs w:val="20"/>
-              </w:rPr>
-              <w:t xml:space="preserve">LLM 应用工程师</w:t>
-            </w:r>
-          </w:p>
-        </w:tc>
-        <w:tc>
-          <w:tcPr>
-            <w:tcW w:type="dxa" w:w="1100"/>
-            <w:tcBorders>
-              <w:top w:val="single" w:color="ECE4D4" w:sz="4"/>
-              <w:left w:val="single" w:color="ECE4D4" w:sz="4"/>
-              <w:bottom w:val="single" w:color="ECE4D4" w:sz="4"/>
-              <w:right w:val="single" w:color="ECE4D4" w:sz="4"/>
-            </w:tcBorders>
-            <w:shd w:fill="FAF6F0" w:val="clear"/>
-            <w:tcMar>
-              <w:top w:type="dxa" w:w="100"/>
-              <w:left w:type="dxa" w:w="140"/>
-              <w:bottom w:type="dxa" w:w="100"/>
-              <w:right w:type="dxa" w:w="140"/>
-            </w:tcMar>
-          </w:tcPr>
-          <w:p>
-            <w:pPr>
-              <w:spacing w:after="30" w:before="30"/>
-            </w:pPr>
-            <w:r>
-              <w:rPr>
-                <w:rFonts w:ascii="PingFang SC" w:cs="PingFang SC" w:eastAsia="PingFang SC" w:hAnsi="PingFang SC"/>
-                <w:b w:val="false"/>
-                <w:bCs w:val="false"/>
-                <w:color w:val="5A4D3A"/>
-                <w:sz w:val="20"/>
-                <w:szCs w:val="20"/>
-              </w:rPr>
-              <w:t xml:space="preserve">2</w:t>
-            </w:r>
-          </w:p>
-        </w:tc>
-        <w:tc>
-          <w:tcPr>
-            <w:tcW w:type="dxa" w:w="4500"/>
-            <w:tcBorders>
-              <w:top w:val="single" w:color="ECE4D4" w:sz="4"/>
-              <w:left w:val="single" w:color="ECE4D4" w:sz="4"/>
-              <w:bottom w:val="single" w:color="ECE4D4" w:sz="4"/>
-              <w:right w:val="single" w:color="ECE4D4" w:sz="4"/>
-            </w:tcBorders>
-            <w:shd w:fill="FAF6F0" w:val="clear"/>
-            <w:tcMar>
-              <w:top w:type="dxa" w:w="100"/>
-              <w:left w:type="dxa" w:w="140"/>
-              <w:bottom w:type="dxa" w:w="100"/>
-              <w:right w:type="dxa" w:w="140"/>
-            </w:tcMar>
-          </w:tcPr>
-          <w:p>
-            <w:pPr>
-              <w:spacing w:after="30" w:before="30"/>
-            </w:pPr>
-            <w:r>
-              <w:rPr>
-                <w:rFonts w:ascii="PingFang SC" w:cs="PingFang SC" w:eastAsia="PingFang SC" w:hAnsi="PingFang SC"/>
-                <w:b w:val="false"/>
-                <w:bCs w:val="false"/>
-                <w:color w:val="5A4D3A"/>
-                <w:sz w:val="20"/>
-                <w:szCs w:val="20"/>
-              </w:rPr>
-              <w:t xml:space="preserve">Prompt 工程、Agent 编排、推理网关</w:t>
-            </w:r>
-          </w:p>
-        </w:tc>
-        <w:tc>
-          <w:tcPr>
-            <w:tcW w:type="dxa" w:w="1460"/>
-            <w:tcBorders>
-              <w:top w:val="single" w:color="ECE4D4" w:sz="4"/>
-              <w:left w:val="single" w:color="ECE4D4" w:sz="4"/>
-              <w:bottom w:val="single" w:color="ECE4D4" w:sz="4"/>
-              <w:right w:val="single" w:color="ECE4D4" w:sz="4"/>
-            </w:tcBorders>
-            <w:shd w:fill="FAF6F0" w:val="clear"/>
-            <w:tcMar>
-              <w:top w:type="dxa" w:w="100"/>
-              <w:left w:type="dxa" w:w="140"/>
-              <w:bottom w:type="dxa" w:w="100"/>
-              <w:right w:type="dxa" w:w="140"/>
-            </w:tcMar>
-          </w:tcPr>
-          <w:p>
-            <w:pPr>
-              <w:spacing w:after="30" w:before="30"/>
-            </w:pPr>
-            <w:r>
-              <w:rPr>
-                <w:rFonts w:ascii="PingFang SC" w:cs="PingFang SC" w:eastAsia="PingFang SC" w:hAnsi="PingFang SC"/>
-                <w:b w:val="false"/>
-                <w:bCs w:val="false"/>
-                <w:color w:val="5A4D3A"/>
-                <w:sz w:val="20"/>
-                <w:szCs w:val="20"/>
-              </w:rPr>
-              <w:t xml:space="preserve">全程</w:t>
-            </w:r>
-          </w:p>
-        </w:tc>
-      </w:tr>
-      <w:tr>
-        <w:trPr>
-          <w:tblHeader w:val="false"/>
-        </w:trPr>
-        <w:tc>
-          <w:tcPr>
-            <w:tcW w:type="dxa" w:w="1900"/>
-            <w:tcBorders>
-              <w:top w:val="single" w:color="ECE4D4" w:sz="4"/>
-              <w:left w:val="single" w:color="ECE4D4" w:sz="4"/>
-              <w:bottom w:val="single" w:color="ECE4D4" w:sz="4"/>
-              <w:right w:val="single" w:color="ECE4D4" w:sz="4"/>
-            </w:tcBorders>
-            <w:tcMar>
-              <w:top w:type="dxa" w:w="100"/>
-              <w:left w:type="dxa" w:w="140"/>
-              <w:bottom w:type="dxa" w:w="100"/>
-              <w:right w:type="dxa" w:w="140"/>
-            </w:tcMar>
-          </w:tcPr>
-          <w:p>
-            <w:pPr>
-              <w:spacing w:after="30" w:before="30"/>
-            </w:pPr>
-            <w:r>
-              <w:rPr>
-                <w:rFonts w:ascii="PingFang SC" w:cs="PingFang SC" w:eastAsia="PingFang SC" w:hAnsi="PingFang SC"/>
-                <w:b w:val="false"/>
-                <w:bCs w:val="false"/>
-                <w:color w:val="5A4D3A"/>
-                <w:sz w:val="20"/>
-                <w:szCs w:val="20"/>
-              </w:rPr>
-              <w:t xml:space="preserve">数据工程师</w:t>
-            </w:r>
-          </w:p>
-        </w:tc>
-        <w:tc>
-          <w:tcPr>
-            <w:tcW w:type="dxa" w:w="1100"/>
-            <w:tcBorders>
-              <w:top w:val="single" w:color="ECE4D4" w:sz="4"/>
-              <w:left w:val="single" w:color="ECE4D4" w:sz="4"/>
-              <w:bottom w:val="single" w:color="ECE4D4" w:sz="4"/>
-              <w:right w:val="single" w:color="ECE4D4" w:sz="4"/>
-            </w:tcBorders>
-            <w:tcMar>
-              <w:top w:type="dxa" w:w="100"/>
-              <w:left w:type="dxa" w:w="140"/>
-              <w:bottom w:type="dxa" w:w="100"/>
-              <w:right w:type="dxa" w:w="140"/>
-            </w:tcMar>
-          </w:tcPr>
-          <w:p>
-            <w:pPr>
-              <w:spacing w:after="30" w:before="30"/>
-            </w:pPr>
-            <w:r>
-              <w:rPr>
-                <w:rFonts w:ascii="PingFang SC" w:cs="PingFang SC" w:eastAsia="PingFang SC" w:hAnsi="PingFang SC"/>
-                <w:b w:val="false"/>
-                <w:bCs w:val="false"/>
-                <w:color w:val="5A4D3A"/>
-                <w:sz w:val="20"/>
-                <w:szCs w:val="20"/>
-              </w:rPr>
-              <w:t xml:space="preserve">2</w:t>
-            </w:r>
-          </w:p>
-        </w:tc>
-        <w:tc>
-          <w:tcPr>
-            <w:tcW w:type="dxa" w:w="4500"/>
-            <w:tcBorders>
-              <w:top w:val="single" w:color="ECE4D4" w:sz="4"/>
-              <w:left w:val="single" w:color="ECE4D4" w:sz="4"/>
-              <w:bottom w:val="single" w:color="ECE4D4" w:sz="4"/>
-              <w:right w:val="single" w:color="ECE4D4" w:sz="4"/>
-            </w:tcBorders>
-            <w:tcMar>
-              <w:top w:type="dxa" w:w="100"/>
-              <w:left w:type="dxa" w:w="140"/>
-              <w:bottom w:type="dxa" w:w="100"/>
-              <w:right w:type="dxa" w:w="140"/>
-            </w:tcMar>
-          </w:tcPr>
-          <w:p>
-            <w:pPr>
-              <w:spacing w:after="30" w:before="30"/>
-            </w:pPr>
-            <w:r>
-              <w:rPr>
-                <w:rFonts w:ascii="PingFang SC" w:cs="PingFang SC" w:eastAsia="PingFang SC" w:hAnsi="PingFang SC"/>
-                <w:b w:val="false"/>
-                <w:bCs w:val="false"/>
-                <w:color w:val="5A4D3A"/>
-                <w:sz w:val="20"/>
-                <w:szCs w:val="20"/>
-              </w:rPr>
-              <w:t xml:space="preserve">数据中台、ETL、特征工程</w:t>
-            </w:r>
-          </w:p>
-        </w:tc>
-        <w:tc>
-          <w:tcPr>
-            <w:tcW w:type="dxa" w:w="1460"/>
-            <w:tcBorders>
-              <w:top w:val="single" w:color="ECE4D4" w:sz="4"/>
-              <w:left w:val="single" w:color="ECE4D4" w:sz="4"/>
-              <w:bottom w:val="single" w:color="ECE4D4" w:sz="4"/>
-              <w:right w:val="single" w:color="ECE4D4" w:sz="4"/>
-            </w:tcBorders>
-            <w:tcMar>
-              <w:top w:type="dxa" w:w="100"/>
-              <w:left w:type="dxa" w:w="140"/>
-              <w:bottom w:type="dxa" w:w="100"/>
-              <w:right w:type="dxa" w:w="140"/>
-            </w:tcMar>
-          </w:tcPr>
-          <w:p>
-            <w:pPr>
-              <w:spacing w:after="30" w:before="30"/>
-            </w:pPr>
-            <w:r>
-              <w:rPr>
-                <w:rFonts w:ascii="PingFang SC" w:cs="PingFang SC" w:eastAsia="PingFang SC" w:hAnsi="PingFang SC"/>
-                <w:b w:val="false"/>
-                <w:bCs w:val="false"/>
-                <w:color w:val="5A4D3A"/>
-                <w:sz w:val="20"/>
-                <w:szCs w:val="20"/>
-              </w:rPr>
-              <w:t xml:space="preserve">Phase 1-2</w:t>
-            </w:r>
-          </w:p>
-        </w:tc>
-      </w:tr>
-      <w:tr>
-        <w:trPr>
-          <w:tblHeader w:val="false"/>
-        </w:trPr>
-        <w:tc>
-          <w:tcPr>
-            <w:tcW w:type="dxa" w:w="1900"/>
-            <w:tcBorders>
-              <w:top w:val="single" w:color="ECE4D4" w:sz="4"/>
-              <w:left w:val="single" w:color="ECE4D4" w:sz="4"/>
-              <w:bottom w:val="single" w:color="ECE4D4" w:sz="4"/>
-              <w:right w:val="single" w:color="ECE4D4" w:sz="4"/>
-            </w:tcBorders>
-            <w:shd w:fill="FAF6F0" w:val="clear"/>
-            <w:tcMar>
-              <w:top w:type="dxa" w:w="100"/>
-              <w:left w:type="dxa" w:w="140"/>
-              <w:bottom w:type="dxa" w:w="100"/>
-              <w:right w:type="dxa" w:w="140"/>
-            </w:tcMar>
-          </w:tcPr>
-          <w:p>
-            <w:pPr>
-              <w:spacing w:after="30" w:before="30"/>
-            </w:pPr>
-            <w:r>
-              <w:rPr>
-                <w:rFonts w:ascii="PingFang SC" w:cs="PingFang SC" w:eastAsia="PingFang SC" w:hAnsi="PingFang SC"/>
-                <w:b w:val="false"/>
-                <w:bCs w:val="false"/>
-                <w:color w:val="5A4D3A"/>
-                <w:sz w:val="20"/>
-                <w:szCs w:val="20"/>
-              </w:rPr>
-              <w:t xml:space="preserve">前端工程师</w:t>
-            </w:r>
-          </w:p>
-        </w:tc>
-        <w:tc>
-          <w:tcPr>
-            <w:tcW w:type="dxa" w:w="1100"/>
-            <w:tcBorders>
-              <w:top w:val="single" w:color="ECE4D4" w:sz="4"/>
-              <w:left w:val="single" w:color="ECE4D4" w:sz="4"/>
-              <w:bottom w:val="single" w:color="ECE4D4" w:sz="4"/>
-              <w:right w:val="single" w:color="ECE4D4" w:sz="4"/>
-            </w:tcBorders>
-            <w:shd w:fill="FAF6F0" w:val="clear"/>
-            <w:tcMar>
-              <w:top w:type="dxa" w:w="100"/>
-              <w:left w:type="dxa" w:w="140"/>
-              <w:bottom w:type="dxa" w:w="100"/>
-              <w:right w:type="dxa" w:w="140"/>
-            </w:tcMar>
-          </w:tcPr>
-          <w:p>
-            <w:pPr>
-              <w:spacing w:after="30" w:before="30"/>
-            </w:pPr>
-            <w:r>
-              <w:rPr>
-                <w:rFonts w:ascii="PingFang SC" w:cs="PingFang SC" w:eastAsia="PingFang SC" w:hAnsi="PingFang SC"/>
-                <w:b w:val="false"/>
-                <w:bCs w:val="false"/>
-                <w:color w:val="5A4D3A"/>
-                <w:sz w:val="20"/>
-                <w:szCs w:val="20"/>
-              </w:rPr>
-              <w:t xml:space="preserve">2</w:t>
-            </w:r>
-          </w:p>
-        </w:tc>
-        <w:tc>
-          <w:tcPr>
-            <w:tcW w:type="dxa" w:w="4500"/>
-            <w:tcBorders>
-              <w:top w:val="single" w:color="ECE4D4" w:sz="4"/>
-              <w:left w:val="single" w:color="ECE4D4" w:sz="4"/>
-              <w:bottom w:val="single" w:color="ECE4D4" w:sz="4"/>
-              <w:right w:val="single" w:color="ECE4D4" w:sz="4"/>
-            </w:tcBorders>
-            <w:shd w:fill="FAF6F0" w:val="clear"/>
-            <w:tcMar>
-              <w:top w:type="dxa" w:w="100"/>
-              <w:left w:type="dxa" w:w="140"/>
-              <w:bottom w:type="dxa" w:w="100"/>
-              <w:right w:type="dxa" w:w="140"/>
-            </w:tcMar>
-          </w:tcPr>
-          <w:p>
-            <w:pPr>
-              <w:spacing w:after="30" w:before="30"/>
-            </w:pPr>
-            <w:r>
-              <w:rPr>
-                <w:rFonts w:ascii="PingFang SC" w:cs="PingFang SC" w:eastAsia="PingFang SC" w:hAnsi="PingFang SC"/>
-                <w:b w:val="false"/>
-                <w:bCs w:val="false"/>
-                <w:color w:val="5A4D3A"/>
-                <w:sz w:val="20"/>
-                <w:szCs w:val="20"/>
-              </w:rPr>
-              <w:t xml:space="preserve">店长 App、总部后台、平板端</w:t>
-            </w:r>
-          </w:p>
-        </w:tc>
-        <w:tc>
-          <w:tcPr>
-            <w:tcW w:type="dxa" w:w="1460"/>
-            <w:tcBorders>
-              <w:top w:val="single" w:color="ECE4D4" w:sz="4"/>
-              <w:left w:val="single" w:color="ECE4D4" w:sz="4"/>
-              <w:bottom w:val="single" w:color="ECE4D4" w:sz="4"/>
-              <w:right w:val="single" w:color="ECE4D4" w:sz="4"/>
-            </w:tcBorders>
-            <w:shd w:fill="FAF6F0" w:val="clear"/>
-            <w:tcMar>
-              <w:top w:type="dxa" w:w="100"/>
-              <w:left w:type="dxa" w:w="140"/>
-              <w:bottom w:type="dxa" w:w="100"/>
-              <w:right w:type="dxa" w:w="140"/>
-            </w:tcMar>
-          </w:tcPr>
-          <w:p>
-            <w:pPr>
-              <w:spacing w:after="30" w:before="30"/>
-            </w:pPr>
-            <w:r>
-              <w:rPr>
-                <w:rFonts w:ascii="PingFang SC" w:cs="PingFang SC" w:eastAsia="PingFang SC" w:hAnsi="PingFang SC"/>
-                <w:b w:val="false"/>
-                <w:bCs w:val="false"/>
-                <w:color w:val="5A4D3A"/>
-                <w:sz w:val="20"/>
-                <w:szCs w:val="20"/>
-              </w:rPr>
-              <w:t xml:space="preserve">Phase 1-3</w:t>
-            </w:r>
-          </w:p>
-        </w:tc>
-      </w:tr>
-      <w:tr>
-        <w:trPr>
-          <w:tblHeader w:val="false"/>
-        </w:trPr>
-        <w:tc>
-          <w:tcPr>
-            <w:tcW w:type="dxa" w:w="1900"/>
-            <w:tcBorders>
-              <w:top w:val="single" w:color="ECE4D4" w:sz="4"/>
-              <w:left w:val="single" w:color="ECE4D4" w:sz="4"/>
-              <w:bottom w:val="single" w:color="ECE4D4" w:sz="4"/>
-              <w:right w:val="single" w:color="ECE4D4" w:sz="4"/>
-            </w:tcBorders>
-            <w:tcMar>
-              <w:top w:type="dxa" w:w="100"/>
-              <w:left w:type="dxa" w:w="140"/>
-              <w:bottom w:type="dxa" w:w="100"/>
-              <w:right w:type="dxa" w:w="140"/>
-            </w:tcMar>
-          </w:tcPr>
-          <w:p>
-            <w:pPr>
-              <w:spacing w:after="30" w:before="30"/>
-            </w:pPr>
-            <w:r>
-              <w:rPr>
-                <w:rFonts w:ascii="PingFang SC" w:cs="PingFang SC" w:eastAsia="PingFang SC" w:hAnsi="PingFang SC"/>
-                <w:b w:val="false"/>
-                <w:bCs w:val="false"/>
-                <w:color w:val="5A4D3A"/>
-                <w:sz w:val="20"/>
-                <w:szCs w:val="20"/>
-              </w:rPr>
-              <w:t xml:space="preserve">后端工程师</w:t>
-            </w:r>
-          </w:p>
-        </w:tc>
-        <w:tc>
-          <w:tcPr>
-            <w:tcW w:type="dxa" w:w="1100"/>
-            <w:tcBorders>
-              <w:top w:val="single" w:color="ECE4D4" w:sz="4"/>
-              <w:left w:val="single" w:color="ECE4D4" w:sz="4"/>
-              <w:bottom w:val="single" w:color="ECE4D4" w:sz="4"/>
-              <w:right w:val="single" w:color="ECE4D4" w:sz="4"/>
-            </w:tcBorders>
-            <w:tcMar>
-              <w:top w:type="dxa" w:w="100"/>
-              <w:left w:type="dxa" w:w="140"/>
-              <w:bottom w:type="dxa" w:w="100"/>
-              <w:right w:type="dxa" w:w="140"/>
-            </w:tcMar>
-          </w:tcPr>
-          <w:p>
-            <w:pPr>
-              <w:spacing w:after="30" w:before="30"/>
-            </w:pPr>
-            <w:r>
-              <w:rPr>
-                <w:rFonts w:ascii="PingFang SC" w:cs="PingFang SC" w:eastAsia="PingFang SC" w:hAnsi="PingFang SC"/>
-                <w:b w:val="false"/>
-                <w:bCs w:val="false"/>
-                <w:color w:val="5A4D3A"/>
-                <w:sz w:val="20"/>
-                <w:szCs w:val="20"/>
-              </w:rPr>
-              <w:t xml:space="preserve">3</w:t>
-            </w:r>
-          </w:p>
-        </w:tc>
-        <w:tc>
-          <w:tcPr>
-            <w:tcW w:type="dxa" w:w="4500"/>
-            <w:tcBorders>
-              <w:top w:val="single" w:color="ECE4D4" w:sz="4"/>
-              <w:left w:val="single" w:color="ECE4D4" w:sz="4"/>
-              <w:bottom w:val="single" w:color="ECE4D4" w:sz="4"/>
-              <w:right w:val="single" w:color="ECE4D4" w:sz="4"/>
-            </w:tcBorders>
-            <w:tcMar>
-              <w:top w:type="dxa" w:w="100"/>
-              <w:left w:type="dxa" w:w="140"/>
-              <w:bottom w:type="dxa" w:w="100"/>
-              <w:right w:type="dxa" w:w="140"/>
-            </w:tcMar>
-          </w:tcPr>
-          <w:p>
-            <w:pPr>
-              <w:spacing w:after="30" w:before="30"/>
-            </w:pPr>
-            <w:r>
-              <w:rPr>
-                <w:rFonts w:ascii="PingFang SC" w:cs="PingFang SC" w:eastAsia="PingFang SC" w:hAnsi="PingFang SC"/>
-                <w:b w:val="false"/>
-                <w:bCs w:val="false"/>
-                <w:color w:val="5A4D3A"/>
-                <w:sz w:val="20"/>
-                <w:szCs w:val="20"/>
-              </w:rPr>
-              <w:t xml:space="preserve">业务 API、ERP/POS 集成、权限</w:t>
-            </w:r>
-          </w:p>
-        </w:tc>
-        <w:tc>
-          <w:tcPr>
-            <w:tcW w:type="dxa" w:w="1460"/>
-            <w:tcBorders>
-              <w:top w:val="single" w:color="ECE4D4" w:sz="4"/>
-              <w:left w:val="single" w:color="ECE4D4" w:sz="4"/>
-              <w:bottom w:val="single" w:color="ECE4D4" w:sz="4"/>
-              <w:right w:val="single" w:color="ECE4D4" w:sz="4"/>
-            </w:tcBorders>
-            <w:tcMar>
-              <w:top w:type="dxa" w:w="100"/>
-              <w:left w:type="dxa" w:w="140"/>
-              <w:bottom w:type="dxa" w:w="100"/>
-              <w:right w:type="dxa" w:w="140"/>
-            </w:tcMar>
-          </w:tcPr>
-          <w:p>
-            <w:pPr>
-              <w:spacing w:after="30" w:before="30"/>
-            </w:pPr>
-            <w:r>
-              <w:rPr>
-                <w:rFonts w:ascii="PingFang SC" w:cs="PingFang SC" w:eastAsia="PingFang SC" w:hAnsi="PingFang SC"/>
-                <w:b w:val="false"/>
-                <w:bCs w:val="false"/>
-                <w:color w:val="5A4D3A"/>
-                <w:sz w:val="20"/>
-                <w:szCs w:val="20"/>
-              </w:rPr>
-              <w:t xml:space="preserve">全程</w:t>
-            </w:r>
-          </w:p>
-        </w:tc>
-      </w:tr>
-      <w:tr>
-        <w:trPr>
-          <w:tblHeader w:val="false"/>
-        </w:trPr>
-        <w:tc>
-          <w:tcPr>
-            <w:tcW w:type="dxa" w:w="1900"/>
-            <w:tcBorders>
-              <w:top w:val="single" w:color="ECE4D4" w:sz="4"/>
-              <w:left w:val="single" w:color="ECE4D4" w:sz="4"/>
-              <w:bottom w:val="single" w:color="ECE4D4" w:sz="4"/>
-              <w:right w:val="single" w:color="ECE4D4" w:sz="4"/>
-            </w:tcBorders>
-            <w:shd w:fill="FAF6F0" w:val="clear"/>
-            <w:tcMar>
-              <w:top w:type="dxa" w:w="100"/>
-              <w:left w:type="dxa" w:w="140"/>
-              <w:bottom w:type="dxa" w:w="100"/>
-              <w:right w:type="dxa" w:w="140"/>
-            </w:tcMar>
-          </w:tcPr>
-          <w:p>
-            <w:pPr>
-              <w:spacing w:after="30" w:before="30"/>
-            </w:pPr>
-            <w:r>
-              <w:rPr>
-                <w:rFonts w:ascii="PingFang SC" w:cs="PingFang SC" w:eastAsia="PingFang SC" w:hAnsi="PingFang SC"/>
-                <w:b w:val="false"/>
-                <w:bCs w:val="false"/>
-                <w:color w:val="5A4D3A"/>
-                <w:sz w:val="20"/>
-                <w:szCs w:val="20"/>
-              </w:rPr>
-              <w:t xml:space="preserve">产品经理</w:t>
-            </w:r>
-          </w:p>
-        </w:tc>
-        <w:tc>
-          <w:tcPr>
-            <w:tcW w:type="dxa" w:w="1100"/>
-            <w:tcBorders>
-              <w:top w:val="single" w:color="ECE4D4" w:sz="4"/>
-              <w:left w:val="single" w:color="ECE4D4" w:sz="4"/>
-              <w:bottom w:val="single" w:color="ECE4D4" w:sz="4"/>
-              <w:right w:val="single" w:color="ECE4D4" w:sz="4"/>
-            </w:tcBorders>
-            <w:shd w:fill="FAF6F0" w:val="clear"/>
-            <w:tcMar>
-              <w:top w:type="dxa" w:w="100"/>
-              <w:left w:type="dxa" w:w="140"/>
-              <w:bottom w:type="dxa" w:w="100"/>
-              <w:right w:type="dxa" w:w="140"/>
-            </w:tcMar>
-          </w:tcPr>
-          <w:p>
-            <w:pPr>
-              <w:spacing w:after="30" w:before="30"/>
-            </w:pPr>
-            <w:r>
-              <w:rPr>
-                <w:rFonts w:ascii="PingFang SC" w:cs="PingFang SC" w:eastAsia="PingFang SC" w:hAnsi="PingFang SC"/>
-                <w:b w:val="false"/>
-                <w:bCs w:val="false"/>
-                <w:color w:val="5A4D3A"/>
-                <w:sz w:val="20"/>
-                <w:szCs w:val="20"/>
-              </w:rPr>
-              <w:t xml:space="preserve">1</w:t>
-            </w:r>
-          </w:p>
-        </w:tc>
-        <w:tc>
-          <w:tcPr>
-            <w:tcW w:type="dxa" w:w="4500"/>
-            <w:tcBorders>
-              <w:top w:val="single" w:color="ECE4D4" w:sz="4"/>
-              <w:left w:val="single" w:color="ECE4D4" w:sz="4"/>
-              <w:bottom w:val="single" w:color="ECE4D4" w:sz="4"/>
-              <w:right w:val="single" w:color="ECE4D4" w:sz="4"/>
-            </w:tcBorders>
-            <w:shd w:fill="FAF6F0" w:val="clear"/>
-            <w:tcMar>
-              <w:top w:type="dxa" w:w="100"/>
-              <w:left w:type="dxa" w:w="140"/>
-              <w:bottom w:type="dxa" w:w="100"/>
-              <w:right w:type="dxa" w:w="140"/>
-            </w:tcMar>
-          </w:tcPr>
-          <w:p>
-            <w:pPr>
-              <w:spacing w:after="30" w:before="30"/>
-            </w:pPr>
-            <w:r>
-              <w:rPr>
-                <w:rFonts w:ascii="PingFang SC" w:cs="PingFang SC" w:eastAsia="PingFang SC" w:hAnsi="PingFang SC"/>
-                <w:b w:val="false"/>
-                <w:bCs w:val="false"/>
-                <w:color w:val="5A4D3A"/>
-                <w:sz w:val="20"/>
-                <w:szCs w:val="20"/>
-              </w:rPr>
-              <w:t xml:space="preserve">需求梳理、加盟商访谈、迭代规划</w:t>
-            </w:r>
-          </w:p>
-        </w:tc>
-        <w:tc>
-          <w:tcPr>
-            <w:tcW w:type="dxa" w:w="1460"/>
-            <w:tcBorders>
-              <w:top w:val="single" w:color="ECE4D4" w:sz="4"/>
-              <w:left w:val="single" w:color="ECE4D4" w:sz="4"/>
-              <w:bottom w:val="single" w:color="ECE4D4" w:sz="4"/>
-              <w:right w:val="single" w:color="ECE4D4" w:sz="4"/>
-            </w:tcBorders>
-            <w:shd w:fill="FAF6F0" w:val="clear"/>
-            <w:tcMar>
-              <w:top w:type="dxa" w:w="100"/>
-              <w:left w:type="dxa" w:w="140"/>
-              <w:bottom w:type="dxa" w:w="100"/>
-              <w:right w:type="dxa" w:w="140"/>
-            </w:tcMar>
-          </w:tcPr>
-          <w:p>
-            <w:pPr>
-              <w:spacing w:after="30" w:before="30"/>
-            </w:pPr>
-            <w:r>
-              <w:rPr>
-                <w:rFonts w:ascii="PingFang SC" w:cs="PingFang SC" w:eastAsia="PingFang SC" w:hAnsi="PingFang SC"/>
-                <w:b w:val="false"/>
-                <w:bCs w:val="false"/>
-                <w:color w:val="5A4D3A"/>
-                <w:sz w:val="20"/>
-                <w:szCs w:val="20"/>
-              </w:rPr>
-              <w:t xml:space="preserve">全程</w:t>
-            </w:r>
-          </w:p>
-        </w:tc>
-      </w:tr>
-      <w:tr>
-        <w:trPr>
-          <w:tblHeader w:val="false"/>
-        </w:trPr>
-        <w:tc>
-          <w:tcPr>
-            <w:tcW w:type="dxa" w:w="1900"/>
-            <w:tcBorders>
-              <w:top w:val="single" w:color="ECE4D4" w:sz="4"/>
-              <w:left w:val="single" w:color="ECE4D4" w:sz="4"/>
-              <w:bottom w:val="single" w:color="ECE4D4" w:sz="4"/>
-              <w:right w:val="single" w:color="ECE4D4" w:sz="4"/>
-            </w:tcBorders>
-            <w:tcMar>
-              <w:top w:type="dxa" w:w="100"/>
-              <w:left w:type="dxa" w:w="140"/>
-              <w:bottom w:type="dxa" w:w="100"/>
-              <w:right w:type="dxa" w:w="140"/>
-            </w:tcMar>
-          </w:tcPr>
-          <w:p>
-            <w:pPr>
-              <w:spacing w:after="30" w:before="30"/>
-            </w:pPr>
-            <w:r>
-              <w:rPr>
-                <w:rFonts w:ascii="PingFang SC" w:cs="PingFang SC" w:eastAsia="PingFang SC" w:hAnsi="PingFang SC"/>
-                <w:b w:val="false"/>
-                <w:bCs w:val="false"/>
-                <w:color w:val="5A4D3A"/>
-                <w:sz w:val="20"/>
-                <w:szCs w:val="20"/>
-              </w:rPr>
-              <w:t xml:space="preserve">UI 设计师</w:t>
-            </w:r>
-          </w:p>
-        </w:tc>
-        <w:tc>
-          <w:tcPr>
-            <w:tcW w:type="dxa" w:w="1100"/>
-            <w:tcBorders>
-              <w:top w:val="single" w:color="ECE4D4" w:sz="4"/>
-              <w:left w:val="single" w:color="ECE4D4" w:sz="4"/>
-              <w:bottom w:val="single" w:color="ECE4D4" w:sz="4"/>
-              <w:right w:val="single" w:color="ECE4D4" w:sz="4"/>
-            </w:tcBorders>
-            <w:tcMar>
-              <w:top w:type="dxa" w:w="100"/>
-              <w:left w:type="dxa" w:w="140"/>
-              <w:bottom w:type="dxa" w:w="100"/>
-              <w:right w:type="dxa" w:w="140"/>
-            </w:tcMar>
-          </w:tcPr>
-          <w:p>
-            <w:pPr>
-              <w:spacing w:after="30" w:before="30"/>
-            </w:pPr>
-            <w:r>
-              <w:rPr>
-                <w:rFonts w:ascii="PingFang SC" w:cs="PingFang SC" w:eastAsia="PingFang SC" w:hAnsi="PingFang SC"/>
-                <w:b w:val="false"/>
-                <w:bCs w:val="false"/>
-                <w:color w:val="5A4D3A"/>
-                <w:sz w:val="20"/>
-                <w:szCs w:val="20"/>
-              </w:rPr>
-              <w:t xml:space="preserve">1</w:t>
-            </w:r>
-          </w:p>
-        </w:tc>
-        <w:tc>
-          <w:tcPr>
-            <w:tcW w:type="dxa" w:w="4500"/>
-            <w:tcBorders>
-              <w:top w:val="single" w:color="ECE4D4" w:sz="4"/>
-              <w:left w:val="single" w:color="ECE4D4" w:sz="4"/>
-              <w:bottom w:val="single" w:color="ECE4D4" w:sz="4"/>
-              <w:right w:val="single" w:color="ECE4D4" w:sz="4"/>
-            </w:tcBorders>
-            <w:tcMar>
-              <w:top w:type="dxa" w:w="100"/>
-              <w:left w:type="dxa" w:w="140"/>
-              <w:bottom w:type="dxa" w:w="100"/>
-              <w:right w:type="dxa" w:w="140"/>
-            </w:tcMar>
-          </w:tcPr>
-          <w:p>
-            <w:pPr>
-              <w:spacing w:after="30" w:before="30"/>
-            </w:pPr>
-            <w:r>
-              <w:rPr>
-                <w:rFonts w:ascii="PingFang SC" w:cs="PingFang SC" w:eastAsia="PingFang SC" w:hAnsi="PingFang SC"/>
-                <w:b w:val="false"/>
-                <w:bCs w:val="false"/>
-                <w:color w:val="5A4D3A"/>
-                <w:sz w:val="20"/>
-                <w:szCs w:val="20"/>
-              </w:rPr>
-              <w:t xml:space="preserve">App / 后台 / 平板视觉</w:t>
-            </w:r>
-          </w:p>
-        </w:tc>
-        <w:tc>
-          <w:tcPr>
-            <w:tcW w:type="dxa" w:w="1460"/>
-            <w:tcBorders>
-              <w:top w:val="single" w:color="ECE4D4" w:sz="4"/>
-              <w:left w:val="single" w:color="ECE4D4" w:sz="4"/>
-              <w:bottom w:val="single" w:color="ECE4D4" w:sz="4"/>
-              <w:right w:val="single" w:color="ECE4D4" w:sz="4"/>
-            </w:tcBorders>
-            <w:tcMar>
-              <w:top w:type="dxa" w:w="100"/>
-              <w:left w:type="dxa" w:w="140"/>
-              <w:bottom w:type="dxa" w:w="100"/>
-              <w:right w:type="dxa" w:w="140"/>
-            </w:tcMar>
-          </w:tcPr>
-          <w:p>
-            <w:pPr>
-              <w:spacing w:after="30" w:before="30"/>
-            </w:pPr>
-            <w:r>
-              <w:rPr>
-                <w:rFonts w:ascii="PingFang SC" w:cs="PingFang SC" w:eastAsia="PingFang SC" w:hAnsi="PingFang SC"/>
-                <w:b w:val="false"/>
-                <w:bCs w:val="false"/>
-                <w:color w:val="5A4D3A"/>
-                <w:sz w:val="20"/>
-                <w:szCs w:val="20"/>
-              </w:rPr>
-              <w:t xml:space="preserve">Phase 1-2</w:t>
-            </w:r>
-          </w:p>
-        </w:tc>
-      </w:tr>
-      <w:tr>
-        <w:trPr>
-          <w:tblHeader w:val="false"/>
-        </w:trPr>
-        <w:tc>
-          <w:tcPr>
-            <w:tcW w:type="dxa" w:w="1900"/>
-            <w:tcBorders>
-              <w:top w:val="single" w:color="ECE4D4" w:sz="4"/>
-              <w:left w:val="single" w:color="ECE4D4" w:sz="4"/>
-              <w:bottom w:val="single" w:color="ECE4D4" w:sz="4"/>
-              <w:right w:val="single" w:color="ECE4D4" w:sz="4"/>
-            </w:tcBorders>
-            <w:shd w:fill="FAF6F0" w:val="clear"/>
-            <w:tcMar>
-              <w:top w:type="dxa" w:w="100"/>
-              <w:left w:type="dxa" w:w="140"/>
-              <w:bottom w:type="dxa" w:w="100"/>
-              <w:right w:type="dxa" w:w="140"/>
-            </w:tcMar>
-          </w:tcPr>
-          <w:p>
-            <w:pPr>
-              <w:spacing w:after="30" w:before="30"/>
-            </w:pPr>
-            <w:r>
-              <w:rPr>
-                <w:rFonts w:ascii="PingFang SC" w:cs="PingFang SC" w:eastAsia="PingFang SC" w:hAnsi="PingFang SC"/>
-                <w:b w:val="false"/>
-                <w:bCs w:val="false"/>
-                <w:color w:val="5A4D3A"/>
-                <w:sz w:val="20"/>
-                <w:szCs w:val="20"/>
-              </w:rPr>
-              <w:t xml:space="preserve">运维工程师</w:t>
-            </w:r>
-          </w:p>
-        </w:tc>
-        <w:tc>
-          <w:tcPr>
-            <w:tcW w:type="dxa" w:w="1100"/>
-            <w:tcBorders>
-              <w:top w:val="single" w:color="ECE4D4" w:sz="4"/>
-              <w:left w:val="single" w:color="ECE4D4" w:sz="4"/>
-              <w:bottom w:val="single" w:color="ECE4D4" w:sz="4"/>
-              <w:right w:val="single" w:color="ECE4D4" w:sz="4"/>
-            </w:tcBorders>
-            <w:shd w:fill="FAF6F0" w:val="clear"/>
-            <w:tcMar>
-              <w:top w:type="dxa" w:w="100"/>
-              <w:left w:type="dxa" w:w="140"/>
-              <w:bottom w:type="dxa" w:w="100"/>
-              <w:right w:type="dxa" w:w="140"/>
-            </w:tcMar>
-          </w:tcPr>
-          <w:p>
-            <w:pPr>
-              <w:spacing w:after="30" w:before="30"/>
-            </w:pPr>
-            <w:r>
-              <w:rPr>
-                <w:rFonts w:ascii="PingFang SC" w:cs="PingFang SC" w:eastAsia="PingFang SC" w:hAnsi="PingFang SC"/>
-                <w:b w:val="false"/>
-                <w:bCs w:val="false"/>
-                <w:color w:val="5A4D3A"/>
-                <w:sz w:val="20"/>
-                <w:szCs w:val="20"/>
-              </w:rPr>
-              <w:t xml:space="preserve">1</w:t>
-            </w:r>
-          </w:p>
-        </w:tc>
-        <w:tc>
-          <w:tcPr>
-            <w:tcW w:type="dxa" w:w="4500"/>
-            <w:tcBorders>
-              <w:top w:val="single" w:color="ECE4D4" w:sz="4"/>
-              <w:left w:val="single" w:color="ECE4D4" w:sz="4"/>
-              <w:bottom w:val="single" w:color="ECE4D4" w:sz="4"/>
-              <w:right w:val="single" w:color="ECE4D4" w:sz="4"/>
-            </w:tcBorders>
-            <w:shd w:fill="FAF6F0" w:val="clear"/>
-            <w:tcMar>
-              <w:top w:type="dxa" w:w="100"/>
-              <w:left w:type="dxa" w:w="140"/>
-              <w:bottom w:type="dxa" w:w="100"/>
-              <w:right w:type="dxa" w:w="140"/>
-            </w:tcMar>
-          </w:tcPr>
-          <w:p>
-            <w:pPr>
-              <w:spacing w:after="30" w:before="30"/>
-            </w:pPr>
-            <w:r>
-              <w:rPr>
-                <w:rFonts w:ascii="PingFang SC" w:cs="PingFang SC" w:eastAsia="PingFang SC" w:hAnsi="PingFang SC"/>
-                <w:b w:val="false"/>
-                <w:bCs w:val="false"/>
-                <w:color w:val="5A4D3A"/>
-                <w:sz w:val="20"/>
-                <w:szCs w:val="20"/>
-              </w:rPr>
-              <w:t xml:space="preserve">K8s、私有部署 LLM、监控</w:t>
-            </w:r>
-          </w:p>
-        </w:tc>
-        <w:tc>
-          <w:tcPr>
-            <w:tcW w:type="dxa" w:w="1460"/>
-            <w:tcBorders>
-              <w:top w:val="single" w:color="ECE4D4" w:sz="4"/>
-              <w:left w:val="single" w:color="ECE4D4" w:sz="4"/>
-              <w:bottom w:val="single" w:color="ECE4D4" w:sz="4"/>
-              <w:right w:val="single" w:color="ECE4D4" w:sz="4"/>
-            </w:tcBorders>
-            <w:shd w:fill="FAF6F0" w:val="clear"/>
-            <w:tcMar>
-              <w:top w:type="dxa" w:w="100"/>
-              <w:left w:type="dxa" w:w="140"/>
-              <w:bottom w:type="dxa" w:w="100"/>
-              <w:right w:type="dxa" w:w="140"/>
-            </w:tcMar>
-          </w:tcPr>
-          <w:p>
-            <w:pPr>
-              <w:spacing w:after="30" w:before="30"/>
-            </w:pPr>
-            <w:r>
-              <w:rPr>
-                <w:rFonts w:ascii="PingFang SC" w:cs="PingFang SC" w:eastAsia="PingFang SC" w:hAnsi="PingFang SC"/>
-                <w:b w:val="false"/>
-                <w:bCs w:val="false"/>
-                <w:color w:val="5A4D3A"/>
-                <w:sz w:val="20"/>
-                <w:szCs w:val="20"/>
-              </w:rPr>
-              <w:t xml:space="preserve">Phase 1-3</w:t>
-            </w:r>
-          </w:p>
-        </w:tc>
-      </w:tr>
-      <w:tr>
-        <w:trPr>
-          <w:tblHeader w:val="false"/>
-        </w:trPr>
-        <w:tc>
-          <w:tcPr>
-            <w:tcW w:type="dxa" w:w="1900"/>
-            <w:tcBorders>
-              <w:top w:val="single" w:color="ECE4D4" w:sz="4"/>
-              <w:left w:val="single" w:color="ECE4D4" w:sz="4"/>
-              <w:bottom w:val="single" w:color="ECE4D4" w:sz="4"/>
-              <w:right w:val="single" w:color="ECE4D4" w:sz="4"/>
-            </w:tcBorders>
-            <w:tcMar>
-              <w:top w:type="dxa" w:w="100"/>
-              <w:left w:type="dxa" w:w="140"/>
-              <w:bottom w:type="dxa" w:w="100"/>
-              <w:right w:type="dxa" w:w="140"/>
-            </w:tcMar>
-          </w:tcPr>
-          <w:p>
-            <w:pPr>
-              <w:spacing w:after="30" w:before="30"/>
-            </w:pPr>
-            <w:r>
-              <w:rPr>
-                <w:rFonts w:ascii="PingFang SC" w:cs="PingFang SC" w:eastAsia="PingFang SC" w:hAnsi="PingFang SC"/>
-                <w:b w:val="false"/>
-                <w:bCs w:val="false"/>
-                <w:color w:val="5A4D3A"/>
-                <w:sz w:val="20"/>
-                <w:szCs w:val="20"/>
-              </w:rPr>
-              <w:t xml:space="preserve">数据标注（外包）</w:t>
-            </w:r>
-          </w:p>
-        </w:tc>
-        <w:tc>
-          <w:tcPr>
-            <w:tcW w:type="dxa" w:w="1100"/>
-            <w:tcBorders>
-              <w:top w:val="single" w:color="ECE4D4" w:sz="4"/>
-              <w:left w:val="single" w:color="ECE4D4" w:sz="4"/>
-              <w:bottom w:val="single" w:color="ECE4D4" w:sz="4"/>
-              <w:right w:val="single" w:color="ECE4D4" w:sz="4"/>
-            </w:tcBorders>
-            <w:tcMar>
-              <w:top w:type="dxa" w:w="100"/>
-              <w:left w:type="dxa" w:w="140"/>
-              <w:bottom w:type="dxa" w:w="100"/>
-              <w:right w:type="dxa" w:w="140"/>
-            </w:tcMar>
-          </w:tcPr>
-          <w:p>
-            <w:pPr>
-              <w:spacing w:after="30" w:before="30"/>
-            </w:pPr>
-            <w:r>
-              <w:rPr>
-                <w:rFonts w:ascii="PingFang SC" w:cs="PingFang SC" w:eastAsia="PingFang SC" w:hAnsi="PingFang SC"/>
-                <w:b w:val="false"/>
-                <w:bCs w:val="false"/>
-                <w:color w:val="5A4D3A"/>
-                <w:sz w:val="20"/>
-                <w:szCs w:val="20"/>
-              </w:rPr>
-              <w:t xml:space="preserve">2-4</w:t>
-            </w:r>
-          </w:p>
-        </w:tc>
-        <w:tc>
-          <w:tcPr>
-            <w:tcW w:type="dxa" w:w="4500"/>
-            <w:tcBorders>
-              <w:top w:val="single" w:color="ECE4D4" w:sz="4"/>
-              <w:left w:val="single" w:color="ECE4D4" w:sz="4"/>
-              <w:bottom w:val="single" w:color="ECE4D4" w:sz="4"/>
-              <w:right w:val="single" w:color="ECE4D4" w:sz="4"/>
-            </w:tcBorders>
-            <w:tcMar>
-              <w:top w:type="dxa" w:w="100"/>
-              <w:left w:type="dxa" w:w="140"/>
-              <w:bottom w:type="dxa" w:w="100"/>
-              <w:right w:type="dxa" w:w="140"/>
-            </w:tcMar>
-          </w:tcPr>
-          <w:p>
-            <w:pPr>
-              <w:spacing w:after="30" w:before="30"/>
-            </w:pPr>
-            <w:r>
-              <w:rPr>
-                <w:rFonts w:ascii="PingFang SC" w:cs="PingFang SC" w:eastAsia="PingFang SC" w:hAnsi="PingFang SC"/>
-                <w:b w:val="false"/>
-                <w:bCs w:val="false"/>
-                <w:color w:val="5A4D3A"/>
-                <w:sz w:val="20"/>
-                <w:szCs w:val="20"/>
-              </w:rPr>
-              <w:t xml:space="preserve">出品图标注、QA 评测集</w:t>
-            </w:r>
-          </w:p>
-        </w:tc>
-        <w:tc>
-          <w:tcPr>
-            <w:tcW w:type="dxa" w:w="1460"/>
-            <w:tcBorders>
-              <w:top w:val="single" w:color="ECE4D4" w:sz="4"/>
-              <w:left w:val="single" w:color="ECE4D4" w:sz="4"/>
-              <w:bottom w:val="single" w:color="ECE4D4" w:sz="4"/>
-              <w:right w:val="single" w:color="ECE4D4" w:sz="4"/>
-            </w:tcBorders>
-            <w:tcMar>
-              <w:top w:type="dxa" w:w="100"/>
-              <w:left w:type="dxa" w:w="140"/>
-              <w:bottom w:type="dxa" w:w="100"/>
-              <w:right w:type="dxa" w:w="140"/>
-            </w:tcMar>
-          </w:tcPr>
-          <w:p>
-            <w:pPr>
-              <w:spacing w:after="30" w:before="30"/>
-            </w:pPr>
-            <w:r>
-              <w:rPr>
-                <w:rFonts w:ascii="PingFang SC" w:cs="PingFang SC" w:eastAsia="PingFang SC" w:hAnsi="PingFang SC"/>
-                <w:b w:val="false"/>
-                <w:bCs w:val="false"/>
-                <w:color w:val="5A4D3A"/>
-                <w:sz w:val="20"/>
-                <w:szCs w:val="20"/>
-              </w:rPr>
-              <w:t xml:space="preserve">Phase 2</w:t>
-            </w:r>
-          </w:p>
-        </w:tc>
-      </w:tr>
-    </w:tbl>
-    <w:p>
-      <w:r>
-        <w:br w:type="page"/>
-      </w:r>
-    </w:p>
-    <w:p>
-      <w:pPr>
-        <w:pStyle w:val="Heading1"/>
-        <w:pBdr>
-          <w:bottom w:val="single" w:color="C8302C" w:sz="12" w:space="6"/>
-        </w:pBdr>
-        <w:spacing w:after="240" w:before="480"/>
-      </w:pPr>
-      <w:r>
-        <w:rPr>
-          <w:rFonts w:ascii="Songti SC" w:cs="Songti SC" w:eastAsia="Songti SC" w:hAnsi="Songti SC"/>
-          <w:b/>
-          <w:bCs/>
-          <w:color w:val="C8302C"/>
-          <w:sz w:val="40"/>
-          <w:szCs w:val="40"/>
-        </w:rPr>
-        <w:t xml:space="preserve">七、实施计划与里程碑</w:t>
-      </w:r>
-    </w:p>
-    <w:p>
-      <w:pPr>
-        <w:pStyle w:val="Heading2"/>
-        <w:spacing w:after="180" w:before="320"/>
-      </w:pPr>
-      <w:r>
-        <w:rPr>
-          <w:rFonts w:ascii="Songti SC" w:cs="Songti SC" w:eastAsia="Songti SC" w:hAnsi="Songti SC"/>
-          <w:b/>
-          <w:bCs/>
-          <w:color w:val="9C1F1C"/>
-          <w:sz w:val="30"/>
-          <w:szCs w:val="30"/>
-        </w:rPr>
-        <w:t xml:space="preserve">7.1 三期迭代实施策略</w:t>
-      </w:r>
-    </w:p>
-    <w:p>
-      <w:pPr>
-        <w:spacing w:after="80" w:before="80" w:line="360"/>
-        <w:ind w:firstLine="480"/>
-        <w:jc w:val="both"/>
-      </w:pPr>
-      <w:r>
-        <w:rPr>
-          <w:rFonts w:ascii="PingFang SC" w:cs="PingFang SC" w:eastAsia="PingFang SC" w:hAnsi="PingFang SC"/>
-          <w:color w:val="5A4D3A"/>
-          <w:sz w:val="22"/>
-          <w:szCs w:val="22"/>
-        </w:rPr>
-        <w:t xml:space="preserve">总周期 12-15 个月，分三期推进：</w:t>
-      </w:r>
-    </w:p>
-    <w:p>
-      <w:pPr>
-        <w:pStyle w:val="Heading3"/>
-        <w:spacing w:after="140" w:before="220"/>
-      </w:pPr>
-      <w:r>
-        <w:rPr>
-          <w:rFonts w:ascii="Songti SC" w:cs="Songti SC" w:eastAsia="Songti SC" w:hAnsi="Songti SC"/>
-          <w:b/>
-          <w:bCs/>
-          <w:color w:val="2D2419"/>
-          <w:sz w:val="25"/>
-          <w:szCs w:val="25"/>
-        </w:rPr>
-        <w:t xml:space="preserve">Phase 1（M1-M4）· 基础能力建设期</w:t>
-      </w:r>
-    </w:p>
-    <w:p>
-      <w:pPr>
-        <w:spacing w:after="80" w:before="80" w:line="360"/>
-        <w:ind w:firstLine="480"/>
-        <w:jc w:val="both"/>
-      </w:pPr>
-      <w:r>
-        <w:rPr>
-          <w:rFonts w:ascii="PingFang SC" w:cs="PingFang SC" w:eastAsia="PingFang SC" w:hAnsi="PingFang SC"/>
-          <w:color w:val="5A4D3A"/>
-          <w:sz w:val="22"/>
-          <w:szCs w:val="22"/>
-        </w:rPr>
-        <w:t xml:space="preserve">核心目标：完成系统基础架构搭建和核心功能开发。</w:t>
-      </w:r>
-    </w:p>
-    <w:tbl>
-      <w:tblPr>
-        <w:tblW w:type="dxa" w:w="8960"/>
-        <w:tblBorders>
-          <w:top w:val="single" w:color="auto" w:sz="4"/>
-          <w:left w:val="single" w:color="auto" w:sz="4"/>
-          <w:bottom w:val="single" w:color="auto" w:sz="4"/>
-          <w:right w:val="single" w:color="auto" w:sz="4"/>
-          <w:insideH w:val="single" w:color="auto" w:sz="4"/>
-          <w:insideV w:val="single" w:color="auto" w:sz="4"/>
-        </w:tblBorders>
-      </w:tblPr>
-      <w:tblGrid>
-        <w:gridCol w:w="1500"/>
-        <w:gridCol w:w="7460"/>
-      </w:tblGrid>
-      <w:tr>
-        <w:trPr>
-          <w:tblHeader/>
-        </w:trPr>
-        <w:tc>
-          <w:tcPr>
-            <w:tcW w:type="dxa" w:w="1500"/>
-            <w:tcBorders>
-              <w:top w:val="single" w:color="ECE4D4" w:sz="4"/>
-              <w:left w:val="single" w:color="ECE4D4" w:sz="4"/>
-              <w:bottom w:val="single" w:color="ECE4D4" w:sz="4"/>
-              <w:right w:val="single" w:color="ECE4D4" w:sz="4"/>
-            </w:tcBorders>
-            <w:shd w:fill="FDE7E6" w:val="clear"/>
-            <w:tcMar>
-              <w:top w:type="dxa" w:w="100"/>
-              <w:left w:type="dxa" w:w="140"/>
-              <w:bottom w:type="dxa" w:w="100"/>
-              <w:right w:type="dxa" w:w="140"/>
-            </w:tcMar>
-          </w:tcPr>
-          <w:p>
-            <w:pPr>
-              <w:spacing w:after="30" w:before="30"/>
-            </w:pPr>
-            <w:r>
-              <w:rPr>
-                <w:rFonts w:ascii="PingFang SC" w:cs="PingFang SC" w:eastAsia="PingFang SC" w:hAnsi="PingFang SC"/>
-                <w:b/>
-                <w:bCs/>
-                <w:color w:val="C8302C"/>
-                <w:sz w:val="20"/>
-                <w:szCs w:val="20"/>
-              </w:rPr>
-              <w:t xml:space="preserve">类别</w:t>
-            </w:r>
-          </w:p>
-        </w:tc>
-        <w:tc>
-          <w:tcPr>
-            <w:tcW w:type="dxa" w:w="7460"/>
-            <w:tcBorders>
-              <w:top w:val="single" w:color="ECE4D4" w:sz="4"/>
-              <w:left w:val="single" w:color="ECE4D4" w:sz="4"/>
-              <w:bottom w:val="single" w:color="ECE4D4" w:sz="4"/>
-              <w:right w:val="single" w:color="ECE4D4" w:sz="4"/>
-            </w:tcBorders>
-            <w:shd w:fill="FDE7E6" w:val="clear"/>
-            <w:tcMar>
-              <w:top w:type="dxa" w:w="100"/>
-              <w:left w:type="dxa" w:w="140"/>
-              <w:bottom w:type="dxa" w:w="100"/>
-              <w:right w:type="dxa" w:w="140"/>
-            </w:tcMar>
-          </w:tcPr>
-          <w:p>
-            <w:pPr>
-              <w:spacing w:after="30" w:before="30"/>
-            </w:pPr>
-            <w:r>
-              <w:rPr>
-                <w:rFonts w:ascii="PingFang SC" w:cs="PingFang SC" w:eastAsia="PingFang SC" w:hAnsi="PingFang SC"/>
-                <w:b/>
-                <w:bCs/>
-                <w:color w:val="C8302C"/>
-                <w:sz w:val="20"/>
-                <w:szCs w:val="20"/>
-              </w:rPr>
-              <w:t xml:space="preserve">交付物</w:t>
-            </w:r>
-          </w:p>
-        </w:tc>
-      </w:tr>
-      <w:tr>
-        <w:trPr>
-          <w:tblHeader w:val="false"/>
-        </w:trPr>
-        <w:tc>
-          <w:tcPr>
-            <w:tcW w:type="dxa" w:w="1500"/>
-            <w:tcBorders>
-              <w:top w:val="single" w:color="ECE4D4" w:sz="4"/>
-              <w:left w:val="single" w:color="ECE4D4" w:sz="4"/>
-              <w:bottom w:val="single" w:color="ECE4D4" w:sz="4"/>
-              <w:right w:val="single" w:color="ECE4D4" w:sz="4"/>
-            </w:tcBorders>
-            <w:tcMar>
-              <w:top w:type="dxa" w:w="100"/>
-              <w:left w:type="dxa" w:w="140"/>
-              <w:bottom w:type="dxa" w:w="100"/>
-              <w:right w:type="dxa" w:w="140"/>
-            </w:tcMar>
-          </w:tcPr>
-          <w:p>
-            <w:pPr>
-              <w:spacing w:after="30" w:before="30"/>
-            </w:pPr>
-            <w:r>
-              <w:rPr>
-                <w:rFonts w:ascii="PingFang SC" w:cs="PingFang SC" w:eastAsia="PingFang SC" w:hAnsi="PingFang SC"/>
-                <w:b w:val="false"/>
-                <w:bCs w:val="false"/>
-                <w:color w:val="5A4D3A"/>
-                <w:sz w:val="20"/>
-                <w:szCs w:val="20"/>
-              </w:rPr>
-              <w:t xml:space="preserve">平台</w:t>
-            </w:r>
-          </w:p>
-        </w:tc>
-        <w:tc>
-          <w:tcPr>
-            <w:tcW w:type="dxa" w:w="7460"/>
-            <w:tcBorders>
-              <w:top w:val="single" w:color="ECE4D4" w:sz="4"/>
-              <w:left w:val="single" w:color="ECE4D4" w:sz="4"/>
-              <w:bottom w:val="single" w:color="ECE4D4" w:sz="4"/>
-              <w:right w:val="single" w:color="ECE4D4" w:sz="4"/>
-            </w:tcBorders>
-            <w:tcMar>
-              <w:top w:type="dxa" w:w="100"/>
-              <w:left w:type="dxa" w:w="140"/>
-              <w:bottom w:type="dxa" w:w="100"/>
-              <w:right w:type="dxa" w:w="140"/>
-            </w:tcMar>
-          </w:tcPr>
-          <w:p>
-            <w:pPr>
-              <w:spacing w:after="30" w:before="30"/>
-            </w:pPr>
-            <w:r>
-              <w:rPr>
-                <w:rFonts w:ascii="PingFang SC" w:cs="PingFang SC" w:eastAsia="PingFang SC" w:hAnsi="PingFang SC"/>
-                <w:b w:val="false"/>
-                <w:bCs w:val="false"/>
-                <w:color w:val="5A4D3A"/>
-                <w:sz w:val="20"/>
-                <w:szCs w:val="20"/>
-              </w:rPr>
-              <w:t xml:space="preserve">AI 知识中枢部署初始化、知识管理平台、移动 App 基本功能</w:t>
-            </w:r>
-          </w:p>
-        </w:tc>
-      </w:tr>
-      <w:tr>
-        <w:trPr>
-          <w:tblHeader w:val="false"/>
-        </w:trPr>
-        <w:tc>
-          <w:tcPr>
-            <w:tcW w:type="dxa" w:w="1500"/>
-            <w:tcBorders>
-              <w:top w:val="single" w:color="ECE4D4" w:sz="4"/>
-              <w:left w:val="single" w:color="ECE4D4" w:sz="4"/>
-              <w:bottom w:val="single" w:color="ECE4D4" w:sz="4"/>
-              <w:right w:val="single" w:color="ECE4D4" w:sz="4"/>
-            </w:tcBorders>
-            <w:shd w:fill="FAF6F0" w:val="clear"/>
-            <w:tcMar>
-              <w:top w:type="dxa" w:w="100"/>
-              <w:left w:type="dxa" w:w="140"/>
-              <w:bottom w:type="dxa" w:w="100"/>
-              <w:right w:type="dxa" w:w="140"/>
-            </w:tcMar>
-          </w:tcPr>
-          <w:p>
-            <w:pPr>
-              <w:spacing w:after="30" w:before="30"/>
-            </w:pPr>
-            <w:r>
-              <w:rPr>
-                <w:rFonts w:ascii="PingFang SC" w:cs="PingFang SC" w:eastAsia="PingFang SC" w:hAnsi="PingFang SC"/>
-                <w:b w:val="false"/>
-                <w:bCs w:val="false"/>
-                <w:color w:val="5A4D3A"/>
-                <w:sz w:val="20"/>
-                <w:szCs w:val="20"/>
-              </w:rPr>
-              <w:t xml:space="preserve">数据</w:t>
-            </w:r>
-          </w:p>
-        </w:tc>
-        <w:tc>
-          <w:tcPr>
-            <w:tcW w:type="dxa" w:w="7460"/>
-            <w:tcBorders>
-              <w:top w:val="single" w:color="ECE4D4" w:sz="4"/>
-              <w:left w:val="single" w:color="ECE4D4" w:sz="4"/>
-              <w:bottom w:val="single" w:color="ECE4D4" w:sz="4"/>
-              <w:right w:val="single" w:color="ECE4D4" w:sz="4"/>
-            </w:tcBorders>
-            <w:shd w:fill="FAF6F0" w:val="clear"/>
-            <w:tcMar>
-              <w:top w:type="dxa" w:w="100"/>
-              <w:left w:type="dxa" w:w="140"/>
-              <w:bottom w:type="dxa" w:w="100"/>
-              <w:right w:type="dxa" w:w="140"/>
-            </w:tcMar>
-          </w:tcPr>
-          <w:p>
-            <w:pPr>
-              <w:spacing w:after="30" w:before="30"/>
-            </w:pPr>
-            <w:r>
-              <w:rPr>
-                <w:rFonts w:ascii="PingFang SC" w:cs="PingFang SC" w:eastAsia="PingFang SC" w:hAnsi="PingFang SC"/>
-                <w:b w:val="false"/>
-                <w:bCs w:val="false"/>
-                <w:color w:val="5A4D3A"/>
-                <w:sz w:val="20"/>
-                <w:szCs w:val="20"/>
-              </w:rPr>
-              <w:t xml:space="preserve">熹茗近 12 个月所有新品（约 60 款）+ 核心 SOP 入库</w:t>
-            </w:r>
-          </w:p>
-        </w:tc>
-      </w:tr>
-      <w:tr>
-        <w:trPr>
-          <w:tblHeader w:val="false"/>
-        </w:trPr>
-        <w:tc>
-          <w:tcPr>
-            <w:tcW w:type="dxa" w:w="1500"/>
-            <w:tcBorders>
-              <w:top w:val="single" w:color="ECE4D4" w:sz="4"/>
-              <w:left w:val="single" w:color="ECE4D4" w:sz="4"/>
-              <w:bottom w:val="single" w:color="ECE4D4" w:sz="4"/>
-              <w:right w:val="single" w:color="ECE4D4" w:sz="4"/>
-            </w:tcBorders>
-            <w:tcMar>
-              <w:top w:type="dxa" w:w="100"/>
-              <w:left w:type="dxa" w:w="140"/>
-              <w:bottom w:type="dxa" w:w="100"/>
-              <w:right w:type="dxa" w:w="140"/>
-            </w:tcMar>
-          </w:tcPr>
-          <w:p>
-            <w:pPr>
-              <w:spacing w:after="30" w:before="30"/>
-            </w:pPr>
-            <w:r>
-              <w:rPr>
-                <w:rFonts w:ascii="PingFang SC" w:cs="PingFang SC" w:eastAsia="PingFang SC" w:hAnsi="PingFang SC"/>
-                <w:b w:val="false"/>
-                <w:bCs w:val="false"/>
-                <w:color w:val="5A4D3A"/>
-                <w:sz w:val="20"/>
-                <w:szCs w:val="20"/>
-              </w:rPr>
-              <w:t xml:space="preserve">AI</w:t>
-            </w:r>
-          </w:p>
-        </w:tc>
-        <w:tc>
-          <w:tcPr>
-            <w:tcW w:type="dxa" w:w="7460"/>
-            <w:tcBorders>
-              <w:top w:val="single" w:color="ECE4D4" w:sz="4"/>
-              <w:left w:val="single" w:color="ECE4D4" w:sz="4"/>
-              <w:bottom w:val="single" w:color="ECE4D4" w:sz="4"/>
-              <w:right w:val="single" w:color="ECE4D4" w:sz="4"/>
-            </w:tcBorders>
-            <w:tcMar>
-              <w:top w:type="dxa" w:w="100"/>
-              <w:left w:type="dxa" w:w="140"/>
-              <w:bottom w:type="dxa" w:w="100"/>
-              <w:right w:type="dxa" w:w="140"/>
-            </w:tcMar>
-          </w:tcPr>
-          <w:p>
-            <w:pPr>
-              <w:spacing w:after="30" w:before="30"/>
-            </w:pPr>
-            <w:r>
-              <w:rPr>
-                <w:rFonts w:ascii="PingFang SC" w:cs="PingFang SC" w:eastAsia="PingFang SC" w:hAnsi="PingFang SC"/>
-                <w:b w:val="false"/>
-                <w:bCs w:val="false"/>
-                <w:color w:val="5A4D3A"/>
-                <w:sz w:val="20"/>
-                <w:szCs w:val="20"/>
-              </w:rPr>
-              <w:t xml:space="preserve">智能问答 RAG MVP、向量库、Embedding/Rerank 服务上线</w:t>
-            </w:r>
-          </w:p>
-        </w:tc>
-      </w:tr>
-      <w:tr>
-        <w:trPr>
-          <w:tblHeader w:val="false"/>
-        </w:trPr>
-        <w:tc>
-          <w:tcPr>
-            <w:tcW w:type="dxa" w:w="1500"/>
-            <w:tcBorders>
-              <w:top w:val="single" w:color="ECE4D4" w:sz="4"/>
-              <w:left w:val="single" w:color="ECE4D4" w:sz="4"/>
-              <w:bottom w:val="single" w:color="ECE4D4" w:sz="4"/>
-              <w:right w:val="single" w:color="ECE4D4" w:sz="4"/>
-            </w:tcBorders>
-            <w:shd w:fill="FAF6F0" w:val="clear"/>
-            <w:tcMar>
-              <w:top w:type="dxa" w:w="100"/>
-              <w:left w:type="dxa" w:w="140"/>
-              <w:bottom w:type="dxa" w:w="100"/>
-              <w:right w:type="dxa" w:w="140"/>
-            </w:tcMar>
-          </w:tcPr>
-          <w:p>
-            <w:pPr>
-              <w:spacing w:after="30" w:before="30"/>
-            </w:pPr>
-            <w:r>
-              <w:rPr>
-                <w:rFonts w:ascii="PingFang SC" w:cs="PingFang SC" w:eastAsia="PingFang SC" w:hAnsi="PingFang SC"/>
-                <w:b w:val="false"/>
-                <w:bCs w:val="false"/>
-                <w:color w:val="5A4D3A"/>
-                <w:sz w:val="20"/>
-                <w:szCs w:val="20"/>
-              </w:rPr>
-              <w:t xml:space="preserve">试点</w:t>
-            </w:r>
-          </w:p>
-        </w:tc>
-        <w:tc>
-          <w:tcPr>
-            <w:tcW w:type="dxa" w:w="7460"/>
-            <w:tcBorders>
-              <w:top w:val="single" w:color="ECE4D4" w:sz="4"/>
-              <w:left w:val="single" w:color="ECE4D4" w:sz="4"/>
-              <w:bottom w:val="single" w:color="ECE4D4" w:sz="4"/>
-              <w:right w:val="single" w:color="ECE4D4" w:sz="4"/>
-            </w:tcBorders>
-            <w:shd w:fill="FAF6F0" w:val="clear"/>
-            <w:tcMar>
-              <w:top w:type="dxa" w:w="100"/>
-              <w:left w:type="dxa" w:w="140"/>
-              <w:bottom w:type="dxa" w:w="100"/>
-              <w:right w:type="dxa" w:w="140"/>
-            </w:tcMar>
-          </w:tcPr>
-          <w:p>
-            <w:pPr>
-              <w:spacing w:after="30" w:before="30"/>
-            </w:pPr>
-            <w:r>
-              <w:rPr>
-                <w:rFonts w:ascii="PingFang SC" w:cs="PingFang SC" w:eastAsia="PingFang SC" w:hAnsi="PingFang SC"/>
-                <w:b w:val="false"/>
-                <w:bCs w:val="false"/>
-                <w:color w:val="5A4D3A"/>
-                <w:sz w:val="20"/>
-                <w:szCs w:val="20"/>
-              </w:rPr>
-              <w:t xml:space="preserve">3 直营 + 5 加盟试点门店</w:t>
-            </w:r>
-          </w:p>
-        </w:tc>
-      </w:tr>
-      <w:tr>
-        <w:trPr>
-          <w:tblHeader w:val="false"/>
-        </w:trPr>
-        <w:tc>
-          <w:tcPr>
-            <w:tcW w:type="dxa" w:w="1500"/>
-            <w:tcBorders>
-              <w:top w:val="single" w:color="ECE4D4" w:sz="4"/>
-              <w:left w:val="single" w:color="ECE4D4" w:sz="4"/>
-              <w:bottom w:val="single" w:color="ECE4D4" w:sz="4"/>
-              <w:right w:val="single" w:color="ECE4D4" w:sz="4"/>
-            </w:tcBorders>
-            <w:tcMar>
-              <w:top w:type="dxa" w:w="100"/>
-              <w:left w:type="dxa" w:w="140"/>
-              <w:bottom w:type="dxa" w:w="100"/>
-              <w:right w:type="dxa" w:w="140"/>
-            </w:tcMar>
-          </w:tcPr>
-          <w:p>
-            <w:pPr>
-              <w:spacing w:after="30" w:before="30"/>
-            </w:pPr>
-            <w:r>
-              <w:rPr>
-                <w:rFonts w:ascii="PingFang SC" w:cs="PingFang SC" w:eastAsia="PingFang SC" w:hAnsi="PingFang SC"/>
-                <w:b w:val="false"/>
-                <w:bCs w:val="false"/>
-                <w:color w:val="5A4D3A"/>
-                <w:sz w:val="20"/>
-                <w:szCs w:val="20"/>
-              </w:rPr>
-              <w:t xml:space="preserve">验收</w:t>
-            </w:r>
-          </w:p>
-        </w:tc>
-        <w:tc>
-          <w:tcPr>
-            <w:tcW w:type="dxa" w:w="7460"/>
-            <w:tcBorders>
-              <w:top w:val="single" w:color="ECE4D4" w:sz="4"/>
-              <w:left w:val="single" w:color="ECE4D4" w:sz="4"/>
-              <w:bottom w:val="single" w:color="ECE4D4" w:sz="4"/>
-              <w:right w:val="single" w:color="ECE4D4" w:sz="4"/>
-            </w:tcBorders>
-            <w:tcMar>
-              <w:top w:type="dxa" w:w="100"/>
-              <w:left w:type="dxa" w:w="140"/>
-              <w:bottom w:type="dxa" w:w="100"/>
-              <w:right w:type="dxa" w:w="140"/>
-            </w:tcMar>
-          </w:tcPr>
-          <w:p>
-            <w:pPr>
-              <w:spacing w:after="30" w:before="30"/>
-            </w:pPr>
-            <w:r>
-              <w:rPr>
-                <w:rFonts w:ascii="PingFang SC" w:cs="PingFang SC" w:eastAsia="PingFang SC" w:hAnsi="PingFang SC"/>
-                <w:b w:val="false"/>
-                <w:bCs w:val="false"/>
-                <w:color w:val="5A4D3A"/>
-                <w:sz w:val="20"/>
-                <w:szCs w:val="20"/>
-              </w:rPr>
-              <w:t xml:space="preserve">RAG 准确率 ≥ 85%，端到端响应 &lt; 3s，用户活跃 ≥ 60%</w:t>
-            </w:r>
-          </w:p>
-        </w:tc>
-      </w:tr>
-    </w:tbl>
-    <w:p>
-      <w:pPr>
-        <w:pStyle w:val="Heading3"/>
-        <w:spacing w:after="140" w:before="220"/>
-      </w:pPr>
-      <w:r>
-        <w:rPr>
-          <w:rFonts w:ascii="Songti SC" w:cs="Songti SC" w:eastAsia="Songti SC" w:hAnsi="Songti SC"/>
-          <w:b/>
-          <w:bCs/>
-          <w:color w:val="2D2419"/>
-          <w:sz w:val="25"/>
-          <w:szCs w:val="25"/>
-        </w:rPr>
-        <w:t xml:space="preserve">Phase 2（M5-M9）· 能力完善与推广期</w:t>
-      </w:r>
-    </w:p>
-    <w:p>
-      <w:pPr>
-        <w:spacing w:after="80" w:before="80" w:line="360"/>
-        <w:ind w:firstLine="480"/>
-        <w:jc w:val="both"/>
-      </w:pPr>
-      <w:r>
-        <w:rPr>
-          <w:rFonts w:ascii="PingFang SC" w:cs="PingFang SC" w:eastAsia="PingFang SC" w:hAnsi="PingFang SC"/>
-          <w:color w:val="5A4D3A"/>
-          <w:sz w:val="22"/>
-          <w:szCs w:val="22"/>
-        </w:rPr>
-        <w:t xml:space="preserve">核心目标：完善各项功能，扩大使用范围。</w:t>
-      </w:r>
-    </w:p>
-    <w:tbl>
-      <w:tblPr>
-        <w:tblW w:type="dxa" w:w="8960"/>
-        <w:tblBorders>
-          <w:top w:val="single" w:color="auto" w:sz="4"/>
-          <w:left w:val="single" w:color="auto" w:sz="4"/>
-          <w:bottom w:val="single" w:color="auto" w:sz="4"/>
-          <w:right w:val="single" w:color="auto" w:sz="4"/>
-          <w:insideH w:val="single" w:color="auto" w:sz="4"/>
-          <w:insideV w:val="single" w:color="auto" w:sz="4"/>
-        </w:tblBorders>
-      </w:tblPr>
-      <w:tblGrid>
-        <w:gridCol w:w="1500"/>
-        <w:gridCol w:w="7460"/>
-      </w:tblGrid>
-      <w:tr>
-        <w:trPr>
-          <w:tblHeader/>
-        </w:trPr>
-        <w:tc>
-          <w:tcPr>
-            <w:tcW w:type="dxa" w:w="1500"/>
-            <w:tcBorders>
-              <w:top w:val="single" w:color="ECE4D4" w:sz="4"/>
-              <w:left w:val="single" w:color="ECE4D4" w:sz="4"/>
-              <w:bottom w:val="single" w:color="ECE4D4" w:sz="4"/>
-              <w:right w:val="single" w:color="ECE4D4" w:sz="4"/>
-            </w:tcBorders>
-            <w:shd w:fill="FDE7E6" w:val="clear"/>
-            <w:tcMar>
-              <w:top w:type="dxa" w:w="100"/>
-              <w:left w:type="dxa" w:w="140"/>
-              <w:bottom w:type="dxa" w:w="100"/>
-              <w:right w:type="dxa" w:w="140"/>
-            </w:tcMar>
-          </w:tcPr>
-          <w:p>
-            <w:pPr>
-              <w:spacing w:after="30" w:before="30"/>
-            </w:pPr>
-            <w:r>
-              <w:rPr>
-                <w:rFonts w:ascii="PingFang SC" w:cs="PingFang SC" w:eastAsia="PingFang SC" w:hAnsi="PingFang SC"/>
-                <w:b/>
-                <w:bCs/>
-                <w:color w:val="C8302C"/>
-                <w:sz w:val="20"/>
-                <w:szCs w:val="20"/>
-              </w:rPr>
-              <w:t xml:space="preserve">类别</w:t>
-            </w:r>
-          </w:p>
-        </w:tc>
-        <w:tc>
-          <w:tcPr>
-            <w:tcW w:type="dxa" w:w="7460"/>
-            <w:tcBorders>
-              <w:top w:val="single" w:color="ECE4D4" w:sz="4"/>
-              <w:left w:val="single" w:color="ECE4D4" w:sz="4"/>
-              <w:bottom w:val="single" w:color="ECE4D4" w:sz="4"/>
-              <w:right w:val="single" w:color="ECE4D4" w:sz="4"/>
-            </w:tcBorders>
-            <w:shd w:fill="FDE7E6" w:val="clear"/>
-            <w:tcMar>
-              <w:top w:type="dxa" w:w="100"/>
-              <w:left w:type="dxa" w:w="140"/>
-              <w:bottom w:type="dxa" w:w="100"/>
-              <w:right w:type="dxa" w:w="140"/>
-            </w:tcMar>
-          </w:tcPr>
-          <w:p>
-            <w:pPr>
-              <w:spacing w:after="30" w:before="30"/>
-            </w:pPr>
-            <w:r>
-              <w:rPr>
-                <w:rFonts w:ascii="PingFang SC" w:cs="PingFang SC" w:eastAsia="PingFang SC" w:hAnsi="PingFang SC"/>
-                <w:b/>
-                <w:bCs/>
-                <w:color w:val="C8302C"/>
-                <w:sz w:val="20"/>
-                <w:szCs w:val="20"/>
-              </w:rPr>
-              <w:t xml:space="preserve">交付物</w:t>
-            </w:r>
-          </w:p>
-        </w:tc>
-      </w:tr>
-      <w:tr>
-        <w:trPr>
-          <w:tblHeader w:val="false"/>
-        </w:trPr>
-        <w:tc>
-          <w:tcPr>
-            <w:tcW w:type="dxa" w:w="1500"/>
-            <w:tcBorders>
-              <w:top w:val="single" w:color="ECE4D4" w:sz="4"/>
-              <w:left w:val="single" w:color="ECE4D4" w:sz="4"/>
-              <w:bottom w:val="single" w:color="ECE4D4" w:sz="4"/>
-              <w:right w:val="single" w:color="ECE4D4" w:sz="4"/>
-            </w:tcBorders>
-            <w:tcMar>
-              <w:top w:type="dxa" w:w="100"/>
-              <w:left w:type="dxa" w:w="140"/>
-              <w:bottom w:type="dxa" w:w="100"/>
-              <w:right w:type="dxa" w:w="140"/>
-            </w:tcMar>
-          </w:tcPr>
-          <w:p>
-            <w:pPr>
-              <w:spacing w:after="30" w:before="30"/>
-            </w:pPr>
-            <w:r>
-              <w:rPr>
-                <w:rFonts w:ascii="PingFang SC" w:cs="PingFang SC" w:eastAsia="PingFang SC" w:hAnsi="PingFang SC"/>
-                <w:b w:val="false"/>
-                <w:bCs w:val="false"/>
-                <w:color w:val="5A4D3A"/>
-                <w:sz w:val="20"/>
-                <w:szCs w:val="20"/>
-              </w:rPr>
-              <w:t xml:space="preserve">平台</w:t>
-            </w:r>
-          </w:p>
-        </w:tc>
-        <w:tc>
-          <w:tcPr>
-            <w:tcW w:type="dxa" w:w="7460"/>
-            <w:tcBorders>
-              <w:top w:val="single" w:color="ECE4D4" w:sz="4"/>
-              <w:left w:val="single" w:color="ECE4D4" w:sz="4"/>
-              <w:bottom w:val="single" w:color="ECE4D4" w:sz="4"/>
-              <w:right w:val="single" w:color="ECE4D4" w:sz="4"/>
-            </w:tcBorders>
-            <w:tcMar>
-              <w:top w:type="dxa" w:w="100"/>
-              <w:left w:type="dxa" w:w="140"/>
-              <w:bottom w:type="dxa" w:w="100"/>
-              <w:right w:type="dxa" w:w="140"/>
-            </w:tcMar>
-          </w:tcPr>
-          <w:p>
-            <w:pPr>
-              <w:spacing w:after="30" w:before="30"/>
-            </w:pPr>
-            <w:r>
-              <w:rPr>
-                <w:rFonts w:ascii="PingFang SC" w:cs="PingFang SC" w:eastAsia="PingFang SC" w:hAnsi="PingFang SC"/>
-                <w:b w:val="false"/>
-                <w:bCs w:val="false"/>
-                <w:color w:val="5A4D3A"/>
-                <w:sz w:val="20"/>
-                <w:szCs w:val="20"/>
-              </w:rPr>
-              <w:t xml:space="preserve">智能学习平台、运营支持平台、加盟商管理大屏</w:t>
-            </w:r>
-          </w:p>
-        </w:tc>
-      </w:tr>
-      <w:tr>
-        <w:trPr>
-          <w:tblHeader w:val="false"/>
-        </w:trPr>
-        <w:tc>
-          <w:tcPr>
-            <w:tcW w:type="dxa" w:w="1500"/>
-            <w:tcBorders>
-              <w:top w:val="single" w:color="ECE4D4" w:sz="4"/>
-              <w:left w:val="single" w:color="ECE4D4" w:sz="4"/>
-              <w:bottom w:val="single" w:color="ECE4D4" w:sz="4"/>
-              <w:right w:val="single" w:color="ECE4D4" w:sz="4"/>
-            </w:tcBorders>
-            <w:shd w:fill="FAF6F0" w:val="clear"/>
-            <w:tcMar>
-              <w:top w:type="dxa" w:w="100"/>
-              <w:left w:type="dxa" w:w="140"/>
-              <w:bottom w:type="dxa" w:w="100"/>
-              <w:right w:type="dxa" w:w="140"/>
-            </w:tcMar>
-          </w:tcPr>
-          <w:p>
-            <w:pPr>
-              <w:spacing w:after="30" w:before="30"/>
-            </w:pPr>
-            <w:r>
-              <w:rPr>
-                <w:rFonts w:ascii="PingFang SC" w:cs="PingFang SC" w:eastAsia="PingFang SC" w:hAnsi="PingFang SC"/>
-                <w:b w:val="false"/>
-                <w:bCs w:val="false"/>
-                <w:color w:val="5A4D3A"/>
-                <w:sz w:val="20"/>
-                <w:szCs w:val="20"/>
-              </w:rPr>
-              <w:t xml:space="preserve">AI</w:t>
-            </w:r>
-          </w:p>
-        </w:tc>
-        <w:tc>
-          <w:tcPr>
-            <w:tcW w:type="dxa" w:w="7460"/>
-            <w:tcBorders>
-              <w:top w:val="single" w:color="ECE4D4" w:sz="4"/>
-              <w:left w:val="single" w:color="ECE4D4" w:sz="4"/>
-              <w:bottom w:val="single" w:color="ECE4D4" w:sz="4"/>
-              <w:right w:val="single" w:color="ECE4D4" w:sz="4"/>
-            </w:tcBorders>
-            <w:shd w:fill="FAF6F0" w:val="clear"/>
-            <w:tcMar>
-              <w:top w:type="dxa" w:w="100"/>
-              <w:left w:type="dxa" w:w="140"/>
-              <w:bottom w:type="dxa" w:w="100"/>
-              <w:right w:type="dxa" w:w="140"/>
-            </w:tcMar>
-          </w:tcPr>
-          <w:p>
-            <w:pPr>
-              <w:spacing w:after="30" w:before="30"/>
-            </w:pPr>
-            <w:r>
-              <w:rPr>
-                <w:rFonts w:ascii="PingFang SC" w:cs="PingFang SC" w:eastAsia="PingFang SC" w:hAnsi="PingFang SC"/>
-                <w:b w:val="false"/>
-                <w:bCs w:val="false"/>
-                <w:color w:val="5A4D3A"/>
-                <w:sz w:val="20"/>
-                <w:szCs w:val="20"/>
-              </w:rPr>
-              <w:t xml:space="preserve">运营 Agent + 6 工具、自适应学习 + BKT、数字人讲解</w:t>
-            </w:r>
-          </w:p>
-        </w:tc>
-      </w:tr>
-      <w:tr>
-        <w:trPr>
-          <w:tblHeader w:val="false"/>
-        </w:trPr>
-        <w:tc>
-          <w:tcPr>
-            <w:tcW w:type="dxa" w:w="1500"/>
-            <w:tcBorders>
-              <w:top w:val="single" w:color="ECE4D4" w:sz="4"/>
-              <w:left w:val="single" w:color="ECE4D4" w:sz="4"/>
-              <w:bottom w:val="single" w:color="ECE4D4" w:sz="4"/>
-              <w:right w:val="single" w:color="ECE4D4" w:sz="4"/>
-            </w:tcBorders>
-            <w:tcMar>
-              <w:top w:type="dxa" w:w="100"/>
-              <w:left w:type="dxa" w:w="140"/>
-              <w:bottom w:type="dxa" w:w="100"/>
-              <w:right w:type="dxa" w:w="140"/>
-            </w:tcMar>
-          </w:tcPr>
-          <w:p>
-            <w:pPr>
-              <w:spacing w:after="30" w:before="30"/>
-            </w:pPr>
-            <w:r>
-              <w:rPr>
-                <w:rFonts w:ascii="PingFang SC" w:cs="PingFang SC" w:eastAsia="PingFang SC" w:hAnsi="PingFang SC"/>
-                <w:b w:val="false"/>
-                <w:bCs w:val="false"/>
-                <w:color w:val="5A4D3A"/>
-                <w:sz w:val="20"/>
-                <w:szCs w:val="20"/>
-              </w:rPr>
-              <w:t xml:space="preserve">集成</w:t>
-            </w:r>
-          </w:p>
-        </w:tc>
-        <w:tc>
-          <w:tcPr>
-            <w:tcW w:type="dxa" w:w="7460"/>
-            <w:tcBorders>
-              <w:top w:val="single" w:color="ECE4D4" w:sz="4"/>
-              <w:left w:val="single" w:color="ECE4D4" w:sz="4"/>
-              <w:bottom w:val="single" w:color="ECE4D4" w:sz="4"/>
-              <w:right w:val="single" w:color="ECE4D4" w:sz="4"/>
-            </w:tcBorders>
-            <w:tcMar>
-              <w:top w:type="dxa" w:w="100"/>
-              <w:left w:type="dxa" w:w="140"/>
-              <w:bottom w:type="dxa" w:w="100"/>
-              <w:right w:type="dxa" w:w="140"/>
-            </w:tcMar>
-          </w:tcPr>
-          <w:p>
-            <w:pPr>
-              <w:spacing w:after="30" w:before="30"/>
-            </w:pPr>
-            <w:r>
-              <w:rPr>
-                <w:rFonts w:ascii="PingFang SC" w:cs="PingFang SC" w:eastAsia="PingFang SC" w:hAnsi="PingFang SC"/>
-                <w:b w:val="false"/>
-                <w:bCs w:val="false"/>
-                <w:color w:val="5A4D3A"/>
-                <w:sz w:val="20"/>
-                <w:szCs w:val="20"/>
-              </w:rPr>
-              <w:t xml:space="preserve">ERP / POS / HRM 数据打通至中台</w:t>
-            </w:r>
-          </w:p>
-        </w:tc>
-      </w:tr>
-      <w:tr>
-        <w:trPr>
-          <w:tblHeader w:val="false"/>
-        </w:trPr>
-        <w:tc>
-          <w:tcPr>
-            <w:tcW w:type="dxa" w:w="1500"/>
-            <w:tcBorders>
-              <w:top w:val="single" w:color="ECE4D4" w:sz="4"/>
-              <w:left w:val="single" w:color="ECE4D4" w:sz="4"/>
-              <w:bottom w:val="single" w:color="ECE4D4" w:sz="4"/>
-              <w:right w:val="single" w:color="ECE4D4" w:sz="4"/>
-            </w:tcBorders>
-            <w:shd w:fill="FAF6F0" w:val="clear"/>
-            <w:tcMar>
-              <w:top w:type="dxa" w:w="100"/>
-              <w:left w:type="dxa" w:w="140"/>
-              <w:bottom w:type="dxa" w:w="100"/>
-              <w:right w:type="dxa" w:w="140"/>
-            </w:tcMar>
-          </w:tcPr>
-          <w:p>
-            <w:pPr>
-              <w:spacing w:after="30" w:before="30"/>
-            </w:pPr>
-            <w:r>
-              <w:rPr>
-                <w:rFonts w:ascii="PingFang SC" w:cs="PingFang SC" w:eastAsia="PingFang SC" w:hAnsi="PingFang SC"/>
-                <w:b w:val="false"/>
-                <w:bCs w:val="false"/>
-                <w:color w:val="5A4D3A"/>
-                <w:sz w:val="20"/>
-                <w:szCs w:val="20"/>
-              </w:rPr>
-              <w:t xml:space="preserve">推广</w:t>
-            </w:r>
-          </w:p>
-        </w:tc>
-        <w:tc>
-          <w:tcPr>
-            <w:tcW w:type="dxa" w:w="7460"/>
-            <w:tcBorders>
-              <w:top w:val="single" w:color="ECE4D4" w:sz="4"/>
-              <w:left w:val="single" w:color="ECE4D4" w:sz="4"/>
-              <w:bottom w:val="single" w:color="ECE4D4" w:sz="4"/>
-              <w:right w:val="single" w:color="ECE4D4" w:sz="4"/>
-            </w:tcBorders>
-            <w:shd w:fill="FAF6F0" w:val="clear"/>
-            <w:tcMar>
-              <w:top w:type="dxa" w:w="100"/>
-              <w:left w:type="dxa" w:w="140"/>
-              <w:bottom w:type="dxa" w:w="100"/>
-              <w:right w:type="dxa" w:w="140"/>
-            </w:tcMar>
-          </w:tcPr>
-          <w:p>
-            <w:pPr>
-              <w:spacing w:after="30" w:before="30"/>
-            </w:pPr>
-            <w:r>
-              <w:rPr>
-                <w:rFonts w:ascii="PingFang SC" w:cs="PingFang SC" w:eastAsia="PingFang SC" w:hAnsi="PingFang SC"/>
-                <w:b w:val="false"/>
-                <w:bCs w:val="false"/>
-                <w:color w:val="5A4D3A"/>
-                <w:sz w:val="20"/>
-                <w:szCs w:val="20"/>
-              </w:rPr>
-              <w:t xml:space="preserve">覆盖 50% 以上加盟商</w:t>
-            </w:r>
-          </w:p>
-        </w:tc>
-      </w:tr>
-      <w:tr>
-        <w:trPr>
-          <w:tblHeader w:val="false"/>
-        </w:trPr>
-        <w:tc>
-          <w:tcPr>
-            <w:tcW w:type="dxa" w:w="1500"/>
-            <w:tcBorders>
-              <w:top w:val="single" w:color="ECE4D4" w:sz="4"/>
-              <w:left w:val="single" w:color="ECE4D4" w:sz="4"/>
-              <w:bottom w:val="single" w:color="ECE4D4" w:sz="4"/>
-              <w:right w:val="single" w:color="ECE4D4" w:sz="4"/>
-            </w:tcBorders>
-            <w:tcMar>
-              <w:top w:type="dxa" w:w="100"/>
-              <w:left w:type="dxa" w:w="140"/>
-              <w:bottom w:type="dxa" w:w="100"/>
-              <w:right w:type="dxa" w:w="140"/>
-            </w:tcMar>
-          </w:tcPr>
-          <w:p>
-            <w:pPr>
-              <w:spacing w:after="30" w:before="30"/>
-            </w:pPr>
-            <w:r>
-              <w:rPr>
-                <w:rFonts w:ascii="PingFang SC" w:cs="PingFang SC" w:eastAsia="PingFang SC" w:hAnsi="PingFang SC"/>
-                <w:b w:val="false"/>
-                <w:bCs w:val="false"/>
-                <w:color w:val="5A4D3A"/>
-                <w:sz w:val="20"/>
-                <w:szCs w:val="20"/>
-              </w:rPr>
-              <w:t xml:space="preserve">验收</w:t>
-            </w:r>
-          </w:p>
-        </w:tc>
-        <w:tc>
-          <w:tcPr>
-            <w:tcW w:type="dxa" w:w="7460"/>
-            <w:tcBorders>
-              <w:top w:val="single" w:color="ECE4D4" w:sz="4"/>
-              <w:left w:val="single" w:color="ECE4D4" w:sz="4"/>
-              <w:bottom w:val="single" w:color="ECE4D4" w:sz="4"/>
-              <w:right w:val="single" w:color="ECE4D4" w:sz="4"/>
-            </w:tcBorders>
-            <w:tcMar>
-              <w:top w:type="dxa" w:w="100"/>
-              <w:left w:type="dxa" w:w="140"/>
-              <w:bottom w:type="dxa" w:w="100"/>
-              <w:right w:type="dxa" w:w="140"/>
-            </w:tcMar>
-          </w:tcPr>
-          <w:p>
-            <w:pPr>
-              <w:spacing w:after="30" w:before="30"/>
-            </w:pPr>
-            <w:r>
-              <w:rPr>
-                <w:rFonts w:ascii="PingFang SC" w:cs="PingFang SC" w:eastAsia="PingFang SC" w:hAnsi="PingFang SC"/>
-                <w:b w:val="false"/>
-                <w:bCs w:val="false"/>
-                <w:color w:val="5A4D3A"/>
-                <w:sz w:val="20"/>
-                <w:szCs w:val="20"/>
-              </w:rPr>
-              <w:t xml:space="preserve">店长打开率 ≥ 80%，建议采纳率 ≥ 50%，新员工胜任周期 ↓ 65%</w:t>
-            </w:r>
-          </w:p>
-        </w:tc>
-      </w:tr>
-    </w:tbl>
-    <w:p>
-      <w:pPr>
-        <w:pStyle w:val="Heading3"/>
-        <w:spacing w:after="140" w:before="220"/>
-      </w:pPr>
-      <w:r>
-        <w:rPr>
-          <w:rFonts w:ascii="Songti SC" w:cs="Songti SC" w:eastAsia="Songti SC" w:hAnsi="Songti SC"/>
-          <w:b/>
-          <w:bCs/>
-          <w:color w:val="2D2419"/>
-          <w:sz w:val="25"/>
-          <w:szCs w:val="25"/>
-        </w:rPr>
-        <w:t xml:space="preserve">Phase 3（M10-M15）· 深化应用与优化期</w:t>
-      </w:r>
-    </w:p>
-    <w:p>
-      <w:pPr>
-        <w:spacing w:after="80" w:before="80" w:line="360"/>
-        <w:ind w:firstLine="480"/>
-        <w:jc w:val="both"/>
-      </w:pPr>
-      <w:r>
-        <w:rPr>
-          <w:rFonts w:ascii="PingFang SC" w:cs="PingFang SC" w:eastAsia="PingFang SC" w:hAnsi="PingFang SC"/>
-          <w:color w:val="5A4D3A"/>
-          <w:sz w:val="22"/>
-          <w:szCs w:val="22"/>
-        </w:rPr>
-        <w:t xml:space="preserve">核心目标：深化应用效果，持续优化升级。</w:t>
-      </w:r>
-    </w:p>
-    <w:tbl>
-      <w:tblPr>
-        <w:tblW w:type="dxa" w:w="8960"/>
-        <w:tblBorders>
-          <w:top w:val="single" w:color="auto" w:sz="4"/>
-          <w:left w:val="single" w:color="auto" w:sz="4"/>
-          <w:bottom w:val="single" w:color="auto" w:sz="4"/>
-          <w:right w:val="single" w:color="auto" w:sz="4"/>
-          <w:insideH w:val="single" w:color="auto" w:sz="4"/>
-          <w:insideV w:val="single" w:color="auto" w:sz="4"/>
-        </w:tblBorders>
-      </w:tblPr>
-      <w:tblGrid>
-        <w:gridCol w:w="1500"/>
-        <w:gridCol w:w="7460"/>
-      </w:tblGrid>
-      <w:tr>
-        <w:trPr>
-          <w:tblHeader/>
-        </w:trPr>
-        <w:tc>
-          <w:tcPr>
-            <w:tcW w:type="dxa" w:w="1500"/>
-            <w:tcBorders>
-              <w:top w:val="single" w:color="ECE4D4" w:sz="4"/>
-              <w:left w:val="single" w:color="ECE4D4" w:sz="4"/>
-              <w:bottom w:val="single" w:color="ECE4D4" w:sz="4"/>
-              <w:right w:val="single" w:color="ECE4D4" w:sz="4"/>
-            </w:tcBorders>
-            <w:shd w:fill="FDE7E6" w:val="clear"/>
-            <w:tcMar>
-              <w:top w:type="dxa" w:w="100"/>
-              <w:left w:type="dxa" w:w="140"/>
-              <w:bottom w:type="dxa" w:w="100"/>
-              <w:right w:type="dxa" w:w="140"/>
-            </w:tcMar>
-          </w:tcPr>
-          <w:p>
-            <w:pPr>
-              <w:spacing w:after="30" w:before="30"/>
-            </w:pPr>
-            <w:r>
-              <w:rPr>
-                <w:rFonts w:ascii="PingFang SC" w:cs="PingFang SC" w:eastAsia="PingFang SC" w:hAnsi="PingFang SC"/>
-                <w:b/>
-                <w:bCs/>
-                <w:color w:val="C8302C"/>
-                <w:sz w:val="20"/>
-                <w:szCs w:val="20"/>
-              </w:rPr>
-              <w:t xml:space="preserve">类别</w:t>
-            </w:r>
-          </w:p>
-        </w:tc>
-        <w:tc>
-          <w:tcPr>
-            <w:tcW w:type="dxa" w:w="7460"/>
-            <w:tcBorders>
-              <w:top w:val="single" w:color="ECE4D4" w:sz="4"/>
-              <w:left w:val="single" w:color="ECE4D4" w:sz="4"/>
-              <w:bottom w:val="single" w:color="ECE4D4" w:sz="4"/>
-              <w:right w:val="single" w:color="ECE4D4" w:sz="4"/>
-            </w:tcBorders>
-            <w:shd w:fill="FDE7E6" w:val="clear"/>
-            <w:tcMar>
-              <w:top w:type="dxa" w:w="100"/>
-              <w:left w:type="dxa" w:w="140"/>
-              <w:bottom w:type="dxa" w:w="100"/>
-              <w:right w:type="dxa" w:w="140"/>
-            </w:tcMar>
-          </w:tcPr>
-          <w:p>
-            <w:pPr>
-              <w:spacing w:after="30" w:before="30"/>
-            </w:pPr>
-            <w:r>
-              <w:rPr>
-                <w:rFonts w:ascii="PingFang SC" w:cs="PingFang SC" w:eastAsia="PingFang SC" w:hAnsi="PingFang SC"/>
-                <w:b/>
-                <w:bCs/>
-                <w:color w:val="C8302C"/>
-                <w:sz w:val="20"/>
-                <w:szCs w:val="20"/>
-              </w:rPr>
-              <w:t xml:space="preserve">交付物</w:t>
-            </w:r>
-          </w:p>
-        </w:tc>
-      </w:tr>
-      <w:tr>
-        <w:trPr>
-          <w:tblHeader w:val="false"/>
-        </w:trPr>
-        <w:tc>
-          <w:tcPr>
-            <w:tcW w:type="dxa" w:w="1500"/>
-            <w:tcBorders>
-              <w:top w:val="single" w:color="ECE4D4" w:sz="4"/>
-              <w:left w:val="single" w:color="ECE4D4" w:sz="4"/>
-              <w:bottom w:val="single" w:color="ECE4D4" w:sz="4"/>
-              <w:right w:val="single" w:color="ECE4D4" w:sz="4"/>
-            </w:tcBorders>
-            <w:tcMar>
-              <w:top w:type="dxa" w:w="100"/>
-              <w:left w:type="dxa" w:w="140"/>
-              <w:bottom w:type="dxa" w:w="100"/>
-              <w:right w:type="dxa" w:w="140"/>
-            </w:tcMar>
-          </w:tcPr>
-          <w:p>
-            <w:pPr>
-              <w:spacing w:after="30" w:before="30"/>
-            </w:pPr>
-            <w:r>
-              <w:rPr>
-                <w:rFonts w:ascii="PingFang SC" w:cs="PingFang SC" w:eastAsia="PingFang SC" w:hAnsi="PingFang SC"/>
-                <w:b w:val="false"/>
-                <w:bCs w:val="false"/>
-                <w:color w:val="5A4D3A"/>
-                <w:sz w:val="20"/>
-                <w:szCs w:val="20"/>
-              </w:rPr>
-              <w:t xml:space="preserve">AI</w:t>
-            </w:r>
-          </w:p>
-        </w:tc>
-        <w:tc>
-          <w:tcPr>
-            <w:tcW w:type="dxa" w:w="7460"/>
-            <w:tcBorders>
-              <w:top w:val="single" w:color="ECE4D4" w:sz="4"/>
-              <w:left w:val="single" w:color="ECE4D4" w:sz="4"/>
-              <w:bottom w:val="single" w:color="ECE4D4" w:sz="4"/>
-              <w:right w:val="single" w:color="ECE4D4" w:sz="4"/>
-            </w:tcBorders>
-            <w:tcMar>
-              <w:top w:type="dxa" w:w="100"/>
-              <w:left w:type="dxa" w:w="140"/>
-              <w:bottom w:type="dxa" w:w="100"/>
-              <w:right w:type="dxa" w:w="140"/>
-            </w:tcMar>
-          </w:tcPr>
-          <w:p>
-            <w:pPr>
-              <w:spacing w:after="30" w:before="30"/>
-            </w:pPr>
-            <w:r>
-              <w:rPr>
-                <w:rFonts w:ascii="PingFang SC" w:cs="PingFang SC" w:eastAsia="PingFang SC" w:hAnsi="PingFang SC"/>
-                <w:b w:val="false"/>
-                <w:bCs w:val="false"/>
-                <w:color w:val="5A4D3A"/>
-                <w:sz w:val="20"/>
-                <w:szCs w:val="20"/>
-              </w:rPr>
-              <w:t xml:space="preserve">出品视觉质检、知识图谱完善、AI 模型持续优化（RLHF lite）</w:t>
-            </w:r>
-          </w:p>
-        </w:tc>
-      </w:tr>
-      <w:tr>
-        <w:trPr>
-          <w:tblHeader w:val="false"/>
-        </w:trPr>
-        <w:tc>
-          <w:tcPr>
-            <w:tcW w:type="dxa" w:w="1500"/>
-            <w:tcBorders>
-              <w:top w:val="single" w:color="ECE4D4" w:sz="4"/>
-              <w:left w:val="single" w:color="ECE4D4" w:sz="4"/>
-              <w:bottom w:val="single" w:color="ECE4D4" w:sz="4"/>
-              <w:right w:val="single" w:color="ECE4D4" w:sz="4"/>
-            </w:tcBorders>
-            <w:shd w:fill="FAF6F0" w:val="clear"/>
-            <w:tcMar>
-              <w:top w:type="dxa" w:w="100"/>
-              <w:left w:type="dxa" w:w="140"/>
-              <w:bottom w:type="dxa" w:w="100"/>
-              <w:right w:type="dxa" w:w="140"/>
-            </w:tcMar>
-          </w:tcPr>
-          <w:p>
-            <w:pPr>
-              <w:spacing w:after="30" w:before="30"/>
-            </w:pPr>
-            <w:r>
-              <w:rPr>
-                <w:rFonts w:ascii="PingFang SC" w:cs="PingFang SC" w:eastAsia="PingFang SC" w:hAnsi="PingFang SC"/>
-                <w:b w:val="false"/>
-                <w:bCs w:val="false"/>
-                <w:color w:val="5A4D3A"/>
-                <w:sz w:val="20"/>
-                <w:szCs w:val="20"/>
-              </w:rPr>
-              <w:t xml:space="preserve">数据</w:t>
-            </w:r>
-          </w:p>
-        </w:tc>
-        <w:tc>
-          <w:tcPr>
-            <w:tcW w:type="dxa" w:w="7460"/>
-            <w:tcBorders>
-              <w:top w:val="single" w:color="ECE4D4" w:sz="4"/>
-              <w:left w:val="single" w:color="ECE4D4" w:sz="4"/>
-              <w:bottom w:val="single" w:color="ECE4D4" w:sz="4"/>
-              <w:right w:val="single" w:color="ECE4D4" w:sz="4"/>
-            </w:tcBorders>
-            <w:shd w:fill="FAF6F0" w:val="clear"/>
-            <w:tcMar>
-              <w:top w:type="dxa" w:w="100"/>
-              <w:left w:type="dxa" w:w="140"/>
-              <w:bottom w:type="dxa" w:w="100"/>
-              <w:right w:type="dxa" w:w="140"/>
-            </w:tcMar>
-          </w:tcPr>
-          <w:p>
-            <w:pPr>
-              <w:spacing w:after="30" w:before="30"/>
-            </w:pPr>
-            <w:r>
-              <w:rPr>
-                <w:rFonts w:ascii="PingFang SC" w:cs="PingFang SC" w:eastAsia="PingFang SC" w:hAnsi="PingFang SC"/>
-                <w:b w:val="false"/>
-                <w:bCs w:val="false"/>
-                <w:color w:val="5A4D3A"/>
-                <w:sz w:val="20"/>
-                <w:szCs w:val="20"/>
-              </w:rPr>
-              <w:t xml:space="preserve">数据洞察平台深化、加盟商画像、知识缺口周报</w:t>
-            </w:r>
-          </w:p>
-        </w:tc>
-      </w:tr>
-      <w:tr>
-        <w:trPr>
-          <w:tblHeader w:val="false"/>
-        </w:trPr>
-        <w:tc>
-          <w:tcPr>
-            <w:tcW w:type="dxa" w:w="1500"/>
-            <w:tcBorders>
-              <w:top w:val="single" w:color="ECE4D4" w:sz="4"/>
-              <w:left w:val="single" w:color="ECE4D4" w:sz="4"/>
-              <w:bottom w:val="single" w:color="ECE4D4" w:sz="4"/>
-              <w:right w:val="single" w:color="ECE4D4" w:sz="4"/>
-            </w:tcBorders>
-            <w:tcMar>
-              <w:top w:type="dxa" w:w="100"/>
-              <w:left w:type="dxa" w:w="140"/>
-              <w:bottom w:type="dxa" w:w="100"/>
-              <w:right w:type="dxa" w:w="140"/>
-            </w:tcMar>
-          </w:tcPr>
-          <w:p>
-            <w:pPr>
-              <w:spacing w:after="30" w:before="30"/>
-            </w:pPr>
-            <w:r>
-              <w:rPr>
-                <w:rFonts w:ascii="PingFang SC" w:cs="PingFang SC" w:eastAsia="PingFang SC" w:hAnsi="PingFang SC"/>
-                <w:b w:val="false"/>
-                <w:bCs w:val="false"/>
-                <w:color w:val="5A4D3A"/>
-                <w:sz w:val="20"/>
-                <w:szCs w:val="20"/>
-              </w:rPr>
-              <w:t xml:space="preserve">规模</w:t>
-            </w:r>
-          </w:p>
-        </w:tc>
-        <w:tc>
-          <w:tcPr>
-            <w:tcW w:type="dxa" w:w="7460"/>
-            <w:tcBorders>
-              <w:top w:val="single" w:color="ECE4D4" w:sz="4"/>
-              <w:left w:val="single" w:color="ECE4D4" w:sz="4"/>
-              <w:bottom w:val="single" w:color="ECE4D4" w:sz="4"/>
-              <w:right w:val="single" w:color="ECE4D4" w:sz="4"/>
-            </w:tcBorders>
-            <w:tcMar>
-              <w:top w:type="dxa" w:w="100"/>
-              <w:left w:type="dxa" w:w="140"/>
-              <w:bottom w:type="dxa" w:w="100"/>
-              <w:right w:type="dxa" w:w="140"/>
-            </w:tcMar>
-          </w:tcPr>
-          <w:p>
-            <w:pPr>
-              <w:spacing w:after="30" w:before="30"/>
-            </w:pPr>
-            <w:r>
-              <w:rPr>
-                <w:rFonts w:ascii="PingFang SC" w:cs="PingFang SC" w:eastAsia="PingFang SC" w:hAnsi="PingFang SC"/>
-                <w:b w:val="false"/>
-                <w:bCs w:val="false"/>
-                <w:color w:val="5A4D3A"/>
-                <w:sz w:val="20"/>
-                <w:szCs w:val="20"/>
-              </w:rPr>
-              <w:t xml:space="preserve">全网门店覆盖率 ≥ 90%</w:t>
-            </w:r>
-          </w:p>
-        </w:tc>
-      </w:tr>
-      <w:tr>
-        <w:trPr>
-          <w:tblHeader w:val="false"/>
-        </w:trPr>
-        <w:tc>
-          <w:tcPr>
-            <w:tcW w:type="dxa" w:w="1500"/>
-            <w:tcBorders>
-              <w:top w:val="single" w:color="ECE4D4" w:sz="4"/>
-              <w:left w:val="single" w:color="ECE4D4" w:sz="4"/>
-              <w:bottom w:val="single" w:color="ECE4D4" w:sz="4"/>
-              <w:right w:val="single" w:color="ECE4D4" w:sz="4"/>
-            </w:tcBorders>
-            <w:shd w:fill="FAF6F0" w:val="clear"/>
-            <w:tcMar>
-              <w:top w:type="dxa" w:w="100"/>
-              <w:left w:type="dxa" w:w="140"/>
-              <w:bottom w:type="dxa" w:w="100"/>
-              <w:right w:type="dxa" w:w="140"/>
-            </w:tcMar>
-          </w:tcPr>
-          <w:p>
-            <w:pPr>
-              <w:spacing w:after="30" w:before="30"/>
-            </w:pPr>
-            <w:r>
-              <w:rPr>
-                <w:rFonts w:ascii="PingFang SC" w:cs="PingFang SC" w:eastAsia="PingFang SC" w:hAnsi="PingFang SC"/>
-                <w:b w:val="false"/>
-                <w:bCs w:val="false"/>
-                <w:color w:val="5A4D3A"/>
-                <w:sz w:val="20"/>
-                <w:szCs w:val="20"/>
-              </w:rPr>
-              <w:t xml:space="preserve">验收</w:t>
-            </w:r>
-          </w:p>
-        </w:tc>
-        <w:tc>
-          <w:tcPr>
-            <w:tcW w:type="dxa" w:w="7460"/>
-            <w:tcBorders>
-              <w:top w:val="single" w:color="ECE4D4" w:sz="4"/>
-              <w:left w:val="single" w:color="ECE4D4" w:sz="4"/>
-              <w:bottom w:val="single" w:color="ECE4D4" w:sz="4"/>
-              <w:right w:val="single" w:color="ECE4D4" w:sz="4"/>
-            </w:tcBorders>
-            <w:shd w:fill="FAF6F0" w:val="clear"/>
-            <w:tcMar>
-              <w:top w:type="dxa" w:w="100"/>
-              <w:left w:type="dxa" w:w="140"/>
-              <w:bottom w:type="dxa" w:w="100"/>
-              <w:right w:type="dxa" w:w="140"/>
-            </w:tcMar>
-          </w:tcPr>
-          <w:p>
-            <w:pPr>
-              <w:spacing w:after="30" w:before="30"/>
-            </w:pPr>
-            <w:r>
-              <w:rPr>
-                <w:rFonts w:ascii="PingFang SC" w:cs="PingFang SC" w:eastAsia="PingFang SC" w:hAnsi="PingFang SC"/>
-                <w:b w:val="false"/>
-                <w:bCs w:val="false"/>
-                <w:color w:val="5A4D3A"/>
-                <w:sz w:val="20"/>
-                <w:szCs w:val="20"/>
-              </w:rPr>
-              <w:t xml:space="preserve">出品一致性 70% → 92%，新品销售占比 ↑ 15%，知识库每周自演进</w:t>
-            </w:r>
-          </w:p>
-        </w:tc>
-      </w:tr>
-    </w:tbl>
-    <w:p>
-      <w:pPr>
-        <w:pStyle w:val="Heading2"/>
-        <w:spacing w:after="180" w:before="320"/>
-      </w:pPr>
-      <w:r>
-        <w:rPr>
-          <w:rFonts w:ascii="Songti SC" w:cs="Songti SC" w:eastAsia="Songti SC" w:hAnsi="Songti SC"/>
-          <w:b/>
-          <w:bCs/>
-          <w:color w:val="9C1F1C"/>
-          <w:sz w:val="30"/>
-          <w:szCs w:val="30"/>
-        </w:rPr>
-        <w:t xml:space="preserve">7.2 试点与推广策略</w:t>
-      </w:r>
-    </w:p>
-    <w:p>
-      <w:pPr>
-        <w:pStyle w:val="Heading3"/>
-        <w:spacing w:after="140" w:before="220"/>
-      </w:pPr>
-      <w:r>
-        <w:rPr>
-          <w:rFonts w:ascii="Songti SC" w:cs="Songti SC" w:eastAsia="Songti SC" w:hAnsi="Songti SC"/>
-          <w:b/>
-          <w:bCs/>
-          <w:color w:val="2D2419"/>
-          <w:sz w:val="25"/>
-          <w:szCs w:val="25"/>
-        </w:rPr>
-        <w:t xml:space="preserve">7.2.1 试点选择标准</w:t>
-      </w:r>
-    </w:p>
-    <w:p>
-      <w:pPr>
-        <w:pStyle w:val="ListParagraph"/>
-        <w:numPr>
-          <w:ilvl w:val="0"/>
-          <w:numId w:val="2"/>
-        </w:numPr>
-        <w:spacing w:after="60" w:before="60" w:line="340"/>
-      </w:pPr>
-      <w:r>
-        <w:rPr>
-          <w:rFonts w:ascii="PingFang SC" w:cs="PingFang SC" w:eastAsia="PingFang SC" w:hAnsi="PingFang SC"/>
-          <w:color w:val="5A4D3A"/>
-          <w:sz w:val="22"/>
-          <w:szCs w:val="22"/>
-        </w:rPr>
-        <w:t xml:space="preserve">门店数量适中（便于观察效果）</w:t>
-      </w:r>
-    </w:p>
-    <w:p>
-      <w:pPr>
-        <w:pStyle w:val="ListParagraph"/>
-        <w:numPr>
-          <w:ilvl w:val="0"/>
-          <w:numId w:val="2"/>
-        </w:numPr>
-        <w:spacing w:after="60" w:before="60" w:line="340"/>
-      </w:pPr>
-      <w:r>
-        <w:rPr>
-          <w:rFonts w:ascii="PingFang SC" w:cs="PingFang SC" w:eastAsia="PingFang SC" w:hAnsi="PingFang SC"/>
-          <w:color w:val="5A4D3A"/>
-          <w:sz w:val="22"/>
-          <w:szCs w:val="22"/>
-        </w:rPr>
-        <w:t xml:space="preserve">加盟商配合度高、愿景型加盟商优先</w:t>
-      </w:r>
-    </w:p>
-    <w:p>
-      <w:pPr>
-        <w:pStyle w:val="ListParagraph"/>
-        <w:numPr>
-          <w:ilvl w:val="0"/>
-          <w:numId w:val="2"/>
-        </w:numPr>
-        <w:spacing w:after="60" w:before="60" w:line="340"/>
-      </w:pPr>
-      <w:r>
-        <w:rPr>
-          <w:rFonts w:ascii="PingFang SC" w:cs="PingFang SC" w:eastAsia="PingFang SC" w:hAnsi="PingFang SC"/>
-          <w:color w:val="5A4D3A"/>
-          <w:sz w:val="22"/>
-          <w:szCs w:val="22"/>
-        </w:rPr>
-        <w:t xml:space="preserve">区域覆盖典型（一线城市 + 二三线城市各选一个）</w:t>
-      </w:r>
-    </w:p>
-    <w:p>
-      <w:pPr>
-        <w:pStyle w:val="ListParagraph"/>
-        <w:numPr>
-          <w:ilvl w:val="0"/>
-          <w:numId w:val="2"/>
-        </w:numPr>
-        <w:spacing w:after="60" w:before="60" w:line="340"/>
-      </w:pPr>
-      <w:r>
-        <w:rPr>
-          <w:rFonts w:ascii="PingFang SC" w:cs="PingFang SC" w:eastAsia="PingFang SC" w:hAnsi="PingFang SC"/>
-          <w:color w:val="5A4D3A"/>
-          <w:sz w:val="22"/>
-          <w:szCs w:val="22"/>
-        </w:rPr>
-        <w:t xml:space="preserve">数据基础好、近 6 个月运营数据完整</w:t>
-      </w:r>
-    </w:p>
-    <w:p>
-      <w:pPr>
-        <w:pStyle w:val="Heading3"/>
-        <w:spacing w:after="140" w:before="220"/>
-      </w:pPr>
-      <w:r>
-        <w:rPr>
-          <w:rFonts w:ascii="Songti SC" w:cs="Songti SC" w:eastAsia="Songti SC" w:hAnsi="Songti SC"/>
-          <w:b/>
-          <w:bCs/>
-          <w:color w:val="2D2419"/>
-          <w:sz w:val="25"/>
-          <w:szCs w:val="25"/>
-        </w:rPr>
-        <w:t xml:space="preserve">7.2.2 推广策略：由点到面 / 分批推进</w:t>
-      </w:r>
-    </w:p>
-    <w:p>
-      <w:pPr>
-        <w:pStyle w:val="ListParagraph"/>
-        <w:numPr>
-          <w:ilvl w:val="0"/>
-          <w:numId w:val="2"/>
-        </w:numPr>
-        <w:spacing w:after="60" w:before="60" w:line="340"/>
-      </w:pPr>
-      <w:r>
-        <w:rPr>
-          <w:rFonts w:ascii="PingFang SC" w:cs="PingFang SC" w:eastAsia="PingFang SC" w:hAnsi="PingFang SC"/>
-          <w:color w:val="5A4D3A"/>
-          <w:sz w:val="22"/>
-          <w:szCs w:val="22"/>
-        </w:rPr>
-        <w:t xml:space="preserve">按区域分批，每批 5-10 个区域、每批周期 1-2 个月</w:t>
-      </w:r>
-    </w:p>
-    <w:p>
-      <w:pPr>
-        <w:pStyle w:val="ListParagraph"/>
-        <w:numPr>
-          <w:ilvl w:val="0"/>
-          <w:numId w:val="2"/>
-        </w:numPr>
-        <w:spacing w:after="60" w:before="60" w:line="340"/>
-      </w:pPr>
-      <w:r>
-        <w:rPr>
-          <w:rFonts w:ascii="PingFang SC" w:cs="PingFang SC" w:eastAsia="PingFang SC" w:hAnsi="PingFang SC"/>
-          <w:color w:val="5A4D3A"/>
-          <w:sz w:val="22"/>
-          <w:szCs w:val="22"/>
-        </w:rPr>
-        <w:t xml:space="preserve">总部提供操作培训、使用指导、问题解答全程支持</w:t>
-      </w:r>
-    </w:p>
-    <w:p>
-      <w:pPr>
-        <w:pStyle w:val="ListParagraph"/>
-        <w:numPr>
-          <w:ilvl w:val="0"/>
-          <w:numId w:val="2"/>
-        </w:numPr>
-        <w:spacing w:after="60" w:before="60" w:line="340"/>
-      </w:pPr>
-      <w:r>
-        <w:rPr>
-          <w:rFonts w:ascii="PingFang SC" w:cs="PingFang SC" w:eastAsia="PingFang SC" w:hAnsi="PingFang SC"/>
-          <w:color w:val="5A4D3A"/>
-          <w:sz w:val="22"/>
-          <w:szCs w:val="22"/>
-        </w:rPr>
-        <w:t xml:space="preserve">根据反馈数据动态调整推进节奏，困难区域增配支持</w:t>
-      </w:r>
-    </w:p>
-    <w:p>
-      <w:pPr>
-        <w:pStyle w:val="Heading2"/>
-        <w:spacing w:after="180" w:before="320"/>
-      </w:pPr>
-      <w:r>
-        <w:rPr>
-          <w:rFonts w:ascii="Songti SC" w:cs="Songti SC" w:eastAsia="Songti SC" w:hAnsi="Songti SC"/>
-          <w:b/>
-          <w:bCs/>
-          <w:color w:val="9C1F1C"/>
-          <w:sz w:val="30"/>
-          <w:szCs w:val="30"/>
-        </w:rPr>
-        <w:t xml:space="preserve">7.3 关键里程碑</w:t>
-      </w:r>
-    </w:p>
-    <w:tbl>
-      <w:tblPr>
-        <w:tblW w:type="dxa" w:w="9460"/>
-        <w:tblBorders>
-          <w:top w:val="single" w:color="auto" w:sz="4"/>
-          <w:left w:val="single" w:color="auto" w:sz="4"/>
-          <w:bottom w:val="single" w:color="auto" w:sz="4"/>
-          <w:right w:val="single" w:color="auto" w:sz="4"/>
-          <w:insideH w:val="single" w:color="auto" w:sz="4"/>
-          <w:insideV w:val="single" w:color="auto" w:sz="4"/>
-        </w:tblBorders>
-      </w:tblPr>
-      <w:tblGrid>
-        <w:gridCol w:w="800"/>
-        <w:gridCol w:w="1700"/>
-        <w:gridCol w:w="6960"/>
-      </w:tblGrid>
-      <w:tr>
-        <w:trPr>
-          <w:tblHeader/>
-        </w:trPr>
-        <w:tc>
-          <w:tcPr>
-            <w:tcW w:type="dxa" w:w="800"/>
-            <w:tcBorders>
-              <w:top w:val="single" w:color="ECE4D4" w:sz="4"/>
-              <w:left w:val="single" w:color="ECE4D4" w:sz="4"/>
-              <w:bottom w:val="single" w:color="ECE4D4" w:sz="4"/>
-              <w:right w:val="single" w:color="ECE4D4" w:sz="4"/>
-            </w:tcBorders>
-            <w:shd w:fill="FDE7E6" w:val="clear"/>
-            <w:tcMar>
-              <w:top w:type="dxa" w:w="100"/>
-              <w:left w:type="dxa" w:w="140"/>
-              <w:bottom w:type="dxa" w:w="100"/>
-              <w:right w:type="dxa" w:w="140"/>
-            </w:tcMar>
-          </w:tcPr>
-          <w:p>
-            <w:pPr>
-              <w:spacing w:after="30" w:before="30"/>
-            </w:pPr>
-            <w:r>
-              <w:rPr>
-                <w:rFonts w:ascii="PingFang SC" w:cs="PingFang SC" w:eastAsia="PingFang SC" w:hAnsi="PingFang SC"/>
-                <w:b/>
-                <w:bCs/>
-                <w:color w:val="C8302C"/>
-                <w:sz w:val="20"/>
-                <w:szCs w:val="20"/>
-              </w:rPr>
-              <w:t xml:space="preserve">里程碑</w:t>
-            </w:r>
-          </w:p>
-        </w:tc>
-        <w:tc>
-          <w:tcPr>
-            <w:tcW w:type="dxa" w:w="1700"/>
-            <w:tcBorders>
-              <w:top w:val="single" w:color="ECE4D4" w:sz="4"/>
-              <w:left w:val="single" w:color="ECE4D4" w:sz="4"/>
-              <w:bottom w:val="single" w:color="ECE4D4" w:sz="4"/>
-              <w:right w:val="single" w:color="ECE4D4" w:sz="4"/>
-            </w:tcBorders>
-            <w:shd w:fill="FDE7E6" w:val="clear"/>
-            <w:tcMar>
-              <w:top w:type="dxa" w:w="100"/>
-              <w:left w:type="dxa" w:w="140"/>
-              <w:bottom w:type="dxa" w:w="100"/>
-              <w:right w:type="dxa" w:w="140"/>
-            </w:tcMar>
-          </w:tcPr>
-          <w:p>
-            <w:pPr>
-              <w:spacing w:after="30" w:before="30"/>
-            </w:pPr>
-            <w:r>
-              <w:rPr>
-                <w:rFonts w:ascii="PingFang SC" w:cs="PingFang SC" w:eastAsia="PingFang SC" w:hAnsi="PingFang SC"/>
-                <w:b/>
-                <w:bCs/>
-                <w:color w:val="C8302C"/>
-                <w:sz w:val="20"/>
-                <w:szCs w:val="20"/>
-              </w:rPr>
-              <w:t xml:space="preserve">时间</w:t>
-            </w:r>
-          </w:p>
-        </w:tc>
-        <w:tc>
-          <w:tcPr>
-            <w:tcW w:type="dxa" w:w="6960"/>
-            <w:tcBorders>
-              <w:top w:val="single" w:color="ECE4D4" w:sz="4"/>
-              <w:left w:val="single" w:color="ECE4D4" w:sz="4"/>
-              <w:bottom w:val="single" w:color="ECE4D4" w:sz="4"/>
-              <w:right w:val="single" w:color="ECE4D4" w:sz="4"/>
-            </w:tcBorders>
-            <w:shd w:fill="FDE7E6" w:val="clear"/>
-            <w:tcMar>
-              <w:top w:type="dxa" w:w="100"/>
-              <w:left w:type="dxa" w:w="140"/>
-              <w:bottom w:type="dxa" w:w="100"/>
-              <w:right w:type="dxa" w:w="140"/>
-            </w:tcMar>
-          </w:tcPr>
-          <w:p>
-            <w:pPr>
-              <w:spacing w:after="30" w:before="30"/>
-            </w:pPr>
-            <w:r>
-              <w:rPr>
-                <w:rFonts w:ascii="PingFang SC" w:cs="PingFang SC" w:eastAsia="PingFang SC" w:hAnsi="PingFang SC"/>
-                <w:b/>
-                <w:bCs/>
-                <w:color w:val="C8302C"/>
-                <w:sz w:val="20"/>
-                <w:szCs w:val="20"/>
-              </w:rPr>
-              <w:t xml:space="preserve">标志</w:t>
-            </w:r>
-          </w:p>
-        </w:tc>
-      </w:tr>
-      <w:tr>
-        <w:trPr>
-          <w:tblHeader w:val="false"/>
-        </w:trPr>
-        <w:tc>
-          <w:tcPr>
-            <w:tcW w:type="dxa" w:w="800"/>
-            <w:tcBorders>
-              <w:top w:val="single" w:color="ECE4D4" w:sz="4"/>
-              <w:left w:val="single" w:color="ECE4D4" w:sz="4"/>
-              <w:bottom w:val="single" w:color="ECE4D4" w:sz="4"/>
-              <w:right w:val="single" w:color="ECE4D4" w:sz="4"/>
-            </w:tcBorders>
-            <w:tcMar>
-              <w:top w:type="dxa" w:w="100"/>
-              <w:left w:type="dxa" w:w="140"/>
-              <w:bottom w:type="dxa" w:w="100"/>
-              <w:right w:type="dxa" w:w="140"/>
-            </w:tcMar>
-          </w:tcPr>
-          <w:p>
-            <w:pPr>
-              <w:spacing w:after="30" w:before="30"/>
-            </w:pPr>
-            <w:r>
-              <w:rPr>
-                <w:rFonts w:ascii="PingFang SC" w:cs="PingFang SC" w:eastAsia="PingFang SC" w:hAnsi="PingFang SC"/>
-                <w:b w:val="false"/>
-                <w:bCs w:val="false"/>
-                <w:color w:val="5A4D3A"/>
-                <w:sz w:val="20"/>
-                <w:szCs w:val="20"/>
-              </w:rPr>
-              <w:t xml:space="preserve">M3</w:t>
-            </w:r>
-          </w:p>
-        </w:tc>
-        <w:tc>
-          <w:tcPr>
-            <w:tcW w:type="dxa" w:w="1700"/>
-            <w:tcBorders>
-              <w:top w:val="single" w:color="ECE4D4" w:sz="4"/>
-              <w:left w:val="single" w:color="ECE4D4" w:sz="4"/>
-              <w:bottom w:val="single" w:color="ECE4D4" w:sz="4"/>
-              <w:right w:val="single" w:color="ECE4D4" w:sz="4"/>
-            </w:tcBorders>
-            <w:tcMar>
-              <w:top w:type="dxa" w:w="100"/>
-              <w:left w:type="dxa" w:w="140"/>
-              <w:bottom w:type="dxa" w:w="100"/>
-              <w:right w:type="dxa" w:w="140"/>
-            </w:tcMar>
-          </w:tcPr>
-          <w:p>
-            <w:pPr>
-              <w:spacing w:after="30" w:before="30"/>
-            </w:pPr>
-            <w:r>
-              <w:rPr>
-                <w:rFonts w:ascii="PingFang SC" w:cs="PingFang SC" w:eastAsia="PingFang SC" w:hAnsi="PingFang SC"/>
-                <w:b w:val="false"/>
-                <w:bCs w:val="false"/>
-                <w:color w:val="5A4D3A"/>
-                <w:sz w:val="20"/>
-                <w:szCs w:val="20"/>
-              </w:rPr>
-              <w:t xml:space="preserve">第一阶段中期</w:t>
-            </w:r>
-          </w:p>
-        </w:tc>
-        <w:tc>
-          <w:tcPr>
-            <w:tcW w:type="dxa" w:w="6960"/>
-            <w:tcBorders>
-              <w:top w:val="single" w:color="ECE4D4" w:sz="4"/>
-              <w:left w:val="single" w:color="ECE4D4" w:sz="4"/>
-              <w:bottom w:val="single" w:color="ECE4D4" w:sz="4"/>
-              <w:right w:val="single" w:color="ECE4D4" w:sz="4"/>
-            </w:tcBorders>
-            <w:tcMar>
-              <w:top w:type="dxa" w:w="100"/>
-              <w:left w:type="dxa" w:w="140"/>
-              <w:bottom w:type="dxa" w:w="100"/>
-              <w:right w:type="dxa" w:w="140"/>
-            </w:tcMar>
-          </w:tcPr>
-          <w:p>
-            <w:pPr>
-              <w:spacing w:after="30" w:before="30"/>
-            </w:pPr>
-            <w:r>
-              <w:rPr>
-                <w:rFonts w:ascii="PingFang SC" w:cs="PingFang SC" w:eastAsia="PingFang SC" w:hAnsi="PingFang SC"/>
-                <w:b w:val="false"/>
-                <w:bCs w:val="false"/>
-                <w:color w:val="5A4D3A"/>
-                <w:sz w:val="20"/>
-                <w:szCs w:val="20"/>
-              </w:rPr>
-              <w:t xml:space="preserve">AI 知识中枢基础版部署、核心产品入库、智能问答上线测试 → 概念验证</w:t>
-            </w:r>
-          </w:p>
-        </w:tc>
-      </w:tr>
-      <w:tr>
-        <w:trPr>
-          <w:tblHeader w:val="false"/>
-        </w:trPr>
-        <w:tc>
-          <w:tcPr>
-            <w:tcW w:type="dxa" w:w="800"/>
-            <w:tcBorders>
-              <w:top w:val="single" w:color="ECE4D4" w:sz="4"/>
-              <w:left w:val="single" w:color="ECE4D4" w:sz="4"/>
-              <w:bottom w:val="single" w:color="ECE4D4" w:sz="4"/>
-              <w:right w:val="single" w:color="ECE4D4" w:sz="4"/>
-            </w:tcBorders>
-            <w:shd w:fill="FAF6F0" w:val="clear"/>
-            <w:tcMar>
-              <w:top w:type="dxa" w:w="100"/>
-              <w:left w:type="dxa" w:w="140"/>
-              <w:bottom w:type="dxa" w:w="100"/>
-              <w:right w:type="dxa" w:w="140"/>
-            </w:tcMar>
-          </w:tcPr>
-          <w:p>
-            <w:pPr>
-              <w:spacing w:after="30" w:before="30"/>
-            </w:pPr>
-            <w:r>
-              <w:rPr>
-                <w:rFonts w:ascii="PingFang SC" w:cs="PingFang SC" w:eastAsia="PingFang SC" w:hAnsi="PingFang SC"/>
-                <w:b w:val="false"/>
-                <w:bCs w:val="false"/>
-                <w:color w:val="5A4D3A"/>
-                <w:sz w:val="20"/>
-                <w:szCs w:val="20"/>
-              </w:rPr>
-              <w:t xml:space="preserve">M6</w:t>
-            </w:r>
-          </w:p>
-        </w:tc>
-        <w:tc>
-          <w:tcPr>
-            <w:tcW w:type="dxa" w:w="1700"/>
-            <w:tcBorders>
-              <w:top w:val="single" w:color="ECE4D4" w:sz="4"/>
-              <w:left w:val="single" w:color="ECE4D4" w:sz="4"/>
-              <w:bottom w:val="single" w:color="ECE4D4" w:sz="4"/>
-              <w:right w:val="single" w:color="ECE4D4" w:sz="4"/>
-            </w:tcBorders>
-            <w:shd w:fill="FAF6F0" w:val="clear"/>
-            <w:tcMar>
-              <w:top w:type="dxa" w:w="100"/>
-              <w:left w:type="dxa" w:w="140"/>
-              <w:bottom w:type="dxa" w:w="100"/>
-              <w:right w:type="dxa" w:w="140"/>
-            </w:tcMar>
-          </w:tcPr>
-          <w:p>
-            <w:pPr>
-              <w:spacing w:after="30" w:before="30"/>
-            </w:pPr>
-            <w:r>
-              <w:rPr>
-                <w:rFonts w:ascii="PingFang SC" w:cs="PingFang SC" w:eastAsia="PingFang SC" w:hAnsi="PingFang SC"/>
-                <w:b w:val="false"/>
-                <w:bCs w:val="false"/>
-                <w:color w:val="5A4D3A"/>
-                <w:sz w:val="20"/>
-                <w:szCs w:val="20"/>
-              </w:rPr>
-              <w:t xml:space="preserve">第一阶段完成</w:t>
-            </w:r>
-          </w:p>
-        </w:tc>
-        <w:tc>
-          <w:tcPr>
-            <w:tcW w:type="dxa" w:w="6960"/>
-            <w:tcBorders>
-              <w:top w:val="single" w:color="ECE4D4" w:sz="4"/>
-              <w:left w:val="single" w:color="ECE4D4" w:sz="4"/>
-              <w:bottom w:val="single" w:color="ECE4D4" w:sz="4"/>
-              <w:right w:val="single" w:color="ECE4D4" w:sz="4"/>
-            </w:tcBorders>
-            <w:shd w:fill="FAF6F0" w:val="clear"/>
-            <w:tcMar>
-              <w:top w:type="dxa" w:w="100"/>
-              <w:left w:type="dxa" w:w="140"/>
-              <w:bottom w:type="dxa" w:w="100"/>
-              <w:right w:type="dxa" w:w="140"/>
-            </w:tcMar>
-          </w:tcPr>
-          <w:p>
-            <w:pPr>
-              <w:spacing w:after="30" w:before="30"/>
-            </w:pPr>
-            <w:r>
-              <w:rPr>
-                <w:rFonts w:ascii="PingFang SC" w:cs="PingFang SC" w:eastAsia="PingFang SC" w:hAnsi="PingFang SC"/>
-                <w:b w:val="false"/>
-                <w:bCs w:val="false"/>
-                <w:color w:val="5A4D3A"/>
-                <w:sz w:val="20"/>
-                <w:szCs w:val="20"/>
-              </w:rPr>
-              <w:t xml:space="preserve">知识管理平台 + App 基本功能上线、2-3 区域试点 → 系统可用</w:t>
-            </w:r>
-          </w:p>
-        </w:tc>
-      </w:tr>
-      <w:tr>
-        <w:trPr>
-          <w:tblHeader w:val="false"/>
-        </w:trPr>
-        <w:tc>
-          <w:tcPr>
-            <w:tcW w:type="dxa" w:w="800"/>
-            <w:tcBorders>
-              <w:top w:val="single" w:color="ECE4D4" w:sz="4"/>
-              <w:left w:val="single" w:color="ECE4D4" w:sz="4"/>
-              <w:bottom w:val="single" w:color="ECE4D4" w:sz="4"/>
-              <w:right w:val="single" w:color="ECE4D4" w:sz="4"/>
-            </w:tcBorders>
-            <w:tcMar>
-              <w:top w:type="dxa" w:w="100"/>
-              <w:left w:type="dxa" w:w="140"/>
-              <w:bottom w:type="dxa" w:w="100"/>
-              <w:right w:type="dxa" w:w="140"/>
-            </w:tcMar>
-          </w:tcPr>
-          <w:p>
-            <w:pPr>
-              <w:spacing w:after="30" w:before="30"/>
-            </w:pPr>
-            <w:r>
-              <w:rPr>
-                <w:rFonts w:ascii="PingFang SC" w:cs="PingFang SC" w:eastAsia="PingFang SC" w:hAnsi="PingFang SC"/>
-                <w:b w:val="false"/>
-                <w:bCs w:val="false"/>
-                <w:color w:val="5A4D3A"/>
-                <w:sz w:val="20"/>
-                <w:szCs w:val="20"/>
-              </w:rPr>
-              <w:t xml:space="preserve">M9</w:t>
-            </w:r>
-          </w:p>
-        </w:tc>
-        <w:tc>
-          <w:tcPr>
-            <w:tcW w:type="dxa" w:w="1700"/>
-            <w:tcBorders>
-              <w:top w:val="single" w:color="ECE4D4" w:sz="4"/>
-              <w:left w:val="single" w:color="ECE4D4" w:sz="4"/>
-              <w:bottom w:val="single" w:color="ECE4D4" w:sz="4"/>
-              <w:right w:val="single" w:color="ECE4D4" w:sz="4"/>
-            </w:tcBorders>
-            <w:tcMar>
-              <w:top w:type="dxa" w:w="100"/>
-              <w:left w:type="dxa" w:w="140"/>
-              <w:bottom w:type="dxa" w:w="100"/>
-              <w:right w:type="dxa" w:w="140"/>
-            </w:tcMar>
-          </w:tcPr>
-          <w:p>
-            <w:pPr>
-              <w:spacing w:after="30" w:before="30"/>
-            </w:pPr>
-            <w:r>
-              <w:rPr>
-                <w:rFonts w:ascii="PingFang SC" w:cs="PingFang SC" w:eastAsia="PingFang SC" w:hAnsi="PingFang SC"/>
-                <w:b w:val="false"/>
-                <w:bCs w:val="false"/>
-                <w:color w:val="5A4D3A"/>
-                <w:sz w:val="20"/>
-                <w:szCs w:val="20"/>
-              </w:rPr>
-              <w:t xml:space="preserve">第二阶段完成</w:t>
-            </w:r>
-          </w:p>
-        </w:tc>
-        <w:tc>
-          <w:tcPr>
-            <w:tcW w:type="dxa" w:w="6960"/>
-            <w:tcBorders>
-              <w:top w:val="single" w:color="ECE4D4" w:sz="4"/>
-              <w:left w:val="single" w:color="ECE4D4" w:sz="4"/>
-              <w:bottom w:val="single" w:color="ECE4D4" w:sz="4"/>
-              <w:right w:val="single" w:color="ECE4D4" w:sz="4"/>
-            </w:tcBorders>
-            <w:tcMar>
-              <w:top w:type="dxa" w:w="100"/>
-              <w:left w:type="dxa" w:w="140"/>
-              <w:bottom w:type="dxa" w:w="100"/>
-              <w:right w:type="dxa" w:w="140"/>
-            </w:tcMar>
-          </w:tcPr>
-          <w:p>
-            <w:pPr>
-              <w:spacing w:after="30" w:before="30"/>
-            </w:pPr>
-            <w:r>
-              <w:rPr>
-                <w:rFonts w:ascii="PingFang SC" w:cs="PingFang SC" w:eastAsia="PingFang SC" w:hAnsi="PingFang SC"/>
-                <w:b w:val="false"/>
-                <w:bCs w:val="false"/>
-                <w:color w:val="5A4D3A"/>
-                <w:sz w:val="20"/>
-                <w:szCs w:val="20"/>
-              </w:rPr>
-              <w:t xml:space="preserve">学习平台 + 运营支持上线、覆盖 50% 加盟商 → 大规模应用</w:t>
-            </w:r>
-          </w:p>
-        </w:tc>
-      </w:tr>
-      <w:tr>
-        <w:trPr>
-          <w:tblHeader w:val="false"/>
-        </w:trPr>
-        <w:tc>
-          <w:tcPr>
-            <w:tcW w:type="dxa" w:w="800"/>
-            <w:tcBorders>
-              <w:top w:val="single" w:color="ECE4D4" w:sz="4"/>
-              <w:left w:val="single" w:color="ECE4D4" w:sz="4"/>
-              <w:bottom w:val="single" w:color="ECE4D4" w:sz="4"/>
-              <w:right w:val="single" w:color="ECE4D4" w:sz="4"/>
-            </w:tcBorders>
-            <w:shd w:fill="FAF6F0" w:val="clear"/>
-            <w:tcMar>
-              <w:top w:type="dxa" w:w="100"/>
-              <w:left w:type="dxa" w:w="140"/>
-              <w:bottom w:type="dxa" w:w="100"/>
-              <w:right w:type="dxa" w:w="140"/>
-            </w:tcMar>
-          </w:tcPr>
-          <w:p>
-            <w:pPr>
-              <w:spacing w:after="30" w:before="30"/>
-            </w:pPr>
-            <w:r>
-              <w:rPr>
-                <w:rFonts w:ascii="PingFang SC" w:cs="PingFang SC" w:eastAsia="PingFang SC" w:hAnsi="PingFang SC"/>
-                <w:b w:val="false"/>
-                <w:bCs w:val="false"/>
-                <w:color w:val="5A4D3A"/>
-                <w:sz w:val="20"/>
-                <w:szCs w:val="20"/>
-              </w:rPr>
-              <w:t xml:space="preserve">M12</w:t>
-            </w:r>
-          </w:p>
-        </w:tc>
-        <w:tc>
-          <w:tcPr>
-            <w:tcW w:type="dxa" w:w="1700"/>
-            <w:tcBorders>
-              <w:top w:val="single" w:color="ECE4D4" w:sz="4"/>
-              <w:left w:val="single" w:color="ECE4D4" w:sz="4"/>
-              <w:bottom w:val="single" w:color="ECE4D4" w:sz="4"/>
-              <w:right w:val="single" w:color="ECE4D4" w:sz="4"/>
-            </w:tcBorders>
-            <w:shd w:fill="FAF6F0" w:val="clear"/>
-            <w:tcMar>
-              <w:top w:type="dxa" w:w="100"/>
-              <w:left w:type="dxa" w:w="140"/>
-              <w:bottom w:type="dxa" w:w="100"/>
-              <w:right w:type="dxa" w:w="140"/>
-            </w:tcMar>
-          </w:tcPr>
-          <w:p>
-            <w:pPr>
-              <w:spacing w:after="30" w:before="30"/>
-            </w:pPr>
-            <w:r>
-              <w:rPr>
-                <w:rFonts w:ascii="PingFang SC" w:cs="PingFang SC" w:eastAsia="PingFang SC" w:hAnsi="PingFang SC"/>
-                <w:b w:val="false"/>
-                <w:bCs w:val="false"/>
-                <w:color w:val="5A4D3A"/>
-                <w:sz w:val="20"/>
-                <w:szCs w:val="20"/>
-              </w:rPr>
-              <w:t xml:space="preserve">第三阶段中期</w:t>
-            </w:r>
-          </w:p>
-        </w:tc>
-        <w:tc>
-          <w:tcPr>
-            <w:tcW w:type="dxa" w:w="6960"/>
-            <w:tcBorders>
-              <w:top w:val="single" w:color="ECE4D4" w:sz="4"/>
-              <w:left w:val="single" w:color="ECE4D4" w:sz="4"/>
-              <w:bottom w:val="single" w:color="ECE4D4" w:sz="4"/>
-              <w:right w:val="single" w:color="ECE4D4" w:sz="4"/>
-            </w:tcBorders>
-            <w:shd w:fill="FAF6F0" w:val="clear"/>
-            <w:tcMar>
-              <w:top w:type="dxa" w:w="100"/>
-              <w:left w:type="dxa" w:w="140"/>
-              <w:bottom w:type="dxa" w:w="100"/>
-              <w:right w:type="dxa" w:w="140"/>
-            </w:tcMar>
-          </w:tcPr>
-          <w:p>
-            <w:pPr>
-              <w:spacing w:after="30" w:before="30"/>
-            </w:pPr>
-            <w:r>
-              <w:rPr>
-                <w:rFonts w:ascii="PingFang SC" w:cs="PingFang SC" w:eastAsia="PingFang SC" w:hAnsi="PingFang SC"/>
-                <w:b w:val="false"/>
-                <w:bCs w:val="false"/>
-                <w:color w:val="5A4D3A"/>
-                <w:sz w:val="20"/>
-                <w:szCs w:val="20"/>
-              </w:rPr>
-              <w:t xml:space="preserve">数据分析功能完善、AI 模型达标、覆盖 80%+ → 效果验证</w:t>
-            </w:r>
-          </w:p>
-        </w:tc>
-      </w:tr>
-      <w:tr>
-        <w:trPr>
-          <w:tblHeader w:val="false"/>
-        </w:trPr>
-        <w:tc>
-          <w:tcPr>
-            <w:tcW w:type="dxa" w:w="800"/>
-            <w:tcBorders>
-              <w:top w:val="single" w:color="ECE4D4" w:sz="4"/>
-              <w:left w:val="single" w:color="ECE4D4" w:sz="4"/>
-              <w:bottom w:val="single" w:color="ECE4D4" w:sz="4"/>
-              <w:right w:val="single" w:color="ECE4D4" w:sz="4"/>
-            </w:tcBorders>
-            <w:tcMar>
-              <w:top w:type="dxa" w:w="100"/>
-              <w:left w:type="dxa" w:w="140"/>
-              <w:bottom w:type="dxa" w:w="100"/>
-              <w:right w:type="dxa" w:w="140"/>
-            </w:tcMar>
-          </w:tcPr>
-          <w:p>
-            <w:pPr>
-              <w:spacing w:after="30" w:before="30"/>
-            </w:pPr>
-            <w:r>
-              <w:rPr>
-                <w:rFonts w:ascii="PingFang SC" w:cs="PingFang SC" w:eastAsia="PingFang SC" w:hAnsi="PingFang SC"/>
-                <w:b w:val="false"/>
-                <w:bCs w:val="false"/>
-                <w:color w:val="5A4D3A"/>
-                <w:sz w:val="20"/>
-                <w:szCs w:val="20"/>
-              </w:rPr>
-              <w:t xml:space="preserve">M15</w:t>
-            </w:r>
-          </w:p>
-        </w:tc>
-        <w:tc>
-          <w:tcPr>
-            <w:tcW w:type="dxa" w:w="1700"/>
-            <w:tcBorders>
-              <w:top w:val="single" w:color="ECE4D4" w:sz="4"/>
-              <w:left w:val="single" w:color="ECE4D4" w:sz="4"/>
-              <w:bottom w:val="single" w:color="ECE4D4" w:sz="4"/>
-              <w:right w:val="single" w:color="ECE4D4" w:sz="4"/>
-            </w:tcBorders>
-            <w:tcMar>
-              <w:top w:type="dxa" w:w="100"/>
-              <w:left w:type="dxa" w:w="140"/>
-              <w:bottom w:type="dxa" w:w="100"/>
-              <w:right w:type="dxa" w:w="140"/>
-            </w:tcMar>
-          </w:tcPr>
-          <w:p>
-            <w:pPr>
-              <w:spacing w:after="30" w:before="30"/>
-            </w:pPr>
-            <w:r>
-              <w:rPr>
-                <w:rFonts w:ascii="PingFang SC" w:cs="PingFang SC" w:eastAsia="PingFang SC" w:hAnsi="PingFang SC"/>
-                <w:b w:val="false"/>
-                <w:bCs w:val="false"/>
-                <w:color w:val="5A4D3A"/>
-                <w:sz w:val="20"/>
-                <w:szCs w:val="20"/>
-              </w:rPr>
-              <w:t xml:space="preserve">项目完成</w:t>
-            </w:r>
-          </w:p>
-        </w:tc>
-        <w:tc>
-          <w:tcPr>
-            <w:tcW w:type="dxa" w:w="6960"/>
-            <w:tcBorders>
-              <w:top w:val="single" w:color="ECE4D4" w:sz="4"/>
-              <w:left w:val="single" w:color="ECE4D4" w:sz="4"/>
-              <w:bottom w:val="single" w:color="ECE4D4" w:sz="4"/>
-              <w:right w:val="single" w:color="ECE4D4" w:sz="4"/>
-            </w:tcBorders>
-            <w:tcMar>
-              <w:top w:type="dxa" w:w="100"/>
-              <w:left w:type="dxa" w:w="140"/>
-              <w:bottom w:type="dxa" w:w="100"/>
-              <w:right w:type="dxa" w:w="140"/>
-            </w:tcMar>
-          </w:tcPr>
-          <w:p>
-            <w:pPr>
-              <w:spacing w:after="30" w:before="30"/>
-            </w:pPr>
-            <w:r>
-              <w:rPr>
-                <w:rFonts w:ascii="PingFang SC" w:cs="PingFang SC" w:eastAsia="PingFang SC" w:hAnsi="PingFang SC"/>
-                <w:b w:val="false"/>
-                <w:bCs w:val="false"/>
-                <w:color w:val="5A4D3A"/>
-                <w:sz w:val="20"/>
-                <w:szCs w:val="20"/>
-              </w:rPr>
-              <w:t xml:space="preserve">全面上线稳定运行、效果指标达标 → 进入价值创造期</w:t>
-            </w:r>
-          </w:p>
-        </w:tc>
-      </w:tr>
-    </w:tbl>
-    <w:p>
-      <w:r>
-        <w:br w:type="page"/>
-      </w:r>
-    </w:p>
-    <w:p>
-      <w:pPr>
-        <w:pStyle w:val="Heading1"/>
-        <w:pBdr>
-          <w:bottom w:val="single" w:color="C8302C" w:sz="12" w:space="6"/>
-        </w:pBdr>
-        <w:spacing w:after="240" w:before="480"/>
-      </w:pPr>
-      <w:r>
-        <w:rPr>
-          <w:rFonts w:ascii="Songti SC" w:cs="Songti SC" w:eastAsia="Songti SC" w:hAnsi="Songti SC"/>
-          <w:b/>
-          <w:bCs/>
-          <w:color w:val="C8302C"/>
-          <w:sz w:val="40"/>
-          <w:szCs w:val="40"/>
-        </w:rPr>
-        <w:t xml:space="preserve">八、预期效果与长期价值</w:t>
-      </w:r>
-    </w:p>
-    <w:p>
-      <w:pPr>
-        <w:pStyle w:val="Heading2"/>
-        <w:spacing w:after="180" w:before="320"/>
-      </w:pPr>
-      <w:r>
-        <w:rPr>
-          <w:rFonts w:ascii="Songti SC" w:cs="Songti SC" w:eastAsia="Songti SC" w:hAnsi="Songti SC"/>
-          <w:b/>
-          <w:bCs/>
-          <w:color w:val="9C1F1C"/>
-          <w:sz w:val="30"/>
-          <w:szCs w:val="30"/>
-        </w:rPr>
-        <w:t xml:space="preserve">8.1 效益评估四维度</w:t>
-      </w:r>
-    </w:p>
-    <w:p>
-      <w:pPr>
-        <w:pStyle w:val="Heading3"/>
-        <w:spacing w:after="140" w:before="220"/>
-      </w:pPr>
-      <w:r>
-        <w:rPr>
-          <w:rFonts w:ascii="Songti SC" w:cs="Songti SC" w:eastAsia="Songti SC" w:hAnsi="Songti SC"/>
-          <w:b/>
-          <w:bCs/>
-          <w:color w:val="2D2419"/>
-          <w:sz w:val="25"/>
-          <w:szCs w:val="25"/>
-        </w:rPr>
-        <w:t xml:space="preserve">8.1.1 知识传递效率提升</w:t>
-      </w:r>
-    </w:p>
-    <w:p>
-      <w:pPr>
-        <w:spacing w:after="80" w:before="80" w:line="360"/>
-        <w:ind w:firstLine="480"/>
-        <w:jc w:val="both"/>
-      </w:pPr>
-      <w:r>
-        <w:rPr>
-          <w:rFonts w:ascii="PingFang SC" w:cs="PingFang SC" w:eastAsia="PingFang SC" w:hAnsi="PingFang SC"/>
-          <w:color w:val="5A4D3A"/>
-          <w:sz w:val="22"/>
-          <w:szCs w:val="22"/>
-        </w:rPr>
-        <w:t xml:space="preserve">传统模式 → AI 赋能后：新品知识从研发中心传递到一线 2-3 周 → 24 小时内同步至知识中枢，加盟商即刻通过 AI 助手获取。</w:t>
-      </w:r>
-    </w:p>
-    <w:p>
-      <w:pPr>
-        <w:pBdr>
-          <w:left w:val="single" w:color="C8302C" w:sz="24" w:space="8"/>
-        </w:pBdr>
-        <w:shd w:fill="FDE7E6" w:val="clear"/>
-        <w:spacing w:after="160" w:before="160" w:line="360"/>
-        <w:ind w:left="360" w:right="360"/>
-      </w:pPr>
-      <w:r>
-        <w:rPr>
-          <w:rFonts w:ascii="PingFang SC" w:cs="PingFang SC" w:eastAsia="PingFang SC" w:hAnsi="PingFang SC"/>
-          <w:i/>
-          <w:iCs/>
-          <w:color w:val="2D2419"/>
-          <w:sz w:val="22"/>
-          <w:szCs w:val="22"/>
-        </w:rPr>
-        <w:t xml:space="preserve">✓ 知识更新时间缩短 80% 以上</w:t>
-      </w:r>
-    </w:p>
-    <w:p>
-      <w:pPr>
-        <w:pStyle w:val="Heading3"/>
-        <w:spacing w:after="140" w:before="220"/>
-      </w:pPr>
-      <w:r>
-        <w:rPr>
-          <w:rFonts w:ascii="Songti SC" w:cs="Songti SC" w:eastAsia="Songti SC" w:hAnsi="Songti SC"/>
-          <w:b/>
-          <w:bCs/>
-          <w:color w:val="2D2419"/>
-          <w:sz w:val="25"/>
-          <w:szCs w:val="25"/>
-        </w:rPr>
-        <w:t xml:space="preserve">8.1.2 学习效率提升</w:t>
-      </w:r>
-    </w:p>
-    <w:p>
-      <w:pPr>
-        <w:spacing w:after="80" w:before="80" w:line="360"/>
-        <w:ind w:firstLine="480"/>
-        <w:jc w:val="both"/>
-      </w:pPr>
-      <w:r>
-        <w:rPr>
-          <w:rFonts w:ascii="PingFang SC" w:cs="PingFang SC" w:eastAsia="PingFang SC" w:hAnsi="PingFang SC"/>
-          <w:color w:val="5A4D3A"/>
-          <w:sz w:val="22"/>
-          <w:szCs w:val="22"/>
-        </w:rPr>
-        <w:t xml:space="preserve">员工通过移动端随时随地学习，AI 个性化推荐、即时讲解、场景化模拟，培训覆盖面与一致性大幅提升。</w:t>
-      </w:r>
-    </w:p>
-    <w:p>
-      <w:pPr>
-        <w:pBdr>
-          <w:left w:val="single" w:color="C8302C" w:sz="24" w:space="8"/>
-        </w:pBdr>
-        <w:shd w:fill="FDE7E6" w:val="clear"/>
-        <w:spacing w:after="160" w:before="160" w:line="360"/>
-        <w:ind w:left="360" w:right="360"/>
-      </w:pPr>
-      <w:r>
-        <w:rPr>
-          <w:rFonts w:ascii="PingFang SC" w:cs="PingFang SC" w:eastAsia="PingFang SC" w:hAnsi="PingFang SC"/>
-          <w:i/>
-          <w:iCs/>
-          <w:color w:val="2D2419"/>
-          <w:sz w:val="22"/>
-          <w:szCs w:val="22"/>
-        </w:rPr>
-        <w:t xml:space="preserve">✓ 新员工胜任周期 14 天 → 3-5 天（↓ 65%）</w:t>
-      </w:r>
-    </w:p>
-    <w:p>
-      <w:pPr>
-        <w:pStyle w:val="Heading3"/>
-        <w:spacing w:after="140" w:before="220"/>
-      </w:pPr>
-      <w:r>
-        <w:rPr>
-          <w:rFonts w:ascii="Songti SC" w:cs="Songti SC" w:eastAsia="Songti SC" w:hAnsi="Songti SC"/>
-          <w:b/>
-          <w:bCs/>
-          <w:color w:val="2D2419"/>
-          <w:sz w:val="25"/>
-          <w:szCs w:val="25"/>
-        </w:rPr>
-        <w:t xml:space="preserve">8.1.3 运营问题解决效率提升</w:t>
-      </w:r>
-    </w:p>
-    <w:p>
-      <w:pPr>
-        <w:spacing w:after="80" w:before="80" w:line="360"/>
-        <w:ind w:firstLine="480"/>
-        <w:jc w:val="both"/>
-      </w:pPr>
-      <w:r>
-        <w:rPr>
-          <w:rFonts w:ascii="PingFang SC" w:cs="PingFang SC" w:eastAsia="PingFang SC" w:hAnsi="PingFang SC"/>
-          <w:color w:val="5A4D3A"/>
-          <w:sz w:val="22"/>
-          <w:szCs w:val="22"/>
-        </w:rPr>
-        <w:t xml:space="preserve">常见问题 AI 即时解答；复杂问题在系统辅助下快速提交处理。</w:t>
-      </w:r>
-    </w:p>
-    <w:p>
-      <w:pPr>
-        <w:pBdr>
-          <w:left w:val="single" w:color="C8302C" w:sz="24" w:space="8"/>
-        </w:pBdr>
-        <w:shd w:fill="FDE7E6" w:val="clear"/>
-        <w:spacing w:after="160" w:before="160" w:line="360"/>
-        <w:ind w:left="360" w:right="360"/>
-      </w:pPr>
-      <w:r>
-        <w:rPr>
-          <w:rFonts w:ascii="PingFang SC" w:cs="PingFang SC" w:eastAsia="PingFang SC" w:hAnsi="PingFang SC"/>
-          <w:i/>
-          <w:iCs/>
-          <w:color w:val="2D2419"/>
-          <w:sz w:val="22"/>
-          <w:szCs w:val="22"/>
-        </w:rPr>
-        <w:t xml:space="preserve">✓ 运营问题平均解决时间缩短 70% 以上</w:t>
-      </w:r>
-    </w:p>
-    <w:p>
-      <w:pPr>
-        <w:pStyle w:val="Heading3"/>
-        <w:spacing w:after="140" w:before="220"/>
-      </w:pPr>
-      <w:r>
-        <w:rPr>
-          <w:rFonts w:ascii="Songti SC" w:cs="Songti SC" w:eastAsia="Songti SC" w:hAnsi="Songti SC"/>
-          <w:b/>
-          <w:bCs/>
-          <w:color w:val="2D2419"/>
-          <w:sz w:val="25"/>
-          <w:szCs w:val="25"/>
-        </w:rPr>
-        <w:t xml:space="preserve">8.1.4 客户满意度提升</w:t>
-      </w:r>
-    </w:p>
-    <w:p>
-      <w:pPr>
-        <w:spacing w:after="80" w:before="80" w:line="360"/>
-        <w:ind w:firstLine="480"/>
-        <w:jc w:val="both"/>
-      </w:pPr>
-      <w:r>
-        <w:rPr>
-          <w:rFonts w:ascii="PingFang SC" w:cs="PingFang SC" w:eastAsia="PingFang SC" w:hAnsi="PingFang SC"/>
-          <w:color w:val="5A4D3A"/>
-          <w:sz w:val="22"/>
-          <w:szCs w:val="22"/>
-        </w:rPr>
-        <w:t xml:space="preserve">员工具备更好的产品知识和销售技能 → 为客户提供更专业、更优质的服务。</w:t>
-      </w:r>
-    </w:p>
-    <w:p>
-      <w:pPr>
-        <w:pBdr>
-          <w:left w:val="single" w:color="C8302C" w:sz="24" w:space="8"/>
-        </w:pBdr>
-        <w:shd w:fill="FDE7E6" w:val="clear"/>
-        <w:spacing w:after="160" w:before="160" w:line="360"/>
-        <w:ind w:left="360" w:right="360"/>
-      </w:pPr>
-      <w:r>
-        <w:rPr>
-          <w:rFonts w:ascii="PingFang SC" w:cs="PingFang SC" w:eastAsia="PingFang SC" w:hAnsi="PingFang SC"/>
-          <w:i/>
-          <w:iCs/>
-          <w:color w:val="2D2419"/>
-          <w:sz w:val="22"/>
-          <w:szCs w:val="22"/>
-        </w:rPr>
-        <w:t xml:space="preserve">✓ 客户满意度提升 15% 以上</w:t>
-      </w:r>
-    </w:p>
-    <w:p>
-      <w:pPr>
-        <w:pStyle w:val="Heading2"/>
-        <w:spacing w:after="180" w:before="320"/>
-      </w:pPr>
-      <w:r>
-        <w:rPr>
-          <w:rFonts w:ascii="Songti SC" w:cs="Songti SC" w:eastAsia="Songti SC" w:hAnsi="Songti SC"/>
-          <w:b/>
-          <w:bCs/>
-          <w:color w:val="9C1F1C"/>
-          <w:sz w:val="30"/>
-          <w:szCs w:val="30"/>
-        </w:rPr>
-        <w:t xml:space="preserve">8.2 关键效果指标对比</w:t>
+        <w:t xml:space="preserve">6.2 关键效果指标对比</w:t>
       </w:r>
     </w:p>
     <w:tbl>
@@ -21884,7 +13230,7 @@
           <w:sz w:val="30"/>
           <w:szCs w:val="30"/>
         </w:rPr>
-        <w:t xml:space="preserve">8.3 长期战略价值</w:t>
+        <w:t xml:space="preserve">6.3 长期战略价值</w:t>
       </w:r>
     </w:p>
     <w:p>
@@ -21901,7 +13247,7 @@
           <w:sz w:val="25"/>
           <w:szCs w:val="25"/>
         </w:rPr>
-        <w:t xml:space="preserve">8.3.1 知识资产化</w:t>
+        <w:t xml:space="preserve">6.3.1 知识资产化</w:t>
       </w:r>
     </w:p>
     <w:p>
@@ -21934,7 +13280,7 @@
           <w:sz w:val="25"/>
           <w:szCs w:val="25"/>
         </w:rPr>
-        <w:t xml:space="preserve">8.3.2 能力普惠化</w:t>
+        <w:t xml:space="preserve">6.3.2 能力普惠化</w:t>
       </w:r>
     </w:p>
     <w:p>
@@ -21967,7 +13313,7 @@
           <w:sz w:val="25"/>
           <w:szCs w:val="25"/>
         </w:rPr>
-        <w:t xml:space="preserve">8.3.3 决策数据化</w:t>
+        <w:t xml:space="preserve">6.3.3 决策数据化</w:t>
       </w:r>
     </w:p>
     <w:p>
@@ -22000,7 +13346,7 @@
           <w:sz w:val="25"/>
           <w:szCs w:val="25"/>
         </w:rPr>
-        <w:t xml:space="preserve">8.3.4 文化数字化</w:t>
+        <w:t xml:space="preserve">6.3.4 文化数字化</w:t>
       </w:r>
     </w:p>
     <w:p>
@@ -22041,7 +13387,7 @@
           <w:sz w:val="40"/>
           <w:szCs w:val="40"/>
         </w:rPr>
-        <w:t xml:space="preserve">九、总结与建议</w:t>
+        <w:t xml:space="preserve">七、总结与建议</w:t>
       </w:r>
     </w:p>
     <w:p>
@@ -22058,7 +13404,7 @@
           <w:sz w:val="30"/>
           <w:szCs w:val="30"/>
         </w:rPr>
-        <w:t xml:space="preserve">9.1 方案核心价值</w:t>
+        <w:t xml:space="preserve">7.1 方案核心价值</w:t>
       </w:r>
     </w:p>
     <w:p>
@@ -22200,7 +13546,7 @@
           <w:sz w:val="30"/>
           <w:szCs w:val="30"/>
         </w:rPr>
-        <w:t xml:space="preserve">9.2 实施建议</w:t>
+        <w:t xml:space="preserve">7.2 实施建议</w:t>
       </w:r>
     </w:p>
     <w:p>
@@ -22217,7 +13563,7 @@
           <w:sz w:val="25"/>
           <w:szCs w:val="25"/>
         </w:rPr>
-        <w:t xml:space="preserve">9.2.1 高层支持与跨部门协同</w:t>
+        <w:t xml:space="preserve">7.2.1 高层支持与跨部门协同</w:t>
       </w:r>
     </w:p>
     <w:p>
@@ -22250,7 +13596,7 @@
           <w:sz w:val="25"/>
           <w:szCs w:val="25"/>
         </w:rPr>
-        <w:t xml:space="preserve">9.2.2 数据基础先行</w:t>
+        <w:t xml:space="preserve">7.2.2 数据基础先行</w:t>
       </w:r>
     </w:p>
     <w:p>
@@ -22283,7 +13629,7 @@
           <w:sz w:val="25"/>
           <w:szCs w:val="25"/>
         </w:rPr>
-        <w:t xml:space="preserve">9.2.3 试点验证与迭代优化</w:t>
+        <w:t xml:space="preserve">7.2.3 试点验证与迭代优化</w:t>
       </w:r>
     </w:p>
     <w:p>
@@ -22316,7 +13662,7 @@
           <w:sz w:val="25"/>
           <w:szCs w:val="25"/>
         </w:rPr>
-        <w:t xml:space="preserve">9.2.4 培训推广与用户培育</w:t>
+        <w:t xml:space="preserve">7.2.4 培训推广与用户培育</w:t>
       </w:r>
     </w:p>
     <w:p>
@@ -22349,7 +13695,7 @@
           <w:sz w:val="30"/>
           <w:szCs w:val="30"/>
         </w:rPr>
-        <w:t xml:space="preserve">9.3 结语</w:t>
+        <w:t xml:space="preserve">7.3 结语</w:t>
       </w:r>
     </w:p>
     <w:p>

--- a/docs/ximing-ai-plan.docx
+++ b/docs/ximing-ai-plan.docx
@@ -159,25 +159,1042 @@
         <w:t xml:space="preserve">目  录</w:t>
       </w:r>
     </w:p>
-    <w:sdt>
-      <w:sdtPr>
-        <w:alias w:val="Table of Contents"/>
-      </w:sdtPr>
-      <w:sdtContent>
-        <w:p>
-          <w:r>
-            <w:fldChar w:fldCharType="begin" w:dirty="true"/>
-            <w:instrText xml:space="preserve">TOC \h \o "1-3"</w:instrText>
-            <w:fldChar w:fldCharType="separate"/>
-          </w:r>
-        </w:p>
-        <w:p>
-          <w:r>
-            <w:fldChar w:fldCharType="end"/>
-          </w:r>
-        </w:p>
-      </w:sdtContent>
-    </w:sdt>
+    <w:p>
+      <w:pPr>
+        <w:tabs>
+          <w:tab w:val="right" w:pos="9000" w:leader="dot"/>
+        </w:tabs>
+        <w:spacing w:after="80" w:before="140" w:line="320"/>
+        <w:ind w:left="0"/>
+      </w:pPr>
+      <w:r>
+        <w:rPr>
+          <w:rFonts w:ascii="PingFang SC" w:cs="PingFang SC" w:eastAsia="PingFang SC" w:hAnsi="PingFang SC"/>
+          <w:b/>
+          <w:bCs/>
+          <w:color w:val="C8302C"/>
+          <w:sz w:val="24"/>
+          <w:szCs w:val="24"/>
+        </w:rPr>
+        <w:t xml:space="preserve">方案摘要</w:t>
+      </w:r>
+      <w:r>
+        <w:rPr>
+          <w:rFonts w:ascii="PingFang SC" w:cs="PingFang SC" w:eastAsia="PingFang SC" w:hAnsi="PingFang SC"/>
+        </w:rPr>
+        <w:t xml:space="preserve">	</w:t>
+      </w:r>
+      <w:r>
+        <w:rPr>
+          <w:rFonts w:ascii="PingFang SC" w:cs="PingFang SC" w:eastAsia="PingFang SC" w:hAnsi="PingFang SC"/>
+          <w:b/>
+          <w:bCs/>
+          <w:color w:val="C8302C"/>
+          <w:sz w:val="24"/>
+          <w:szCs w:val="24"/>
+        </w:rPr>
+        <w:t xml:space="preserve">3</w:t>
+      </w:r>
+    </w:p>
+    <w:p>
+      <w:pPr>
+        <w:tabs>
+          <w:tab w:val="right" w:pos="9000" w:leader="dot"/>
+        </w:tabs>
+        <w:spacing w:after="80" w:before="140" w:line="320"/>
+        <w:ind w:left="0"/>
+      </w:pPr>
+      <w:r>
+        <w:rPr>
+          <w:rFonts w:ascii="PingFang SC" w:cs="PingFang SC" w:eastAsia="PingFang SC" w:hAnsi="PingFang SC"/>
+          <w:b/>
+          <w:bCs/>
+          <w:color w:val="C8302C"/>
+          <w:sz w:val="24"/>
+          <w:szCs w:val="24"/>
+        </w:rPr>
+        <w:t xml:space="preserve">一、问题诊断与方案总览</w:t>
+      </w:r>
+      <w:r>
+        <w:rPr>
+          <w:rFonts w:ascii="PingFang SC" w:cs="PingFang SC" w:eastAsia="PingFang SC" w:hAnsi="PingFang SC"/>
+        </w:rPr>
+        <w:t xml:space="preserve">	</w:t>
+      </w:r>
+      <w:r>
+        <w:rPr>
+          <w:rFonts w:ascii="PingFang SC" w:cs="PingFang SC" w:eastAsia="PingFang SC" w:hAnsi="PingFang SC"/>
+          <w:b/>
+          <w:bCs/>
+          <w:color w:val="C8302C"/>
+          <w:sz w:val="24"/>
+          <w:szCs w:val="24"/>
+        </w:rPr>
+        <w:t xml:space="preserve">4</w:t>
+      </w:r>
+    </w:p>
+    <w:p>
+      <w:pPr>
+        <w:tabs>
+          <w:tab w:val="right" w:pos="9000" w:leader="dot"/>
+        </w:tabs>
+        <w:spacing w:after="40" w:before="60" w:line="320"/>
+        <w:ind w:left="480"/>
+      </w:pPr>
+      <w:r>
+        <w:rPr>
+          <w:rFonts w:ascii="PingFang SC" w:cs="PingFang SC" w:eastAsia="PingFang SC" w:hAnsi="PingFang SC"/>
+          <w:b w:val="false"/>
+          <w:bCs w:val="false"/>
+          <w:color w:val="2D2419"/>
+          <w:sz w:val="22"/>
+          <w:szCs w:val="22"/>
+        </w:rPr>
+        <w:t xml:space="preserve">1.1 熹茗茶业现状分析</w:t>
+      </w:r>
+      <w:r>
+        <w:rPr>
+          <w:rFonts w:ascii="PingFang SC" w:cs="PingFang SC" w:eastAsia="PingFang SC" w:hAnsi="PingFang SC"/>
+        </w:rPr>
+        <w:t xml:space="preserve">	</w:t>
+      </w:r>
+      <w:r>
+        <w:rPr>
+          <w:rFonts w:ascii="PingFang SC" w:cs="PingFang SC" w:eastAsia="PingFang SC" w:hAnsi="PingFang SC"/>
+          <w:b w:val="false"/>
+          <w:bCs w:val="false"/>
+          <w:color w:val="5A4D3A"/>
+          <w:sz w:val="22"/>
+          <w:szCs w:val="22"/>
+        </w:rPr>
+        <w:t xml:space="preserve">4</w:t>
+      </w:r>
+    </w:p>
+    <w:p>
+      <w:pPr>
+        <w:tabs>
+          <w:tab w:val="right" w:pos="9000" w:leader="dot"/>
+        </w:tabs>
+        <w:spacing w:after="40" w:before="60" w:line="320"/>
+        <w:ind w:left="480"/>
+      </w:pPr>
+      <w:r>
+        <w:rPr>
+          <w:rFonts w:ascii="PingFang SC" w:cs="PingFang SC" w:eastAsia="PingFang SC" w:hAnsi="PingFang SC"/>
+          <w:b w:val="false"/>
+          <w:bCs w:val="false"/>
+          <w:color w:val="2D2419"/>
+          <w:sz w:val="22"/>
+          <w:szCs w:val="22"/>
+        </w:rPr>
+        <w:t xml:space="preserve">1.2 核心痛点解析</w:t>
+      </w:r>
+      <w:r>
+        <w:rPr>
+          <w:rFonts w:ascii="PingFang SC" w:cs="PingFang SC" w:eastAsia="PingFang SC" w:hAnsi="PingFang SC"/>
+        </w:rPr>
+        <w:t xml:space="preserve">	</w:t>
+      </w:r>
+      <w:r>
+        <w:rPr>
+          <w:rFonts w:ascii="PingFang SC" w:cs="PingFang SC" w:eastAsia="PingFang SC" w:hAnsi="PingFang SC"/>
+          <w:b w:val="false"/>
+          <w:bCs w:val="false"/>
+          <w:color w:val="5A4D3A"/>
+          <w:sz w:val="22"/>
+          <w:szCs w:val="22"/>
+        </w:rPr>
+        <w:t xml:space="preserve">4</w:t>
+      </w:r>
+    </w:p>
+    <w:p>
+      <w:pPr>
+        <w:tabs>
+          <w:tab w:val="right" w:pos="9000" w:leader="dot"/>
+        </w:tabs>
+        <w:spacing w:after="40" w:before="60" w:line="320"/>
+        <w:ind w:left="480"/>
+      </w:pPr>
+      <w:r>
+        <w:rPr>
+          <w:rFonts w:ascii="PingFang SC" w:cs="PingFang SC" w:eastAsia="PingFang SC" w:hAnsi="PingFang SC"/>
+          <w:b w:val="false"/>
+          <w:bCs w:val="false"/>
+          <w:color w:val="2D2419"/>
+          <w:sz w:val="22"/>
+          <w:szCs w:val="22"/>
+        </w:rPr>
+        <w:t xml:space="preserve">1.3 痛点量化与目标设定</w:t>
+      </w:r>
+      <w:r>
+        <w:rPr>
+          <w:rFonts w:ascii="PingFang SC" w:cs="PingFang SC" w:eastAsia="PingFang SC" w:hAnsi="PingFang SC"/>
+        </w:rPr>
+        <w:t xml:space="preserve">	</w:t>
+      </w:r>
+      <w:r>
+        <w:rPr>
+          <w:rFonts w:ascii="PingFang SC" w:cs="PingFang SC" w:eastAsia="PingFang SC" w:hAnsi="PingFang SC"/>
+          <w:b w:val="false"/>
+          <w:bCs w:val="false"/>
+          <w:color w:val="5A4D3A"/>
+          <w:sz w:val="22"/>
+          <w:szCs w:val="22"/>
+        </w:rPr>
+        <w:t xml:space="preserve">5</w:t>
+      </w:r>
+    </w:p>
+    <w:p>
+      <w:pPr>
+        <w:tabs>
+          <w:tab w:val="right" w:pos="9000" w:leader="dot"/>
+        </w:tabs>
+        <w:spacing w:after="40" w:before="60" w:line="320"/>
+        <w:ind w:left="480"/>
+      </w:pPr>
+      <w:r>
+        <w:rPr>
+          <w:rFonts w:ascii="PingFang SC" w:cs="PingFang SC" w:eastAsia="PingFang SC" w:hAnsi="PingFang SC"/>
+          <w:b w:val="false"/>
+          <w:bCs w:val="false"/>
+          <w:color w:val="2D2419"/>
+          <w:sz w:val="22"/>
+          <w:szCs w:val="22"/>
+        </w:rPr>
+        <w:t xml:space="preserve">1.4 方案目标</w:t>
+      </w:r>
+      <w:r>
+        <w:rPr>
+          <w:rFonts w:ascii="PingFang SC" w:cs="PingFang SC" w:eastAsia="PingFang SC" w:hAnsi="PingFang SC"/>
+        </w:rPr>
+        <w:t xml:space="preserve">	</w:t>
+      </w:r>
+      <w:r>
+        <w:rPr>
+          <w:rFonts w:ascii="PingFang SC" w:cs="PingFang SC" w:eastAsia="PingFang SC" w:hAnsi="PingFang SC"/>
+          <w:b w:val="false"/>
+          <w:bCs w:val="false"/>
+          <w:color w:val="5A4D3A"/>
+          <w:sz w:val="22"/>
+          <w:szCs w:val="22"/>
+        </w:rPr>
+        <w:t xml:space="preserve">6</w:t>
+      </w:r>
+    </w:p>
+    <w:p>
+      <w:pPr>
+        <w:tabs>
+          <w:tab w:val="right" w:pos="9000" w:leader="dot"/>
+        </w:tabs>
+        <w:spacing w:after="80" w:before="140" w:line="320"/>
+        <w:ind w:left="0"/>
+      </w:pPr>
+      <w:r>
+        <w:rPr>
+          <w:rFonts w:ascii="PingFang SC" w:cs="PingFang SC" w:eastAsia="PingFang SC" w:hAnsi="PingFang SC"/>
+          <w:b/>
+          <w:bCs/>
+          <w:color w:val="C8302C"/>
+          <w:sz w:val="24"/>
+          <w:szCs w:val="24"/>
+        </w:rPr>
+        <w:t xml:space="preserve">二、AI 赋能体系架构</w:t>
+      </w:r>
+      <w:r>
+        <w:rPr>
+          <w:rFonts w:ascii="PingFang SC" w:cs="PingFang SC" w:eastAsia="PingFang SC" w:hAnsi="PingFang SC"/>
+        </w:rPr>
+        <w:t xml:space="preserve">	</w:t>
+      </w:r>
+      <w:r>
+        <w:rPr>
+          <w:rFonts w:ascii="PingFang SC" w:cs="PingFang SC" w:eastAsia="PingFang SC" w:hAnsi="PingFang SC"/>
+          <w:b/>
+          <w:bCs/>
+          <w:color w:val="C8302C"/>
+          <w:sz w:val="24"/>
+          <w:szCs w:val="24"/>
+        </w:rPr>
+        <w:t xml:space="preserve">7</w:t>
+      </w:r>
+    </w:p>
+    <w:p>
+      <w:pPr>
+        <w:tabs>
+          <w:tab w:val="right" w:pos="9000" w:leader="dot"/>
+        </w:tabs>
+        <w:spacing w:after="40" w:before="60" w:line="320"/>
+        <w:ind w:left="480"/>
+      </w:pPr>
+      <w:r>
+        <w:rPr>
+          <w:rFonts w:ascii="PingFang SC" w:cs="PingFang SC" w:eastAsia="PingFang SC" w:hAnsi="PingFang SC"/>
+          <w:b w:val="false"/>
+          <w:bCs w:val="false"/>
+          <w:color w:val="2D2419"/>
+          <w:sz w:val="22"/>
+          <w:szCs w:val="22"/>
+        </w:rPr>
+        <w:t xml:space="preserve">2.1 整体架构设计：一中心 · 四平台 · 多终端</w:t>
+      </w:r>
+      <w:r>
+        <w:rPr>
+          <w:rFonts w:ascii="PingFang SC" w:cs="PingFang SC" w:eastAsia="PingFang SC" w:hAnsi="PingFang SC"/>
+        </w:rPr>
+        <w:t xml:space="preserve">	</w:t>
+      </w:r>
+      <w:r>
+        <w:rPr>
+          <w:rFonts w:ascii="PingFang SC" w:cs="PingFang SC" w:eastAsia="PingFang SC" w:hAnsi="PingFang SC"/>
+          <w:b w:val="false"/>
+          <w:bCs w:val="false"/>
+          <w:color w:val="5A4D3A"/>
+          <w:sz w:val="22"/>
+          <w:szCs w:val="22"/>
+        </w:rPr>
+        <w:t xml:space="preserve">7</w:t>
+      </w:r>
+    </w:p>
+    <w:p>
+      <w:pPr>
+        <w:tabs>
+          <w:tab w:val="right" w:pos="9000" w:leader="dot"/>
+        </w:tabs>
+        <w:spacing w:after="40" w:before="60" w:line="320"/>
+        <w:ind w:left="480"/>
+      </w:pPr>
+      <w:r>
+        <w:rPr>
+          <w:rFonts w:ascii="PingFang SC" w:cs="PingFang SC" w:eastAsia="PingFang SC" w:hAnsi="PingFang SC"/>
+          <w:b w:val="false"/>
+          <w:bCs w:val="false"/>
+          <w:color w:val="2D2419"/>
+          <w:sz w:val="22"/>
+          <w:szCs w:val="22"/>
+        </w:rPr>
+        <w:t xml:space="preserve">2.2 五层技术栈</w:t>
+      </w:r>
+      <w:r>
+        <w:rPr>
+          <w:rFonts w:ascii="PingFang SC" w:cs="PingFang SC" w:eastAsia="PingFang SC" w:hAnsi="PingFang SC"/>
+        </w:rPr>
+        <w:t xml:space="preserve">	</w:t>
+      </w:r>
+      <w:r>
+        <w:rPr>
+          <w:rFonts w:ascii="PingFang SC" w:cs="PingFang SC" w:eastAsia="PingFang SC" w:hAnsi="PingFang SC"/>
+          <w:b w:val="false"/>
+          <w:bCs w:val="false"/>
+          <w:color w:val="5A4D3A"/>
+          <w:sz w:val="22"/>
+          <w:szCs w:val="22"/>
+        </w:rPr>
+        <w:t xml:space="preserve">8</w:t>
+      </w:r>
+    </w:p>
+    <w:p>
+      <w:pPr>
+        <w:tabs>
+          <w:tab w:val="right" w:pos="9000" w:leader="dot"/>
+        </w:tabs>
+        <w:spacing w:after="40" w:before="60" w:line="320"/>
+        <w:ind w:left="480"/>
+      </w:pPr>
+      <w:r>
+        <w:rPr>
+          <w:rFonts w:ascii="PingFang SC" w:cs="PingFang SC" w:eastAsia="PingFang SC" w:hAnsi="PingFang SC"/>
+          <w:b w:val="false"/>
+          <w:bCs w:val="false"/>
+          <w:color w:val="2D2419"/>
+          <w:sz w:val="22"/>
+          <w:szCs w:val="22"/>
+        </w:rPr>
+        <w:t xml:space="preserve">2.3 AI 知识中枢</w:t>
+      </w:r>
+      <w:r>
+        <w:rPr>
+          <w:rFonts w:ascii="PingFang SC" w:cs="PingFang SC" w:eastAsia="PingFang SC" w:hAnsi="PingFang SC"/>
+        </w:rPr>
+        <w:t xml:space="preserve">	</w:t>
+      </w:r>
+      <w:r>
+        <w:rPr>
+          <w:rFonts w:ascii="PingFang SC" w:cs="PingFang SC" w:eastAsia="PingFang SC" w:hAnsi="PingFang SC"/>
+          <w:b w:val="false"/>
+          <w:bCs w:val="false"/>
+          <w:color w:val="5A4D3A"/>
+          <w:sz w:val="22"/>
+          <w:szCs w:val="22"/>
+        </w:rPr>
+        <w:t xml:space="preserve">9</w:t>
+      </w:r>
+    </w:p>
+    <w:p>
+      <w:pPr>
+        <w:tabs>
+          <w:tab w:val="right" w:pos="9000" w:leader="dot"/>
+        </w:tabs>
+        <w:spacing w:after="40" w:before="60" w:line="320"/>
+        <w:ind w:left="480"/>
+      </w:pPr>
+      <w:r>
+        <w:rPr>
+          <w:rFonts w:ascii="PingFang SC" w:cs="PingFang SC" w:eastAsia="PingFang SC" w:hAnsi="PingFang SC"/>
+          <w:b w:val="false"/>
+          <w:bCs w:val="false"/>
+          <w:color w:val="2D2419"/>
+          <w:sz w:val="22"/>
+          <w:szCs w:val="22"/>
+        </w:rPr>
+        <w:t xml:space="preserve">2.4 智能化能力配置</w:t>
+      </w:r>
+      <w:r>
+        <w:rPr>
+          <w:rFonts w:ascii="PingFang SC" w:cs="PingFang SC" w:eastAsia="PingFang SC" w:hAnsi="PingFang SC"/>
+        </w:rPr>
+        <w:t xml:space="preserve">	</w:t>
+      </w:r>
+      <w:r>
+        <w:rPr>
+          <w:rFonts w:ascii="PingFang SC" w:cs="PingFang SC" w:eastAsia="PingFang SC" w:hAnsi="PingFang SC"/>
+          <w:b w:val="false"/>
+          <w:bCs w:val="false"/>
+          <w:color w:val="5A4D3A"/>
+          <w:sz w:val="22"/>
+          <w:szCs w:val="22"/>
+        </w:rPr>
+        <w:t xml:space="preserve">10</w:t>
+      </w:r>
+    </w:p>
+    <w:p>
+      <w:pPr>
+        <w:tabs>
+          <w:tab w:val="right" w:pos="9000" w:leader="dot"/>
+        </w:tabs>
+        <w:spacing w:after="80" w:before="140" w:line="320"/>
+        <w:ind w:left="0"/>
+      </w:pPr>
+      <w:r>
+        <w:rPr>
+          <w:rFonts w:ascii="PingFang SC" w:cs="PingFang SC" w:eastAsia="PingFang SC" w:hAnsi="PingFang SC"/>
+          <w:b/>
+          <w:bCs/>
+          <w:color w:val="C8302C"/>
+          <w:sz w:val="24"/>
+          <w:szCs w:val="24"/>
+        </w:rPr>
+        <w:t xml:space="preserve">三、知识管理智能化方案</w:t>
+      </w:r>
+      <w:r>
+        <w:rPr>
+          <w:rFonts w:ascii="PingFang SC" w:cs="PingFang SC" w:eastAsia="PingFang SC" w:hAnsi="PingFang SC"/>
+        </w:rPr>
+        <w:t xml:space="preserve">	</w:t>
+      </w:r>
+      <w:r>
+        <w:rPr>
+          <w:rFonts w:ascii="PingFang SC" w:cs="PingFang SC" w:eastAsia="PingFang SC" w:hAnsi="PingFang SC"/>
+          <w:b/>
+          <w:bCs/>
+          <w:color w:val="C8302C"/>
+          <w:sz w:val="24"/>
+          <w:szCs w:val="24"/>
+        </w:rPr>
+        <w:t xml:space="preserve">11</w:t>
+      </w:r>
+    </w:p>
+    <w:p>
+      <w:pPr>
+        <w:tabs>
+          <w:tab w:val="right" w:pos="9000" w:leader="dot"/>
+        </w:tabs>
+        <w:spacing w:after="40" w:before="60" w:line="320"/>
+        <w:ind w:left="480"/>
+      </w:pPr>
+      <w:r>
+        <w:rPr>
+          <w:rFonts w:ascii="PingFang SC" w:cs="PingFang SC" w:eastAsia="PingFang SC" w:hAnsi="PingFang SC"/>
+          <w:b w:val="false"/>
+          <w:bCs w:val="false"/>
+          <w:color w:val="2D2419"/>
+          <w:sz w:val="22"/>
+          <w:szCs w:val="22"/>
+        </w:rPr>
+        <w:t xml:space="preserve">3.1 知识体系构建</w:t>
+      </w:r>
+      <w:r>
+        <w:rPr>
+          <w:rFonts w:ascii="PingFang SC" w:cs="PingFang SC" w:eastAsia="PingFang SC" w:hAnsi="PingFang SC"/>
+        </w:rPr>
+        <w:t xml:space="preserve">	</w:t>
+      </w:r>
+      <w:r>
+        <w:rPr>
+          <w:rFonts w:ascii="PingFang SC" w:cs="PingFang SC" w:eastAsia="PingFang SC" w:hAnsi="PingFang SC"/>
+          <w:b w:val="false"/>
+          <w:bCs w:val="false"/>
+          <w:color w:val="5A4D3A"/>
+          <w:sz w:val="22"/>
+          <w:szCs w:val="22"/>
+        </w:rPr>
+        <w:t xml:space="preserve">11</w:t>
+      </w:r>
+    </w:p>
+    <w:p>
+      <w:pPr>
+        <w:tabs>
+          <w:tab w:val="right" w:pos="9000" w:leader="dot"/>
+        </w:tabs>
+        <w:spacing w:after="40" w:before="60" w:line="320"/>
+        <w:ind w:left="480"/>
+      </w:pPr>
+      <w:r>
+        <w:rPr>
+          <w:rFonts w:ascii="PingFang SC" w:cs="PingFang SC" w:eastAsia="PingFang SC" w:hAnsi="PingFang SC"/>
+          <w:b w:val="false"/>
+          <w:bCs w:val="false"/>
+          <w:color w:val="2D2419"/>
+          <w:sz w:val="22"/>
+          <w:szCs w:val="22"/>
+        </w:rPr>
+        <w:t xml:space="preserve">3.2 知识采集与处理工序</w:t>
+      </w:r>
+      <w:r>
+        <w:rPr>
+          <w:rFonts w:ascii="PingFang SC" w:cs="PingFang SC" w:eastAsia="PingFang SC" w:hAnsi="PingFang SC"/>
+        </w:rPr>
+        <w:t xml:space="preserve">	</w:t>
+      </w:r>
+      <w:r>
+        <w:rPr>
+          <w:rFonts w:ascii="PingFang SC" w:cs="PingFang SC" w:eastAsia="PingFang SC" w:hAnsi="PingFang SC"/>
+          <w:b w:val="false"/>
+          <w:bCs w:val="false"/>
+          <w:color w:val="5A4D3A"/>
+          <w:sz w:val="22"/>
+          <w:szCs w:val="22"/>
+        </w:rPr>
+        <w:t xml:space="preserve">12</w:t>
+      </w:r>
+    </w:p>
+    <w:p>
+      <w:pPr>
+        <w:tabs>
+          <w:tab w:val="right" w:pos="9000" w:leader="dot"/>
+        </w:tabs>
+        <w:spacing w:after="40" w:before="60" w:line="320"/>
+        <w:ind w:left="480"/>
+      </w:pPr>
+      <w:r>
+        <w:rPr>
+          <w:rFonts w:ascii="PingFang SC" w:cs="PingFang SC" w:eastAsia="PingFang SC" w:hAnsi="PingFang SC"/>
+          <w:b w:val="false"/>
+          <w:bCs w:val="false"/>
+          <w:color w:val="2D2419"/>
+          <w:sz w:val="22"/>
+          <w:szCs w:val="22"/>
+        </w:rPr>
+        <w:t xml:space="preserve">3.3 知识更新与分发</w:t>
+      </w:r>
+      <w:r>
+        <w:rPr>
+          <w:rFonts w:ascii="PingFang SC" w:cs="PingFang SC" w:eastAsia="PingFang SC" w:hAnsi="PingFang SC"/>
+        </w:rPr>
+        <w:t xml:space="preserve">	</w:t>
+      </w:r>
+      <w:r>
+        <w:rPr>
+          <w:rFonts w:ascii="PingFang SC" w:cs="PingFang SC" w:eastAsia="PingFang SC" w:hAnsi="PingFang SC"/>
+          <w:b w:val="false"/>
+          <w:bCs w:val="false"/>
+          <w:color w:val="5A4D3A"/>
+          <w:sz w:val="22"/>
+          <w:szCs w:val="22"/>
+        </w:rPr>
+        <w:t xml:space="preserve">13</w:t>
+      </w:r>
+    </w:p>
+    <w:p>
+      <w:pPr>
+        <w:tabs>
+          <w:tab w:val="right" w:pos="9000" w:leader="dot"/>
+        </w:tabs>
+        <w:spacing w:after="80" w:before="140" w:line="320"/>
+        <w:ind w:left="0"/>
+      </w:pPr>
+      <w:r>
+        <w:rPr>
+          <w:rFonts w:ascii="PingFang SC" w:cs="PingFang SC" w:eastAsia="PingFang SC" w:hAnsi="PingFang SC"/>
+          <w:b/>
+          <w:bCs/>
+          <w:color w:val="C8302C"/>
+          <w:sz w:val="24"/>
+          <w:szCs w:val="24"/>
+        </w:rPr>
+        <w:t xml:space="preserve">四、智能学习赋能方案</w:t>
+      </w:r>
+      <w:r>
+        <w:rPr>
+          <w:rFonts w:ascii="PingFang SC" w:cs="PingFang SC" w:eastAsia="PingFang SC" w:hAnsi="PingFang SC"/>
+        </w:rPr>
+        <w:t xml:space="preserve">	</w:t>
+      </w:r>
+      <w:r>
+        <w:rPr>
+          <w:rFonts w:ascii="PingFang SC" w:cs="PingFang SC" w:eastAsia="PingFang SC" w:hAnsi="PingFang SC"/>
+          <w:b/>
+          <w:bCs/>
+          <w:color w:val="C8302C"/>
+          <w:sz w:val="24"/>
+          <w:szCs w:val="24"/>
+        </w:rPr>
+        <w:t xml:space="preserve">14</w:t>
+      </w:r>
+    </w:p>
+    <w:p>
+      <w:pPr>
+        <w:tabs>
+          <w:tab w:val="right" w:pos="9000" w:leader="dot"/>
+        </w:tabs>
+        <w:spacing w:after="40" w:before="60" w:line="320"/>
+        <w:ind w:left="480"/>
+      </w:pPr>
+      <w:r>
+        <w:rPr>
+          <w:rFonts w:ascii="PingFang SC" w:cs="PingFang SC" w:eastAsia="PingFang SC" w:hAnsi="PingFang SC"/>
+          <w:b w:val="false"/>
+          <w:bCs w:val="false"/>
+          <w:color w:val="2D2419"/>
+          <w:sz w:val="22"/>
+          <w:szCs w:val="22"/>
+        </w:rPr>
+        <w:t xml:space="preserve">4.1 学习体系设计</w:t>
+      </w:r>
+      <w:r>
+        <w:rPr>
+          <w:rFonts w:ascii="PingFang SC" w:cs="PingFang SC" w:eastAsia="PingFang SC" w:hAnsi="PingFang SC"/>
+        </w:rPr>
+        <w:t xml:space="preserve">	</w:t>
+      </w:r>
+      <w:r>
+        <w:rPr>
+          <w:rFonts w:ascii="PingFang SC" w:cs="PingFang SC" w:eastAsia="PingFang SC" w:hAnsi="PingFang SC"/>
+          <w:b w:val="false"/>
+          <w:bCs w:val="false"/>
+          <w:color w:val="5A4D3A"/>
+          <w:sz w:val="22"/>
+          <w:szCs w:val="22"/>
+        </w:rPr>
+        <w:t xml:space="preserve">14</w:t>
+      </w:r>
+    </w:p>
+    <w:p>
+      <w:pPr>
+        <w:tabs>
+          <w:tab w:val="right" w:pos="9000" w:leader="dot"/>
+        </w:tabs>
+        <w:spacing w:after="40" w:before="60" w:line="320"/>
+        <w:ind w:left="480"/>
+      </w:pPr>
+      <w:r>
+        <w:rPr>
+          <w:rFonts w:ascii="PingFang SC" w:cs="PingFang SC" w:eastAsia="PingFang SC" w:hAnsi="PingFang SC"/>
+          <w:b w:val="false"/>
+          <w:bCs w:val="false"/>
+          <w:color w:val="2D2419"/>
+          <w:sz w:val="22"/>
+          <w:szCs w:val="22"/>
+        </w:rPr>
+        <w:t xml:space="preserve">4.2 AI 学习助手核心功能</w:t>
+      </w:r>
+      <w:r>
+        <w:rPr>
+          <w:rFonts w:ascii="PingFang SC" w:cs="PingFang SC" w:eastAsia="PingFang SC" w:hAnsi="PingFang SC"/>
+        </w:rPr>
+        <w:t xml:space="preserve">	</w:t>
+      </w:r>
+      <w:r>
+        <w:rPr>
+          <w:rFonts w:ascii="PingFang SC" w:cs="PingFang SC" w:eastAsia="PingFang SC" w:hAnsi="PingFang SC"/>
+          <w:b w:val="false"/>
+          <w:bCs w:val="false"/>
+          <w:color w:val="5A4D3A"/>
+          <w:sz w:val="22"/>
+          <w:szCs w:val="22"/>
+        </w:rPr>
+        <w:t xml:space="preserve">15</w:t>
+      </w:r>
+    </w:p>
+    <w:p>
+      <w:pPr>
+        <w:tabs>
+          <w:tab w:val="right" w:pos="9000" w:leader="dot"/>
+        </w:tabs>
+        <w:spacing w:after="40" w:before="60" w:line="320"/>
+        <w:ind w:left="480"/>
+      </w:pPr>
+      <w:r>
+        <w:rPr>
+          <w:rFonts w:ascii="PingFang SC" w:cs="PingFang SC" w:eastAsia="PingFang SC" w:hAnsi="PingFang SC"/>
+          <w:b w:val="false"/>
+          <w:bCs w:val="false"/>
+          <w:color w:val="2D2419"/>
+          <w:sz w:val="22"/>
+          <w:szCs w:val="22"/>
+        </w:rPr>
+        <w:t xml:space="preserve">4.3 培训效果提升机制</w:t>
+      </w:r>
+      <w:r>
+        <w:rPr>
+          <w:rFonts w:ascii="PingFang SC" w:cs="PingFang SC" w:eastAsia="PingFang SC" w:hAnsi="PingFang SC"/>
+        </w:rPr>
+        <w:t xml:space="preserve">	</w:t>
+      </w:r>
+      <w:r>
+        <w:rPr>
+          <w:rFonts w:ascii="PingFang SC" w:cs="PingFang SC" w:eastAsia="PingFang SC" w:hAnsi="PingFang SC"/>
+          <w:b w:val="false"/>
+          <w:bCs w:val="false"/>
+          <w:color w:val="5A4D3A"/>
+          <w:sz w:val="22"/>
+          <w:szCs w:val="22"/>
+        </w:rPr>
+        <w:t xml:space="preserve">16</w:t>
+      </w:r>
+    </w:p>
+    <w:p>
+      <w:pPr>
+        <w:tabs>
+          <w:tab w:val="right" w:pos="9000" w:leader="dot"/>
+        </w:tabs>
+        <w:spacing w:after="80" w:before="140" w:line="320"/>
+        <w:ind w:left="0"/>
+      </w:pPr>
+      <w:r>
+        <w:rPr>
+          <w:rFonts w:ascii="PingFang SC" w:cs="PingFang SC" w:eastAsia="PingFang SC" w:hAnsi="PingFang SC"/>
+          <w:b/>
+          <w:bCs/>
+          <w:color w:val="C8302C"/>
+          <w:sz w:val="24"/>
+          <w:szCs w:val="24"/>
+        </w:rPr>
+        <w:t xml:space="preserve">五、运营支持智能化方案</w:t>
+      </w:r>
+      <w:r>
+        <w:rPr>
+          <w:rFonts w:ascii="PingFang SC" w:cs="PingFang SC" w:eastAsia="PingFang SC" w:hAnsi="PingFang SC"/>
+        </w:rPr>
+        <w:t xml:space="preserve">	</w:t>
+      </w:r>
+      <w:r>
+        <w:rPr>
+          <w:rFonts w:ascii="PingFang SC" w:cs="PingFang SC" w:eastAsia="PingFang SC" w:hAnsi="PingFang SC"/>
+          <w:b/>
+          <w:bCs/>
+          <w:color w:val="C8302C"/>
+          <w:sz w:val="24"/>
+          <w:szCs w:val="24"/>
+        </w:rPr>
+        <w:t xml:space="preserve">17</w:t>
+      </w:r>
+    </w:p>
+    <w:p>
+      <w:pPr>
+        <w:tabs>
+          <w:tab w:val="right" w:pos="9000" w:leader="dot"/>
+        </w:tabs>
+        <w:spacing w:after="40" w:before="60" w:line="320"/>
+        <w:ind w:left="480"/>
+      </w:pPr>
+      <w:r>
+        <w:rPr>
+          <w:rFonts w:ascii="PingFang SC" w:cs="PingFang SC" w:eastAsia="PingFang SC" w:hAnsi="PingFang SC"/>
+          <w:b w:val="false"/>
+          <w:bCs w:val="false"/>
+          <w:color w:val="2D2419"/>
+          <w:sz w:val="22"/>
+          <w:szCs w:val="22"/>
+        </w:rPr>
+        <w:t xml:space="preserve">5.1 日常运营 AI 顾问</w:t>
+      </w:r>
+      <w:r>
+        <w:rPr>
+          <w:rFonts w:ascii="PingFang SC" w:cs="PingFang SC" w:eastAsia="PingFang SC" w:hAnsi="PingFang SC"/>
+        </w:rPr>
+        <w:t xml:space="preserve">	</w:t>
+      </w:r>
+      <w:r>
+        <w:rPr>
+          <w:rFonts w:ascii="PingFang SC" w:cs="PingFang SC" w:eastAsia="PingFang SC" w:hAnsi="PingFang SC"/>
+          <w:b w:val="false"/>
+          <w:bCs w:val="false"/>
+          <w:color w:val="5A4D3A"/>
+          <w:sz w:val="22"/>
+          <w:szCs w:val="22"/>
+        </w:rPr>
+        <w:t xml:space="preserve">17</w:t>
+      </w:r>
+    </w:p>
+    <w:p>
+      <w:pPr>
+        <w:tabs>
+          <w:tab w:val="right" w:pos="9000" w:leader="dot"/>
+        </w:tabs>
+        <w:spacing w:after="40" w:before="60" w:line="320"/>
+        <w:ind w:left="480"/>
+      </w:pPr>
+      <w:r>
+        <w:rPr>
+          <w:rFonts w:ascii="PingFang SC" w:cs="PingFang SC" w:eastAsia="PingFang SC" w:hAnsi="PingFang SC"/>
+          <w:b w:val="false"/>
+          <w:bCs w:val="false"/>
+          <w:color w:val="2D2419"/>
+          <w:sz w:val="22"/>
+          <w:szCs w:val="22"/>
+        </w:rPr>
+        <w:t xml:space="preserve">5.2 销售支持功能</w:t>
+      </w:r>
+      <w:r>
+        <w:rPr>
+          <w:rFonts w:ascii="PingFang SC" w:cs="PingFang SC" w:eastAsia="PingFang SC" w:hAnsi="PingFang SC"/>
+        </w:rPr>
+        <w:t xml:space="preserve">	</w:t>
+      </w:r>
+      <w:r>
+        <w:rPr>
+          <w:rFonts w:ascii="PingFang SC" w:cs="PingFang SC" w:eastAsia="PingFang SC" w:hAnsi="PingFang SC"/>
+          <w:b w:val="false"/>
+          <w:bCs w:val="false"/>
+          <w:color w:val="5A4D3A"/>
+          <w:sz w:val="22"/>
+          <w:szCs w:val="22"/>
+        </w:rPr>
+        <w:t xml:space="preserve">18</w:t>
+      </w:r>
+    </w:p>
+    <w:p>
+      <w:pPr>
+        <w:tabs>
+          <w:tab w:val="right" w:pos="9000" w:leader="dot"/>
+        </w:tabs>
+        <w:spacing w:after="40" w:before="60" w:line="320"/>
+        <w:ind w:left="480"/>
+      </w:pPr>
+      <w:r>
+        <w:rPr>
+          <w:rFonts w:ascii="PingFang SC" w:cs="PingFang SC" w:eastAsia="PingFang SC" w:hAnsi="PingFang SC"/>
+          <w:b w:val="false"/>
+          <w:bCs w:val="false"/>
+          <w:color w:val="2D2419"/>
+          <w:sz w:val="22"/>
+          <w:szCs w:val="22"/>
+        </w:rPr>
+        <w:t xml:space="preserve">5.3 运营问题快速响应</w:t>
+      </w:r>
+      <w:r>
+        <w:rPr>
+          <w:rFonts w:ascii="PingFang SC" w:cs="PingFang SC" w:eastAsia="PingFang SC" w:hAnsi="PingFang SC"/>
+        </w:rPr>
+        <w:t xml:space="preserve">	</w:t>
+      </w:r>
+      <w:r>
+        <w:rPr>
+          <w:rFonts w:ascii="PingFang SC" w:cs="PingFang SC" w:eastAsia="PingFang SC" w:hAnsi="PingFang SC"/>
+          <w:b w:val="false"/>
+          <w:bCs w:val="false"/>
+          <w:color w:val="5A4D3A"/>
+          <w:sz w:val="22"/>
+          <w:szCs w:val="22"/>
+        </w:rPr>
+        <w:t xml:space="preserve">19</w:t>
+      </w:r>
+    </w:p>
+    <w:p>
+      <w:pPr>
+        <w:tabs>
+          <w:tab w:val="right" w:pos="9000" w:leader="dot"/>
+        </w:tabs>
+        <w:spacing w:after="80" w:before="140" w:line="320"/>
+        <w:ind w:left="0"/>
+      </w:pPr>
+      <w:r>
+        <w:rPr>
+          <w:rFonts w:ascii="PingFang SC" w:cs="PingFang SC" w:eastAsia="PingFang SC" w:hAnsi="PingFang SC"/>
+          <w:b/>
+          <w:bCs/>
+          <w:color w:val="C8302C"/>
+          <w:sz w:val="24"/>
+          <w:szCs w:val="24"/>
+        </w:rPr>
+        <w:t xml:space="preserve">六、预期效果与长期价值</w:t>
+      </w:r>
+      <w:r>
+        <w:rPr>
+          <w:rFonts w:ascii="PingFang SC" w:cs="PingFang SC" w:eastAsia="PingFang SC" w:hAnsi="PingFang SC"/>
+        </w:rPr>
+        <w:t xml:space="preserve">	</w:t>
+      </w:r>
+      <w:r>
+        <w:rPr>
+          <w:rFonts w:ascii="PingFang SC" w:cs="PingFang SC" w:eastAsia="PingFang SC" w:hAnsi="PingFang SC"/>
+          <w:b/>
+          <w:bCs/>
+          <w:color w:val="C8302C"/>
+          <w:sz w:val="24"/>
+          <w:szCs w:val="24"/>
+        </w:rPr>
+        <w:t xml:space="preserve">20</w:t>
+      </w:r>
+    </w:p>
+    <w:p>
+      <w:pPr>
+        <w:tabs>
+          <w:tab w:val="right" w:pos="9000" w:leader="dot"/>
+        </w:tabs>
+        <w:spacing w:after="40" w:before="60" w:line="320"/>
+        <w:ind w:left="480"/>
+      </w:pPr>
+      <w:r>
+        <w:rPr>
+          <w:rFonts w:ascii="PingFang SC" w:cs="PingFang SC" w:eastAsia="PingFang SC" w:hAnsi="PingFang SC"/>
+          <w:b w:val="false"/>
+          <w:bCs w:val="false"/>
+          <w:color w:val="2D2419"/>
+          <w:sz w:val="22"/>
+          <w:szCs w:val="22"/>
+        </w:rPr>
+        <w:t xml:space="preserve">6.1 效益评估四维度</w:t>
+      </w:r>
+      <w:r>
+        <w:rPr>
+          <w:rFonts w:ascii="PingFang SC" w:cs="PingFang SC" w:eastAsia="PingFang SC" w:hAnsi="PingFang SC"/>
+        </w:rPr>
+        <w:t xml:space="preserve">	</w:t>
+      </w:r>
+      <w:r>
+        <w:rPr>
+          <w:rFonts w:ascii="PingFang SC" w:cs="PingFang SC" w:eastAsia="PingFang SC" w:hAnsi="PingFang SC"/>
+          <w:b w:val="false"/>
+          <w:bCs w:val="false"/>
+          <w:color w:val="5A4D3A"/>
+          <w:sz w:val="22"/>
+          <w:szCs w:val="22"/>
+        </w:rPr>
+        <w:t xml:space="preserve">20</w:t>
+      </w:r>
+    </w:p>
+    <w:p>
+      <w:pPr>
+        <w:tabs>
+          <w:tab w:val="right" w:pos="9000" w:leader="dot"/>
+        </w:tabs>
+        <w:spacing w:after="40" w:before="60" w:line="320"/>
+        <w:ind w:left="480"/>
+      </w:pPr>
+      <w:r>
+        <w:rPr>
+          <w:rFonts w:ascii="PingFang SC" w:cs="PingFang SC" w:eastAsia="PingFang SC" w:hAnsi="PingFang SC"/>
+          <w:b w:val="false"/>
+          <w:bCs w:val="false"/>
+          <w:color w:val="2D2419"/>
+          <w:sz w:val="22"/>
+          <w:szCs w:val="22"/>
+        </w:rPr>
+        <w:t xml:space="preserve">6.2 关键效果指标对比</w:t>
+      </w:r>
+      <w:r>
+        <w:rPr>
+          <w:rFonts w:ascii="PingFang SC" w:cs="PingFang SC" w:eastAsia="PingFang SC" w:hAnsi="PingFang SC"/>
+        </w:rPr>
+        <w:t xml:space="preserve">	</w:t>
+      </w:r>
+      <w:r>
+        <w:rPr>
+          <w:rFonts w:ascii="PingFang SC" w:cs="PingFang SC" w:eastAsia="PingFang SC" w:hAnsi="PingFang SC"/>
+          <w:b w:val="false"/>
+          <w:bCs w:val="false"/>
+          <w:color w:val="5A4D3A"/>
+          <w:sz w:val="22"/>
+          <w:szCs w:val="22"/>
+        </w:rPr>
+        <w:t xml:space="preserve">21</w:t>
+      </w:r>
+    </w:p>
+    <w:p>
+      <w:pPr>
+        <w:tabs>
+          <w:tab w:val="right" w:pos="9000" w:leader="dot"/>
+        </w:tabs>
+        <w:spacing w:after="40" w:before="60" w:line="320"/>
+        <w:ind w:left="480"/>
+      </w:pPr>
+      <w:r>
+        <w:rPr>
+          <w:rFonts w:ascii="PingFang SC" w:cs="PingFang SC" w:eastAsia="PingFang SC" w:hAnsi="PingFang SC"/>
+          <w:b w:val="false"/>
+          <w:bCs w:val="false"/>
+          <w:color w:val="2D2419"/>
+          <w:sz w:val="22"/>
+          <w:szCs w:val="22"/>
+        </w:rPr>
+        <w:t xml:space="preserve">6.3 长期战略价值</w:t>
+      </w:r>
+      <w:r>
+        <w:rPr>
+          <w:rFonts w:ascii="PingFang SC" w:cs="PingFang SC" w:eastAsia="PingFang SC" w:hAnsi="PingFang SC"/>
+        </w:rPr>
+        <w:t xml:space="preserve">	</w:t>
+      </w:r>
+      <w:r>
+        <w:rPr>
+          <w:rFonts w:ascii="PingFang SC" w:cs="PingFang SC" w:eastAsia="PingFang SC" w:hAnsi="PingFang SC"/>
+          <w:b w:val="false"/>
+          <w:bCs w:val="false"/>
+          <w:color w:val="5A4D3A"/>
+          <w:sz w:val="22"/>
+          <w:szCs w:val="22"/>
+        </w:rPr>
+        <w:t xml:space="preserve">21</w:t>
+      </w:r>
+    </w:p>
+    <w:p>
+      <w:pPr>
+        <w:tabs>
+          <w:tab w:val="right" w:pos="9000" w:leader="dot"/>
+        </w:tabs>
+        <w:spacing w:after="80" w:before="140" w:line="320"/>
+        <w:ind w:left="0"/>
+      </w:pPr>
+      <w:r>
+        <w:rPr>
+          <w:rFonts w:ascii="PingFang SC" w:cs="PingFang SC" w:eastAsia="PingFang SC" w:hAnsi="PingFang SC"/>
+          <w:b/>
+          <w:bCs/>
+          <w:color w:val="C8302C"/>
+          <w:sz w:val="24"/>
+          <w:szCs w:val="24"/>
+        </w:rPr>
+        <w:t xml:space="preserve">附录</w:t>
+      </w:r>
+      <w:r>
+        <w:rPr>
+          <w:rFonts w:ascii="PingFang SC" w:cs="PingFang SC" w:eastAsia="PingFang SC" w:hAnsi="PingFang SC"/>
+        </w:rPr>
+        <w:t xml:space="preserve">	</w:t>
+      </w:r>
+      <w:r>
+        <w:rPr>
+          <w:rFonts w:ascii="PingFang SC" w:cs="PingFang SC" w:eastAsia="PingFang SC" w:hAnsi="PingFang SC"/>
+          <w:b/>
+          <w:bCs/>
+          <w:color w:val="C8302C"/>
+          <w:sz w:val="24"/>
+          <w:szCs w:val="24"/>
+        </w:rPr>
+        <w:t xml:space="preserve">22</w:t>
+      </w:r>
+    </w:p>
     <w:p>
       <w:r>
         <w:br w:type="page"/>
@@ -13363,365 +14380,6 @@
           <w:szCs w:val="22"/>
         </w:rPr>
         <w:t xml:space="preserve">将熹茗朱子文化、修身茶系、茶艺礼仪等独特文化资产数字化沉淀，让品牌精神在每一次顾客接触、每一杯茶汤中得以延续与传承。</w:t>
-      </w:r>
-    </w:p>
-    <w:p>
-      <w:r>
-        <w:br w:type="page"/>
-      </w:r>
-    </w:p>
-    <w:p>
-      <w:pPr>
-        <w:pStyle w:val="Heading1"/>
-        <w:pBdr>
-          <w:bottom w:val="single" w:color="C8302C" w:sz="12" w:space="6"/>
-        </w:pBdr>
-        <w:spacing w:after="240" w:before="480"/>
-      </w:pPr>
-      <w:r>
-        <w:rPr>
-          <w:rFonts w:ascii="Songti SC" w:cs="Songti SC" w:eastAsia="Songti SC" w:hAnsi="Songti SC"/>
-          <w:b/>
-          <w:bCs/>
-          <w:color w:val="C8302C"/>
-          <w:sz w:val="40"/>
-          <w:szCs w:val="40"/>
-        </w:rPr>
-        <w:t xml:space="preserve">七、总结与建议</w:t>
-      </w:r>
-    </w:p>
-    <w:p>
-      <w:pPr>
-        <w:pStyle w:val="Heading2"/>
-        <w:spacing w:after="180" w:before="320"/>
-      </w:pPr>
-      <w:r>
-        <w:rPr>
-          <w:rFonts w:ascii="Songti SC" w:cs="Songti SC" w:eastAsia="Songti SC" w:hAnsi="Songti SC"/>
-          <w:b/>
-          <w:bCs/>
-          <w:color w:val="9C1F1C"/>
-          <w:sz w:val="30"/>
-          <w:szCs w:val="30"/>
-        </w:rPr>
-        <w:t xml:space="preserve">7.1 方案核心价值</w:t>
-      </w:r>
-    </w:p>
-    <w:p>
-      <w:pPr>
-        <w:spacing w:after="80" w:before="80" w:line="360"/>
-        <w:ind w:firstLine="480"/>
-        <w:jc w:val="both"/>
-      </w:pPr>
-      <w:r>
-        <w:rPr>
-          <w:rFonts w:ascii="PingFang SC" w:cs="PingFang SC" w:eastAsia="PingFang SC" w:hAnsi="PingFang SC"/>
-          <w:color w:val="5A4D3A"/>
-          <w:sz w:val="22"/>
-          <w:szCs w:val="22"/>
-        </w:rPr>
-        <w:t xml:space="preserve">本方案针对熹茗茶业「研发新品后发布给加盟商导致的知识更新难、加盟商学习成本高、加盟商运营难度大」三大核心痛点，提出以 AI 技术为核心的完整解决方案。</w:t>
-      </w:r>
-    </w:p>
-    <w:p>
-      <w:pPr>
-        <w:spacing w:after="80" w:before="80" w:line="360"/>
-        <w:ind w:firstLine="480"/>
-        <w:jc w:val="both"/>
-      </w:pPr>
-      <w:r>
-        <w:rPr>
-          <w:rFonts w:ascii="PingFang SC" w:cs="PingFang SC" w:eastAsia="PingFang SC" w:hAnsi="PingFang SC"/>
-          <w:color w:val="5A4D3A"/>
-          <w:sz w:val="22"/>
-          <w:szCs w:val="22"/>
-        </w:rPr>
-        <w:t xml:space="preserve">方案以 AI 知识中枢为核心引擎，构建覆盖知识管理、智能学习、运营支持、数据洞察的四大平台，通过移动 App、微信小程序、PC 后台、智能终端等触达加盟商。</w:t>
-      </w:r>
-    </w:p>
-    <w:p>
-      <w:pPr>
-        <w:pStyle w:val="Heading3"/>
-        <w:spacing w:after="140" w:before="220"/>
-      </w:pPr>
-      <w:r>
-        <w:rPr>
-          <w:rFonts w:ascii="Songti SC" w:cs="Songti SC" w:eastAsia="Songti SC" w:hAnsi="Songti SC"/>
-          <w:b/>
-          <w:bCs/>
-          <w:color w:val="2D2419"/>
-          <w:sz w:val="25"/>
-          <w:szCs w:val="25"/>
-        </w:rPr>
-        <w:t xml:space="preserve">四大核心价值</w:t>
-      </w:r>
-    </w:p>
-    <w:p>
-      <w:pPr>
-        <w:pStyle w:val="ListParagraph"/>
-        <w:numPr>
-          <w:ilvl w:val="0"/>
-          <w:numId w:val="3"/>
-        </w:numPr>
-        <w:spacing w:after="60" w:before="60" w:line="340"/>
-      </w:pPr>
-      <w:r>
-        <w:rPr>
-          <w:rFonts w:ascii="PingFang SC" w:cs="PingFang SC" w:eastAsia="PingFang SC" w:hAnsi="PingFang SC"/>
-          <w:color w:val="5A4D3A"/>
-          <w:sz w:val="22"/>
-          <w:szCs w:val="22"/>
-        </w:rPr>
-        <w:t xml:space="preserve">知识实时同步与智能获取，大幅缩短新品发布到加盟商掌握的时间。</w:t>
-      </w:r>
-    </w:p>
-    <w:p>
-      <w:pPr>
-        <w:pStyle w:val="ListParagraph"/>
-        <w:numPr>
-          <w:ilvl w:val="0"/>
-          <w:numId w:val="3"/>
-        </w:numPr>
-        <w:spacing w:after="60" w:before="60" w:line="340"/>
-      </w:pPr>
-      <w:r>
-        <w:rPr>
-          <w:rFonts w:ascii="PingFang SC" w:cs="PingFang SC" w:eastAsia="PingFang SC" w:hAnsi="PingFang SC"/>
-          <w:color w:val="5A4D3A"/>
-          <w:sz w:val="22"/>
-          <w:szCs w:val="22"/>
-        </w:rPr>
-        <w:t xml:space="preserve">通过 AI 学习助手 + 个性化路径，显著降低加盟商员工学习门槛与培训成本。</w:t>
-      </w:r>
-    </w:p>
-    <w:p>
-      <w:pPr>
-        <w:pStyle w:val="ListParagraph"/>
-        <w:numPr>
-          <w:ilvl w:val="0"/>
-          <w:numId w:val="3"/>
-        </w:numPr>
-        <w:spacing w:after="60" w:before="60" w:line="340"/>
-      </w:pPr>
-      <w:r>
-        <w:rPr>
-          <w:rFonts w:ascii="PingFang SC" w:cs="PingFang SC" w:eastAsia="PingFang SC" w:hAnsi="PingFang SC"/>
-          <w:color w:val="5A4D3A"/>
-          <w:sz w:val="22"/>
-          <w:szCs w:val="22"/>
-        </w:rPr>
-        <w:t xml:space="preserve">通过 AI 运营顾问提供 7×24 运营支持，提升加盟商运营效率与问题解决速度。</w:t>
-      </w:r>
-    </w:p>
-    <w:p>
-      <w:pPr>
-        <w:pStyle w:val="ListParagraph"/>
-        <w:numPr>
-          <w:ilvl w:val="0"/>
-          <w:numId w:val="3"/>
-        </w:numPr>
-        <w:spacing w:after="60" w:before="60" w:line="340"/>
-      </w:pPr>
-      <w:r>
-        <w:rPr>
-          <w:rFonts w:ascii="PingFang SC" w:cs="PingFang SC" w:eastAsia="PingFang SC" w:hAnsi="PingFang SC"/>
-          <w:color w:val="5A4D3A"/>
-          <w:sz w:val="22"/>
-          <w:szCs w:val="22"/>
-        </w:rPr>
-        <w:t xml:space="preserve">通过数据洞察建立从终端到总部的完整数据链路，为精细化管理提供支撑。</w:t>
-      </w:r>
-    </w:p>
-    <w:p>
-      <w:pPr>
-        <w:pStyle w:val="Heading2"/>
-        <w:spacing w:after="180" w:before="320"/>
-      </w:pPr>
-      <w:r>
-        <w:rPr>
-          <w:rFonts w:ascii="Songti SC" w:cs="Songti SC" w:eastAsia="Songti SC" w:hAnsi="Songti SC"/>
-          <w:b/>
-          <w:bCs/>
-          <w:color w:val="9C1F1C"/>
-          <w:sz w:val="30"/>
-          <w:szCs w:val="30"/>
-        </w:rPr>
-        <w:t xml:space="preserve">7.2 实施建议</w:t>
-      </w:r>
-    </w:p>
-    <w:p>
-      <w:pPr>
-        <w:pStyle w:val="Heading3"/>
-        <w:spacing w:after="140" w:before="220"/>
-      </w:pPr>
-      <w:r>
-        <w:rPr>
-          <w:rFonts w:ascii="Songti SC" w:cs="Songti SC" w:eastAsia="Songti SC" w:hAnsi="Songti SC"/>
-          <w:b/>
-          <w:bCs/>
-          <w:color w:val="2D2419"/>
-          <w:sz w:val="25"/>
-          <w:szCs w:val="25"/>
-        </w:rPr>
-        <w:t xml:space="preserve">7.2.1 高层支持与跨部门协同</w:t>
-      </w:r>
-    </w:p>
-    <w:p>
-      <w:pPr>
-        <w:spacing w:after="80" w:before="80" w:line="360"/>
-        <w:ind w:firstLine="480"/>
-        <w:jc w:val="both"/>
-      </w:pPr>
-      <w:r>
-        <w:rPr>
-          <w:rFonts w:ascii="PingFang SC" w:cs="PingFang SC" w:eastAsia="PingFang SC" w:hAnsi="PingFang SC"/>
-          <w:color w:val="5A4D3A"/>
-          <w:sz w:val="22"/>
-          <w:szCs w:val="22"/>
-        </w:rPr>
-        <w:t xml:space="preserve">AI 赋能加盟商标杆项目的成功实施需总部各部门协同配合。建议成立由研发中心、品牌部、运营部、IT 部门负责人组成的项目推进小组，确保资源投入和跨部门协调。项目实施过程中保持与加盟商的密切沟通，确保方案真正解决实际痛点。</w:t>
-      </w:r>
-    </w:p>
-    <w:p>
-      <w:pPr>
-        <w:pStyle w:val="Heading3"/>
-        <w:spacing w:after="140" w:before="220"/>
-      </w:pPr>
-      <w:r>
-        <w:rPr>
-          <w:rFonts w:ascii="Songti SC" w:cs="Songti SC" w:eastAsia="Songti SC" w:hAnsi="Songti SC"/>
-          <w:b/>
-          <w:bCs/>
-          <w:color w:val="2D2419"/>
-          <w:sz w:val="25"/>
-          <w:szCs w:val="25"/>
-        </w:rPr>
-        <w:t xml:space="preserve">7.2.2 数据基础先行</w:t>
-      </w:r>
-    </w:p>
-    <w:p>
-      <w:pPr>
-        <w:spacing w:after="80" w:before="80" w:line="360"/>
-        <w:ind w:firstLine="480"/>
-        <w:jc w:val="both"/>
-      </w:pPr>
-      <w:r>
-        <w:rPr>
-          <w:rFonts w:ascii="PingFang SC" w:cs="PingFang SC" w:eastAsia="PingFang SC" w:hAnsi="PingFang SC"/>
-          <w:color w:val="5A4D3A"/>
-          <w:sz w:val="22"/>
-          <w:szCs w:val="22"/>
-        </w:rPr>
-        <w:t xml:space="preserve">知识库的完善程度直接影响 AI 服务效果。建议在项目启动初期即投入力量进行知识内容的采集和整理，建立知识内容的标准和规范，确保知识资产的质量。数据基础的扎实与否是项目成功的关键前提。</w:t>
-      </w:r>
-    </w:p>
-    <w:p>
-      <w:pPr>
-        <w:pStyle w:val="Heading3"/>
-        <w:spacing w:after="140" w:before="220"/>
-      </w:pPr>
-      <w:r>
-        <w:rPr>
-          <w:rFonts w:ascii="Songti SC" w:cs="Songti SC" w:eastAsia="Songti SC" w:hAnsi="Songti SC"/>
-          <w:b/>
-          <w:bCs/>
-          <w:color w:val="2D2419"/>
-          <w:sz w:val="25"/>
-          <w:szCs w:val="25"/>
-        </w:rPr>
-        <w:t xml:space="preserve">7.2.3 试点验证与迭代优化</w:t>
-      </w:r>
-    </w:p>
-    <w:p>
-      <w:pPr>
-        <w:spacing w:after="80" w:before="80" w:line="360"/>
-        <w:ind w:firstLine="480"/>
-        <w:jc w:val="both"/>
-      </w:pPr>
-      <w:r>
-        <w:rPr>
-          <w:rFonts w:ascii="PingFang SC" w:cs="PingFang SC" w:eastAsia="PingFang SC" w:hAnsi="PingFang SC"/>
-          <w:color w:val="5A4D3A"/>
-          <w:sz w:val="22"/>
-          <w:szCs w:val="22"/>
-        </w:rPr>
-        <w:t xml:space="preserve">建议采用敏捷开发模式，通过小范围试点快速验证方案效果，根据用户反馈持续迭代优化。试点过程中注重数据收集和效果评估，用数据说话，为后续推广提供支撑。</w:t>
-      </w:r>
-    </w:p>
-    <w:p>
-      <w:pPr>
-        <w:pStyle w:val="Heading3"/>
-        <w:spacing w:after="140" w:before="220"/>
-      </w:pPr>
-      <w:r>
-        <w:rPr>
-          <w:rFonts w:ascii="Songti SC" w:cs="Songti SC" w:eastAsia="Songti SC" w:hAnsi="Songti SC"/>
-          <w:b/>
-          <w:bCs/>
-          <w:color w:val="2D2419"/>
-          <w:sz w:val="25"/>
-          <w:szCs w:val="25"/>
-        </w:rPr>
-        <w:t xml:space="preserve">7.2.4 培训推广与用户培育</w:t>
-      </w:r>
-    </w:p>
-    <w:p>
-      <w:pPr>
-        <w:spacing w:after="80" w:before="80" w:line="360"/>
-        <w:ind w:firstLine="480"/>
-        <w:jc w:val="both"/>
-      </w:pPr>
-      <w:r>
-        <w:rPr>
-          <w:rFonts w:ascii="PingFang SC" w:cs="PingFang SC" w:eastAsia="PingFang SC" w:hAnsi="PingFang SC"/>
-          <w:color w:val="5A4D3A"/>
-          <w:sz w:val="22"/>
-          <w:szCs w:val="22"/>
-        </w:rPr>
-        <w:t xml:space="preserve">系统上线后需要配套的培训和推广工作，帮助加盟商了解和掌握新工具的使用。建议设计分层次的培训体系，既有面向管理层的功能介绍，也有面向一线员工的使用培训。建立用户反馈和问题响应机制，持续优化用户体验。</w:t>
-      </w:r>
-    </w:p>
-    <w:p>
-      <w:pPr>
-        <w:pStyle w:val="Heading2"/>
-        <w:spacing w:after="180" w:before="320"/>
-      </w:pPr>
-      <w:r>
-        <w:rPr>
-          <w:rFonts w:ascii="Songti SC" w:cs="Songti SC" w:eastAsia="Songti SC" w:hAnsi="Songti SC"/>
-          <w:b/>
-          <w:bCs/>
-          <w:color w:val="9C1F1C"/>
-          <w:sz w:val="30"/>
-          <w:szCs w:val="30"/>
-        </w:rPr>
-        <w:t xml:space="preserve">7.3 结语</w:t>
-      </w:r>
-    </w:p>
-    <w:p>
-      <w:pPr>
-        <w:pBdr>
-          <w:left w:val="single" w:color="C8302C" w:sz="24" w:space="8"/>
-        </w:pBdr>
-        <w:shd w:fill="FDE7E6" w:val="clear"/>
-        <w:spacing w:after="160" w:before="160" w:line="360"/>
-        <w:ind w:left="360" w:right="360"/>
-      </w:pPr>
-      <w:r>
-        <w:rPr>
-          <w:rFonts w:ascii="PingFang SC" w:cs="PingFang SC" w:eastAsia="PingFang SC" w:hAnsi="PingFang SC"/>
-          <w:i/>
-          <w:iCs/>
-          <w:color w:val="2D2419"/>
-          <w:sz w:val="22"/>
-          <w:szCs w:val="22"/>
-        </w:rPr>
-        <w:t xml:space="preserve">本方案为熹茗茶业的数字化转型和加盟商标杆建设提供系统性的解决思路，期待通过 AI 技术的深度应用，帮助熹茗在激烈的市场竞争中保持领先优势，实现「让世界因茶和我更美好」的美好愿景。</w:t>
-      </w:r>
-    </w:p>
-    <w:p>
-      <w:r>
-        <w:br w:type="page"/>
       </w:r>
     </w:p>
     <w:p>
